--- a/(e)CRF/Per visite/V0 - Screening/06_Bevestiging geschiktheid baseline.docx
+++ b/(e)CRF/Per visite/V0 - Screening/06_Bevestiging geschiktheid baseline.docx
@@ -29,19 +29,17 @@
         </w:rPr>
         <w:t xml:space="preserve">Appendix </w:t>
       </w:r>
-      <w:ins w:author="Janou De Buyser" w:date="2026-07-09T12:43:42.345Z" w16du:dateUtc="2026-07-09T12:43:42.345Z" w:id="664832131">
-        <w:r>
-          <w:rPr>
-            <w:rFonts w:ascii="Calibri" w:hAnsi="Calibri" w:cs="Calibri"/>
-            <w:b w:val="1"/>
-            <w:bCs w:val="1"/>
-            <w:color w:val="000000" w:themeColor="text1" w:themeTint="FF" w:themeShade="FF"/>
-            <w:sz w:val="28"/>
-            <w:szCs w:val="28"/>
-          </w:rPr>
-          <w:t>6</w:t>
-        </w:r>
-      </w:ins>
+      <w:r>
+        <w:rPr>
+          <w:rFonts w:ascii="Calibri" w:hAnsi="Calibri" w:cs="Calibri"/>
+          <w:b w:val="1"/>
+          <w:bCs w:val="1"/>
+          <w:color w:val="000000" w:themeColor="text1" w:themeTint="FF" w:themeShade="FF"/>
+          <w:sz w:val="28"/>
+          <w:szCs w:val="28"/>
+        </w:rPr>
+        <w:t>6</w:t>
+      </w:r>
       <w:r>
         <w:rPr>
           <w:rFonts w:ascii="Arial" w:hAnsi="Arial" w:cs="Arial" w:eastAsia="Arial"/>
@@ -424,26 +422,14 @@
         </w:rPr>
         <w:t xml:space="preserve"> voet</w:t>
       </w:r>
-      <w:del w:author="Janou De Buyser" w:date="2026-07-22T11:11:17.741Z" w16du:dateUtc="2026-07-22T11:11:17.741Z" w:id="1097219300">
-        <w:r>
-          <w:rPr>
-            <w:rFonts w:ascii="Calibri" w:hAnsi="Calibri" w:cs="Calibri"/>
-            <w:sz w:val="24"/>
-            <w:szCs w:val="24"/>
-          </w:rPr>
-          <w:delText>zweer</w:delText>
-        </w:r>
-      </w:del>
-      <w:ins w:author="Janou De Buyser" w:date="2026-07-22T11:11:20.536Z" w16du:dateUtc="2026-07-22T11:11:20.536Z" w:id="480252813">
-        <w:r>
-          <w:rPr>
-            <w:rFonts w:ascii="Calibri" w:hAnsi="Calibri" w:cs="Calibri"/>
-            <w:sz w:val="24"/>
-            <w:szCs w:val="24"/>
-          </w:rPr>
-          <w:t>ulcus</w:t>
-        </w:r>
-      </w:ins>
+      <w:r>
+        <w:rPr>
+          <w:rFonts w:ascii="Calibri" w:hAnsi="Calibri" w:cs="Calibri"/>
+          <w:sz w:val="24"/>
+          <w:szCs w:val="24"/>
+        </w:rPr>
+        <w:t>ulcus</w:t>
+      </w:r>
       <w:r>
         <w:rPr>
           <w:rFonts w:ascii="Arial" w:hAnsi="Arial" w:cs="Arial" w:eastAsia="Arial"/>
@@ -453,21 +439,14 @@
         </w:rPr>
         <w:t xml:space="preserve"> of een partiële</w:t>
       </w:r>
-      <w:ins w:author="Fabienne Dobbels" w:date="2026-06-03T10:51:43.595Z" w16du:dateUtc="2026-06-03T10:51:43.595Z" w:id="349792118">
-        <w:r>
-          <w:rPr>
-            <w:rFonts w:ascii="Calibri" w:hAnsi="Calibri" w:cs="Calibri"/>
-            <w:sz w:val="24"/>
-            <w:szCs w:val="24"/>
-          </w:rPr>
-          <w:t xml:space="preserve"> </w:t>
-        </w:r>
-      </w:ins>
-      <w:del w:author="Fabienne Dobbels" w:date="2026-06-03T10:51:42.854Z" w16du:dateUtc="2026-06-03T10:51:42.854Z" w:id="1534334075">
-        <w:r>
-          <w:tab/>
-        </w:r>
-      </w:del>
+      <w:r>
+        <w:rPr>
+          <w:rFonts w:ascii="Calibri" w:hAnsi="Calibri" w:cs="Calibri"/>
+          <w:sz w:val="24"/>
+          <w:szCs w:val="24"/>
+        </w:rPr>
+        <w:t xml:space="preserve"> </w:t>
+      </w:r>
       <w:r>
         <w:rPr>
           <w:rFonts w:ascii="Arial" w:hAnsi="Arial" w:cs="Arial" w:eastAsia="Arial"/>
@@ -495,21 +474,14 @@
         </w:rPr>
         <w:t>) of resectie van één of</w:t>
       </w:r>
-      <w:ins w:author="Fabienne Dobbels" w:date="2026-06-03T10:51:47.173Z" w16du:dateUtc="2026-06-03T10:51:47.173Z" w:id="894457064">
-        <w:r>
-          <w:rPr>
-            <w:rFonts w:ascii="Calibri" w:hAnsi="Calibri" w:cs="Calibri"/>
-            <w:sz w:val="24"/>
-            <w:szCs w:val="24"/>
-          </w:rPr>
-          <w:t xml:space="preserve"> </w:t>
-        </w:r>
-      </w:ins>
-      <w:del w:author="Fabienne Dobbels" w:date="2026-06-03T10:51:46.698Z" w16du:dateUtc="2026-06-03T10:51:46.698Z" w:id="2079434289">
-        <w:r>
-          <w:tab/>
-        </w:r>
-      </w:del>
+      <w:r>
+        <w:rPr>
+          <w:rFonts w:ascii="Calibri" w:hAnsi="Calibri" w:cs="Calibri"/>
+          <w:sz w:val="24"/>
+          <w:szCs w:val="24"/>
+        </w:rPr>
+        <w:t xml:space="preserve"> </w:t>
+      </w:r>
       <w:r>
         <w:rPr>
           <w:rFonts w:ascii="Arial" w:hAnsi="Arial" w:cs="Arial" w:eastAsia="Arial"/>
@@ -555,16 +527,14 @@
         </w:rPr>
         <w:t xml:space="preserve"> kop) in de afgelopen</w:t>
       </w:r>
-      <w:ins w:author="Fabienne Dobbels" w:date="2026-06-03T10:51:54.784Z" w16du:dateUtc="2026-06-03T10:51:54.784Z" w:id="2026234884">
-        <w:r>
-          <w:rPr>
-            <w:rFonts w:ascii="Calibri" w:hAnsi="Calibri" w:cs="Calibri"/>
-            <w:sz w:val="24"/>
-            <w:szCs w:val="24"/>
-          </w:rPr>
-          <w:t xml:space="preserve"> </w:t>
-        </w:r>
-      </w:ins>
+      <w:r>
+        <w:rPr>
+          <w:rFonts w:ascii="Calibri" w:hAnsi="Calibri" w:cs="Calibri"/>
+          <w:sz w:val="24"/>
+          <w:szCs w:val="24"/>
+        </w:rPr>
+        <w:t xml:space="preserve"> </w:t>
+      </w:r>
       <w:r>
         <w:rPr>
           <w:rFonts w:ascii="Arial" w:hAnsi="Arial" w:eastAsia="Arial" w:cs="Arial"/>
@@ -610,79 +580,6 @@
       <w:r>
         <w:rPr>
           <w:rFonts w:ascii="Arial" w:hAnsi="Arial" w:cs="Arial" w:eastAsia="Arial"/>
-          <w:noProof/>
-          <w:color w:val="24303B"/>
-          <w:sz w:val="24"/>
-          <w:szCs w:val="24"/>
-        </w:rPr>
-        <mc:AlternateContent>
-          <mc:Choice Requires="wps">
-            <w:drawing>
-              <wp:anchor distT="0" distB="0" distL="114300" distR="114300" simplePos="0" relativeHeight="251660288" behindDoc="0" locked="0" layoutInCell="1" allowOverlap="1" wp14:anchorId="06EFF655" wp14:editId="0D8D9CEC">
-                <wp:simplePos x="0" y="0"/>
-                <wp:positionH relativeFrom="column">
-                  <wp:posOffset>3363733</wp:posOffset>
-                </wp:positionH>
-                <wp:positionV relativeFrom="paragraph">
-                  <wp:posOffset>285584</wp:posOffset>
-                </wp:positionV>
-                <wp:extent cx="2721428" cy="2039258"/>
-                <wp:effectExtent l="0" t="0" r="22225" b="18415"/>
-                <wp:wrapNone/>
-                <wp:docPr id="136413215" name="Rectangle 1"/>
-                <wp:cNvGraphicFramePr/>
-                <a:graphic xmlns:a="http://schemas.openxmlformats.org/drawingml/2006/main">
-                  <a:graphicData uri="http://schemas.microsoft.com/office/word/2010/wordprocessingShape">
-                    <wps:wsp>
-                      <wps:cNvSpPr/>
-                      <wps:spPr>
-                        <a:xfrm>
-                          <a:off x="0" y="0"/>
-                          <a:ext cx="2721428" cy="2039258"/>
-                        </a:xfrm>
-                        <a:prstGeom prst="rect">
-                          <a:avLst/>
-                        </a:prstGeom>
-                        <a:noFill/>
-                      </wps:spPr>
-                      <wps:style>
-                        <a:lnRef idx="2">
-                          <a:schemeClr val="accent1">
-                            <a:shade val="15000"/>
-                          </a:schemeClr>
-                        </a:lnRef>
-                        <a:fillRef idx="1">
-                          <a:schemeClr val="accent1"/>
-                        </a:fillRef>
-                        <a:effectRef idx="0">
-                          <a:schemeClr val="accent1"/>
-                        </a:effectRef>
-                        <a:fontRef idx="minor">
-                          <a:schemeClr val="lt1"/>
-                        </a:fontRef>
-                      </wps:style>
-                      <wps:bodyPr rot="0" spcFirstLastPara="0" vertOverflow="overflow" horzOverflow="overflow" vert="horz" wrap="square" lIns="91440" tIns="45720" rIns="91440" bIns="45720" numCol="1" spcCol="0" rtlCol="0" fromWordArt="0" anchor="ctr" anchorCtr="0" forceAA="0" compatLnSpc="1">
-                        <a:prstTxWarp prst="textNoShape">
-                          <a:avLst/>
-                        </a:prstTxWarp>
-                        <a:noAutofit/>
-                      </wps:bodyPr>
-                    </wps:wsp>
-                  </a:graphicData>
-                </a:graphic>
-              </wp:anchor>
-            </w:drawing>
-          </mc:Choice>
-          <mc:Fallback>
-            <w:pict w14:anchorId="783CEDC6">
-              <v:rect id="Rectangle 1" style="position:absolute;margin-left:264.85pt;margin-top:22.5pt;width:214.3pt;height:160.55pt;z-index:251660288;visibility:visible;mso-wrap-style:square;mso-wrap-distance-left:9pt;mso-wrap-distance-top:0;mso-wrap-distance-right:9pt;mso-wrap-distance-bottom:0;mso-position-horizontal:absolute;mso-position-horizontal-relative:text;mso-position-vertical:absolute;mso-position-vertical-relative:text;v-text-anchor:middle" o:spid="_x0000_s1026" filled="f" strokecolor="#030e13 [484]" strokeweight="1.5pt" w14:anchorId="27EFF7E8" o:gfxdata="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"/>
-            </w:pict>
-          </mc:Fallback>
-        </mc:AlternateContent>
-      </w:r>
-      <w:r>
-        <w:rPr>
-          <w:rFonts w:ascii="Arial" w:hAnsi="Arial" w:cs="Arial" w:eastAsia="Arial"/>
           <w:color w:val="24303B"/>
           <w:sz w:val="24"/>
           <w:szCs w:val="24"/>
@@ -699,26 +596,6 @@
           <w:szCs w:val="24"/>
         </w:rPr>
         <w:t>Noteer de locatie van eerdere ulcera en de datum van genezing:</w:t>
-      </w:r>
-      <w:commentRangeStart w:id="1574275910"/>
-      <w:commentRangeStart w:id="496959764"/>
-      <w:commentRangeEnd w:id="1574275910"/>
-      <w:r>
-        <w:rPr>
-          <w:rStyle w:val="CommentReference"/>
-          <w:rFonts w:ascii="Arial" w:hAnsi="Arial" w:eastAsia="Arial" w:cs="Arial"/>
-          <w:color w:val="24303B"/>
-        </w:rPr>
-        <w:commentReference w:id="1574275910"/>
-      </w:r>
-      <w:commentRangeEnd w:id="496959764"/>
-      <w:r>
-        <w:rPr>
-          <w:rStyle w:val="CommentReference"/>
-          <w:rFonts w:ascii="Arial" w:hAnsi="Arial" w:eastAsia="Arial" w:cs="Arial"/>
-          <w:color w:val="24303B"/>
-        </w:rPr>
-        <w:commentReference w:id="496959764"/>
       </w:r>
     </w:p>
     <w:p>
@@ -819,35 +696,6 @@
         <w:spacing w:line="240" w:lineRule="auto"/>
         <w:jc w:val="both"/>
         <w:rPr>
-          <w:del w:author="Janou De Buyser" w:date="2026-07-22T11:14:47.368Z" w16du:dateUtc="2026-07-22T11:14:47.368Z" w:id="1233339533"/>
-          <w:rFonts w:ascii="Calibri" w:hAnsi="Calibri" w:cs="Calibri"/>
-          <w:b w:val="1"/>
-          <w:bCs w:val="1"/>
-          <w:sz w:val="24"/>
-          <w:szCs w:val="24"/>
-        </w:rPr>
-      </w:pPr>
-      <w:del w:author="Janou De Buyser" w:date="2026-07-22T11:14:47.369Z" w16du:dateUtc="2026-07-22T11:14:47.369Z" w:id="318129218">
-        <w:r>
-          <w:rPr>
-            <w:rFonts w:ascii="Calibri" w:hAnsi="Calibri" w:cs="Calibri"/>
-            <w:b w:val="1"/>
-            <w:bCs w:val="1"/>
-            <w:sz w:val="24"/>
-            <w:szCs w:val="24"/>
-          </w:rPr>
-          <w:delText xml:space="preserve">Locatie: </w:delText>
-        </w:r>
-      </w:del>
-    </w:p>
-    <w:p>
-      <w:pPr>
-        <w:pStyle w:val="ListParagraph"/>
-        <w:spacing w:line="240" w:lineRule="auto"/>
-        <w:ind w:left="1440"/>
-        <w:jc w:val="both"/>
-        <w:rPr>
-          <w:del w:author="Janou De Buyser" w:date="2026-07-22T11:14:47.368Z" w16du:dateUtc="2026-07-22T11:14:47.368Z" w:id="540055176"/>
           <w:rFonts w:ascii="Calibri" w:hAnsi="Calibri" w:cs="Calibri"/>
           <w:b w:val="1"/>
           <w:bCs w:val="1"/>
@@ -863,7 +711,6 @@
         <w:ind w:left="1440"/>
         <w:jc w:val="both"/>
         <w:rPr>
-          <w:del w:author="Janou De Buyser" w:date="2026-07-22T11:14:47.368Z" w16du:dateUtc="2026-07-22T11:14:47.368Z" w:id="1591458102"/>
           <w:rFonts w:ascii="Calibri" w:hAnsi="Calibri" w:cs="Calibri"/>
           <w:b w:val="1"/>
           <w:bCs w:val="1"/>
@@ -879,7 +726,6 @@
         <w:ind w:left="1440"/>
         <w:jc w:val="both"/>
         <w:rPr>
-          <w:del w:author="Janou De Buyser" w:date="2026-07-22T11:14:47.368Z" w16du:dateUtc="2026-07-22T11:14:47.368Z" w:id="1554178914"/>
           <w:rFonts w:ascii="Calibri" w:hAnsi="Calibri" w:cs="Calibri"/>
           <w:b w:val="1"/>
           <w:bCs w:val="1"/>
@@ -895,7 +741,6 @@
         <w:ind w:left="1440"/>
         <w:jc w:val="both"/>
         <w:rPr>
-          <w:del w:author="Janou De Buyser" w:date="2026-07-22T11:14:47.368Z" w16du:dateUtc="2026-07-22T11:14:47.368Z" w:id="1548735315"/>
           <w:rFonts w:ascii="Calibri" w:hAnsi="Calibri" w:cs="Calibri"/>
           <w:b w:val="1"/>
           <w:bCs w:val="1"/>
@@ -911,7 +756,21 @@
         <w:ind w:left="1440"/>
         <w:jc w:val="both"/>
         <w:rPr>
-          <w:del w:author="Janou De Buyser" w:date="2026-07-22T11:14:47.368Z" w16du:dateUtc="2026-07-22T11:14:47.368Z" w:id="2072613941"/>
+          <w:rFonts w:ascii="Calibri" w:hAnsi="Calibri" w:cs="Calibri"/>
+          <w:b w:val="1"/>
+          <w:bCs w:val="1"/>
+          <w:sz w:val="24"/>
+          <w:szCs w:val="24"/>
+        </w:rPr>
+      </w:pPr>
+    </w:p>
+    <w:p>
+      <w:pPr>
+        <w:pStyle w:val="ListParagraph"/>
+        <w:spacing w:line="240" w:lineRule="auto"/>
+        <w:ind w:left="1440"/>
+        <w:jc w:val="both"/>
+        <w:rPr>
           <w:rFonts w:ascii="Calibri" w:hAnsi="Calibri" w:cs="Calibri"/>
           <w:b w:val="1"/>
           <w:bCs w:val="1"/>
@@ -925,7 +784,6 @@
         <w:spacing w:line="240" w:lineRule="auto"/>
         <w:jc w:val="both"/>
         <w:rPr>
-          <w:del w:author="Janou De Buyser" w:date="2026-07-22T11:14:47.368Z" w16du:dateUtc="2026-07-22T11:14:47.368Z" w:id="25923136"/>
           <w:rFonts w:ascii="Calibri" w:hAnsi="Calibri" w:cs="Calibri"/>
           <w:b w:val="1"/>
           <w:bCs w:val="1"/>
@@ -938,62 +796,8 @@
       <w:pPr>
         <w:spacing w:line="240" w:lineRule="auto"/>
         <w:jc w:val="both"/>
-        <w:rPr>
-          <w:ins w:author="Janou De Buyser" w:date="2026-07-22T11:14:47.673Z" w16du:dateUtc="2026-07-22T11:14:47.673Z" w:id="329913246"/>
-        </w:rPr>
+        <w:rPr/>
       </w:pPr>
-      <w:del w:author="Janou De Buyser" w:date="2026-07-22T11:14:47.368Z" w16du:dateUtc="2026-07-22T11:14:47.368Z" w:id="1573042104">
-        <w:r>
-          <w:rPr>
-            <w:rFonts w:ascii="Calibri" w:hAnsi="Calibri" w:cs="Calibri"/>
-            <w:b w:val="1"/>
-            <w:bCs w:val="1"/>
-            <w:sz w:val="24"/>
-            <w:szCs w:val="24"/>
-          </w:rPr>
-          <w:delText xml:space="preserve">Datum van genezing: </w:delText>
-        </w:r>
-        <w:r>
-          <w:rPr>
-            <w:rFonts w:ascii="Calibri" w:hAnsi="Calibri" w:cs="Calibri"/>
-            <w:sz w:val="24"/>
-            <w:szCs w:val="24"/>
-          </w:rPr>
-          <w:delText>____</w:delText>
-        </w:r>
-        <w:r>
-          <w:rPr>
-            <w:rFonts w:ascii="Calibri" w:hAnsi="Calibri" w:cs="Calibri"/>
-            <w:sz w:val="24"/>
-            <w:szCs w:val="24"/>
-          </w:rPr>
-          <w:delText>_ /</w:delText>
-        </w:r>
-        <w:r>
-          <w:rPr>
-            <w:rFonts w:ascii="Calibri" w:hAnsi="Calibri" w:cs="Calibri"/>
-            <w:sz w:val="24"/>
-            <w:szCs w:val="24"/>
-          </w:rPr>
-          <w:delText xml:space="preserve"> ____</w:delText>
-        </w:r>
-        <w:r>
-          <w:rPr>
-            <w:rFonts w:ascii="Calibri" w:hAnsi="Calibri" w:cs="Calibri"/>
-            <w:sz w:val="24"/>
-            <w:szCs w:val="24"/>
-          </w:rPr>
-          <w:delText>_ /</w:delText>
-        </w:r>
-        <w:r>
-          <w:rPr>
-            <w:rFonts w:ascii="Calibri" w:hAnsi="Calibri" w:cs="Calibri"/>
-            <w:sz w:val="24"/>
-            <w:szCs w:val="24"/>
-          </w:rPr>
-          <w:delText xml:space="preserve"> _____</w:delText>
-        </w:r>
-      </w:del>
     </w:p>
     <w:tbl>
       <w:tblPr>
@@ -1011,7 +815,6 @@
       <w:tr>
         <w:trPr>
           <w:trHeight w:val="300"/>
-          <w:ins w:author="Janou De Buyser" w:date="2026-07-22T11:14:48.15Z" w16du:dateUtc="2026-07-22T11:14:48.15Z" w:id="1694443052"/>
         </w:trPr>
         <w:tc>
           <w:tcPr>
@@ -1027,19 +830,14 @@
                 <w:b w:val="1"/>
                 <w:bCs w:val="1"/>
               </w:rPr>
-              <w:pPrChange w:author="Janou De Buyser" w:date="2026-07-22T11:14:48.116Z">
-                <w:pPr/>
-              </w:pPrChange>
-            </w:pPr>
-            <w:ins w:author="Janou De Buyser" w:date="2026-07-22T11:14:48.151Z" w16du:dateUtc="2026-07-22T11:14:48.151Z" w:id="1991435970">
-              <w:r>
-                <w:rPr>
-                  <w:b w:val="1"/>
-                  <w:bCs w:val="1"/>
-                </w:rPr>
-                <w:t xml:space="preserve"> Nr.</w:t>
-              </w:r>
-            </w:ins>
+            </w:pPr>
+            <w:r>
+              <w:rPr>
+                <w:b w:val="1"/>
+                <w:bCs w:val="1"/>
+              </w:rPr>
+              <w:t xml:space="preserve"> Nr.</w:t>
+            </w:r>
           </w:p>
         </w:tc>
         <w:tc>
@@ -1056,19 +854,14 @@
                 <w:b w:val="1"/>
                 <w:bCs w:val="1"/>
               </w:rPr>
-              <w:pPrChange w:author="Janou De Buyser" w:date="2026-07-22T11:14:48.119Z">
-                <w:pPr/>
-              </w:pPrChange>
-            </w:pPr>
-            <w:ins w:author="Janou De Buyser" w:date="2026-07-22T11:14:48.151Z" w16du:dateUtc="2026-07-22T11:14:48.151Z" w:id="1777518927">
-              <w:r>
-                <w:rPr>
-                  <w:b w:val="1"/>
-                  <w:bCs w:val="1"/>
-                </w:rPr>
-                <w:t>Voet (links/rechts)</w:t>
-              </w:r>
-            </w:ins>
+            </w:pPr>
+            <w:r>
+              <w:rPr>
+                <w:b w:val="1"/>
+                <w:bCs w:val="1"/>
+              </w:rPr>
+              <w:t>Voet (links/rechts)</w:t>
+            </w:r>
           </w:p>
         </w:tc>
         <w:tc>
@@ -1085,19 +878,14 @@
                 <w:b w:val="1"/>
                 <w:bCs w:val="1"/>
               </w:rPr>
-              <w:pPrChange w:author="Janou De Buyser" w:date="2026-07-22T11:14:48.121Z">
-                <w:pPr/>
-              </w:pPrChange>
-            </w:pPr>
-            <w:ins w:author="Janou De Buyser" w:date="2026-07-22T11:14:48.151Z" w16du:dateUtc="2026-07-22T11:14:48.151Z" w:id="1523641534">
-              <w:r>
-                <w:rPr>
-                  <w:b w:val="1"/>
-                  <w:bCs w:val="1"/>
-                </w:rPr>
-                <w:t>Locatie van het ulcus</w:t>
-              </w:r>
-            </w:ins>
+            </w:pPr>
+            <w:r>
+              <w:rPr>
+                <w:b w:val="1"/>
+                <w:bCs w:val="1"/>
+              </w:rPr>
+              <w:t>Locatie van het ulcus</w:t>
+            </w:r>
           </w:p>
         </w:tc>
         <w:tc>
@@ -1114,26 +902,20 @@
                 <w:b w:val="1"/>
                 <w:bCs w:val="1"/>
               </w:rPr>
-              <w:pPrChange w:author="Janou De Buyser" w:date="2026-07-22T11:14:48.123Z">
-                <w:pPr/>
-              </w:pPrChange>
-            </w:pPr>
-            <w:ins w:author="Janou De Buyser" w:date="2026-07-22T11:14:48.151Z" w16du:dateUtc="2026-07-22T11:14:48.151Z" w:id="1391594373">
-              <w:r>
-                <w:rPr>
-                  <w:b w:val="1"/>
-                  <w:bCs w:val="1"/>
-                </w:rPr>
-                <w:t>Datum van genezing</w:t>
-              </w:r>
-            </w:ins>
+            </w:pPr>
+            <w:r>
+              <w:rPr>
+                <w:b w:val="1"/>
+                <w:bCs w:val="1"/>
+              </w:rPr>
+              <w:t>Datum van genezing</w:t>
+            </w:r>
           </w:p>
         </w:tc>
       </w:tr>
       <w:tr>
         <w:trPr>
           <w:trHeight w:val="300"/>
-          <w:ins w:author="Janou De Buyser" w:date="2026-07-22T11:14:48.151Z" w16du:dateUtc="2026-07-22T11:14:48.151Z" w:id="1030759489"/>
         </w:trPr>
         <w:tc>
           <w:tcPr>
@@ -1144,15 +926,10 @@
           <w:p>
             <w:pPr>
               <w:spacing w:before="0" w:beforeAutospacing="off" w:after="0" w:afterAutospacing="off"/>
-              <w:pPrChange w:author="Janou De Buyser" w:date="2026-07-22T11:14:48.124Z">
-                <w:pPr/>
-              </w:pPrChange>
-            </w:pPr>
-            <w:ins w:author="Janou De Buyser" w:date="2026-07-22T11:14:48.152Z" w16du:dateUtc="2026-07-22T11:14:48.152Z" w:id="1739762500">
-              <w:r>
-                <w:t>1</w:t>
-              </w:r>
-            </w:ins>
+            </w:pPr>
+            <w:r>
+              <w:t>1</w:t>
+            </w:r>
           </w:p>
         </w:tc>
         <w:tc>
@@ -1164,15 +941,10 @@
           <w:p>
             <w:pPr>
               <w:spacing w:before="0" w:beforeAutospacing="off" w:after="0" w:afterAutospacing="off"/>
-              <w:pPrChange w:author="Janou De Buyser" w:date="2026-07-22T11:14:48.126Z">
-                <w:pPr/>
-              </w:pPrChange>
-            </w:pPr>
-            <w:ins w:author="Janou De Buyser" w:date="2026-07-22T11:14:48.152Z" w16du:dateUtc="2026-07-22T11:14:48.152Z" w:id="972846849">
-              <w:r>
-                <w:t>☐ Links ☐ Rechts</w:t>
-              </w:r>
-            </w:ins>
+            </w:pPr>
+            <w:r>
+              <w:t>☐ Links ☐ Rechts</w:t>
+            </w:r>
           </w:p>
         </w:tc>
         <w:tc>
@@ -1184,15 +956,10 @@
           <w:p>
             <w:pPr>
               <w:spacing w:before="0" w:beforeAutospacing="off" w:after="0" w:afterAutospacing="off"/>
-              <w:pPrChange w:author="Janou De Buyser" w:date="2026-07-22T11:14:48.129Z">
-                <w:pPr/>
-              </w:pPrChange>
-            </w:pPr>
-            <w:ins w:author="Janou De Buyser" w:date="2026-07-22T11:14:48.152Z" w16du:dateUtc="2026-07-22T11:14:48.152Z" w:id="850516674">
-              <w:r>
-                <w:t>__________________</w:t>
-              </w:r>
-            </w:ins>
+            </w:pPr>
+            <w:r>
+              <w:t>__________________</w:t>
+            </w:r>
           </w:p>
         </w:tc>
         <w:tc>
@@ -1204,22 +971,16 @@
           <w:p>
             <w:pPr>
               <w:spacing w:before="0" w:beforeAutospacing="off" w:after="0" w:afterAutospacing="off"/>
-              <w:pPrChange w:author="Janou De Buyser" w:date="2026-07-22T11:14:48.132Z">
-                <w:pPr/>
-              </w:pPrChange>
-            </w:pPr>
-            <w:ins w:author="Janou De Buyser" w:date="2026-07-22T11:14:48.152Z" w16du:dateUtc="2026-07-22T11:14:48.152Z" w:id="2137678159">
-              <w:r>
-                <w:t>____ / ____ / ______</w:t>
-              </w:r>
-            </w:ins>
+            </w:pPr>
+            <w:r>
+              <w:t>____ / ____ / ______</w:t>
+            </w:r>
           </w:p>
         </w:tc>
       </w:tr>
       <w:tr>
         <w:trPr>
           <w:trHeight w:val="300"/>
-          <w:ins w:author="Janou De Buyser" w:date="2026-07-22T11:14:48.152Z" w16du:dateUtc="2026-07-22T11:14:48.152Z" w:id="1281639694"/>
         </w:trPr>
         <w:tc>
           <w:tcPr>
@@ -1230,15 +991,10 @@
           <w:p>
             <w:pPr>
               <w:spacing w:before="0" w:beforeAutospacing="off" w:after="0" w:afterAutospacing="off"/>
-              <w:pPrChange w:author="Janou De Buyser" w:date="2026-07-22T11:14:48.135Z">
-                <w:pPr/>
-              </w:pPrChange>
-            </w:pPr>
-            <w:ins w:author="Janou De Buyser" w:date="2026-07-22T11:14:48.152Z" w16du:dateUtc="2026-07-22T11:14:48.152Z" w:id="1353514610">
-              <w:r>
-                <w:t>2</w:t>
-              </w:r>
-            </w:ins>
+            </w:pPr>
+            <w:r>
+              <w:t>2</w:t>
+            </w:r>
           </w:p>
         </w:tc>
         <w:tc>
@@ -1250,15 +1006,10 @@
           <w:p>
             <w:pPr>
               <w:spacing w:before="0" w:beforeAutospacing="off" w:after="0" w:afterAutospacing="off"/>
-              <w:pPrChange w:author="Janou De Buyser" w:date="2026-07-22T11:14:48.137Z">
-                <w:pPr/>
-              </w:pPrChange>
-            </w:pPr>
-            <w:ins w:author="Janou De Buyser" w:date="2026-07-22T11:14:48.152Z" w16du:dateUtc="2026-07-22T11:14:48.152Z" w:id="2111981267">
-              <w:r>
-                <w:t>☐ Links ☐ Rechts</w:t>
-              </w:r>
-            </w:ins>
+            </w:pPr>
+            <w:r>
+              <w:t>☐ Links ☐ Rechts</w:t>
+            </w:r>
           </w:p>
         </w:tc>
         <w:tc>
@@ -1270,15 +1021,10 @@
           <w:p>
             <w:pPr>
               <w:spacing w:before="0" w:beforeAutospacing="off" w:after="0" w:afterAutospacing="off"/>
-              <w:pPrChange w:author="Janou De Buyser" w:date="2026-07-22T11:14:48.138Z">
-                <w:pPr/>
-              </w:pPrChange>
-            </w:pPr>
-            <w:ins w:author="Janou De Buyser" w:date="2026-07-22T11:14:48.152Z" w16du:dateUtc="2026-07-22T11:14:48.152Z" w:id="1346871341">
-              <w:r>
-                <w:t>__________________</w:t>
-              </w:r>
-            </w:ins>
+            </w:pPr>
+            <w:r>
+              <w:t>__________________</w:t>
+            </w:r>
           </w:p>
         </w:tc>
         <w:tc>
@@ -1290,22 +1036,16 @@
           <w:p>
             <w:pPr>
               <w:spacing w:before="0" w:beforeAutospacing="off" w:after="0" w:afterAutospacing="off"/>
-              <w:pPrChange w:author="Janou De Buyser" w:date="2026-07-22T11:14:48.14Z">
-                <w:pPr/>
-              </w:pPrChange>
-            </w:pPr>
-            <w:ins w:author="Janou De Buyser" w:date="2026-07-22T11:14:48.152Z" w16du:dateUtc="2026-07-22T11:14:48.152Z" w:id="858027100">
-              <w:r>
-                <w:t>____ / ____ / ______</w:t>
-              </w:r>
-            </w:ins>
+            </w:pPr>
+            <w:r>
+              <w:t>____ / ____ / ______</w:t>
+            </w:r>
           </w:p>
         </w:tc>
       </w:tr>
       <w:tr>
         <w:trPr>
           <w:trHeight w:val="300"/>
-          <w:ins w:author="Janou De Buyser" w:date="2026-07-22T11:14:48.152Z" w16du:dateUtc="2026-07-22T11:14:48.152Z" w:id="230567448"/>
         </w:trPr>
         <w:tc>
           <w:tcPr>
@@ -1316,15 +1056,10 @@
           <w:p>
             <w:pPr>
               <w:spacing w:before="0" w:beforeAutospacing="off" w:after="0" w:afterAutospacing="off"/>
-              <w:pPrChange w:author="Janou De Buyser" w:date="2026-07-22T11:14:48.141Z">
-                <w:pPr/>
-              </w:pPrChange>
-            </w:pPr>
-            <w:ins w:author="Janou De Buyser" w:date="2026-07-22T11:14:48.153Z" w16du:dateUtc="2026-07-22T11:14:48.153Z" w:id="764002018">
-              <w:r>
-                <w:t>3</w:t>
-              </w:r>
-            </w:ins>
+            </w:pPr>
+            <w:r>
+              <w:t>3</w:t>
+            </w:r>
           </w:p>
         </w:tc>
         <w:tc>
@@ -1336,15 +1071,10 @@
           <w:p>
             <w:pPr>
               <w:spacing w:before="0" w:beforeAutospacing="off" w:after="0" w:afterAutospacing="off"/>
-              <w:pPrChange w:author="Janou De Buyser" w:date="2026-07-22T11:14:48.144Z">
-                <w:pPr/>
-              </w:pPrChange>
-            </w:pPr>
-            <w:ins w:author="Janou De Buyser" w:date="2026-07-22T11:14:48.153Z" w16du:dateUtc="2026-07-22T11:14:48.153Z" w:id="485494815">
-              <w:r>
-                <w:t>☐ Links ☐ Rechts</w:t>
-              </w:r>
-            </w:ins>
+            </w:pPr>
+            <w:r>
+              <w:t>☐ Links ☐ Rechts</w:t>
+            </w:r>
           </w:p>
         </w:tc>
         <w:tc>
@@ -1356,15 +1086,10 @@
           <w:p>
             <w:pPr>
               <w:spacing w:before="0" w:beforeAutospacing="off" w:after="0" w:afterAutospacing="off"/>
-              <w:pPrChange w:author="Janou De Buyser" w:date="2026-07-22T11:14:48.146Z">
-                <w:pPr/>
-              </w:pPrChange>
-            </w:pPr>
-            <w:ins w:author="Janou De Buyser" w:date="2026-07-22T11:14:48.153Z" w16du:dateUtc="2026-07-22T11:14:48.153Z" w:id="1361368905">
-              <w:r>
-                <w:t>__________________</w:t>
-              </w:r>
-            </w:ins>
+            </w:pPr>
+            <w:r>
+              <w:t>__________________</w:t>
+            </w:r>
           </w:p>
         </w:tc>
         <w:tc>
@@ -1376,22 +1101,16 @@
           <w:p>
             <w:pPr>
               <w:spacing w:before="0" w:beforeAutospacing="off" w:after="0" w:afterAutospacing="off"/>
-              <w:pPrChange w:author="Janou De Buyser" w:date="2026-07-22T11:14:48.147Z">
-                <w:pPr/>
-              </w:pPrChange>
-            </w:pPr>
-            <w:ins w:author="Janou De Buyser" w:date="2026-07-22T11:14:48.153Z" w16du:dateUtc="2026-07-22T11:14:48.153Z" w:id="1430131940">
-              <w:r>
-                <w:t>____ / ____ / ______</w:t>
-              </w:r>
-            </w:ins>
+            </w:pPr>
+            <w:r>
+              <w:t>____ / ____ / ______</w:t>
+            </w:r>
           </w:p>
         </w:tc>
       </w:tr>
       <w:tr>
         <w:trPr>
           <w:trHeight w:val="300"/>
-          <w:ins w:author="Janou De Buyser" w:date="2026-07-22T11:15:05.986Z" w16du:dateUtc="2026-07-22T11:15:05.986Z" w:id="2856034"/>
         </w:trPr>
         <w:tc>
           <w:tcPr>
@@ -1403,11 +1122,9 @@
             <w:pPr>
               <w:spacing w:before="0" w:beforeAutospacing="off" w:after="0" w:afterAutospacing="off"/>
             </w:pPr>
-            <w:ins w:author="Janou De Buyser" w:date="2026-07-22T11:15:09.022Z" w16du:dateUtc="2026-07-22T11:15:09.022Z" w:id="1365978101">
-              <w:r>
-                <w:t>4</w:t>
-              </w:r>
-            </w:ins>
+            <w:r>
+              <w:t>4</w:t>
+            </w:r>
           </w:p>
         </w:tc>
         <w:tc>
@@ -1420,11 +1137,9 @@
             <w:pPr>
               <w:spacing w:before="0" w:beforeAutospacing="off" w:after="0" w:afterAutospacing="off"/>
             </w:pPr>
-            <w:ins w:author="Janou De Buyser" w:date="2026-07-22T11:15:05.986Z" w16du:dateUtc="2026-07-22T11:15:05.986Z" w:id="129134581">
-              <w:r>
-                <w:t>☐ Links ☐ Rechts</w:t>
-              </w:r>
-            </w:ins>
+            <w:r>
+              <w:t>☐ Links ☐ Rechts</w:t>
+            </w:r>
           </w:p>
         </w:tc>
         <w:tc>
@@ -1437,11 +1152,9 @@
             <w:pPr>
               <w:spacing w:before="0" w:beforeAutospacing="off" w:after="0" w:afterAutospacing="off"/>
             </w:pPr>
-            <w:ins w:author="Janou De Buyser" w:date="2026-07-22T11:15:05.987Z" w16du:dateUtc="2026-07-22T11:15:05.987Z" w:id="411601291">
-              <w:r>
-                <w:t>__________________</w:t>
-              </w:r>
-            </w:ins>
+            <w:r>
+              <w:t>__________________</w:t>
+            </w:r>
           </w:p>
         </w:tc>
         <w:tc>
@@ -1454,18 +1167,15 @@
             <w:pPr>
               <w:spacing w:before="0" w:beforeAutospacing="off" w:after="0" w:afterAutospacing="off"/>
             </w:pPr>
-            <w:ins w:author="Janou De Buyser" w:date="2026-07-22T11:15:05.987Z" w16du:dateUtc="2026-07-22T11:15:05.987Z" w:id="1040356597">
-              <w:r>
-                <w:t>____ / ____ / ______</w:t>
-              </w:r>
-            </w:ins>
+            <w:r>
+              <w:t>____ / ____ / ______</w:t>
+            </w:r>
           </w:p>
         </w:tc>
       </w:tr>
       <w:tr>
         <w:trPr>
           <w:trHeight w:val="300"/>
-          <w:ins w:author="Janou De Buyser" w:date="2026-07-22T11:15:05.987Z" w16du:dateUtc="2026-07-22T11:15:05.987Z" w:id="12351575"/>
         </w:trPr>
         <w:tc>
           <w:tcPr>
@@ -1477,11 +1187,9 @@
             <w:pPr>
               <w:spacing w:before="0" w:beforeAutospacing="off" w:after="0" w:afterAutospacing="off"/>
             </w:pPr>
-            <w:ins w:author="Janou De Buyser" w:date="2026-07-22T11:15:11.684Z" w16du:dateUtc="2026-07-22T11:15:11.684Z" w:id="339174695">
-              <w:r>
-                <w:t>5</w:t>
-              </w:r>
-            </w:ins>
+            <w:r>
+              <w:t>5</w:t>
+            </w:r>
           </w:p>
         </w:tc>
         <w:tc>
@@ -1494,11 +1202,9 @@
             <w:pPr>
               <w:spacing w:before="0" w:beforeAutospacing="off" w:after="0" w:afterAutospacing="off"/>
             </w:pPr>
-            <w:ins w:author="Janou De Buyser" w:date="2026-07-22T11:15:05.987Z" w16du:dateUtc="2026-07-22T11:15:05.987Z" w:id="1154917090">
-              <w:r>
-                <w:t>☐ Links ☐ Rechts</w:t>
-              </w:r>
-            </w:ins>
+            <w:r>
+              <w:t>☐ Links ☐ Rechts</w:t>
+            </w:r>
           </w:p>
         </w:tc>
         <w:tc>
@@ -1511,11 +1217,9 @@
             <w:pPr>
               <w:spacing w:before="0" w:beforeAutospacing="off" w:after="0" w:afterAutospacing="off"/>
             </w:pPr>
-            <w:ins w:author="Janou De Buyser" w:date="2026-07-22T11:15:05.987Z" w16du:dateUtc="2026-07-22T11:15:05.987Z" w:id="1673180071">
-              <w:r>
-                <w:t>__________________</w:t>
-              </w:r>
-            </w:ins>
+            <w:r>
+              <w:t>__________________</w:t>
+            </w:r>
           </w:p>
         </w:tc>
         <w:tc>
@@ -1528,11 +1232,9 @@
             <w:pPr>
               <w:spacing w:before="0" w:beforeAutospacing="off" w:after="0" w:afterAutospacing="off"/>
             </w:pPr>
-            <w:ins w:author="Janou De Buyser" w:date="2026-07-22T11:15:05.987Z" w16du:dateUtc="2026-07-22T11:15:05.987Z" w:id="1635885285">
-              <w:r>
-                <w:t>____ / ____ / ______</w:t>
-              </w:r>
-            </w:ins>
+            <w:r>
+              <w:t>____ / ____ / ______</w:t>
+            </w:r>
           </w:p>
         </w:tc>
       </w:tr>
@@ -1549,69 +1251,64 @@
           <w:szCs w:val="24"/>
           <w:lang w:val="nl-BE"/>
         </w:rPr>
-        <w:pPrChange w:author="Janou De Buyser" w:date="2026-07-22T11:15:32.355Z">
-          <w:pPr/>
-        </w:pPrChange>
       </w:pPr>
-      <w:ins w:author="Janou De Buyser" w:date="2026-07-22T11:15:32.353Z" w16du:dateUtc="2026-07-22T11:15:32.353Z" w:id="483094791">
-        <w:r>
-          <w:rPr>
-            <w:rFonts w:ascii="Calibri" w:hAnsi="Calibri" w:eastAsia="Calibri" w:cs="Calibri"/>
-            <w:b w:val="1"/>
-            <w:bCs w:val="1"/>
-            <w:noProof w:val="0"/>
-            <w:sz w:val="24"/>
-            <w:szCs w:val="24"/>
-            <w:lang w:val="nl-BE"/>
-          </w:rPr>
-          <w:t>Datum eerste genezen ulcus:</w:t>
-        </w:r>
-        <w:r>
-          <w:rPr>
-            <w:rFonts w:ascii="Calibri" w:hAnsi="Calibri" w:eastAsia="Calibri" w:cs="Calibri"/>
-            <w:noProof w:val="0"/>
-            <w:sz w:val="24"/>
-            <w:szCs w:val="24"/>
-            <w:lang w:val="nl-BE"/>
-          </w:rPr>
-          <w:t xml:space="preserve"> ____ / ____ / ______</w:t>
-        </w:r>
-        <w:r>
-          <w:br/>
-        </w:r>
-        <w:r>
-          <w:rPr>
-            <w:rFonts w:ascii="Calibri" w:hAnsi="Calibri" w:eastAsia="Calibri" w:cs="Calibri"/>
-            <w:noProof w:val="0"/>
-            <w:sz w:val="24"/>
-            <w:szCs w:val="24"/>
-            <w:lang w:val="nl-BE"/>
-          </w:rPr>
-          <w:t xml:space="preserve"> </w:t>
-        </w:r>
-        <w:r>
-          <w:rPr>
-            <w:rFonts w:ascii="Calibri" w:hAnsi="Calibri" w:eastAsia="Calibri" w:cs="Calibri"/>
-            <w:b w:val="1"/>
-            <w:bCs w:val="1"/>
-            <w:noProof w:val="0"/>
-            <w:sz w:val="24"/>
-            <w:szCs w:val="24"/>
-            <w:lang w:val="nl-BE"/>
-          </w:rPr>
-          <w:t>Aantal eerdere voetulcera:</w:t>
-        </w:r>
-        <w:r>
-          <w:rPr>
-            <w:rFonts w:ascii="Calibri" w:hAnsi="Calibri" w:eastAsia="Calibri" w:cs="Calibri"/>
-            <w:noProof w:val="0"/>
-            <w:sz w:val="24"/>
-            <w:szCs w:val="24"/>
-            <w:lang w:val="nl-BE"/>
-          </w:rPr>
-          <w:t xml:space="preserve"> ______</w:t>
-        </w:r>
-      </w:ins>
+      <w:r>
+        <w:rPr>
+          <w:rFonts w:ascii="Calibri" w:hAnsi="Calibri" w:eastAsia="Calibri" w:cs="Calibri"/>
+          <w:b w:val="1"/>
+          <w:bCs w:val="1"/>
+          <w:noProof w:val="0"/>
+          <w:sz w:val="24"/>
+          <w:szCs w:val="24"/>
+          <w:lang w:val="nl-BE"/>
+        </w:rPr>
+        <w:t>Datum eerste genezen ulcus:</w:t>
+      </w:r>
+      <w:r>
+        <w:rPr>
+          <w:rFonts w:ascii="Calibri" w:hAnsi="Calibri" w:eastAsia="Calibri" w:cs="Calibri"/>
+          <w:noProof w:val="0"/>
+          <w:sz w:val="24"/>
+          <w:szCs w:val="24"/>
+          <w:lang w:val="nl-BE"/>
+        </w:rPr>
+        <w:t xml:space="preserve"> ____ / ____ / ______</w:t>
+      </w:r>
+      <w:r>
+        <w:br/>
+      </w:r>
+      <w:r>
+        <w:rPr>
+          <w:rFonts w:ascii="Calibri" w:hAnsi="Calibri" w:eastAsia="Calibri" w:cs="Calibri"/>
+          <w:noProof w:val="0"/>
+          <w:sz w:val="24"/>
+          <w:szCs w:val="24"/>
+          <w:lang w:val="nl-BE"/>
+        </w:rPr>
+        <w:t xml:space="preserve"> </w:t>
+      </w:r>
+      <w:r>
+        <w:rPr>
+          <w:rFonts w:ascii="Calibri" w:hAnsi="Calibri" w:eastAsia="Calibri" w:cs="Calibri"/>
+          <w:b w:val="1"/>
+          <w:bCs w:val="1"/>
+          <w:noProof w:val="0"/>
+          <w:sz w:val="24"/>
+          <w:szCs w:val="24"/>
+          <w:lang w:val="nl-BE"/>
+        </w:rPr>
+        <w:t>Aantal eerdere voetulcera:</w:t>
+      </w:r>
+      <w:r>
+        <w:rPr>
+          <w:rFonts w:ascii="Calibri" w:hAnsi="Calibri" w:eastAsia="Calibri" w:cs="Calibri"/>
+          <w:noProof w:val="0"/>
+          <w:sz w:val="24"/>
+          <w:szCs w:val="24"/>
+          <w:lang w:val="nl-BE"/>
+        </w:rPr>
+        <w:t xml:space="preserve"> ______</w:t>
+      </w:r>
     </w:p>
     <w:p>
       <w:pPr>
@@ -5035,53 +4732,20 @@
           <w:insideV w:val="none" w:color="auto" w:sz="0" w:space="0"/>
         </w:tblBorders>
         <w:tblLook w:val="04A0" w:firstRow="1" w:lastRow="0" w:firstColumn="1" w:lastColumn="0" w:noHBand="0" w:noVBand="1"/>
-        <w:tblPrChange w:author="Janou De Buyser" w:date="2026-07-22T11:16:55.006Z" w16du:dateUtc="2026-07-22T11:16:55.006Z" w:id="1230123362">
-          <w:tblPr>
-            <w:tblStyle w:val="TableGrid"/>
-            <w:tblW w:w="9470" w:type="dxa"/>
-            <w:tblBorders>
-              <w:top w:val="none" w:color="auto" w:sz="0"/>
-              <w:left w:val="none" w:color="auto" w:sz="0"/>
-              <w:bottom w:val="none" w:color="auto" w:sz="0"/>
-              <w:right w:val="none" w:color="auto" w:sz="0"/>
-              <w:insideH w:val="none" w:color="auto" w:sz="0"/>
-              <w:insideV w:val="none" w:color="auto" w:sz="0"/>
-            </w:tblBorders>
-            <w:tblLook w:val="04A0" w:firstRow="1" w:lastRow="0" w:firstColumn="1" w:lastColumn="0" w:noHBand="0" w:noVBand="1"/>
-          </w:tblPr>
-        </w:tblPrChange>
       </w:tblPr>
       <w:tblGrid>
         <w:gridCol w:w="1575"/>
         <w:gridCol w:w="2219"/>
         <w:gridCol w:w="5676"/>
-        <w:tblGridChange w:id="1054816760">
-          <w:tblGrid>
-            <w:gridCol w:w="1363"/>
-            <w:gridCol w:w="2431"/>
-            <w:gridCol w:w="5676"/>
-          </w:tblGrid>
-        </w:tblGridChange>
       </w:tblGrid>
       <w:tr>
         <w:trPr>
           <w:trHeight w:val="300"/>
-          <w:trPrChange w:author="Janou De Buyser" w:date="2026-07-22T11:16:53.248Z" w16du:dateUtc="2026-07-22T11:16:53.248Z" w:id="1551469202">
-            <w:trPr>
-              <w:trHeight w:val="300"/>
-            </w:trPr>
-          </w:trPrChange>
         </w:trPr>
         <w:tc>
           <w:tcPr>
             <w:tcW w:w="1575" w:type="dxa"/>
             <w:tcMar/>
-            <w:tcPrChange w:author="Janou De Buyser" w:date="2026-07-22T11:16:55.006Z" w:id="468395356">
-              <w:tcPr>
-                <w:tcW w:w="1363" w:type="dxa"/>
-                <w:tcMar/>
-              </w:tcPr>
-            </w:tcPrChange>
           </w:tcPr>
           <w:p>
             <w:pPr>
@@ -5114,12 +4778,6 @@
           <w:tcPr>
             <w:tcW w:w="2219" w:type="dxa"/>
             <w:tcMar/>
-            <w:tcPrChange w:author="Janou De Buyser" w:date="2026-07-22T11:16:55.006Z" w:id="19381172">
-              <w:tcPr>
-                <w:tcW w:w="2431" w:type="dxa"/>
-                <w:tcMar/>
-              </w:tcPr>
-            </w:tcPrChange>
           </w:tcPr>
           <w:p>
             <w:pPr>
@@ -5152,12 +4810,6 @@
           <w:tcPr>
             <w:tcW w:w="5676" w:type="dxa"/>
             <w:tcMar/>
-            <w:tcPrChange w:author="Janou De Buyser" w:date="2026-07-22T11:16:55.006Z" w:id="1138674245">
-              <w:tcPr>
-                <w:tcW w:w="5676" w:type="dxa"/>
-                <w:tcMar/>
-              </w:tcPr>
-            </w:tcPrChange>
           </w:tcPr>
           <w:p>
             <w:pPr>
@@ -5178,22 +4830,11 @@
       <w:tr>
         <w:trPr>
           <w:trHeight w:val="300"/>
-          <w:trPrChange w:author="Janou De Buyser" w:date="2026-07-22T11:16:53.249Z" w16du:dateUtc="2026-07-22T11:16:53.249Z" w:id="655921802">
-            <w:trPr>
-              <w:trHeight w:val="300"/>
-            </w:trPr>
-          </w:trPrChange>
         </w:trPr>
         <w:tc>
           <w:tcPr>
             <w:tcW w:w="1575" w:type="dxa"/>
             <w:tcMar/>
-            <w:tcPrChange w:author="Janou De Buyser" w:date="2026-07-22T11:16:55.006Z" w:id="2086207667">
-              <w:tcPr>
-                <w:tcW w:w="1363" w:type="dxa"/>
-                <w:tcMar/>
-              </w:tcPr>
-            </w:tcPrChange>
           </w:tcPr>
           <w:p>
             <w:pPr>
@@ -5233,12 +4874,6 @@
           <w:tcPr>
             <w:tcW w:w="2219" w:type="dxa"/>
             <w:tcMar/>
-            <w:tcPrChange w:author="Janou De Buyser" w:date="2026-07-22T11:16:55.006Z" w:id="349923754">
-              <w:tcPr>
-                <w:tcW w:w="2431" w:type="dxa"/>
-                <w:tcMar/>
-              </w:tcPr>
-            </w:tcPrChange>
           </w:tcPr>
           <w:p>
             <w:pPr>
@@ -5266,12 +4901,6 @@
           <w:tcPr>
             <w:tcW w:w="5676" w:type="dxa"/>
             <w:tcMar/>
-            <w:tcPrChange w:author="Janou De Buyser" w:date="2026-07-22T11:16:55.006Z" w:id="239236902">
-              <w:tcPr>
-                <w:tcW w:w="5676" w:type="dxa"/>
-                <w:tcMar/>
-              </w:tcPr>
-            </w:tcPrChange>
           </w:tcPr>
           <w:p>
             <w:pPr>
@@ -5300,22 +4929,11 @@
       <w:tr>
         <w:trPr>
           <w:trHeight w:val="300"/>
-          <w:trPrChange w:author="Janou De Buyser" w:date="2026-07-22T11:16:53.25Z" w16du:dateUtc="2026-07-22T11:16:53.25Z" w:id="501433452">
-            <w:trPr>
-              <w:trHeight w:val="300"/>
-            </w:trPr>
-          </w:trPrChange>
         </w:trPr>
         <w:tc>
           <w:tcPr>
             <w:tcW w:w="1575" w:type="dxa"/>
             <w:tcMar/>
-            <w:tcPrChange w:author="Janou De Buyser" w:date="2026-07-22T11:16:55.006Z" w:id="2117835957">
-              <w:tcPr>
-                <w:tcW w:w="1363" w:type="dxa"/>
-                <w:tcMar/>
-              </w:tcPr>
-            </w:tcPrChange>
           </w:tcPr>
           <w:p>
             <w:pPr>
@@ -5355,12 +4973,6 @@
           <w:tcPr>
             <w:tcW w:w="2219" w:type="dxa"/>
             <w:tcMar/>
-            <w:tcPrChange w:author="Janou De Buyser" w:date="2026-07-22T11:16:55.006Z" w:id="1540980269">
-              <w:tcPr>
-                <w:tcW w:w="2431" w:type="dxa"/>
-                <w:tcMar/>
-              </w:tcPr>
-            </w:tcPrChange>
           </w:tcPr>
           <w:p>
             <w:pPr>
@@ -5388,12 +5000,6 @@
           <w:tcPr>
             <w:tcW w:w="5676" w:type="dxa"/>
             <w:tcMar/>
-            <w:tcPrChange w:author="Janou De Buyser" w:date="2026-07-22T11:16:55.006Z" w:id="914186436">
-              <w:tcPr>
-                <w:tcW w:w="5676" w:type="dxa"/>
-                <w:tcMar/>
-              </w:tcPr>
-            </w:tcPrChange>
           </w:tcPr>
           <w:p>
             <w:pPr>
@@ -5422,22 +5028,11 @@
       <w:tr>
         <w:trPr>
           <w:trHeight w:val="300"/>
-          <w:trPrChange w:author="Janou De Buyser" w:date="2026-07-22T11:16:53.251Z" w16du:dateUtc="2026-07-22T11:16:53.251Z" w:id="375670152">
-            <w:trPr>
-              <w:trHeight w:val="300"/>
-            </w:trPr>
-          </w:trPrChange>
         </w:trPr>
         <w:tc>
           <w:tcPr>
             <w:tcW w:w="1575" w:type="dxa"/>
             <w:tcMar/>
-            <w:tcPrChange w:author="Janou De Buyser" w:date="2026-07-22T11:16:55.006Z" w:id="669644910">
-              <w:tcPr>
-                <w:tcW w:w="1363" w:type="dxa"/>
-                <w:tcMar/>
-              </w:tcPr>
-            </w:tcPrChange>
           </w:tcPr>
           <w:p>
             <w:pPr>
@@ -5477,12 +5072,6 @@
           <w:tcPr>
             <w:tcW w:w="2219" w:type="dxa"/>
             <w:tcMar/>
-            <w:tcPrChange w:author="Janou De Buyser" w:date="2026-07-22T11:16:55.006Z" w:id="1399684064">
-              <w:tcPr>
-                <w:tcW w:w="2431" w:type="dxa"/>
-                <w:tcMar/>
-              </w:tcPr>
-            </w:tcPrChange>
           </w:tcPr>
           <w:p>
             <w:pPr>
@@ -5550,12 +5139,6 @@
           <w:tcPr>
             <w:tcW w:w="5676" w:type="dxa"/>
             <w:tcMar/>
-            <w:tcPrChange w:author="Janou De Buyser" w:date="2026-07-22T11:16:55.006Z" w:id="1845809388">
-              <w:tcPr>
-                <w:tcW w:w="5676" w:type="dxa"/>
-                <w:tcMar/>
-              </w:tcPr>
-            </w:tcPrChange>
           </w:tcPr>
           <w:p>
             <w:pPr>
@@ -5618,22 +5201,11 @@
       <w:tr>
         <w:trPr>
           <w:trHeight w:val="300"/>
-          <w:trPrChange w:author="Janou De Buyser" w:date="2026-07-22T11:16:53.251Z" w16du:dateUtc="2026-07-22T11:16:53.251Z" w:id="1366692949">
-            <w:trPr>
-              <w:trHeight w:val="300"/>
-            </w:trPr>
-          </w:trPrChange>
         </w:trPr>
         <w:tc>
           <w:tcPr>
             <w:tcW w:w="1575" w:type="dxa"/>
             <w:tcMar/>
-            <w:tcPrChange w:author="Janou De Buyser" w:date="2026-07-22T11:16:55.006Z" w:id="1510901365">
-              <w:tcPr>
-                <w:tcW w:w="1363" w:type="dxa"/>
-                <w:tcMar/>
-              </w:tcPr>
-            </w:tcPrChange>
           </w:tcPr>
           <w:p>
             <w:pPr>
@@ -5664,16 +5236,6 @@
                 <w:lang w:val="en-US"/>
               </w:rPr>
               <w:t>erhoek</w:t>
-            </w:r>
-            <w:commentRangeStart w:id="1557228492"/>
-            <w:commentRangeEnd w:id="1557228492"/>
-            <w:r>
-              <w:rPr>
-                <w:rStyle w:val="CommentReference"/>
-                <w:rFonts w:ascii="Arial" w:hAnsi="Arial" w:eastAsia="Arial" w:cs="Arial"/>
-                <w:color w:val="24303B"/>
-              </w:rPr>
-              <w:commentReference w:id="1557228492"/>
             </w:r>
           </w:p>
           <w:p>
@@ -5693,12 +5255,6 @@
           <w:tcPr>
             <w:tcW w:w="2219" w:type="dxa"/>
             <w:tcMar/>
-            <w:tcPrChange w:author="Janou De Buyser" w:date="2026-07-22T11:16:55.007Z" w:id="1076277635">
-              <w:tcPr>
-                <w:tcW w:w="2431" w:type="dxa"/>
-                <w:tcMar/>
-              </w:tcPr>
-            </w:tcPrChange>
           </w:tcPr>
           <w:p>
             <w:pPr>
@@ -5726,12 +5282,6 @@
           <w:tcPr>
             <w:tcW w:w="5676" w:type="dxa"/>
             <w:tcMar/>
-            <w:tcPrChange w:author="Janou De Buyser" w:date="2026-07-22T11:16:55.007Z" w:id="361410366">
-              <w:tcPr>
-                <w:tcW w:w="5676" w:type="dxa"/>
-                <w:tcMar/>
-              </w:tcPr>
-            </w:tcPrChange>
           </w:tcPr>
           <w:p>
             <w:pPr>
@@ -7201,26 +6751,14 @@
               </w:rPr>
               <w:t xml:space="preserve"> </w:t>
             </w:r>
-            <w:ins w:author="Fabienne Dobbels" w:date="2026-06-03T10:56:09.141Z" w16du:dateUtc="2026-06-03T10:56:09.141Z" w:id="418152547">
-              <w:r>
-                <w:rPr>
-                  <w:rFonts w:ascii="Calibri" w:hAnsi="Calibri" w:cs="Calibri"/>
-                  <w:sz w:val="24"/>
-                  <w:szCs w:val="24"/>
-                </w:rPr>
-                <w:t>Vrouwen</w:t>
-              </w:r>
-            </w:ins>
-            <w:del w:author="Fabienne Dobbels" w:date="2026-06-03T10:56:06.026Z" w16du:dateUtc="2026-06-03T10:56:06.026Z" w:id="391981488">
-              <w:r>
-                <w:rPr>
-                  <w:rFonts w:ascii="Calibri" w:hAnsi="Calibri" w:cs="Calibri"/>
-                  <w:sz w:val="24"/>
-                  <w:szCs w:val="24"/>
-                </w:rPr>
-                <w:delText>Women</w:delText>
-              </w:r>
-            </w:del>
+            <w:r>
+              <w:rPr>
+                <w:rFonts w:ascii="Calibri" w:hAnsi="Calibri" w:cs="Calibri"/>
+                <w:sz w:val="24"/>
+                <w:szCs w:val="24"/>
+              </w:rPr>
+              <w:t>Vrouwen</w:t>
+            </w:r>
             <w:r>
               <w:rPr>
                 <w:rFonts w:ascii="Arial" w:hAnsi="Arial" w:cs="Arial" w:eastAsia="Arial"/>
@@ -13330,26 +12868,14 @@
         </w:rPr>
         <w:t xml:space="preserve">Een actief </w:t>
       </w:r>
-      <w:del w:author="Janou De Buyser" w:date="2026-07-22T11:18:31.541Z" w16du:dateUtc="2026-07-22T11:18:31.541Z" w:id="1856259248">
-        <w:r>
-          <w:rPr>
-            <w:rFonts w:ascii="Calibri" w:hAnsi="Calibri" w:cs="Calibri"/>
-            <w:sz w:val="24"/>
-            <w:szCs w:val="24"/>
-          </w:rPr>
-          <w:delText>voetzweer</w:delText>
-        </w:r>
-      </w:del>
-      <w:ins w:author="Janou De Buyser" w:date="2026-07-22T11:18:33.698Z" w16du:dateUtc="2026-07-22T11:18:33.698Z" w:id="412211549">
-        <w:r>
-          <w:rPr>
-            <w:rFonts w:ascii="Calibri" w:hAnsi="Calibri" w:cs="Calibri"/>
-            <w:sz w:val="24"/>
-            <w:szCs w:val="24"/>
-          </w:rPr>
-          <w:t>voetulcus</w:t>
-        </w:r>
-      </w:ins>
+      <w:r>
+        <w:rPr>
+          <w:rFonts w:ascii="Calibri" w:hAnsi="Calibri" w:cs="Calibri"/>
+          <w:sz w:val="24"/>
+          <w:szCs w:val="24"/>
+        </w:rPr>
+        <w:t>voetulcus</w:t>
+      </w:r>
       <w:r>
         <w:rPr>
           <w:rFonts w:ascii="Arial" w:hAnsi="Arial" w:cs="Arial" w:eastAsia="Arial"/>
@@ -13418,174 +12944,118 @@
         </w:rPr>
         <w:tab/>
       </w:r>
-      <w:commentRangeStart w:id="1303098769"/>
-      <w:del w:author="Janou De Buyser" w:date="2026-07-22T11:21:08.243Z" w16du:dateUtc="2026-07-22T11:21:08.243Z" w:id="222355460">
-        <w:r>
-          <w:rPr>
-            <w:rFonts w:ascii="Calibri" w:hAnsi="Calibri" w:cs="Calibri"/>
-            <w:sz w:val="24"/>
-            <w:szCs w:val="24"/>
-          </w:rPr>
-          <w:delText>Hemodialyse</w:delText>
-        </w:r>
-      </w:del>
-      <w:commentRangeEnd w:id="1303098769"/>
-      <w:r>
-        <w:rPr>
-          <w:rStyle w:val="CommentReference"/>
-          <w:rFonts w:ascii="Arial" w:hAnsi="Arial" w:eastAsia="Arial" w:cs="Arial"/>
-          <w:color w:val="24303B"/>
-        </w:rPr>
-        <w:commentReference w:id="1303098769"/>
-      </w:r>
-      <w:del w:author="Janou De Buyser" w:date="2026-07-22T11:21:52.271Z" w16du:dateUtc="2026-07-22T11:21:52.271Z" w:id="976132841">
-        <w:r>
-          <w:rPr>
-            <w:rFonts w:ascii="Calibri" w:hAnsi="Calibri" w:cs="Calibri"/>
-            <w:sz w:val="24"/>
-            <w:szCs w:val="24"/>
-          </w:rPr>
-          <w:delText xml:space="preserve"> </w:delText>
-        </w:r>
-        <w:r>
-          <w:rPr>
-            <w:rFonts w:ascii="Calibri" w:hAnsi="Calibri" w:cs="Calibri"/>
-            <w:sz w:val="24"/>
-            <w:szCs w:val="24"/>
-          </w:rPr>
-          <w:delText>ondergaan</w:delText>
-        </w:r>
-      </w:del>
-      <w:ins w:author="Janou De Buyser" w:date="2026-07-22T11:22:41.853Z" w16du:dateUtc="2026-07-22T11:22:41.853Z" w:id="968903159">
-        <w:r>
-          <w:rPr>
-            <w:rFonts w:ascii="Calibri" w:hAnsi="Calibri" w:cs="Calibri"/>
-            <w:sz w:val="24"/>
-            <w:szCs w:val="24"/>
-          </w:rPr>
-          <w:t>Eindstadium</w:t>
-        </w:r>
-        <w:r>
-          <w:rPr>
-            <w:rFonts w:ascii="Calibri" w:hAnsi="Calibri" w:cs="Calibri"/>
-            <w:sz w:val="24"/>
-            <w:szCs w:val="24"/>
-          </w:rPr>
-          <w:t xml:space="preserve"> nierfalen waarvoor dialyse noodzakelijk is, </w:t>
-        </w:r>
-        <w:r>
-          <w:rPr>
-            <w:rFonts w:ascii="Calibri" w:hAnsi="Calibri" w:cs="Calibri"/>
-            <w:sz w:val="24"/>
-            <w:szCs w:val="24"/>
-          </w:rPr>
-          <w:t>indien</w:t>
-        </w:r>
-        <w:r>
-          <w:rPr>
-            <w:rFonts w:ascii="Calibri" w:hAnsi="Calibri" w:cs="Calibri"/>
-            <w:sz w:val="24"/>
-            <w:szCs w:val="24"/>
-          </w:rPr>
-          <w:t xml:space="preserve"> de </w:t>
-        </w:r>
-      </w:ins>
-      <w:ins w:author="Janou De Buyser" w:date="2026-07-22T11:23:09.5Z" w16du:dateUtc="2026-07-22T11:23:09.5Z" w:id="1035913669">
-        <w:r>
-          <w:rPr>
-            <w:rFonts w:ascii="Calibri" w:hAnsi="Calibri" w:cs="Calibri"/>
-            <w:sz w:val="24"/>
-            <w:szCs w:val="24"/>
-          </w:rPr>
-          <w:t xml:space="preserve">                      </w:t>
-        </w:r>
-      </w:ins>
-      <w:ins w:author="Janou De Buyser" w:date="2026-07-22T11:22:41.853Z" w16du:dateUtc="2026-07-22T11:22:41.853Z" w:id="1842081476">
-        <w:r>
-          <w:rPr>
-            <w:rFonts w:ascii="Calibri" w:hAnsi="Calibri" w:cs="Calibri"/>
-            <w:sz w:val="24"/>
-            <w:szCs w:val="24"/>
-          </w:rPr>
-          <w:t xml:space="preserve">behandelend arts van oordeel is dat dit de deelname aan de studie of </w:t>
-        </w:r>
-      </w:ins>
-      <w:ins w:author="Janou De Buyser" w:date="2026-07-22T11:23:36.277Z" w16du:dateUtc="2026-07-22T11:23:36.277Z" w:id="822522094">
-        <w:r>
-          <w:rPr>
-            <w:rFonts w:ascii="Calibri" w:hAnsi="Calibri" w:cs="Calibri"/>
-            <w:sz w:val="24"/>
-            <w:szCs w:val="24"/>
-          </w:rPr>
-          <w:t xml:space="preserve">             </w:t>
-        </w:r>
-      </w:ins>
-      <w:ins w:author="Janou De Buyser" w:date="2026-07-22T11:22:41.853Z" w16du:dateUtc="2026-07-22T11:22:41.853Z" w:id="1206277059">
-        <w:r>
-          <w:rPr>
-            <w:rFonts w:ascii="Calibri" w:hAnsi="Calibri" w:cs="Calibri"/>
-            <w:sz w:val="24"/>
-            <w:szCs w:val="24"/>
-          </w:rPr>
-          <w:t xml:space="preserve">de </w:t>
-        </w:r>
-        <w:r>
-          <w:rPr>
-            <w:rFonts w:ascii="Calibri" w:hAnsi="Calibri" w:cs="Calibri"/>
-            <w:sz w:val="24"/>
-            <w:szCs w:val="24"/>
-          </w:rPr>
-          <w:t xml:space="preserve">haalbaarheid van de 18 maanden durende follow-up aanzienlijk </w:t>
-        </w:r>
-      </w:ins>
-      <w:ins w:author="Janou De Buyser" w:date="2026-07-22T11:23:48.809Z" w16du:dateUtc="2026-07-22T11:23:48.809Z" w:id="253320918">
-        <w:r>
-          <w:rPr>
-            <w:rFonts w:ascii="Calibri" w:hAnsi="Calibri" w:cs="Calibri"/>
-            <w:sz w:val="24"/>
-            <w:szCs w:val="24"/>
-          </w:rPr>
-          <w:t xml:space="preserve">          </w:t>
-        </w:r>
-        <w:r>
-          <w:rPr>
-            <w:rFonts w:ascii="Calibri" w:hAnsi="Calibri" w:cs="Calibri"/>
-            <w:sz w:val="24"/>
-            <w:szCs w:val="24"/>
-          </w:rPr>
-          <w:t xml:space="preserve">          </w:t>
-        </w:r>
-      </w:ins>
-      <w:ins w:author="Janou De Buyser" w:date="2026-07-22T11:22:41.853Z" w16du:dateUtc="2026-07-22T11:22:41.853Z" w:id="1348181037">
-        <w:r>
-          <w:rPr>
-            <w:rFonts w:ascii="Calibri" w:hAnsi="Calibri" w:cs="Calibri"/>
-            <w:sz w:val="24"/>
-            <w:szCs w:val="24"/>
-          </w:rPr>
-          <w:t xml:space="preserve">kan </w:t>
-        </w:r>
-      </w:ins>
-      <w:ins w:author="Janou De Buyser" w:date="2026-07-22T11:23:28.425Z" w16du:dateUtc="2026-07-22T11:23:28.425Z" w:id="1609547019">
-        <w:r>
-          <w:rPr>
-            <w:rFonts w:ascii="Calibri" w:hAnsi="Calibri" w:cs="Calibri"/>
-            <w:sz w:val="24"/>
-            <w:szCs w:val="24"/>
-          </w:rPr>
-          <w:t xml:space="preserve"> </w:t>
-        </w:r>
-      </w:ins>
-      <w:ins w:author="Janou De Buyser" w:date="2026-07-22T11:22:41.853Z" w16du:dateUtc="2026-07-22T11:22:41.853Z" w:id="2066387019">
-        <w:r>
-          <w:rPr>
-            <w:rFonts w:ascii="Calibri" w:hAnsi="Calibri" w:cs="Calibri"/>
-            <w:sz w:val="24"/>
-            <w:szCs w:val="24"/>
-          </w:rPr>
-          <w:t>beperken.</w:t>
-        </w:r>
-      </w:ins>
+      <w:r>
+        <w:rPr>
+          <w:rFonts w:ascii="Calibri" w:hAnsi="Calibri" w:cs="Calibri"/>
+          <w:sz w:val="24"/>
+          <w:szCs w:val="24"/>
+        </w:rPr>
+        <w:t>Eindstadium</w:t>
+      </w:r>
+      <w:r>
+        <w:rPr>
+          <w:rFonts w:ascii="Calibri" w:hAnsi="Calibri" w:cs="Calibri"/>
+          <w:sz w:val="24"/>
+          <w:szCs w:val="24"/>
+        </w:rPr>
+        <w:t xml:space="preserve"> nierfalen waarvoor dialyse noodzakelijk is, </w:t>
+      </w:r>
+      <w:r>
+        <w:rPr>
+          <w:rFonts w:ascii="Calibri" w:hAnsi="Calibri" w:cs="Calibri"/>
+          <w:sz w:val="24"/>
+          <w:szCs w:val="24"/>
+        </w:rPr>
+        <w:t>indien</w:t>
+      </w:r>
+      <w:r>
+        <w:rPr>
+          <w:rFonts w:ascii="Calibri" w:hAnsi="Calibri" w:cs="Calibri"/>
+          <w:sz w:val="24"/>
+          <w:szCs w:val="24"/>
+        </w:rPr>
+        <w:t xml:space="preserve"> de </w:t>
+      </w:r>
+      <w:r>
+        <w:rPr>
+          <w:rFonts w:ascii="Calibri" w:hAnsi="Calibri" w:cs="Calibri"/>
+          <w:sz w:val="24"/>
+          <w:szCs w:val="24"/>
+        </w:rPr>
+        <w:t xml:space="preserve">                      </w:t>
+      </w:r>
+      <w:r>
+        <w:rPr>
+          <w:rFonts w:ascii="Calibri" w:hAnsi="Calibri" w:cs="Calibri"/>
+          <w:sz w:val="24"/>
+          <w:szCs w:val="24"/>
+        </w:rPr>
+        <w:t xml:space="preserve">behandelend arts van oordeel is dat dit de deelname aan de studie of </w:t>
+      </w:r>
+      <w:r>
+        <w:rPr>
+          <w:rFonts w:ascii="Calibri" w:hAnsi="Calibri" w:cs="Calibri"/>
+          <w:sz w:val="24"/>
+          <w:szCs w:val="24"/>
+        </w:rPr>
+        <w:t xml:space="preserve">             </w:t>
+      </w:r>
+      <w:r>
+        <w:rPr>
+          <w:rFonts w:ascii="Calibri" w:hAnsi="Calibri" w:cs="Calibri"/>
+          <w:sz w:val="24"/>
+          <w:szCs w:val="24"/>
+        </w:rPr>
+        <w:t xml:space="preserve">de </w:t>
+      </w:r>
+      <w:r>
+        <w:rPr>
+          <w:rFonts w:ascii="Calibri" w:hAnsi="Calibri" w:cs="Calibri"/>
+          <w:sz w:val="24"/>
+          <w:szCs w:val="24"/>
+        </w:rPr>
+        <w:t xml:space="preserve">haalbaarheid van de 18 maanden durende follow-up aanzienlijk </w:t>
+      </w:r>
+      <w:r>
+        <w:rPr>
+          <w:rFonts w:ascii="Calibri" w:hAnsi="Calibri" w:cs="Calibri"/>
+          <w:sz w:val="24"/>
+          <w:szCs w:val="24"/>
+        </w:rPr>
+        <w:t xml:space="preserve">          </w:t>
+      </w:r>
+      <w:r>
+        <w:rPr>
+          <w:rFonts w:ascii="Calibri" w:hAnsi="Calibri" w:cs="Calibri"/>
+          <w:sz w:val="24"/>
+          <w:szCs w:val="24"/>
+        </w:rPr>
+        <w:t xml:space="preserve">          </w:t>
+      </w:r>
+      <w:r>
+        <w:rPr>
+          <w:rFonts w:ascii="Calibri" w:hAnsi="Calibri" w:cs="Calibri"/>
+          <w:sz w:val="24"/>
+          <w:szCs w:val="24"/>
+        </w:rPr>
+        <w:t xml:space="preserve">kan </w:t>
+      </w:r>
+      <w:r>
+        <w:rPr>
+          <w:rFonts w:ascii="Calibri" w:hAnsi="Calibri" w:cs="Calibri"/>
+          <w:sz w:val="24"/>
+          <w:szCs w:val="24"/>
+        </w:rPr>
+        <w:t xml:space="preserve"> </w:t>
+      </w:r>
+      <w:r>
+        <w:rPr>
+          <w:rFonts w:ascii="Calibri" w:hAnsi="Calibri" w:cs="Calibri"/>
+          <w:sz w:val="24"/>
+          <w:szCs w:val="24"/>
+        </w:rPr>
+        <w:t>beperken.</w:t>
+      </w:r>
     </w:p>
     <w:p>
       <w:pPr>
@@ -14209,102 +13679,6 @@
 </w:document>
 </file>
 
-<file path=word/comments.xml><?xml version="1.0" encoding="utf-8"?>
-<w:comments xmlns:w14="http://schemas.microsoft.com/office/word/2010/wordml" xmlns:w="http://schemas.openxmlformats.org/wordprocessingml/2006/main">
-  <w:comment xmlns:w="http://schemas.openxmlformats.org/wordprocessingml/2006/main" w:initials="FD" w:author="Fabienne Dobbels" w:date="2026-06-03T12:52:53" w:id="1574275910">
-    <w:p xmlns:w14="http://schemas.microsoft.com/office/word/2010/wordml" xmlns:w="http://schemas.openxmlformats.org/wordprocessingml/2006/main">
-      <w:pPr>
-        <w:pStyle w:val="CommentText"/>
-      </w:pPr>
-      <w:r>
-        <w:rPr>
-          <w:rStyle w:val="CommentReference"/>
-        </w:rPr>
-        <w:annotationRef/>
-      </w:r>
-      <w:r>
-        <w:t>detail, maar links rechts staat nu in het Frans, maar ik veronderstel dat dit voor iedereen wel duidelijk zal zijn...</w:t>
-      </w:r>
-    </w:p>
-  </w:comment>
-  <w:comment xmlns:w="http://schemas.openxmlformats.org/wordprocessingml/2006/main" w:initials="FD" w:author="Fabienne Dobbels" w:date="2026-06-03T12:53:47" w:id="496959764">
-    <w:p xmlns:w14="http://schemas.microsoft.com/office/word/2010/wordml" xmlns:w="http://schemas.openxmlformats.org/wordprocessingml/2006/main">
-      <w:pPr>
-        <w:pStyle w:val="CommentText"/>
-      </w:pPr>
-      <w:r>
-        <w:rPr>
-          <w:rStyle w:val="CommentReference"/>
-        </w:rPr>
-        <w:annotationRef/>
-      </w:r>
-      <w:r>
-        <w:t>alle ulcera vermelden of enkel de laatste? nu kan er maar 1 datum van genezing worden ingevuld. Is dit de laatste datum?</w:t>
-      </w:r>
-    </w:p>
-  </w:comment>
-  <w:comment xmlns:w="http://schemas.openxmlformats.org/wordprocessingml/2006/main" w:initials="FD" w:author="Fabienne Dobbels" w:date="2026-06-03T12:55:49" w:id="1557228492">
-    <w:p xmlns:w14="http://schemas.microsoft.com/office/word/2010/wordml" xmlns:w="http://schemas.openxmlformats.org/wordprocessingml/2006/main">
-      <w:pPr>
-        <w:pStyle w:val="CommentText"/>
-      </w:pPr>
-      <w:r>
-        <w:rPr>
-          <w:rStyle w:val="CommentReference"/>
-        </w:rPr>
-        <w:annotationRef/>
-      </w:r>
-      <w:r>
-        <w:t>lay-out hier en daar niet optimaal</w:t>
-      </w:r>
-    </w:p>
-  </w:comment>
-  <w:comment xmlns:w="http://schemas.openxmlformats.org/wordprocessingml/2006/main" w:initials="FD" w:author="Fabienne Dobbels" w:date="2026-06-03T12:57:24" w:id="1303098769">
-    <w:p xmlns:w14="http://schemas.microsoft.com/office/word/2010/wordml" xmlns:w="http://schemas.openxmlformats.org/wordprocessingml/2006/main">
-      <w:pPr>
-        <w:pStyle w:val="CommentText"/>
-      </w:pPr>
-      <w:r>
-        <w:rPr>
-          <w:rStyle w:val="CommentReference"/>
-        </w:rPr>
-        <w:annotationRef/>
-      </w:r>
-      <w:r>
-        <w:t>meer algemeen dialyse? peritoneal dialyse toegelaten?</w:t>
-      </w:r>
-    </w:p>
-  </w:comment>
-</w:comments>
-</file>
-
-<file path=word/commentsExtended.xml><?xml version="1.0" encoding="utf-8"?>
-<w15:commentsEx xmlns:mc="http://schemas.openxmlformats.org/markup-compatibility/2006" xmlns:w15="http://schemas.microsoft.com/office/word/2012/wordml" mc:Ignorable="w15">
-  <w15:commentEx w15:done="0" w15:paraId="0B809813"/>
-  <w15:commentEx w15:done="0" w15:paraId="3BA44693" w15:paraIdParent="0B809813"/>
-  <w15:commentEx w15:done="1" w15:paraId="297D2AAE"/>
-  <w15:commentEx w15:done="0" w15:paraId="5C264A39"/>
-</w15:commentsEx>
-</file>
-
-<file path=word/commentsExtensible.xml><?xml version="1.0" encoding="utf-8"?>
-<w16cex:commentsExtensible xmlns:w16="http://schemas.microsoft.com/office/word/2018/wordml" xmlns:w16cex="http://schemas.microsoft.com/office/word/2018/wordml/cex" xmlns:mc="http://schemas.openxmlformats.org/markup-compatibility/2006" mc:Ignorable="w16 w16cex">
-  <w16cex:commentExtensible w16cex:durableId="003EFF25" w16cex:dateUtc="2026-06-03T10:52:53.322Z"/>
-  <w16cex:commentExtensible w16cex:durableId="4B4DF533" w16cex:dateUtc="2026-06-03T10:53:47.918Z"/>
-  <w16cex:commentExtensible w16cex:durableId="1420A798" w16cex:dateUtc="2026-06-03T10:55:49.712Z"/>
-  <w16cex:commentExtensible w16cex:durableId="01CD17D9" w16cex:dateUtc="2026-06-03T10:57:24.44Z"/>
-</w16cex:commentsExtensible>
-</file>
-
-<file path=word/commentsIds.xml><?xml version="1.0" encoding="utf-8"?>
-<w16cid:commentsIds xmlns:mc="http://schemas.openxmlformats.org/markup-compatibility/2006" xmlns:w16cid="http://schemas.microsoft.com/office/word/2016/wordml/cid" mc:Ignorable="w16cid">
-  <w16cid:commentId w16cid:paraId="0B809813" w16cid:durableId="003EFF25"/>
-  <w16cid:commentId w16cid:paraId="3BA44693" w16cid:durableId="4B4DF533"/>
-  <w16cid:commentId w16cid:paraId="297D2AAE" w16cid:durableId="1420A798"/>
-  <w16cid:commentId w16cid:paraId="5C264A39" w16cid:durableId="01CD17D9"/>
-</w16cid:commentsIds>
-</file>
-
 <file path=word/endnotes.xml><?xml version="1.0" encoding="utf-8"?>
 <w:endnotes xmlns:wpc="http://schemas.microsoft.com/office/word/2010/wordprocessingCanvas" xmlns:cx="http://schemas.microsoft.com/office/drawing/2014/chartex" xmlns:cx1="http://schemas.microsoft.com/office/drawing/2015/9/8/chartex" xmlns:cx2="http://schemas.microsoft.com/office/drawing/2015/10/21/chartex" xmlns:cx3="http://schemas.microsoft.com/office/drawing/2016/5/9/chartex" xmlns:cx4="http://schemas.microsoft.com/office/drawing/2016/5/10/chartex" xmlns:cx5="http://schemas.microsoft.com/office/drawing/2016/5/11/chartex" xmlns:cx6="http://schemas.microsoft.com/office/drawing/2016/5/12/chartex" xmlns:cx7="http://schemas.microsoft.com/office/drawing/2016/5/13/chartex" xmlns:cx8="http://schemas.microsoft.com/office/drawing/2016/5/14/chartex" xmlns:mc="http://schemas.openxmlformats.org/markup-compatibility/2006" xmlns:aink="http://schemas.microsoft.com/office/drawing/2016/ink" xmlns:am3d="http://schemas.microsoft.com/office/drawing/2017/model3d" xmlns:o="urn:schemas-microsoft-com:office:office" xmlns:oel="http://schemas.microsoft.com/office/2019/extlst" xmlns:r="http://schemas.openxmlformats.org/officeDocument/2006/relationships" xmlns:m="http://schemas.openxmlformats.org/officeDocument/2006/math" xmlns:v="urn:schemas-microsoft-com:vml" xmlns:wp14="http://schemas.microsoft.com/office/word/2010/wordprocessingDrawing" xmlns:wp="http://schemas.openxmlformats.org/drawingml/2006/wordprocessingDrawing" xmlns:w10="urn:schemas-microsoft-com:office:word" xmlns:w="http://schemas.openxmlformats.org/wordprocessingml/2006/main" xmlns:w14="http://schemas.microsoft.com/office/word/2010/wordml" xmlns:w15="http://schemas.microsoft.com/office/word/2012/wordml" xmlns:w16cex="http://schemas.microsoft.com/office/word/2018/wordml/cex" xmlns:w16cid="http://schemas.microsoft.com/office/word/2016/wordml/cid" xmlns:w16="http://schemas.microsoft.com/office/word/2018/wordml" xmlns:w16du="http://schemas.microsoft.com/office/word/2023/wordml/word16du" xmlns:w16sdtdh="http://schemas.microsoft.com/office/word/2020/wordml/sdtdatahash" xmlns:w16sdtfl="http://schemas.microsoft.com/office/word/2024/wordml/sdtformatlock" xmlns:w16se="http://schemas.microsoft.com/office/word/2015/wordml/symex" xmlns:wpg="http://schemas.microsoft.com/office/word/2010/wordprocessingGroup" xmlns:wpi="http://schemas.microsoft.com/office/word/2010/wordprocessingInk" xmlns:wne="http://schemas.microsoft.com/office/word/2006/wordml" xmlns:wps="http://schemas.microsoft.com/office/word/2010/wordprocessingShape" mc:Ignorable="w14 w15 w16se w16cid w16 w16cex w16sdtdh w16sdtfl w16du wp14">
   <w:endnote w:type="separator" w:id="-1">
@@ -14312,9 +13686,6 @@
       <w:pPr>
         <w:spacing w:after="0" w:line="240" w:lineRule="auto"/>
       </w:pPr>
-      <w:r>
-        <w:separator/>
-      </w:r>
     </w:p>
   </w:endnote>
   <w:endnote w:type="continuationSeparator" w:id="0">
@@ -14322,9 +13693,6 @@
       <w:pPr>
         <w:spacing w:after="0" w:line="240" w:lineRule="auto"/>
       </w:pPr>
-      <w:r>
-        <w:continuationSeparator/>
-      </w:r>
     </w:p>
   </w:endnote>
 </w:endnotes>
@@ -14413,10 +13781,119 @@
   <w:p>
     <w:pPr>
       <w:pStyle w:val="Footer"/>
+      <w:jc w:val="center"/>
       <w:rPr>
         <w:rFonts w:ascii="Calibri" w:hAnsi="Calibri" w:cs="Calibri"/>
       </w:rPr>
     </w:pPr>
+    <w:r>
+      <w:rPr>
+        <w:rFonts w:ascii="Arial" w:hAnsi="Arial" w:eastAsia="Arial" w:cs="Arial"/>
+        <w:b w:val="0"/>
+        <w:color w:val="59636E"/>
+        <w:sz w:val="18"/>
+      </w:rPr>
+      <w:t xml:space="preserve">Pagina </w:t>
+    </w:r>
+    <w:r>
+      <w:rPr>
+        <w:rFonts w:ascii="Arial" w:hAnsi="Arial" w:eastAsia="Arial" w:cs="Arial"/>
+        <w:b w:val="0"/>
+        <w:color w:val="59636E"/>
+        <w:sz w:val="18"/>
+      </w:rPr>
+      <w:fldChar w:fldCharType="begin"/>
+    </w:r>
+    <w:r>
+      <w:rPr>
+        <w:rFonts w:ascii="Arial" w:hAnsi="Arial" w:eastAsia="Arial" w:cs="Arial"/>
+        <w:b w:val="0"/>
+        <w:color w:val="59636E"/>
+        <w:sz w:val="18"/>
+      </w:rPr>
+      <w:instrText xml:space="preserve"> PAGE </w:instrText>
+    </w:r>
+    <w:r>
+      <w:rPr>
+        <w:rFonts w:ascii="Arial" w:hAnsi="Arial" w:eastAsia="Arial" w:cs="Arial"/>
+        <w:b w:val="0"/>
+        <w:color w:val="59636E"/>
+        <w:sz w:val="18"/>
+      </w:rPr>
+      <w:fldChar w:fldCharType="separate"/>
+    </w:r>
+    <w:r>
+      <w:rPr>
+        <w:rFonts w:ascii="Arial" w:hAnsi="Arial" w:eastAsia="Arial" w:cs="Arial"/>
+        <w:b w:val="0"/>
+        <w:color w:val="59636E"/>
+        <w:sz w:val="18"/>
+      </w:rPr>
+      <w:t>1</w:t>
+    </w:r>
+    <w:r>
+      <w:rPr>
+        <w:rFonts w:ascii="Arial" w:hAnsi="Arial" w:eastAsia="Arial" w:cs="Arial"/>
+        <w:b w:val="0"/>
+        <w:color w:val="59636E"/>
+        <w:sz w:val="18"/>
+      </w:rPr>
+      <w:fldChar w:fldCharType="end"/>
+    </w:r>
+    <w:r>
+      <w:rPr>
+        <w:rFonts w:ascii="Arial" w:hAnsi="Arial" w:eastAsia="Arial" w:cs="Arial"/>
+        <w:b w:val="0"/>
+        <w:color w:val="59636E"/>
+        <w:sz w:val="18"/>
+      </w:rPr>
+      <w:t xml:space="preserve"> van </w:t>
+    </w:r>
+    <w:r>
+      <w:rPr>
+        <w:rFonts w:ascii="Arial" w:hAnsi="Arial" w:eastAsia="Arial" w:cs="Arial"/>
+        <w:b w:val="0"/>
+        <w:color w:val="59636E"/>
+        <w:sz w:val="18"/>
+      </w:rPr>
+      <w:fldChar w:fldCharType="begin"/>
+    </w:r>
+    <w:r>
+      <w:rPr>
+        <w:rFonts w:ascii="Arial" w:hAnsi="Arial" w:eastAsia="Arial" w:cs="Arial"/>
+        <w:b w:val="0"/>
+        <w:color w:val="59636E"/>
+        <w:sz w:val="18"/>
+      </w:rPr>
+      <w:instrText xml:space="preserve"> NUMPAGES </w:instrText>
+    </w:r>
+    <w:r>
+      <w:rPr>
+        <w:rFonts w:ascii="Arial" w:hAnsi="Arial" w:eastAsia="Arial" w:cs="Arial"/>
+        <w:b w:val="0"/>
+        <w:color w:val="59636E"/>
+        <w:sz w:val="18"/>
+      </w:rPr>
+      <w:fldChar w:fldCharType="separate"/>
+    </w:r>
+    <w:r>
+      <w:rPr>
+        <w:rFonts w:ascii="Arial" w:hAnsi="Arial" w:eastAsia="Arial" w:cs="Arial"/>
+        <w:b w:val="0"/>
+        <w:color w:val="59636E"/>
+        <w:sz w:val="18"/>
+      </w:rPr>
+      <w:t>1</w:t>
+    </w:r>
+    <w:r>
+      <w:rPr>
+        <w:rFonts w:ascii="Arial" w:hAnsi="Arial" w:eastAsia="Arial" w:cs="Arial"/>
+        <w:b w:val="0"/>
+        <w:color w:val="59636E"/>
+        <w:sz w:val="18"/>
+      </w:rPr>
+      <w:fldChar w:fldCharType="end"/>
+    </w:r>
   </w:p>
 </w:ftr>
 </file>
@@ -14428,9 +13905,6 @@
       <w:pPr>
         <w:spacing w:after="0" w:line="240" w:lineRule="auto"/>
       </w:pPr>
-      <w:r>
-        <w:separator/>
-      </w:r>
     </w:p>
   </w:footnote>
   <w:footnote w:type="continuationSeparator" w:id="0">
@@ -14438,9 +13912,6 @@
       <w:pPr>
         <w:spacing w:after="0" w:line="240" w:lineRule="auto"/>
       </w:pPr>
-      <w:r>
-        <w:continuationSeparator/>
-      </w:r>
     </w:p>
   </w:footnote>
 </w:footnotes>
@@ -14451,6 +13922,7 @@
   <w:p>
     <w:pPr>
       <w:pStyle w:val="Header"/>
+      <w:jc w:val="left"/>
       <w:rPr>
         <w:color w:val="000000" w:themeColor="text1"/>
         <w:sz w:val="18"/>
@@ -14461,71 +13933,17 @@
     <w:r>
       <w:rPr>
         <w:rFonts w:ascii="Arial" w:hAnsi="Arial" w:cs="Arial" w:eastAsia="Arial"/>
-        <w:color w:val="000000" w:themeColor="text1"/>
+        <w:b w:val="0"/>
+        <w:color w:val="59636E"/>
+        <w:sz w:val="18"/>
         <w:lang w:val="de-DE"/>
       </w:rPr>
-      <w:t xml:space="preserve">Baseline </w:t>
+      <w:t>PARADISE (S71769) — eCRF 06: Bevestiging geschiktheid baseline</w:t>
     </w:r>
     <w:proofErr w:type="spellStart"/>
-    <w:r>
-      <w:rPr>
-        <w:rFonts w:ascii="Arial" w:hAnsi="Arial" w:cs="Arial" w:eastAsia="Arial"/>
-        <w:color w:val="000000" w:themeColor="text1"/>
-        <w:lang w:val="de-DE"/>
-      </w:rPr>
-      <w:t>eligibility</w:t>
-    </w:r>
     <w:proofErr w:type="spellEnd"/>
-    <w:r>
-      <w:rPr>
-        <w:rFonts w:ascii="Arial" w:hAnsi="Arial" w:cs="Arial" w:eastAsia="Arial"/>
-        <w:color w:val="000000" w:themeColor="text1"/>
-        <w:lang w:val="de-DE"/>
-      </w:rPr>
-      <w:t xml:space="preserve"> </w:t>
-    </w:r>
     <w:proofErr w:type="spellStart"/>
-    <w:r>
-      <w:rPr>
-        <w:rFonts w:ascii="Arial" w:hAnsi="Arial" w:cs="Arial" w:eastAsia="Arial"/>
-        <w:color w:val="000000" w:themeColor="text1"/>
-        <w:lang w:val="de-DE"/>
-      </w:rPr>
-      <w:t>confirmation</w:t>
-    </w:r>
     <w:proofErr w:type="spellEnd"/>
-    <w:r>
-      <w:rPr>
-        <w:rFonts w:ascii="Arial" w:hAnsi="Arial" w:cs="Arial" w:eastAsia="Arial"/>
-        <w:color w:val="000000" w:themeColor="text1"/>
-        <w:lang w:val="de-DE"/>
-      </w:rPr>
-      <w:tab/>
-    </w:r>
-    <w:r>
-      <w:rPr>
-        <w:rFonts w:ascii="Arial" w:hAnsi="Arial" w:cs="Arial" w:eastAsia="Arial"/>
-        <w:color w:val="000000" w:themeColor="text1"/>
-        <w:lang w:val="de-DE"/>
-      </w:rPr>
-      <w:tab/>
-    </w:r>
-    <w:r>
-      <w:rPr>
-        <w:rFonts w:ascii="Arial" w:hAnsi="Arial" w:cs="Arial" w:eastAsia="Arial"/>
-        <w:color w:val="000000" w:themeColor="text1"/>
-        <w:lang w:val="de-DE"/>
-      </w:rPr>
-      <w:t>v</w:t>
-    </w:r>
-    <w:r>
-      <w:rPr>
-        <w:rFonts w:ascii="Arial" w:hAnsi="Arial" w:cs="Arial" w:eastAsia="Arial"/>
-        <w:color w:val="000000" w:themeColor="text1"/>
-        <w:lang w:val="de-DE"/>
-      </w:rPr>
-      <w:t>.30_03_2026</w:t>
-    </w:r>
   </w:p>
 </w:hdr>
 </file>

--- a/(e)CRF/Per visite/V0 - Screening/06_Bevestiging geschiktheid baseline.docx
+++ b/(e)CRF/Per visite/V0 - Screening/06_Bevestiging geschiktheid baseline.docx
@@ -13700,197 +13700,352 @@
 
 <file path=word/footer1.xml><?xml version="1.0" encoding="utf-8"?>
 <w:ftr xmlns:wpc="http://schemas.microsoft.com/office/word/2010/wordprocessingCanvas" xmlns:cx="http://schemas.microsoft.com/office/drawing/2014/chartex" xmlns:cx1="http://schemas.microsoft.com/office/drawing/2015/9/8/chartex" xmlns:cx2="http://schemas.microsoft.com/office/drawing/2015/10/21/chartex" xmlns:cx3="http://schemas.microsoft.com/office/drawing/2016/5/9/chartex" xmlns:cx4="http://schemas.microsoft.com/office/drawing/2016/5/10/chartex" xmlns:cx5="http://schemas.microsoft.com/office/drawing/2016/5/11/chartex" xmlns:cx6="http://schemas.microsoft.com/office/drawing/2016/5/12/chartex" xmlns:cx7="http://schemas.microsoft.com/office/drawing/2016/5/13/chartex" xmlns:cx8="http://schemas.microsoft.com/office/drawing/2016/5/14/chartex" xmlns:mc="http://schemas.openxmlformats.org/markup-compatibility/2006" xmlns:aink="http://schemas.microsoft.com/office/drawing/2016/ink" xmlns:am3d="http://schemas.microsoft.com/office/drawing/2017/model3d" xmlns:o="urn:schemas-microsoft-com:office:office" xmlns:oel="http://schemas.microsoft.com/office/2019/extlst" xmlns:r="http://schemas.openxmlformats.org/officeDocument/2006/relationships" xmlns:m="http://schemas.openxmlformats.org/officeDocument/2006/math" xmlns:v="urn:schemas-microsoft-com:vml" xmlns:wp14="http://schemas.microsoft.com/office/word/2010/wordprocessingDrawing" xmlns:wp="http://schemas.openxmlformats.org/drawingml/2006/wordprocessingDrawing" xmlns:w10="urn:schemas-microsoft-com:office:word" xmlns:w="http://schemas.openxmlformats.org/wordprocessingml/2006/main" xmlns:w14="http://schemas.microsoft.com/office/word/2010/wordml" xmlns:w15="http://schemas.microsoft.com/office/word/2012/wordml" xmlns:w16cex="http://schemas.microsoft.com/office/word/2018/wordml/cex" xmlns:w16cid="http://schemas.microsoft.com/office/word/2016/wordml/cid" xmlns:w16="http://schemas.microsoft.com/office/word/2018/wordml" xmlns:w16du="http://schemas.microsoft.com/office/word/2023/wordml/word16du" xmlns:w16sdtdh="http://schemas.microsoft.com/office/word/2020/wordml/sdtdatahash" xmlns:w16sdtfl="http://schemas.microsoft.com/office/word/2024/wordml/sdtformatlock" xmlns:w16se="http://schemas.microsoft.com/office/word/2015/wordml/symex" xmlns:wpg="http://schemas.microsoft.com/office/word/2010/wordprocessingGroup" xmlns:wpi="http://schemas.microsoft.com/office/word/2010/wordprocessingInk" xmlns:wne="http://schemas.microsoft.com/office/word/2006/wordml" xmlns:wps="http://schemas.microsoft.com/office/word/2010/wordprocessingShape" mc:Ignorable="w14 w15 w16se w16cid w16 w16cex w16sdtdh w16sdtfl w16du wp14">
-  <w:sdt>
-    <w:sdtPr>
-      <w:id w:val="931316503"/>
-      <w:docPartObj>
-        <w:docPartGallery w:val="Page Numbers (Bottom of Page)"/>
-        <w:docPartUnique/>
-      </w:docPartObj>
-    </w:sdtPr>
-    <w:sdtEndPr>
-      <w:rPr>
-        <w:color w:val="7F7F7F" w:themeColor="background1" w:themeShade="7F"/>
-        <w:spacing w:val="60"/>
-      </w:rPr>
-    </w:sdtEndPr>
-    <w:sdtContent>
-      <w:p>
-        <w:pPr>
-          <w:pStyle w:val="Footer"/>
-          <w:pBdr>
-            <w:top w:val="single" w:color="D9D9D9" w:themeColor="background1" w:themeShade="D9" w:sz="4" w:space="1"/>
-          </w:pBdr>
-          <w:jc w:val="right"/>
-        </w:pPr>
-        <w:r>
-          <w:rPr>
-            <w:rFonts w:ascii="Calibri" w:hAnsi="Calibri" w:cs="Calibri"/>
-            <w:color w:val="000000" w:themeColor="text1"/>
-          </w:rPr>
-          <w:fldChar w:fldCharType="begin"/>
-        </w:r>
-        <w:r>
-          <w:rPr>
-            <w:rFonts w:ascii="Calibri" w:hAnsi="Calibri" w:cs="Calibri"/>
-            <w:color w:val="000000" w:themeColor="text1"/>
-          </w:rPr>
-          <w:instrText xml:space="preserve"> PAGE   \* MERGEFORMAT </w:instrText>
-        </w:r>
-        <w:r>
-          <w:rPr>
-            <w:rFonts w:ascii="Calibri" w:hAnsi="Calibri" w:cs="Calibri"/>
-            <w:color w:val="000000" w:themeColor="text1"/>
-          </w:rPr>
-          <w:fldChar w:fldCharType="separate"/>
-        </w:r>
-        <w:r>
-          <w:rPr>
-            <w:rFonts w:ascii="Calibri" w:hAnsi="Calibri" w:cs="Calibri"/>
-            <w:noProof/>
-            <w:color w:val="000000" w:themeColor="text1"/>
-          </w:rPr>
-          <w:t>2</w:t>
-        </w:r>
-        <w:r>
-          <w:rPr>
-            <w:rFonts w:ascii="Calibri" w:hAnsi="Calibri" w:cs="Calibri"/>
-            <w:noProof/>
-            <w:color w:val="000000" w:themeColor="text1"/>
-          </w:rPr>
-          <w:fldChar w:fldCharType="end"/>
-        </w:r>
-        <w:r>
-          <w:rPr>
-            <w:rFonts w:ascii="Calibri" w:hAnsi="Calibri" w:cs="Calibri"/>
-            <w:color w:val="000000" w:themeColor="text1"/>
-          </w:rPr>
-          <w:t xml:space="preserve"> | </w:t>
-        </w:r>
-        <w:r>
-          <w:rPr>
-            <w:rFonts w:ascii="Calibri" w:hAnsi="Calibri" w:cs="Calibri"/>
-            <w:color w:val="000000" w:themeColor="text1"/>
-            <w:spacing w:val="60"/>
-          </w:rPr>
-          <w:t>10</w:t>
-        </w:r>
-      </w:p>
-    </w:sdtContent>
-  </w:sdt>
   <w:p>
     <w:pPr>
-      <w:pStyle w:val="Footer"/>
-      <w:jc w:val="center"/>
-      <w:rPr>
-        <w:rFonts w:ascii="Calibri" w:hAnsi="Calibri" w:cs="Calibri"/>
-      </w:rPr>
+      <w:pBdr>
+        <w:top w:val="single" w:sz="6" w:space="6" w:color="C4CED8"/>
+      </w:pBdr>
     </w:pPr>
     <w:r>
       <w:rPr>
-        <w:rFonts w:ascii="Arial" w:hAnsi="Arial" w:eastAsia="Arial" w:cs="Arial"/>
-        <w:b w:val="0"/>
-        <w:color w:val="59636E"/>
-        <w:sz w:val="18"/>
+        <w:noProof/>
       </w:rPr>
-      <w:t xml:space="preserve">Pagina </w:t>
+      <w:drawing>
+        <wp:anchor distT="0" distB="0" distL="114300" distR="114300" simplePos="0" relativeHeight="251659264" behindDoc="0" locked="0" layoutInCell="1" allowOverlap="1" wp14:anchorId="4A8142CD" wp14:editId="6CB4EA88">
+          <wp:simplePos x="0" y="0"/>
+          <wp:positionH relativeFrom="column">
+            <wp:posOffset>5527362</wp:posOffset>
+          </wp:positionH>
+          <wp:positionV relativeFrom="paragraph">
+            <wp:posOffset>66098</wp:posOffset>
+          </wp:positionV>
+          <wp:extent cx="1272540" cy="484505"/>
+          <wp:effectExtent l="0" t="0" r="3810" b="0"/>
+          <wp:wrapSquare wrapText="bothSides"/>
+          <wp:docPr id="1206673644" name="Afbeelding 7"/>
+          <wp:cNvGraphicFramePr>
+            <a:graphicFrameLocks xmlns:a="http://schemas.openxmlformats.org/drawingml/2006/main" noChangeAspect="1"/>
+          </wp:cNvGraphicFramePr>
+          <a:graphic xmlns:a="http://schemas.openxmlformats.org/drawingml/2006/main">
+            <a:graphicData uri="http://schemas.openxmlformats.org/drawingml/2006/picture">
+              <pic:pic xmlns:pic="http://schemas.openxmlformats.org/drawingml/2006/picture">
+                <pic:nvPicPr>
+                  <pic:cNvPr id="1340115081" name="Afbeelding 1340115081"/>
+                  <pic:cNvPicPr/>
+                </pic:nvPicPr>
+                <pic:blipFill rotWithShape="1">
+                  <a:blip r:embed="rIdTplImgC">
+                    <a:extLst>
+                      <a:ext uri="{28A0092B-C50C-407E-A947-70E740481C1C}">
+                        <a14:useLocalDpi xmlns:a14="http://schemas.microsoft.com/office/drawing/2010/main" val="0"/>
+                      </a:ext>
+                    </a:extLst>
+                  </a:blip>
+                  <a:srcRect l="8409" t="28983" b="36048"/>
+                  <a:stretch>
+                    <a:fillRect/>
+                  </a:stretch>
+                </pic:blipFill>
+                <pic:spPr bwMode="auto">
+                  <a:xfrm>
+                    <a:off x="0" y="0"/>
+                    <a:ext cx="1272540" cy="484505"/>
+                  </a:xfrm>
+                  <a:prstGeom prst="rect">
+                    <a:avLst/>
+                  </a:prstGeom>
+                  <a:ln>
+                    <a:noFill/>
+                  </a:ln>
+                  <a:extLst>
+                    <a:ext uri="{53640926-AAD7-44D8-BBD7-CCE9431645EC}">
+                      <a14:shadowObscured xmlns:a14="http://schemas.microsoft.com/office/drawing/2010/main"/>
+                    </a:ext>
+                  </a:extLst>
+                </pic:spPr>
+              </pic:pic>
+            </a:graphicData>
+          </a:graphic>
+          <wp14:sizeRelH relativeFrom="page">
+            <wp14:pctWidth>0</wp14:pctWidth>
+          </wp14:sizeRelH>
+          <wp14:sizeRelV relativeFrom="page">
+            <wp14:pctHeight>0</wp14:pctHeight>
+          </wp14:sizeRelV>
+        </wp:anchor>
+      </w:drawing>
     </w:r>
     <w:r>
       <w:rPr>
-        <w:rFonts w:ascii="Arial" w:hAnsi="Arial" w:eastAsia="Arial" w:cs="Arial"/>
-        <w:b w:val="0"/>
         <w:color w:val="59636E"/>
-        <w:sz w:val="18"/>
+        <w:sz w:val="16"/>
+        <w:szCs w:val="16"/>
+      </w:rPr>
+      <w:t>PARADISE-</w:t>
+    </w:r>
+    <w:proofErr w:type="gramStart"/>
+    <w:r>
+      <w:rPr>
+        <w:color w:val="59636E"/>
+        <w:sz w:val="16"/>
+        <w:szCs w:val="16"/>
+      </w:rPr>
+      <w:t>studie  ·</w:t>
+    </w:r>
+    <w:proofErr w:type="gramEnd"/>
+    <w:r>
+      <w:rPr>
+        <w:color w:val="59636E"/>
+        <w:sz w:val="16"/>
+        <w:szCs w:val="16"/>
+      </w:rPr>
+      <w:t xml:space="preserve">  eCRF 06: Bevestiging geschiktheid baseline </w:t>
+    </w:r>
+    <w:proofErr w:type="gramStart"/>
+    <w:r>
+      <w:rPr>
+        <w:color w:val="59636E"/>
+        <w:sz w:val="16"/>
+        <w:szCs w:val="16"/>
+      </w:rPr>
+      <w:t>·</w:t>
+    </w:r>
+    <w:proofErr w:type="gramEnd"/>
+    <w:r>
+      <w:rPr>
+        <w:color w:val="59636E"/>
+        <w:sz w:val="16"/>
+        <w:szCs w:val="16"/>
+      </w:rPr>
+      <w:t xml:space="preserve">  Versie </w:t>
+    </w:r>
+    <w:proofErr w:type="gramStart"/>
+    <w:r>
+      <w:rPr>
+        <w:i/>
+        <w:iCs/>
+        <w:color w:val="59636E"/>
+        <w:sz w:val="16"/>
+        <w:szCs w:val="16"/>
+      </w:rPr>
+      <w:t xml:space="preserve">[ </w:t>
+    </w:r>
+    <w:r>
+      <w:rPr>
+        <w:i/>
+        <w:iCs/>
+        <w:color w:val="59636E"/>
+        <w:sz w:val="16"/>
+        <w:szCs w:val="16"/>
+      </w:rPr>
+      <w:t>1.0</w:t>
+    </w:r>
+    <w:proofErr w:type="gramEnd"/>
+    <w:r>
+      <w:rPr>
+        <w:i/>
+        <w:iCs/>
+        <w:color w:val="59636E"/>
+        <w:sz w:val="16"/>
+        <w:szCs w:val="16"/>
+      </w:rPr>
+      <w:t xml:space="preserve"> </w:t>
+    </w:r>
+    <w:proofErr w:type="gramStart"/>
+    <w:r>
+      <w:rPr>
+        <w:i/>
+        <w:iCs/>
+        <w:color w:val="59636E"/>
+        <w:sz w:val="16"/>
+        <w:szCs w:val="16"/>
+      </w:rPr>
+      <w:t>]</w:t>
+    </w:r>
+    <w:r>
+      <w:rPr>
+        <w:color w:val="59636E"/>
+        <w:sz w:val="16"/>
+        <w:szCs w:val="16"/>
+      </w:rPr>
+      <w:t xml:space="preserve">  ·</w:t>
+    </w:r>
+    <w:proofErr w:type="gramEnd"/>
+    <w:r>
+      <w:rPr>
+        <w:color w:val="59636E"/>
+        <w:sz w:val="16"/>
+        <w:szCs w:val="16"/>
+      </w:rPr>
+      <w:t xml:space="preserve">  </w:t>
+    </w:r>
+    <w:proofErr w:type="gramStart"/>
+    <w:r>
+      <w:rPr>
+        <w:i/>
+        <w:iCs/>
+        <w:color w:val="59636E"/>
+        <w:sz w:val="16"/>
+        <w:szCs w:val="16"/>
+      </w:rPr>
+      <w:t xml:space="preserve">[ </w:t>
+    </w:r>
+    <w:r>
+      <w:rPr>
+        <w:i/>
+        <w:iCs/>
+        <w:color w:val="59636E"/>
+        <w:sz w:val="16"/>
+        <w:szCs w:val="16"/>
+      </w:rPr>
+      <w:t>27</w:t>
+    </w:r>
+    <w:proofErr w:type="gramEnd"/>
+    <w:r>
+      <w:rPr>
+        <w:i/>
+        <w:iCs/>
+        <w:color w:val="59636E"/>
+        <w:sz w:val="16"/>
+        <w:szCs w:val="16"/>
+      </w:rPr>
+      <w:t>/07/</w:t>
+    </w:r>
+    <w:proofErr w:type="gramStart"/>
+    <w:r>
+      <w:rPr>
+        <w:i/>
+        <w:iCs/>
+        <w:color w:val="59636E"/>
+        <w:sz w:val="16"/>
+        <w:szCs w:val="16"/>
+      </w:rPr>
+      <w:t>2026</w:t>
+    </w:r>
+    <w:r>
+      <w:rPr>
+        <w:i/>
+        <w:iCs/>
+        <w:color w:val="59636E"/>
+        <w:sz w:val="16"/>
+        <w:szCs w:val="16"/>
+      </w:rPr>
+      <w:t xml:space="preserve"> ]</w:t>
+    </w:r>
+    <w:proofErr w:type="gramEnd"/>
+    <w:r>
+      <w:rPr>
+        <w:color w:val="59636E"/>
+        <w:sz w:val="16"/>
+        <w:szCs w:val="16"/>
+      </w:rPr>
+      <w:t xml:space="preserve">  </w:t>
+    </w:r>
+    <w:proofErr w:type="gramStart"/>
+    <w:r>
+      <w:rPr>
+        <w:color w:val="59636E"/>
+        <w:sz w:val="16"/>
+        <w:szCs w:val="16"/>
+      </w:rPr>
+      <w:t>·  Pagina</w:t>
+    </w:r>
+    <w:proofErr w:type="gramEnd"/>
+    <w:r>
+      <w:rPr>
+        <w:color w:val="59636E"/>
+        <w:sz w:val="16"/>
+        <w:szCs w:val="16"/>
+      </w:rPr>
+      <w:t xml:space="preserve"> </w:t>
+    </w:r>
+    <w:r>
+      <w:rPr>
+        <w:color w:val="59636E"/>
+        <w:sz w:val="16"/>
+        <w:szCs w:val="16"/>
       </w:rPr>
       <w:fldChar w:fldCharType="begin"/>
     </w:r>
     <w:r>
       <w:rPr>
-        <w:rFonts w:ascii="Arial" w:hAnsi="Arial" w:eastAsia="Arial" w:cs="Arial"/>
-        <w:b w:val="0"/>
         <w:color w:val="59636E"/>
-        <w:sz w:val="18"/>
+        <w:sz w:val="16"/>
+        <w:szCs w:val="16"/>
       </w:rPr>
-      <w:instrText xml:space="preserve"> PAGE </w:instrText>
+      <w:instrText>PAGE</w:instrText>
     </w:r>
     <w:r>
       <w:rPr>
-        <w:rFonts w:ascii="Arial" w:hAnsi="Arial" w:eastAsia="Arial" w:cs="Arial"/>
-        <w:b w:val="0"/>
         <w:color w:val="59636E"/>
-        <w:sz w:val="18"/>
+        <w:sz w:val="16"/>
+        <w:szCs w:val="16"/>
       </w:rPr>
       <w:fldChar w:fldCharType="separate"/>
     </w:r>
     <w:r>
       <w:rPr>
-        <w:rFonts w:ascii="Arial" w:hAnsi="Arial" w:eastAsia="Arial" w:cs="Arial"/>
-        <w:b w:val="0"/>
+        <w:noProof/>
         <w:color w:val="59636E"/>
-        <w:sz w:val="18"/>
+        <w:sz w:val="16"/>
+        <w:szCs w:val="16"/>
       </w:rPr>
       <w:t>1</w:t>
     </w:r>
     <w:r>
       <w:rPr>
-        <w:rFonts w:ascii="Arial" w:hAnsi="Arial" w:eastAsia="Arial" w:cs="Arial"/>
-        <w:b w:val="0"/>
         <w:color w:val="59636E"/>
-        <w:sz w:val="18"/>
+        <w:sz w:val="16"/>
+        <w:szCs w:val="16"/>
       </w:rPr>
       <w:fldChar w:fldCharType="end"/>
     </w:r>
     <w:r>
       <w:rPr>
-        <w:rFonts w:ascii="Arial" w:hAnsi="Arial" w:eastAsia="Arial" w:cs="Arial"/>
-        <w:b w:val="0"/>
         <w:color w:val="59636E"/>
-        <w:sz w:val="18"/>
+        <w:sz w:val="16"/>
+        <w:szCs w:val="16"/>
       </w:rPr>
       <w:t xml:space="preserve"> van </w:t>
     </w:r>
     <w:r>
       <w:rPr>
-        <w:rFonts w:ascii="Arial" w:hAnsi="Arial" w:eastAsia="Arial" w:cs="Arial"/>
-        <w:b w:val="0"/>
         <w:color w:val="59636E"/>
-        <w:sz w:val="18"/>
+        <w:sz w:val="16"/>
+        <w:szCs w:val="16"/>
       </w:rPr>
       <w:fldChar w:fldCharType="begin"/>
     </w:r>
     <w:r>
       <w:rPr>
-        <w:rFonts w:ascii="Arial" w:hAnsi="Arial" w:eastAsia="Arial" w:cs="Arial"/>
-        <w:b w:val="0"/>
         <w:color w:val="59636E"/>
-        <w:sz w:val="18"/>
+        <w:sz w:val="16"/>
+        <w:szCs w:val="16"/>
       </w:rPr>
-      <w:instrText xml:space="preserve"> NUMPAGES </w:instrText>
+      <w:instrText>NUMPAGES</w:instrText>
     </w:r>
     <w:r>
       <w:rPr>
-        <w:rFonts w:ascii="Arial" w:hAnsi="Arial" w:eastAsia="Arial" w:cs="Arial"/>
-        <w:b w:val="0"/>
         <w:color w:val="59636E"/>
-        <w:sz w:val="18"/>
+        <w:sz w:val="16"/>
+        <w:szCs w:val="16"/>
       </w:rPr>
       <w:fldChar w:fldCharType="separate"/>
     </w:r>
     <w:r>
       <w:rPr>
-        <w:rFonts w:ascii="Arial" w:hAnsi="Arial" w:eastAsia="Arial" w:cs="Arial"/>
-        <w:b w:val="0"/>
+        <w:noProof/>
         <w:color w:val="59636E"/>
-        <w:sz w:val="18"/>
+        <w:sz w:val="16"/>
+        <w:szCs w:val="16"/>
       </w:rPr>
-      <w:t>1</w:t>
+      <w:t>2</w:t>
     </w:r>
     <w:r>
       <w:rPr>
-        <w:rFonts w:ascii="Arial" w:hAnsi="Arial" w:eastAsia="Arial" w:cs="Arial"/>
-        <w:b w:val="0"/>
         <w:color w:val="59636E"/>
-        <w:sz w:val="18"/>
+        <w:sz w:val="16"/>
+        <w:szCs w:val="16"/>
       </w:rPr>
       <w:fldChar w:fldCharType="end"/>
     </w:r>
@@ -13921,29 +14076,128 @@
 <w:hdr xmlns:wpc="http://schemas.microsoft.com/office/word/2010/wordprocessingCanvas" xmlns:cx="http://schemas.microsoft.com/office/drawing/2014/chartex" xmlns:cx1="http://schemas.microsoft.com/office/drawing/2015/9/8/chartex" xmlns:cx2="http://schemas.microsoft.com/office/drawing/2015/10/21/chartex" xmlns:cx3="http://schemas.microsoft.com/office/drawing/2016/5/9/chartex" xmlns:cx4="http://schemas.microsoft.com/office/drawing/2016/5/10/chartex" xmlns:cx5="http://schemas.microsoft.com/office/drawing/2016/5/11/chartex" xmlns:cx6="http://schemas.microsoft.com/office/drawing/2016/5/12/chartex" xmlns:cx7="http://schemas.microsoft.com/office/drawing/2016/5/13/chartex" xmlns:cx8="http://schemas.microsoft.com/office/drawing/2016/5/14/chartex" xmlns:mc="http://schemas.openxmlformats.org/markup-compatibility/2006" xmlns:aink="http://schemas.microsoft.com/office/drawing/2016/ink" xmlns:am3d="http://schemas.microsoft.com/office/drawing/2017/model3d" xmlns:o="urn:schemas-microsoft-com:office:office" xmlns:oel="http://schemas.microsoft.com/office/2019/extlst" xmlns:r="http://schemas.openxmlformats.org/officeDocument/2006/relationships" xmlns:m="http://schemas.openxmlformats.org/officeDocument/2006/math" xmlns:v="urn:schemas-microsoft-com:vml" xmlns:wp14="http://schemas.microsoft.com/office/word/2010/wordprocessingDrawing" xmlns:wp="http://schemas.openxmlformats.org/drawingml/2006/wordprocessingDrawing" xmlns:w10="urn:schemas-microsoft-com:office:word" xmlns:w="http://schemas.openxmlformats.org/wordprocessingml/2006/main" xmlns:w14="http://schemas.microsoft.com/office/word/2010/wordml" xmlns:w15="http://schemas.microsoft.com/office/word/2012/wordml" xmlns:w16cex="http://schemas.microsoft.com/office/word/2018/wordml/cex" xmlns:w16cid="http://schemas.microsoft.com/office/word/2016/wordml/cid" xmlns:w16="http://schemas.microsoft.com/office/word/2018/wordml" xmlns:w16du="http://schemas.microsoft.com/office/word/2023/wordml/word16du" xmlns:w16sdtdh="http://schemas.microsoft.com/office/word/2020/wordml/sdtdatahash" xmlns:w16sdtfl="http://schemas.microsoft.com/office/word/2024/wordml/sdtformatlock" xmlns:w16se="http://schemas.microsoft.com/office/word/2015/wordml/symex" xmlns:wpg="http://schemas.microsoft.com/office/word/2010/wordprocessingGroup" xmlns:wpi="http://schemas.microsoft.com/office/word/2010/wordprocessingInk" xmlns:wne="http://schemas.microsoft.com/office/word/2006/wordml" xmlns:wps="http://schemas.microsoft.com/office/word/2010/wordprocessingShape" mc:Ignorable="w14 w15 w16se w16cid w16 w16cex w16sdtdh w16sdtfl w16du wp14">
   <w:p>
     <w:pPr>
-      <w:pStyle w:val="Header"/>
-      <w:jc w:val="left"/>
-      <w:rPr>
-        <w:color w:val="000000" w:themeColor="text1"/>
-        <w:sz w:val="18"/>
-        <w:szCs w:val="18"/>
-        <w:lang w:val="de-DE"/>
-      </w:rPr>
+      <w:pStyle w:val="Koptekst"/>
+      <w:jc w:val="right"/>
     </w:pPr>
     <w:r>
       <w:rPr>
-        <w:rFonts w:ascii="Arial" w:hAnsi="Arial" w:cs="Arial" w:eastAsia="Arial"/>
-        <w:b w:val="0"/>
-        <w:color w:val="59636E"/>
-        <w:sz w:val="18"/>
-        <w:lang w:val="de-DE"/>
+        <w:noProof/>
       </w:rPr>
-      <w:t>PARADISE (S71769) — eCRF 06: Bevestiging geschiktheid baseline</w:t>
+      <w:drawing>
+        <wp:anchor distT="0" distB="0" distL="114300" distR="114300" simplePos="0" relativeHeight="251658240" behindDoc="1" locked="0" layoutInCell="1" allowOverlap="1" wp14:anchorId="755D2A89" wp14:editId="42F71064">
+          <wp:simplePos x="0" y="0"/>
+          <wp:positionH relativeFrom="margin">
+            <wp:align>left</wp:align>
+          </wp:positionH>
+          <wp:positionV relativeFrom="paragraph">
+            <wp:posOffset>-20955</wp:posOffset>
+          </wp:positionV>
+          <wp:extent cx="1615079" cy="720000"/>
+          <wp:effectExtent l="0" t="0" r="0" b="0"/>
+          <wp:wrapTight wrapText="bothSides">
+            <wp:wrapPolygon edited="0">
+              <wp:start x="510" y="1716"/>
+              <wp:lineTo x="255" y="5719"/>
+              <wp:lineTo x="764" y="20018"/>
+              <wp:lineTo x="8664" y="20018"/>
+              <wp:lineTo x="13250" y="18874"/>
+              <wp:lineTo x="20895" y="14298"/>
+              <wp:lineTo x="20895" y="9151"/>
+              <wp:lineTo x="14015" y="4004"/>
+              <wp:lineTo x="8664" y="1716"/>
+              <wp:lineTo x="510" y="1716"/>
+            </wp:wrapPolygon>
+          </wp:wrapTight>
+          <wp:docPr id="1820294796" name="Afbeelding 5"/>
+          <wp:cNvGraphicFramePr>
+            <a:graphicFrameLocks xmlns:a="http://schemas.openxmlformats.org/drawingml/2006/main" noChangeAspect="1"/>
+          </wp:cNvGraphicFramePr>
+          <a:graphic xmlns:a="http://schemas.openxmlformats.org/drawingml/2006/main">
+            <a:graphicData uri="http://schemas.openxmlformats.org/drawingml/2006/picture">
+              <pic:pic xmlns:pic="http://schemas.openxmlformats.org/drawingml/2006/picture">
+                <pic:nvPicPr>
+                  <pic:cNvPr id="1820294796" name="Afbeelding 1820294796"/>
+                  <pic:cNvPicPr/>
+                </pic:nvPicPr>
+                <pic:blipFill>
+                  <a:blip r:embed="rIdTplImgA">
+                    <a:extLst>
+                      <a:ext uri="{28A0092B-C50C-407E-A947-70E740481C1C}">
+                        <a14:useLocalDpi xmlns:a14="http://schemas.microsoft.com/office/drawing/2010/main" val="0"/>
+                      </a:ext>
+                    </a:extLst>
+                  </a:blip>
+                  <a:stretch>
+                    <a:fillRect/>
+                  </a:stretch>
+                </pic:blipFill>
+                <pic:spPr>
+                  <a:xfrm>
+                    <a:off x="0" y="0"/>
+                    <a:ext cx="1615079" cy="720000"/>
+                  </a:xfrm>
+                  <a:prstGeom prst="rect">
+                    <a:avLst/>
+                  </a:prstGeom>
+                </pic:spPr>
+              </pic:pic>
+            </a:graphicData>
+          </a:graphic>
+          <wp14:sizeRelH relativeFrom="page">
+            <wp14:pctWidth>0</wp14:pctWidth>
+          </wp14:sizeRelH>
+          <wp14:sizeRelV relativeFrom="page">
+            <wp14:pctHeight>0</wp14:pctHeight>
+          </wp14:sizeRelV>
+        </wp:anchor>
+      </w:drawing>
     </w:r>
-    <w:proofErr w:type="spellStart"/>
-    <w:proofErr w:type="spellEnd"/>
-    <w:proofErr w:type="spellStart"/>
-    <w:proofErr w:type="spellEnd"/>
+    <w:r>
+      <w:rPr>
+        <w:noProof/>
+      </w:rPr>
+      <w:drawing>
+        <wp:inline distT="0" distB="0" distL="0" distR="0" wp14:anchorId="4E8F3C53" wp14:editId="680A2799">
+          <wp:extent cx="2525825" cy="720000"/>
+          <wp:effectExtent l="0" t="0" r="0" b="4445"/>
+          <wp:docPr id="328170997" name="Afbeelding 6"/>
+          <wp:cNvGraphicFramePr>
+            <a:graphicFrameLocks xmlns:a="http://schemas.openxmlformats.org/drawingml/2006/main" noChangeAspect="1"/>
+          </wp:cNvGraphicFramePr>
+          <a:graphic xmlns:a="http://schemas.openxmlformats.org/drawingml/2006/main">
+            <a:graphicData uri="http://schemas.openxmlformats.org/drawingml/2006/picture">
+              <pic:pic xmlns:pic="http://schemas.openxmlformats.org/drawingml/2006/picture">
+                <pic:nvPicPr>
+                  <pic:cNvPr id="328170997" name="Afbeelding 328170997"/>
+                  <pic:cNvPicPr/>
+                </pic:nvPicPr>
+                <pic:blipFill>
+                  <a:blip r:embed="rIdTplImgB">
+                    <a:extLst>
+                      <a:ext uri="{28A0092B-C50C-407E-A947-70E740481C1C}">
+                        <a14:useLocalDpi xmlns:a14="http://schemas.microsoft.com/office/drawing/2010/main" val="0"/>
+                      </a:ext>
+                    </a:extLst>
+                  </a:blip>
+                  <a:stretch>
+                    <a:fillRect/>
+                  </a:stretch>
+                </pic:blipFill>
+                <pic:spPr>
+                  <a:xfrm>
+                    <a:off x="0" y="0"/>
+                    <a:ext cx="2525825" cy="720000"/>
+                  </a:xfrm>
+                  <a:prstGeom prst="rect">
+                    <a:avLst/>
+                  </a:prstGeom>
+                </pic:spPr>
+              </pic:pic>
+            </a:graphicData>
+          </a:graphic>
+        </wp:inline>
+      </w:drawing>
+    </w:r>
   </w:p>
 </w:hdr>
 </file>

--- a/(e)CRF/Per visite/V0 - Screening/06_Bevestiging geschiktheid baseline.docx
+++ b/(e)CRF/Per visite/V0 - Screening/06_Bevestiging geschiktheid baseline.docx
@@ -13714,7 +13714,7 @@
         <wp:anchor distT="0" distB="0" distL="114300" distR="114300" simplePos="0" relativeHeight="251659264" behindDoc="0" locked="0" layoutInCell="1" allowOverlap="1" wp14:anchorId="4A8142CD" wp14:editId="6CB4EA88">
           <wp:simplePos x="0" y="0"/>
           <wp:positionH relativeFrom="column">
-            <wp:posOffset>5527362</wp:posOffset>
+            <wp:posOffset>5351825</wp:posOffset>
           </wp:positionH>
           <wp:positionV relativeFrom="paragraph">
             <wp:posOffset>66098</wp:posOffset>

--- a/(e)CRF/Per visite/V0 - Screening/06_Bevestiging geschiktheid baseline.docx
+++ b/(e)CRF/Per visite/V0 - Screening/06_Bevestiging geschiktheid baseline.docx
@@ -1,6 +1,6 @@
 
 <file path=word/document.xml><?xml version="1.0" encoding="utf-8"?>
-<w:document xmlns:wpc="http://schemas.microsoft.com/office/word/2010/wordprocessingCanvas" xmlns:cx="http://schemas.microsoft.com/office/drawing/2014/chartex" xmlns:cx1="http://schemas.microsoft.com/office/drawing/2015/9/8/chartex" xmlns:cx2="http://schemas.microsoft.com/office/drawing/2015/10/21/chartex" xmlns:cx3="http://schemas.microsoft.com/office/drawing/2016/5/9/chartex" xmlns:cx4="http://schemas.microsoft.com/office/drawing/2016/5/10/chartex" xmlns:cx5="http://schemas.microsoft.com/office/drawing/2016/5/11/chartex" xmlns:cx6="http://schemas.microsoft.com/office/drawing/2016/5/12/chartex" xmlns:cx7="http://schemas.microsoft.com/office/drawing/2016/5/13/chartex" xmlns:cx8="http://schemas.microsoft.com/office/drawing/2016/5/14/chartex" xmlns:mc="http://schemas.openxmlformats.org/markup-compatibility/2006" xmlns:aink="http://schemas.microsoft.com/office/drawing/2016/ink" xmlns:am3d="http://schemas.microsoft.com/office/drawing/2017/model3d" xmlns:o="urn:schemas-microsoft-com:office:office" xmlns:oel="http://schemas.microsoft.com/office/2019/extlst" xmlns:r="http://schemas.openxmlformats.org/officeDocument/2006/relationships" xmlns:m="http://schemas.openxmlformats.org/officeDocument/2006/math" xmlns:v="urn:schemas-microsoft-com:vml" xmlns:wp14="http://schemas.microsoft.com/office/word/2010/wordprocessingDrawing" xmlns:wp="http://schemas.openxmlformats.org/drawingml/2006/wordprocessingDrawing" xmlns:w10="urn:schemas-microsoft-com:office:word" xmlns:w="http://schemas.openxmlformats.org/wordprocessingml/2006/main" xmlns:w14="http://schemas.microsoft.com/office/word/2010/wordml" xmlns:w15="http://schemas.microsoft.com/office/word/2012/wordml" xmlns:w16cex="http://schemas.microsoft.com/office/word/2018/wordml/cex" xmlns:w16cid="http://schemas.microsoft.com/office/word/2016/wordml/cid" xmlns:w16="http://schemas.microsoft.com/office/word/2018/wordml" xmlns:w16du="http://schemas.microsoft.com/office/word/2023/wordml/word16du" xmlns:w16sdtdh="http://schemas.microsoft.com/office/word/2020/wordml/sdtdatahash" xmlns:w16sdtfl="http://schemas.microsoft.com/office/word/2024/wordml/sdtformatlock" xmlns:w16se="http://schemas.microsoft.com/office/word/2015/wordml/symex" xmlns:wpg="http://schemas.microsoft.com/office/word/2010/wordprocessingGroup" xmlns:wpi="http://schemas.microsoft.com/office/word/2010/wordprocessingInk" xmlns:wne="http://schemas.microsoft.com/office/word/2006/wordml" xmlns:wps="http://schemas.microsoft.com/office/word/2010/wordprocessingShape" xmlns:a="http://schemas.openxmlformats.org/drawingml/2006/main" xmlns:a16="http://schemas.microsoft.com/office/drawing/2014/main" xmlns:pic="http://schemas.openxmlformats.org/drawingml/2006/picture" xmlns:a14="http://schemas.microsoft.com/office/drawing/2010/main" mc:Ignorable="w14 w15 w16se w16cid w16 w16cex w16sdtdh w16sdtfl w16du wp14">
+<w:document xmlns:wpc="http://schemas.microsoft.com/office/word/2010/wordprocessingCanvas" xmlns:cx="http://schemas.microsoft.com/office/drawing/2014/chartex" xmlns:cx1="http://schemas.microsoft.com/office/drawing/2015/9/8/chartex" xmlns:cx2="http://schemas.microsoft.com/office/drawing/2015/10/21/chartex" xmlns:cx3="http://schemas.microsoft.com/office/drawing/2016/5/9/chartex" xmlns:cx4="http://schemas.microsoft.com/office/drawing/2016/5/10/chartex" xmlns:cx5="http://schemas.microsoft.com/office/drawing/2016/5/11/chartex" xmlns:cx6="http://schemas.microsoft.com/office/drawing/2016/5/12/chartex" xmlns:cx7="http://schemas.microsoft.com/office/drawing/2016/5/13/chartex" xmlns:cx8="http://schemas.microsoft.com/office/drawing/2016/5/14/chartex" xmlns:mc="http://schemas.openxmlformats.org/markup-compatibility/2006" xmlns:aink="http://schemas.microsoft.com/office/drawing/2016/ink" xmlns:am3d="http://schemas.microsoft.com/office/drawing/2017/model3d" xmlns:o="urn:schemas-microsoft-com:office:office" xmlns:oel="http://schemas.microsoft.com/office/2019/extlst" xmlns:r="http://schemas.openxmlformats.org/officeDocument/2006/relationships" xmlns:m="http://schemas.openxmlformats.org/officeDocument/2006/math" xmlns:v="urn:schemas-microsoft-com:vml" xmlns:wp14="http://schemas.microsoft.com/office/word/2010/wordprocessingDrawing" xmlns:wp="http://schemas.openxmlformats.org/drawingml/2006/wordprocessingDrawing" xmlns:w10="urn:schemas-microsoft-com:office:word" xmlns:w="http://schemas.openxmlformats.org/wordprocessingml/2006/main" xmlns:w14="http://schemas.microsoft.com/office/word/2010/wordml" xmlns:w15="http://schemas.microsoft.com/office/word/2012/wordml" xmlns:w16cei="http://schemas.microsoft.com/office/word/2026/wordml/cei" xmlns:w16cex="http://schemas.microsoft.com/office/word/2018/wordml/cex" xmlns:w16cid="http://schemas.microsoft.com/office/word/2016/wordml/cid" xmlns:w16="http://schemas.microsoft.com/office/word/2018/wordml" xmlns:w16du="http://schemas.microsoft.com/office/word/2023/wordml/word16du" xmlns:w16sdtdh="http://schemas.microsoft.com/office/word/2020/wordml/sdtdatahash" xmlns:w16sdtfl="http://schemas.microsoft.com/office/word/2024/wordml/sdtformatlock" xmlns:w16se="http://schemas.microsoft.com/office/word/2015/wordml/symex" xmlns:wpg="http://schemas.microsoft.com/office/word/2010/wordprocessingGroup" xmlns:wpi="http://schemas.microsoft.com/office/word/2010/wordprocessingInk" xmlns:wne="http://schemas.microsoft.com/office/word/2006/wordml" xmlns:wps="http://schemas.microsoft.com/office/word/2010/wordprocessingShape" mc:Ignorable="w14 w15 w16se w16cid w16 w16cex w16sdtdh w16sdtfl w16du wp14">
   <w:body>
     <w:p>
       <w:pPr>
@@ -11,8 +11,8 @@
         <w:jc w:val="center"/>
         <w:rPr>
           <w:rFonts w:ascii="Calibri" w:hAnsi="Calibri" w:cs="Calibri"/>
-          <w:b w:val="1"/>
-          <w:bCs w:val="1"/>
+          <w:b/>
+          <w:bCs/>
           <w:color w:val="000000" w:themeColor="text1"/>
           <w:sz w:val="28"/>
           <w:szCs w:val="28"/>
@@ -20,75 +20,75 @@
       </w:pPr>
       <w:r>
         <w:rPr>
-          <w:rFonts w:ascii="Arial" w:hAnsi="Arial" w:cs="Arial" w:eastAsia="Arial"/>
-          <w:b w:val="1"/>
-          <w:bCs w:val="1"/>
+          <w:b/>
+          <w:bCs/>
           <w:color w:val="123A5F"/>
           <w:sz w:val="28"/>
           <w:szCs w:val="28"/>
         </w:rPr>
-        <w:t xml:space="preserve">Appendix </w:t>
-      </w:r>
-      <w:r>
-        <w:rPr>
-          <w:rFonts w:ascii="Calibri" w:hAnsi="Calibri" w:cs="Calibri"/>
-          <w:b w:val="1"/>
-          <w:bCs w:val="1"/>
-          <w:color w:val="000000" w:themeColor="text1" w:themeTint="FF" w:themeShade="FF"/>
-          <w:sz w:val="28"/>
-          <w:szCs w:val="28"/>
-        </w:rPr>
-        <w:t>6</w:t>
-      </w:r>
-      <w:r>
-        <w:rPr>
-          <w:rFonts w:ascii="Arial" w:hAnsi="Arial" w:cs="Arial" w:eastAsia="Arial"/>
-          <w:b w:val="1"/>
-          <w:bCs w:val="1"/>
+        <w:t>Appendix</w:t>
+      </w:r>
+      <w:r>
+        <w:rPr>
+          <w:b/>
+          <w:bCs/>
           <w:color w:val="123A5F"/>
           <w:sz w:val="28"/>
           <w:szCs w:val="28"/>
         </w:rPr>
-        <w:t xml:space="preserve">- Baseline </w:t>
-      </w:r>
-      <w:r>
-        <w:rPr>
-          <w:rFonts w:ascii="Arial" w:hAnsi="Arial" w:cs="Arial" w:eastAsia="Arial"/>
-          <w:b w:val="1"/>
-          <w:bCs w:val="1"/>
+        <w:t xml:space="preserve"> 6</w:t>
+      </w:r>
+      <w:r>
+        <w:rPr>
+          <w:b/>
+          <w:bCs/>
           <w:color w:val="123A5F"/>
           <w:sz w:val="28"/>
           <w:szCs w:val="28"/>
         </w:rPr>
-        <w:t>eligibility</w:t>
-      </w:r>
-      <w:r>
-        <w:rPr>
-          <w:rFonts w:ascii="Arial" w:hAnsi="Arial" w:cs="Arial" w:eastAsia="Arial"/>
-          <w:b w:val="1"/>
-          <w:bCs w:val="1"/>
+        <w:t xml:space="preserve">- Baseline </w:t>
+      </w:r>
+      <w:proofErr w:type="spellStart"/>
+      <w:r>
+        <w:rPr>
+          <w:b/>
+          <w:bCs/>
           <w:color w:val="123A5F"/>
           <w:sz w:val="28"/>
           <w:szCs w:val="28"/>
         </w:rPr>
-        <w:t xml:space="preserve"> </w:t>
-      </w:r>
-      <w:r>
-        <w:rPr>
-          <w:rFonts w:ascii="Arial" w:hAnsi="Arial" w:cs="Arial" w:eastAsia="Arial"/>
-          <w:b w:val="1"/>
-          <w:bCs w:val="1"/>
+        <w:t>eligibility</w:t>
+      </w:r>
+      <w:proofErr w:type="spellEnd"/>
+      <w:r>
+        <w:rPr>
+          <w:b/>
+          <w:bCs/>
           <w:color w:val="123A5F"/>
           <w:sz w:val="28"/>
           <w:szCs w:val="28"/>
         </w:rPr>
+        <w:t xml:space="preserve"> </w:t>
+      </w:r>
+      <w:proofErr w:type="spellStart"/>
+      <w:r>
+        <w:rPr>
+          <w:b/>
+          <w:bCs/>
+          <w:color w:val="123A5F"/>
+          <w:sz w:val="28"/>
+          <w:szCs w:val="28"/>
+        </w:rPr>
         <w:t>confirmation</w:t>
       </w:r>
+      <w:proofErr w:type="spellEnd"/>
     </w:p>
     <w:p>
       <w:pPr>
-        <w:spacing w:after="120" w:line="360" w:lineRule="auto"/>
-        <w:jc w:val="both"/>
+        <w:tabs>
+          <w:tab w:val="left" w:leader="underscore" w:pos="8505"/>
+        </w:tabs>
+        <w:spacing w:line="360" w:lineRule="auto"/>
         <w:rPr>
           <w:rFonts w:ascii="Calibri" w:hAnsi="Calibri" w:cs="Calibri"/>
           <w:b/>
@@ -99,76 +99,155 @@
       </w:pPr>
       <w:r>
         <w:rPr>
-          <w:rFonts w:ascii="Arial" w:hAnsi="Arial" w:cs="Arial" w:eastAsia="Arial"/>
           <w:b/>
           <w:bCs/>
           <w:color w:val="123A5F"/>
           <w:sz w:val="24"/>
           <w:szCs w:val="24"/>
         </w:rPr>
-        <w:t>Referentie: .........................................................</w:t>
+        <w:t>Studie-informatie</w:t>
       </w:r>
     </w:p>
     <w:p>
       <w:pPr>
-        <w:spacing w:after="0" w:line="360" w:lineRule="auto"/>
-        <w:jc w:val="both"/>
+        <w:numPr>
+          <w:ilvl w:val="0"/>
+          <w:numId w:val="4"/>
+        </w:numPr>
+        <w:tabs>
+          <w:tab w:val="left" w:leader="underscore" w:pos="8505"/>
+        </w:tabs>
+        <w:spacing w:line="360" w:lineRule="auto"/>
         <w:rPr>
           <w:rFonts w:ascii="Calibri" w:hAnsi="Calibri" w:cs="Calibri"/>
-          <w:b/>
-          <w:bCs/>
-          <w:sz w:val="24"/>
-          <w:szCs w:val="24"/>
-        </w:rPr>
-      </w:pPr>
-      <w:r>
-        <w:rPr>
-          <w:rFonts w:ascii="Arial" w:hAnsi="Arial" w:cs="Arial" w:eastAsia="Arial"/>
-          <w:b/>
-          <w:bCs/>
-          <w:color w:val="123A5F"/>
-          <w:sz w:val="24"/>
-          <w:szCs w:val="24"/>
-        </w:rPr>
-        <w:t>Datum: .................................................................</w:t>
+          <w:lang w:val="en-GB"/>
+        </w:rPr>
+      </w:pPr>
+      <w:r>
+        <w:rPr>
+          <w:color w:val="24303B"/>
+          <w:lang w:val="en-GB"/>
+        </w:rPr>
+        <w:t xml:space="preserve">Studie </w:t>
+      </w:r>
+      <w:proofErr w:type="spellStart"/>
+      <w:r>
+        <w:rPr>
+          <w:color w:val="24303B"/>
+          <w:lang w:val="en-GB"/>
+        </w:rPr>
+        <w:t>titel</w:t>
+      </w:r>
+      <w:proofErr w:type="spellEnd"/>
+      <w:r>
+        <w:rPr>
+          <w:color w:val="24303B"/>
+          <w:lang w:val="en-GB"/>
+        </w:rPr>
+        <w:t>: Towards Pressure-Adherence &amp; Education Driven Service in Diabetic Foot Disease (PARADISE trial)</w:t>
       </w:r>
     </w:p>
     <w:p>
       <w:pPr>
-        <w:spacing w:after="0" w:line="360" w:lineRule="auto"/>
-        <w:jc w:val="both"/>
+        <w:numPr>
+          <w:ilvl w:val="0"/>
+          <w:numId w:val="4"/>
+        </w:numPr>
+        <w:tabs>
+          <w:tab w:val="left" w:leader="underscore" w:pos="8505"/>
+        </w:tabs>
+        <w:spacing w:line="360" w:lineRule="auto"/>
         <w:rPr>
           <w:rFonts w:ascii="Calibri" w:hAnsi="Calibri" w:cs="Calibri"/>
-          <w:b/>
-          <w:bCs/>
-          <w:sz w:val="24"/>
-          <w:szCs w:val="24"/>
-        </w:rPr>
-      </w:pPr>
-      <w:r>
-        <w:rPr>
-          <w:rFonts w:ascii="Arial" w:hAnsi="Arial" w:cs="Arial" w:eastAsia="Arial"/>
-          <w:b/>
-          <w:bCs/>
-          <w:color w:val="123A5F"/>
-          <w:sz w:val="24"/>
-          <w:szCs w:val="24"/>
-        </w:rPr>
-        <w:t>Onderzoeker: ......................................................</w:t>
+        </w:rPr>
+      </w:pPr>
+      <w:r>
+        <w:rPr>
+          <w:color w:val="24303B"/>
+        </w:rPr>
+        <w:t>Protocolnummer: S71769</w:t>
       </w:r>
     </w:p>
     <w:p>
       <w:pPr>
-        <w:spacing w:line="240" w:lineRule="auto"/>
-        <w:jc w:val="both"/>
+        <w:numPr>
+          <w:ilvl w:val="0"/>
+          <w:numId w:val="4"/>
+        </w:numPr>
+        <w:tabs>
+          <w:tab w:val="left" w:leader="underscore" w:pos="8505"/>
+        </w:tabs>
+        <w:spacing w:line="360" w:lineRule="auto"/>
         <w:rPr>
           <w:rFonts w:ascii="Calibri" w:hAnsi="Calibri" w:cs="Calibri"/>
-          <w:b/>
-          <w:bCs/>
-          <w:sz w:val="24"/>
-          <w:szCs w:val="24"/>
-        </w:rPr>
-      </w:pPr>
+        </w:rPr>
+      </w:pPr>
+      <w:r>
+        <w:rPr>
+          <w:color w:val="24303B"/>
+        </w:rPr>
+        <w:t xml:space="preserve">Studielocatie: </w:t>
+      </w:r>
+      <w:r>
+        <w:rPr>
+          <w:color w:val="24303B"/>
+        </w:rPr>
+        <w:tab/>
+      </w:r>
+    </w:p>
+    <w:p>
+      <w:pPr>
+        <w:numPr>
+          <w:ilvl w:val="0"/>
+          <w:numId w:val="4"/>
+        </w:numPr>
+        <w:tabs>
+          <w:tab w:val="left" w:leader="underscore" w:pos="8505"/>
+        </w:tabs>
+        <w:spacing w:line="360" w:lineRule="auto"/>
+        <w:rPr>
+          <w:rFonts w:ascii="Calibri" w:hAnsi="Calibri" w:cs="Calibri"/>
+        </w:rPr>
+      </w:pPr>
+      <w:r>
+        <w:rPr>
+          <w:color w:val="24303B"/>
+        </w:rPr>
+        <w:t xml:space="preserve">Hoofdonderzoeker (PI): </w:t>
+      </w:r>
+      <w:r>
+        <w:rPr>
+          <w:color w:val="24303B"/>
+        </w:rPr>
+        <w:tab/>
+      </w:r>
+    </w:p>
+    <w:p>
+      <w:pPr>
+        <w:numPr>
+          <w:ilvl w:val="0"/>
+          <w:numId w:val="4"/>
+        </w:numPr>
+        <w:tabs>
+          <w:tab w:val="left" w:leader="underscore" w:pos="8505"/>
+        </w:tabs>
+        <w:spacing w:line="360" w:lineRule="auto"/>
+        <w:rPr>
+          <w:rFonts w:ascii="Calibri" w:hAnsi="Calibri" w:cs="Calibri"/>
+        </w:rPr>
+      </w:pPr>
+      <w:r>
+        <w:rPr>
+          <w:color w:val="24303B"/>
+        </w:rPr>
+        <w:t xml:space="preserve">Deelnemerscode: </w:t>
+      </w:r>
+      <w:r>
+        <w:rPr>
+          <w:color w:val="24303B"/>
+        </w:rPr>
+        <w:tab/>
+      </w:r>
     </w:p>
     <w:p>
       <w:pPr>
@@ -184,7 +263,6 @@
       </w:pPr>
       <w:r>
         <w:rPr>
-          <w:rFonts w:ascii="Arial" w:hAnsi="Arial" w:cs="Arial" w:eastAsia="Arial"/>
           <w:b/>
           <w:bCs/>
           <w:color w:val="123A5F"/>
@@ -207,7 +285,6 @@
       </w:pPr>
       <w:r>
         <w:rPr>
-          <w:rFonts w:ascii="Arial" w:hAnsi="Arial" w:cs="Arial" w:eastAsia="Arial"/>
           <w:b/>
           <w:color w:val="123A5F"/>
           <w:sz w:val="24"/>
@@ -228,7 +305,6 @@
       </w:pPr>
       <w:r>
         <w:rPr>
-          <w:rFonts w:ascii="Arial" w:hAnsi="Arial" w:cs="Arial" w:eastAsia="Arial"/>
           <w:color w:val="24303B"/>
           <w:sz w:val="24"/>
           <w:szCs w:val="24"/>
@@ -238,7 +314,7 @@
     </w:p>
     <w:p>
       <w:pPr>
-        <w:pStyle w:val="ListParagraph"/>
+        <w:pStyle w:val="Lijstalinea"/>
         <w:spacing w:line="240" w:lineRule="auto"/>
         <w:jc w:val="both"/>
         <w:rPr>
@@ -261,10 +337,11 @@
             <w14:uncheckedState w14:val="2610" w14:font="MS Gothic"/>
           </w14:checkbox>
         </w:sdtPr>
+        <w:sdtEndPr/>
         <w:sdtContent>
           <w:r>
             <w:rPr>
-              <w:rFonts w:ascii="Segoe UI Symbol" w:hAnsi="Segoe UI Symbol" w:eastAsia="MS Gothic" w:cs="Segoe UI Symbol"/>
+              <w:rFonts w:ascii="Segoe UI Symbol" w:eastAsia="MS Gothic" w:hAnsi="Segoe UI Symbol" w:cs="Segoe UI Symbol"/>
               <w:sz w:val="24"/>
               <w:szCs w:val="24"/>
             </w:rPr>
@@ -274,7 +351,6 @@
       </w:sdt>
       <w:r>
         <w:rPr>
-          <w:rFonts w:ascii="Arial" w:hAnsi="Arial" w:cs="Arial" w:eastAsia="Arial"/>
           <w:color w:val="24303B"/>
           <w:sz w:val="24"/>
           <w:szCs w:val="24"/>
@@ -284,7 +360,7 @@
     </w:p>
     <w:p>
       <w:pPr>
-        <w:pStyle w:val="ListParagraph"/>
+        <w:pStyle w:val="Lijstalinea"/>
         <w:spacing w:line="240" w:lineRule="auto"/>
         <w:jc w:val="both"/>
         <w:rPr>
@@ -296,7 +372,7 @@
     </w:p>
     <w:p>
       <w:pPr>
-        <w:pStyle w:val="ListParagraph"/>
+        <w:pStyle w:val="Lijstalinea"/>
         <w:spacing w:line="240" w:lineRule="auto"/>
         <w:jc w:val="both"/>
         <w:rPr>
@@ -319,10 +395,11 @@
             <w14:uncheckedState w14:val="2610" w14:font="MS Gothic"/>
           </w14:checkbox>
         </w:sdtPr>
+        <w:sdtEndPr/>
         <w:sdtContent>
           <w:r>
             <w:rPr>
-              <w:rFonts w:ascii="Segoe UI Symbol" w:hAnsi="Segoe UI Symbol" w:eastAsia="MS Gothic" w:cs="Segoe UI Symbol"/>
+              <w:rFonts w:ascii="Segoe UI Symbol" w:eastAsia="MS Gothic" w:hAnsi="Segoe UI Symbol" w:cs="Segoe UI Symbol"/>
               <w:sz w:val="24"/>
               <w:szCs w:val="24"/>
             </w:rPr>
@@ -332,7 +409,6 @@
       </w:sdt>
       <w:r>
         <w:rPr>
-          <w:rFonts w:ascii="Arial" w:hAnsi="Arial" w:cs="Arial" w:eastAsia="Arial"/>
           <w:color w:val="24303B"/>
           <w:sz w:val="24"/>
           <w:szCs w:val="24"/>
@@ -342,7 +418,7 @@
     </w:p>
     <w:p>
       <w:pPr>
-        <w:pStyle w:val="ListParagraph"/>
+        <w:pStyle w:val="Lijstalinea"/>
         <w:spacing w:line="240" w:lineRule="auto"/>
         <w:jc w:val="both"/>
         <w:rPr>
@@ -354,68 +430,61 @@
     </w:p>
     <w:p>
       <w:pPr>
-        <w:pStyle w:val="ListParagraph"/>
+        <w:pStyle w:val="Lijstalinea"/>
         <w:spacing w:line="240" w:lineRule="auto"/>
         <w:jc w:val="both"/>
         <w:rPr>
-          <w:rFonts w:ascii="Calibri" w:hAnsi="Calibri" w:cs="Calibri"/>
+          <w:color w:val="24303B"/>
           <w:sz w:val="24"/>
           <w:szCs w:val="24"/>
         </w:rPr>
       </w:pPr>
       <w:sdt>
         <w:sdtPr>
+          <w:rPr>
+            <w:rFonts w:ascii="Calibri" w:hAnsi="Calibri" w:cs="Calibri"/>
+            <w:sz w:val="24"/>
+            <w:szCs w:val="24"/>
+          </w:rPr>
           <w:id w:val="-892502822"/>
           <w14:checkbox>
             <w14:checked w14:val="0"/>
             <w14:checkedState w14:val="2612" w14:font="MS Gothic"/>
             <w14:uncheckedState w14:val="2610" w14:font="MS Gothic"/>
           </w14:checkbox>
-          <w:rPr>
-            <w:rFonts w:ascii="Calibri" w:hAnsi="Calibri" w:cs="Calibri"/>
-            <w:sz w:val="24"/>
-            <w:szCs w:val="24"/>
-          </w:rPr>
         </w:sdtPr>
+        <w:sdtEndPr/>
         <w:sdtContent>
           <w:r>
             <w:rPr>
-              <w:rFonts w:ascii="Segoe UI Symbol" w:hAnsi="Segoe UI Symbol" w:eastAsia="MS Gothic" w:cs="Segoe UI Symbol"/>
+              <w:rFonts w:ascii="Segoe UI Symbol" w:eastAsia="MS Gothic" w:hAnsi="Segoe UI Symbol" w:cs="Segoe UI Symbol"/>
               <w:sz w:val="24"/>
               <w:szCs w:val="24"/>
             </w:rPr>
             <w:t>☐</w:t>
           </w:r>
         </w:sdtContent>
-        <w:sdtEndPr>
-          <w:rPr>
-            <w:rFonts w:ascii="Calibri" w:hAnsi="Calibri" w:cs="Calibri"/>
-            <w:sz w:val="24"/>
-            <w:szCs w:val="24"/>
-          </w:rPr>
-        </w:sdtEndPr>
       </w:sdt>
       <w:r>
         <w:rPr>
-          <w:rFonts w:ascii="Arial" w:hAnsi="Arial" w:cs="Arial" w:eastAsia="Arial"/>
           <w:color w:val="24303B"/>
           <w:sz w:val="24"/>
           <w:szCs w:val="24"/>
         </w:rPr>
         <w:t xml:space="preserve">  Risicovoet (categorie 3) met een recent genezen </w:t>
       </w:r>
-      <w:r>
-        <w:rPr>
-          <w:rFonts w:ascii="Arial" w:hAnsi="Arial" w:cs="Arial" w:eastAsia="Arial"/>
+      <w:proofErr w:type="spellStart"/>
+      <w:r>
+        <w:rPr>
           <w:color w:val="24303B"/>
           <w:sz w:val="24"/>
           <w:szCs w:val="24"/>
         </w:rPr>
         <w:t>plantair</w:t>
       </w:r>
-      <w:r>
-        <w:rPr>
-          <w:rFonts w:ascii="Arial" w:hAnsi="Arial" w:cs="Arial" w:eastAsia="Arial"/>
+      <w:proofErr w:type="spellEnd"/>
+      <w:r>
+        <w:rPr>
           <w:color w:val="24303B"/>
           <w:sz w:val="24"/>
           <w:szCs w:val="24"/>
@@ -424,20 +493,53 @@
       </w:r>
       <w:r>
         <w:rPr>
+          <w:color w:val="24303B"/>
+          <w:sz w:val="24"/>
+          <w:szCs w:val="24"/>
+        </w:rPr>
+        <w:t>ulcus</w:t>
+      </w:r>
+      <w:r>
+        <w:rPr>
+          <w:color w:val="24303B"/>
+          <w:sz w:val="24"/>
+          <w:szCs w:val="24"/>
+        </w:rPr>
+        <w:t xml:space="preserve"> of een partiële</w:t>
+      </w:r>
+      <w:r>
+        <w:rPr>
           <w:rFonts w:ascii="Calibri" w:hAnsi="Calibri" w:cs="Calibri"/>
           <w:sz w:val="24"/>
           <w:szCs w:val="24"/>
         </w:rPr>
-        <w:t>ulcus</w:t>
-      </w:r>
-      <w:r>
-        <w:rPr>
-          <w:rFonts w:ascii="Arial" w:hAnsi="Arial" w:cs="Arial" w:eastAsia="Arial"/>
-          <w:color w:val="24303B"/>
-          <w:sz w:val="24"/>
-          <w:szCs w:val="24"/>
-        </w:rPr>
-        <w:t xml:space="preserve"> of een partiële</w:t>
+        <w:t xml:space="preserve"> </w:t>
+      </w:r>
+      <w:r>
+        <w:rPr>
+          <w:color w:val="24303B"/>
+          <w:sz w:val="24"/>
+          <w:szCs w:val="24"/>
+        </w:rPr>
+        <w:t xml:space="preserve">voetamputatie (één of meerdere tenen, inclusief </w:t>
+      </w:r>
+      <w:proofErr w:type="spellStart"/>
+      <w:r>
+        <w:rPr>
+          <w:color w:val="24303B"/>
+          <w:sz w:val="24"/>
+          <w:szCs w:val="24"/>
+        </w:rPr>
+        <w:t>hallux</w:t>
+      </w:r>
+      <w:proofErr w:type="spellEnd"/>
+      <w:r>
+        <w:rPr>
+          <w:color w:val="24303B"/>
+          <w:sz w:val="24"/>
+          <w:szCs w:val="24"/>
+        </w:rPr>
+        <w:t>) of resectie van één of</w:t>
       </w:r>
       <w:r>
         <w:rPr>
@@ -449,30 +551,47 @@
       </w:r>
       <w:r>
         <w:rPr>
-          <w:rFonts w:ascii="Arial" w:hAnsi="Arial" w:cs="Arial" w:eastAsia="Arial"/>
-          <w:color w:val="24303B"/>
-          <w:sz w:val="24"/>
-          <w:szCs w:val="24"/>
-        </w:rPr>
-        <w:t xml:space="preserve">voetamputatie (één of meerdere tenen, inclusief </w:t>
-      </w:r>
-      <w:r>
-        <w:rPr>
-          <w:rFonts w:ascii="Arial" w:hAnsi="Arial" w:cs="Arial" w:eastAsia="Arial"/>
-          <w:color w:val="24303B"/>
-          <w:sz w:val="24"/>
-          <w:szCs w:val="24"/>
-        </w:rPr>
-        <w:t>hallux</w:t>
-      </w:r>
-      <w:r>
-        <w:rPr>
-          <w:rFonts w:ascii="Arial" w:hAnsi="Arial" w:cs="Arial" w:eastAsia="Arial"/>
-          <w:color w:val="24303B"/>
-          <w:sz w:val="24"/>
-          <w:szCs w:val="24"/>
-        </w:rPr>
-        <w:t>) of resectie van één of</w:t>
+          <w:color w:val="24303B"/>
+          <w:sz w:val="24"/>
+          <w:szCs w:val="24"/>
+        </w:rPr>
+        <w:t xml:space="preserve">meerdere </w:t>
+      </w:r>
+      <w:proofErr w:type="spellStart"/>
+      <w:r>
+        <w:rPr>
+          <w:color w:val="24303B"/>
+          <w:sz w:val="24"/>
+          <w:szCs w:val="24"/>
+        </w:rPr>
+        <w:t>metatarsale</w:t>
+      </w:r>
+      <w:proofErr w:type="spellEnd"/>
+      <w:r>
+        <w:rPr>
+          <w:color w:val="24303B"/>
+          <w:sz w:val="24"/>
+          <w:szCs w:val="24"/>
+        </w:rPr>
+        <w:t xml:space="preserve"> koppen (niet de eerste </w:t>
+      </w:r>
+      <w:proofErr w:type="spellStart"/>
+      <w:r>
+        <w:rPr>
+          <w:color w:val="24303B"/>
+          <w:sz w:val="24"/>
+          <w:szCs w:val="24"/>
+        </w:rPr>
+        <w:t>metatarsale</w:t>
+      </w:r>
+      <w:proofErr w:type="spellEnd"/>
+      <w:r>
+        <w:rPr>
+          <w:color w:val="24303B"/>
+          <w:sz w:val="24"/>
+          <w:szCs w:val="24"/>
+        </w:rPr>
+        <w:t xml:space="preserve"> kop) in de afgelopen</w:t>
       </w:r>
       <w:r>
         <w:rPr>
@@ -484,67 +603,6 @@
       </w:r>
       <w:r>
         <w:rPr>
-          <w:rFonts w:ascii="Arial" w:hAnsi="Arial" w:cs="Arial" w:eastAsia="Arial"/>
-          <w:color w:val="24303B"/>
-          <w:sz w:val="24"/>
-          <w:szCs w:val="24"/>
-        </w:rPr>
-        <w:t xml:space="preserve">meerdere </w:t>
-      </w:r>
-      <w:r>
-        <w:rPr>
-          <w:rFonts w:ascii="Arial" w:hAnsi="Arial" w:cs="Arial" w:eastAsia="Arial"/>
-          <w:color w:val="24303B"/>
-          <w:sz w:val="24"/>
-          <w:szCs w:val="24"/>
-        </w:rPr>
-        <w:t>metatarsale</w:t>
-      </w:r>
-      <w:r>
-        <w:rPr>
-          <w:rFonts w:ascii="Arial" w:hAnsi="Arial" w:cs="Arial" w:eastAsia="Arial"/>
-          <w:color w:val="24303B"/>
-          <w:sz w:val="24"/>
-          <w:szCs w:val="24"/>
-        </w:rPr>
-        <w:t xml:space="preserve"> koppen (niet de eerste </w:t>
-      </w:r>
-      <w:r>
-        <w:rPr>
-          <w:rFonts w:ascii="Arial" w:hAnsi="Arial" w:cs="Arial" w:eastAsia="Arial"/>
-          <w:color w:val="24303B"/>
-          <w:sz w:val="24"/>
-          <w:szCs w:val="24"/>
-        </w:rPr>
-        <w:t>metatarsale</w:t>
-      </w:r>
-      <w:r>
-        <w:rPr>
-          <w:rFonts w:ascii="Arial" w:hAnsi="Arial" w:cs="Arial" w:eastAsia="Arial"/>
-          <w:color w:val="24303B"/>
-          <w:sz w:val="24"/>
-          <w:szCs w:val="24"/>
-        </w:rPr>
-        <w:t xml:space="preserve"> kop) in de afgelopen</w:t>
-      </w:r>
-      <w:r>
-        <w:rPr>
-          <w:rFonts w:ascii="Calibri" w:hAnsi="Calibri" w:cs="Calibri"/>
-          <w:sz w:val="24"/>
-          <w:szCs w:val="24"/>
-        </w:rPr>
-        <w:t xml:space="preserve"> </w:t>
-      </w:r>
-      <w:r>
-        <w:rPr>
-          <w:rFonts w:ascii="Arial" w:hAnsi="Arial" w:eastAsia="Arial" w:cs="Arial"/>
-          <w:color w:val="24303B"/>
-        </w:rPr>
-        <w:tab/>
-      </w:r>
-      <w:r>
-        <w:rPr>
-          <w:rFonts w:ascii="Arial" w:hAnsi="Arial" w:cs="Arial" w:eastAsia="Arial"/>
           <w:color w:val="24303B"/>
           <w:sz w:val="24"/>
           <w:szCs w:val="24"/>
@@ -554,7 +612,223 @@
     </w:p>
     <w:p>
       <w:pPr>
-        <w:pStyle w:val="ListParagraph"/>
+        <w:pStyle w:val="Lijstalinea"/>
+        <w:spacing w:line="240" w:lineRule="auto"/>
+        <w:jc w:val="both"/>
+        <w:rPr>
+          <w:color w:val="24303B"/>
+          <w:sz w:val="24"/>
+          <w:szCs w:val="24"/>
+        </w:rPr>
+      </w:pPr>
+    </w:p>
+    <w:p>
+      <w:pPr>
+        <w:pStyle w:val="Lijstalinea"/>
+        <w:spacing w:line="240" w:lineRule="auto"/>
+        <w:jc w:val="both"/>
+        <w:rPr>
+          <w:color w:val="24303B"/>
+          <w:sz w:val="24"/>
+          <w:szCs w:val="24"/>
+        </w:rPr>
+      </w:pPr>
+    </w:p>
+    <w:p>
+      <w:pPr>
+        <w:pStyle w:val="Lijstalinea"/>
+        <w:spacing w:line="240" w:lineRule="auto"/>
+        <w:jc w:val="both"/>
+        <w:rPr>
+          <w:color w:val="24303B"/>
+          <w:sz w:val="24"/>
+          <w:szCs w:val="24"/>
+        </w:rPr>
+      </w:pPr>
+    </w:p>
+    <w:p>
+      <w:pPr>
+        <w:pStyle w:val="Lijstalinea"/>
+        <w:spacing w:line="240" w:lineRule="auto"/>
+        <w:jc w:val="both"/>
+        <w:rPr>
+          <w:color w:val="24303B"/>
+          <w:sz w:val="24"/>
+          <w:szCs w:val="24"/>
+        </w:rPr>
+      </w:pPr>
+    </w:p>
+    <w:p>
+      <w:pPr>
+        <w:pStyle w:val="Lijstalinea"/>
+        <w:spacing w:line="240" w:lineRule="auto"/>
+        <w:jc w:val="both"/>
+        <w:rPr>
+          <w:color w:val="24303B"/>
+          <w:sz w:val="24"/>
+          <w:szCs w:val="24"/>
+        </w:rPr>
+      </w:pPr>
+    </w:p>
+    <w:p>
+      <w:pPr>
+        <w:pStyle w:val="Lijstalinea"/>
+        <w:spacing w:line="240" w:lineRule="auto"/>
+        <w:jc w:val="both"/>
+        <w:rPr>
+          <w:color w:val="24303B"/>
+          <w:sz w:val="24"/>
+          <w:szCs w:val="24"/>
+        </w:rPr>
+      </w:pPr>
+    </w:p>
+    <w:p>
+      <w:pPr>
+        <w:pStyle w:val="Lijstalinea"/>
+        <w:spacing w:line="240" w:lineRule="auto"/>
+        <w:jc w:val="both"/>
+        <w:rPr>
+          <w:color w:val="24303B"/>
+          <w:sz w:val="24"/>
+          <w:szCs w:val="24"/>
+        </w:rPr>
+      </w:pPr>
+    </w:p>
+    <w:p>
+      <w:pPr>
+        <w:pStyle w:val="Lijstalinea"/>
+        <w:spacing w:line="240" w:lineRule="auto"/>
+        <w:jc w:val="both"/>
+        <w:rPr>
+          <w:color w:val="24303B"/>
+          <w:sz w:val="24"/>
+          <w:szCs w:val="24"/>
+        </w:rPr>
+      </w:pPr>
+    </w:p>
+    <w:p>
+      <w:pPr>
+        <w:pStyle w:val="Lijstalinea"/>
+        <w:spacing w:line="240" w:lineRule="auto"/>
+        <w:jc w:val="both"/>
+        <w:rPr>
+          <w:color w:val="24303B"/>
+          <w:sz w:val="24"/>
+          <w:szCs w:val="24"/>
+        </w:rPr>
+      </w:pPr>
+    </w:p>
+    <w:p>
+      <w:pPr>
+        <w:pStyle w:val="Lijstalinea"/>
+        <w:spacing w:line="240" w:lineRule="auto"/>
+        <w:jc w:val="both"/>
+        <w:rPr>
+          <w:color w:val="24303B"/>
+          <w:sz w:val="24"/>
+          <w:szCs w:val="24"/>
+        </w:rPr>
+      </w:pPr>
+    </w:p>
+    <w:p>
+      <w:pPr>
+        <w:pStyle w:val="Lijstalinea"/>
+        <w:spacing w:line="240" w:lineRule="auto"/>
+        <w:jc w:val="both"/>
+        <w:rPr>
+          <w:color w:val="24303B"/>
+          <w:sz w:val="24"/>
+          <w:szCs w:val="24"/>
+        </w:rPr>
+      </w:pPr>
+    </w:p>
+    <w:p>
+      <w:pPr>
+        <w:pStyle w:val="Lijstalinea"/>
+        <w:spacing w:line="240" w:lineRule="auto"/>
+        <w:jc w:val="both"/>
+        <w:rPr>
+          <w:color w:val="24303B"/>
+          <w:sz w:val="24"/>
+          <w:szCs w:val="24"/>
+        </w:rPr>
+      </w:pPr>
+    </w:p>
+    <w:p>
+      <w:pPr>
+        <w:pStyle w:val="Lijstalinea"/>
+        <w:spacing w:line="240" w:lineRule="auto"/>
+        <w:jc w:val="both"/>
+        <w:rPr>
+          <w:color w:val="24303B"/>
+          <w:sz w:val="24"/>
+          <w:szCs w:val="24"/>
+        </w:rPr>
+      </w:pPr>
+    </w:p>
+    <w:p>
+      <w:pPr>
+        <w:pStyle w:val="Lijstalinea"/>
+        <w:spacing w:line="240" w:lineRule="auto"/>
+        <w:jc w:val="both"/>
+        <w:rPr>
+          <w:color w:val="24303B"/>
+          <w:sz w:val="24"/>
+          <w:szCs w:val="24"/>
+        </w:rPr>
+      </w:pPr>
+    </w:p>
+    <w:p>
+      <w:pPr>
+        <w:pStyle w:val="Lijstalinea"/>
+        <w:spacing w:line="240" w:lineRule="auto"/>
+        <w:jc w:val="both"/>
+        <w:rPr>
+          <w:color w:val="24303B"/>
+          <w:sz w:val="24"/>
+          <w:szCs w:val="24"/>
+        </w:rPr>
+      </w:pPr>
+    </w:p>
+    <w:p>
+      <w:pPr>
+        <w:pStyle w:val="Lijstalinea"/>
+        <w:spacing w:line="240" w:lineRule="auto"/>
+        <w:jc w:val="both"/>
+        <w:rPr>
+          <w:color w:val="24303B"/>
+          <w:sz w:val="24"/>
+          <w:szCs w:val="24"/>
+        </w:rPr>
+      </w:pPr>
+    </w:p>
+    <w:p>
+      <w:pPr>
+        <w:pStyle w:val="Lijstalinea"/>
+        <w:spacing w:line="240" w:lineRule="auto"/>
+        <w:jc w:val="both"/>
+        <w:rPr>
+          <w:color w:val="24303B"/>
+          <w:sz w:val="24"/>
+          <w:szCs w:val="24"/>
+        </w:rPr>
+      </w:pPr>
+    </w:p>
+    <w:p>
+      <w:pPr>
+        <w:pStyle w:val="Lijstalinea"/>
+        <w:spacing w:line="240" w:lineRule="auto"/>
+        <w:jc w:val="both"/>
+        <w:rPr>
+          <w:rFonts w:ascii="Calibri" w:hAnsi="Calibri" w:cs="Calibri"/>
+          <w:sz w:val="24"/>
+          <w:szCs w:val="24"/>
+        </w:rPr>
+      </w:pPr>
+    </w:p>
+    <w:p>
+      <w:pPr>
+        <w:pStyle w:val="Lijstalinea"/>
         <w:spacing w:line="240" w:lineRule="auto"/>
         <w:ind w:left="1440"/>
         <w:jc w:val="both"/>
@@ -571,15 +845,14 @@
         <w:jc w:val="both"/>
         <w:rPr>
           <w:rFonts w:ascii="Calibri" w:hAnsi="Calibri" w:cs="Calibri"/>
-          <w:b w:val="1"/>
-          <w:bCs w:val="1"/>
-          <w:sz w:val="24"/>
-          <w:szCs w:val="24"/>
-        </w:rPr>
-      </w:pPr>
-      <w:r>
-        <w:rPr>
-          <w:rFonts w:ascii="Arial" w:hAnsi="Arial" w:cs="Arial" w:eastAsia="Arial"/>
+          <w:b/>
+          <w:bCs/>
+          <w:sz w:val="24"/>
+          <w:szCs w:val="24"/>
+        </w:rPr>
+      </w:pPr>
+      <w:r>
+        <w:rPr>
           <w:color w:val="24303B"/>
           <w:sz w:val="24"/>
           <w:szCs w:val="24"/>
@@ -588,9 +861,8 @@
       </w:r>
       <w:r>
         <w:rPr>
-          <w:rFonts w:ascii="Arial" w:hAnsi="Arial" w:cs="Arial" w:eastAsia="Arial"/>
-          <w:b w:val="1"/>
-          <w:bCs w:val="1"/>
+          <w:b/>
+          <w:bCs/>
           <w:color w:val="123A5F"/>
           <w:sz w:val="24"/>
           <w:szCs w:val="24"/>
@@ -600,7 +872,7 @@
     </w:p>
     <w:p>
       <w:pPr>
-        <w:pStyle w:val="ListParagraph"/>
+        <w:pStyle w:val="Lijstalinea"/>
         <w:spacing w:line="240" w:lineRule="auto"/>
         <w:ind w:left="1440"/>
         <w:jc w:val="both"/>
@@ -614,7 +886,6 @@
       </w:pPr>
       <w:r>
         <w:rPr>
-          <w:rFonts w:ascii="Arial" w:hAnsi="Arial" w:cs="Arial" w:eastAsia="Arial"/>
           <w:noProof/>
           <w:color w:val="24303B"/>
           <w:sz w:val="24"/>
@@ -658,7 +929,7 @@
                     </pic:cNvPicPr>
                   </pic:nvPicPr>
                   <pic:blipFill>
-                    <a:blip r:embed="rId7">
+                    <a:blip r:embed="rId10">
                       <a:extLst>
                         <a:ext uri="{28A0092B-C50C-407E-A947-70E740481C1C}">
                           <a14:useLocalDpi xmlns:a14="http://schemas.microsoft.com/office/drawing/2010/main" val="0"/>
@@ -697,8 +968,8 @@
         <w:jc w:val="both"/>
         <w:rPr>
           <w:rFonts w:ascii="Calibri" w:hAnsi="Calibri" w:cs="Calibri"/>
-          <w:b w:val="1"/>
-          <w:bCs w:val="1"/>
+          <w:b/>
+          <w:bCs/>
           <w:sz w:val="24"/>
           <w:szCs w:val="24"/>
         </w:rPr>
@@ -706,14 +977,14 @@
     </w:p>
     <w:p>
       <w:pPr>
-        <w:pStyle w:val="ListParagraph"/>
+        <w:pStyle w:val="Lijstalinea"/>
         <w:spacing w:line="240" w:lineRule="auto"/>
         <w:ind w:left="1440"/>
         <w:jc w:val="both"/>
         <w:rPr>
           <w:rFonts w:ascii="Calibri" w:hAnsi="Calibri" w:cs="Calibri"/>
-          <w:b w:val="1"/>
-          <w:bCs w:val="1"/>
+          <w:b/>
+          <w:bCs/>
           <w:sz w:val="24"/>
           <w:szCs w:val="24"/>
         </w:rPr>
@@ -721,14 +992,14 @@
     </w:p>
     <w:p>
       <w:pPr>
-        <w:pStyle w:val="ListParagraph"/>
+        <w:pStyle w:val="Lijstalinea"/>
         <w:spacing w:line="240" w:lineRule="auto"/>
         <w:ind w:left="1440"/>
         <w:jc w:val="both"/>
         <w:rPr>
           <w:rFonts w:ascii="Calibri" w:hAnsi="Calibri" w:cs="Calibri"/>
-          <w:b w:val="1"/>
-          <w:bCs w:val="1"/>
+          <w:b/>
+          <w:bCs/>
           <w:sz w:val="24"/>
           <w:szCs w:val="24"/>
         </w:rPr>
@@ -736,14 +1007,14 @@
     </w:p>
     <w:p>
       <w:pPr>
-        <w:pStyle w:val="ListParagraph"/>
+        <w:pStyle w:val="Lijstalinea"/>
         <w:spacing w:line="240" w:lineRule="auto"/>
         <w:ind w:left="1440"/>
         <w:jc w:val="both"/>
         <w:rPr>
           <w:rFonts w:ascii="Calibri" w:hAnsi="Calibri" w:cs="Calibri"/>
-          <w:b w:val="1"/>
-          <w:bCs w:val="1"/>
+          <w:b/>
+          <w:bCs/>
           <w:sz w:val="24"/>
           <w:szCs w:val="24"/>
         </w:rPr>
@@ -751,14 +1022,14 @@
     </w:p>
     <w:p>
       <w:pPr>
-        <w:pStyle w:val="ListParagraph"/>
+        <w:pStyle w:val="Lijstalinea"/>
         <w:spacing w:line="240" w:lineRule="auto"/>
         <w:ind w:left="1440"/>
         <w:jc w:val="both"/>
         <w:rPr>
           <w:rFonts w:ascii="Calibri" w:hAnsi="Calibri" w:cs="Calibri"/>
-          <w:b w:val="1"/>
-          <w:bCs w:val="1"/>
+          <w:b/>
+          <w:bCs/>
           <w:sz w:val="24"/>
           <w:szCs w:val="24"/>
         </w:rPr>
@@ -766,14 +1037,14 @@
     </w:p>
     <w:p>
       <w:pPr>
-        <w:pStyle w:val="ListParagraph"/>
+        <w:pStyle w:val="Lijstalinea"/>
         <w:spacing w:line="240" w:lineRule="auto"/>
         <w:ind w:left="1440"/>
         <w:jc w:val="both"/>
         <w:rPr>
           <w:rFonts w:ascii="Calibri" w:hAnsi="Calibri" w:cs="Calibri"/>
-          <w:b w:val="1"/>
-          <w:bCs w:val="1"/>
+          <w:b/>
+          <w:bCs/>
           <w:sz w:val="24"/>
           <w:szCs w:val="24"/>
         </w:rPr>
@@ -785,8 +1056,8 @@
         <w:jc w:val="both"/>
         <w:rPr>
           <w:rFonts w:ascii="Calibri" w:hAnsi="Calibri" w:cs="Calibri"/>
-          <w:b w:val="1"/>
-          <w:bCs w:val="1"/>
+          <w:b/>
+          <w:bCs/>
           <w:sz w:val="24"/>
           <w:szCs w:val="24"/>
         </w:rPr>
@@ -796,13 +1067,10 @@
       <w:pPr>
         <w:spacing w:line="240" w:lineRule="auto"/>
         <w:jc w:val="both"/>
-        <w:rPr/>
       </w:pPr>
     </w:p>
     <w:tbl>
       <w:tblPr>
-        <w:tblStyle w:val="TableNormal"/>
-        <w:bidiVisual w:val="0"/>
         <w:tblW w:w="0" w:type="auto"/>
         <w:tblLook w:val="06A0" w:firstRow="1" w:lastRow="0" w:firstColumn="1" w:lastColumn="0" w:noHBand="1" w:noVBand="1"/>
       </w:tblPr>
@@ -819,22 +1087,21 @@
         <w:tc>
           <w:tcPr>
             <w:tcW w:w="618" w:type="dxa"/>
-            <w:tcMar/>
             <w:vAlign w:val="center"/>
           </w:tcPr>
           <w:p>
             <w:pPr>
-              <w:spacing w:before="0" w:beforeAutospacing="off" w:after="0" w:afterAutospacing="off"/>
+              <w:spacing w:after="0"/>
               <w:jc w:val="center"/>
               <w:rPr>
-                <w:b w:val="1"/>
-                <w:bCs w:val="1"/>
-              </w:rPr>
-            </w:pPr>
-            <w:r>
-              <w:rPr>
-                <w:b w:val="1"/>
-                <w:bCs w:val="1"/>
+                <w:b/>
+                <w:bCs/>
+              </w:rPr>
+            </w:pPr>
+            <w:r>
+              <w:rPr>
+                <w:b/>
+                <w:bCs/>
               </w:rPr>
               <w:t xml:space="preserve"> Nr.</w:t>
             </w:r>
@@ -843,22 +1110,21 @@
         <w:tc>
           <w:tcPr>
             <w:tcW w:w="2160" w:type="dxa"/>
-            <w:tcMar/>
             <w:vAlign w:val="center"/>
           </w:tcPr>
           <w:p>
             <w:pPr>
-              <w:spacing w:before="0" w:beforeAutospacing="off" w:after="0" w:afterAutospacing="off"/>
+              <w:spacing w:after="0"/>
               <w:jc w:val="center"/>
               <w:rPr>
-                <w:b w:val="1"/>
-                <w:bCs w:val="1"/>
-              </w:rPr>
-            </w:pPr>
-            <w:r>
-              <w:rPr>
-                <w:b w:val="1"/>
-                <w:bCs w:val="1"/>
+                <w:b/>
+                <w:bCs/>
+              </w:rPr>
+            </w:pPr>
+            <w:r>
+              <w:rPr>
+                <w:b/>
+                <w:bCs/>
               </w:rPr>
               <w:t>Voet (links/rechts)</w:t>
             </w:r>
@@ -867,22 +1133,21 @@
         <w:tc>
           <w:tcPr>
             <w:tcW w:w="2467" w:type="dxa"/>
-            <w:tcMar/>
             <w:vAlign w:val="center"/>
           </w:tcPr>
           <w:p>
             <w:pPr>
-              <w:spacing w:before="0" w:beforeAutospacing="off" w:after="0" w:afterAutospacing="off"/>
+              <w:spacing w:after="0"/>
               <w:jc w:val="center"/>
               <w:rPr>
-                <w:b w:val="1"/>
-                <w:bCs w:val="1"/>
-              </w:rPr>
-            </w:pPr>
-            <w:r>
-              <w:rPr>
-                <w:b w:val="1"/>
-                <w:bCs w:val="1"/>
+                <w:b/>
+                <w:bCs/>
+              </w:rPr>
+            </w:pPr>
+            <w:r>
+              <w:rPr>
+                <w:b/>
+                <w:bCs/>
               </w:rPr>
               <w:t>Locatie van het ulcus</w:t>
             </w:r>
@@ -891,22 +1156,21 @@
         <w:tc>
           <w:tcPr>
             <w:tcW w:w="2393" w:type="dxa"/>
-            <w:tcMar/>
             <w:vAlign w:val="center"/>
           </w:tcPr>
           <w:p>
             <w:pPr>
-              <w:spacing w:before="0" w:beforeAutospacing="off" w:after="0" w:afterAutospacing="off"/>
+              <w:spacing w:after="0"/>
               <w:jc w:val="center"/>
               <w:rPr>
-                <w:b w:val="1"/>
-                <w:bCs w:val="1"/>
-              </w:rPr>
-            </w:pPr>
-            <w:r>
-              <w:rPr>
-                <w:b w:val="1"/>
-                <w:bCs w:val="1"/>
+                <w:b/>
+                <w:bCs/>
+              </w:rPr>
+            </w:pPr>
+            <w:r>
+              <w:rPr>
+                <w:b/>
+                <w:bCs/>
               </w:rPr>
               <w:t>Datum van genezing</w:t>
             </w:r>
@@ -920,12 +1184,11 @@
         <w:tc>
           <w:tcPr>
             <w:tcW w:w="618" w:type="dxa"/>
-            <w:tcMar/>
             <w:vAlign w:val="center"/>
           </w:tcPr>
           <w:p>
             <w:pPr>
-              <w:spacing w:before="0" w:beforeAutospacing="off" w:after="0" w:afterAutospacing="off"/>
+              <w:spacing w:after="0"/>
             </w:pPr>
             <w:r>
               <w:t>1</w:t>
@@ -935,12 +1198,11 @@
         <w:tc>
           <w:tcPr>
             <w:tcW w:w="2160" w:type="dxa"/>
-            <w:tcMar/>
             <w:vAlign w:val="center"/>
           </w:tcPr>
           <w:p>
             <w:pPr>
-              <w:spacing w:before="0" w:beforeAutospacing="off" w:after="0" w:afterAutospacing="off"/>
+              <w:spacing w:after="0"/>
             </w:pPr>
             <w:r>
               <w:t>☐ Links ☐ Rechts</w:t>
@@ -950,12 +1212,11 @@
         <w:tc>
           <w:tcPr>
             <w:tcW w:w="2467" w:type="dxa"/>
-            <w:tcMar/>
             <w:vAlign w:val="center"/>
           </w:tcPr>
           <w:p>
             <w:pPr>
-              <w:spacing w:before="0" w:beforeAutospacing="off" w:after="0" w:afterAutospacing="off"/>
+              <w:spacing w:after="0"/>
             </w:pPr>
             <w:r>
               <w:t>__________________</w:t>
@@ -965,12 +1226,11 @@
         <w:tc>
           <w:tcPr>
             <w:tcW w:w="2393" w:type="dxa"/>
-            <w:tcMar/>
             <w:vAlign w:val="center"/>
           </w:tcPr>
           <w:p>
             <w:pPr>
-              <w:spacing w:before="0" w:beforeAutospacing="off" w:after="0" w:afterAutospacing="off"/>
+              <w:spacing w:after="0"/>
             </w:pPr>
             <w:r>
               <w:t>____ / ____ / ______</w:t>
@@ -985,12 +1245,11 @@
         <w:tc>
           <w:tcPr>
             <w:tcW w:w="618" w:type="dxa"/>
-            <w:tcMar/>
             <w:vAlign w:val="center"/>
           </w:tcPr>
           <w:p>
             <w:pPr>
-              <w:spacing w:before="0" w:beforeAutospacing="off" w:after="0" w:afterAutospacing="off"/>
+              <w:spacing w:after="0"/>
             </w:pPr>
             <w:r>
               <w:t>2</w:t>
@@ -1000,12 +1259,11 @@
         <w:tc>
           <w:tcPr>
             <w:tcW w:w="2160" w:type="dxa"/>
-            <w:tcMar/>
             <w:vAlign w:val="center"/>
           </w:tcPr>
           <w:p>
             <w:pPr>
-              <w:spacing w:before="0" w:beforeAutospacing="off" w:after="0" w:afterAutospacing="off"/>
+              <w:spacing w:after="0"/>
             </w:pPr>
             <w:r>
               <w:t>☐ Links ☐ Rechts</w:t>
@@ -1015,12 +1273,11 @@
         <w:tc>
           <w:tcPr>
             <w:tcW w:w="2467" w:type="dxa"/>
-            <w:tcMar/>
             <w:vAlign w:val="center"/>
           </w:tcPr>
           <w:p>
             <w:pPr>
-              <w:spacing w:before="0" w:beforeAutospacing="off" w:after="0" w:afterAutospacing="off"/>
+              <w:spacing w:after="0"/>
             </w:pPr>
             <w:r>
               <w:t>__________________</w:t>
@@ -1030,12 +1287,11 @@
         <w:tc>
           <w:tcPr>
             <w:tcW w:w="2393" w:type="dxa"/>
-            <w:tcMar/>
             <w:vAlign w:val="center"/>
           </w:tcPr>
           <w:p>
             <w:pPr>
-              <w:spacing w:before="0" w:beforeAutospacing="off" w:after="0" w:afterAutospacing="off"/>
+              <w:spacing w:after="0"/>
             </w:pPr>
             <w:r>
               <w:t>____ / ____ / ______</w:t>
@@ -1050,12 +1306,11 @@
         <w:tc>
           <w:tcPr>
             <w:tcW w:w="618" w:type="dxa"/>
-            <w:tcMar/>
             <w:vAlign w:val="center"/>
           </w:tcPr>
           <w:p>
             <w:pPr>
-              <w:spacing w:before="0" w:beforeAutospacing="off" w:after="0" w:afterAutospacing="off"/>
+              <w:spacing w:after="0"/>
             </w:pPr>
             <w:r>
               <w:t>3</w:t>
@@ -1065,12 +1320,11 @@
         <w:tc>
           <w:tcPr>
             <w:tcW w:w="2160" w:type="dxa"/>
-            <w:tcMar/>
             <w:vAlign w:val="center"/>
           </w:tcPr>
           <w:p>
             <w:pPr>
-              <w:spacing w:before="0" w:beforeAutospacing="off" w:after="0" w:afterAutospacing="off"/>
+              <w:spacing w:after="0"/>
             </w:pPr>
             <w:r>
               <w:t>☐ Links ☐ Rechts</w:t>
@@ -1080,12 +1334,11 @@
         <w:tc>
           <w:tcPr>
             <w:tcW w:w="2467" w:type="dxa"/>
-            <w:tcMar/>
             <w:vAlign w:val="center"/>
           </w:tcPr>
           <w:p>
             <w:pPr>
-              <w:spacing w:before="0" w:beforeAutospacing="off" w:after="0" w:afterAutospacing="off"/>
+              <w:spacing w:after="0"/>
             </w:pPr>
             <w:r>
               <w:t>__________________</w:t>
@@ -1095,12 +1348,11 @@
         <w:tc>
           <w:tcPr>
             <w:tcW w:w="2393" w:type="dxa"/>
-            <w:tcMar/>
             <w:vAlign w:val="center"/>
           </w:tcPr>
           <w:p>
             <w:pPr>
-              <w:spacing w:before="0" w:beforeAutospacing="off" w:after="0" w:afterAutospacing="off"/>
+              <w:spacing w:after="0"/>
             </w:pPr>
             <w:r>
               <w:t>____ / ____ / ______</w:t>
@@ -1115,12 +1367,11 @@
         <w:tc>
           <w:tcPr>
             <w:tcW w:w="618" w:type="dxa"/>
-            <w:tcMar/>
             <w:vAlign w:val="center"/>
           </w:tcPr>
           <w:p>
             <w:pPr>
-              <w:spacing w:before="0" w:beforeAutospacing="off" w:after="0" w:afterAutospacing="off"/>
+              <w:spacing w:after="0"/>
             </w:pPr>
             <w:r>
               <w:t>4</w:t>
@@ -1130,12 +1381,11 @@
         <w:tc>
           <w:tcPr>
             <w:tcW w:w="2160" w:type="dxa"/>
-            <w:tcMar/>
             <w:vAlign w:val="center"/>
           </w:tcPr>
           <w:p>
             <w:pPr>
-              <w:spacing w:before="0" w:beforeAutospacing="off" w:after="0" w:afterAutospacing="off"/>
+              <w:spacing w:after="0"/>
             </w:pPr>
             <w:r>
               <w:t>☐ Links ☐ Rechts</w:t>
@@ -1145,12 +1395,11 @@
         <w:tc>
           <w:tcPr>
             <w:tcW w:w="2467" w:type="dxa"/>
-            <w:tcMar/>
             <w:vAlign w:val="center"/>
           </w:tcPr>
           <w:p>
             <w:pPr>
-              <w:spacing w:before="0" w:beforeAutospacing="off" w:after="0" w:afterAutospacing="off"/>
+              <w:spacing w:after="0"/>
             </w:pPr>
             <w:r>
               <w:t>__________________</w:t>
@@ -1160,12 +1409,11 @@
         <w:tc>
           <w:tcPr>
             <w:tcW w:w="2393" w:type="dxa"/>
-            <w:tcMar/>
             <w:vAlign w:val="center"/>
           </w:tcPr>
           <w:p>
             <w:pPr>
-              <w:spacing w:before="0" w:beforeAutospacing="off" w:after="0" w:afterAutospacing="off"/>
+              <w:spacing w:after="0"/>
             </w:pPr>
             <w:r>
               <w:t>____ / ____ / ______</w:t>
@@ -1180,12 +1428,11 @@
         <w:tc>
           <w:tcPr>
             <w:tcW w:w="618" w:type="dxa"/>
-            <w:tcMar/>
             <w:vAlign w:val="center"/>
           </w:tcPr>
           <w:p>
             <w:pPr>
-              <w:spacing w:before="0" w:beforeAutospacing="off" w:after="0" w:afterAutospacing="off"/>
+              <w:spacing w:after="0"/>
             </w:pPr>
             <w:r>
               <w:t>5</w:t>
@@ -1195,12 +1442,11 @@
         <w:tc>
           <w:tcPr>
             <w:tcW w:w="2160" w:type="dxa"/>
-            <w:tcMar/>
             <w:vAlign w:val="center"/>
           </w:tcPr>
           <w:p>
             <w:pPr>
-              <w:spacing w:before="0" w:beforeAutospacing="off" w:after="0" w:afterAutospacing="off"/>
+              <w:spacing w:after="0"/>
             </w:pPr>
             <w:r>
               <w:t>☐ Links ☐ Rechts</w:t>
@@ -1210,12 +1456,11 @@
         <w:tc>
           <w:tcPr>
             <w:tcW w:w="2467" w:type="dxa"/>
-            <w:tcMar/>
             <w:vAlign w:val="center"/>
           </w:tcPr>
           <w:p>
             <w:pPr>
-              <w:spacing w:before="0" w:beforeAutospacing="off" w:after="0" w:afterAutospacing="off"/>
+              <w:spacing w:after="0"/>
             </w:pPr>
             <w:r>
               <w:t>__________________</w:t>
@@ -1225,12 +1470,11 @@
         <w:tc>
           <w:tcPr>
             <w:tcW w:w="2393" w:type="dxa"/>
-            <w:tcMar/>
             <w:vAlign w:val="center"/>
           </w:tcPr>
           <w:p>
             <w:pPr>
-              <w:spacing w:before="0" w:beforeAutospacing="off" w:after="0" w:afterAutospacing="off"/>
+              <w:spacing w:after="0"/>
             </w:pPr>
             <w:r>
               <w:t>____ / ____ / ______</w:t>
@@ -1241,71 +1485,65 @@
     </w:tbl>
     <w:p>
       <w:pPr>
-        <w:pStyle w:val="Normal"/>
         <w:spacing w:line="240" w:lineRule="auto"/>
         <w:jc w:val="both"/>
         <w:rPr>
-          <w:rFonts w:ascii="Calibri" w:hAnsi="Calibri" w:eastAsia="Calibri" w:cs="Calibri"/>
-          <w:noProof w:val="0"/>
-          <w:sz w:val="24"/>
-          <w:szCs w:val="24"/>
-          <w:lang w:val="nl-BE"/>
-        </w:rPr>
-      </w:pPr>
-      <w:r>
-        <w:rPr>
-          <w:rFonts w:ascii="Calibri" w:hAnsi="Calibri" w:eastAsia="Calibri" w:cs="Calibri"/>
-          <w:b w:val="1"/>
-          <w:bCs w:val="1"/>
-          <w:noProof w:val="0"/>
-          <w:sz w:val="24"/>
-          <w:szCs w:val="24"/>
-          <w:lang w:val="nl-BE"/>
+          <w:rFonts w:ascii="Calibri" w:eastAsia="Calibri" w:hAnsi="Calibri" w:cs="Calibri"/>
+          <w:sz w:val="24"/>
+          <w:szCs w:val="24"/>
+        </w:rPr>
+      </w:pPr>
+      <w:r>
+        <w:rPr>
+          <w:rFonts w:ascii="Calibri" w:eastAsia="Calibri" w:hAnsi="Calibri" w:cs="Calibri"/>
+          <w:b/>
+          <w:bCs/>
+          <w:sz w:val="24"/>
+          <w:szCs w:val="24"/>
         </w:rPr>
         <w:t>Datum eerste genezen ulcus:</w:t>
       </w:r>
       <w:r>
         <w:rPr>
-          <w:rFonts w:ascii="Calibri" w:hAnsi="Calibri" w:eastAsia="Calibri" w:cs="Calibri"/>
-          <w:noProof w:val="0"/>
-          <w:sz w:val="24"/>
-          <w:szCs w:val="24"/>
-          <w:lang w:val="nl-BE"/>
-        </w:rPr>
-        <w:t xml:space="preserve"> ____ / ____ / ______</w:t>
-      </w:r>
-      <w:r>
-        <w:br/>
-      </w:r>
-      <w:r>
-        <w:rPr>
-          <w:rFonts w:ascii="Calibri" w:hAnsi="Calibri" w:eastAsia="Calibri" w:cs="Calibri"/>
-          <w:noProof w:val="0"/>
-          <w:sz w:val="24"/>
-          <w:szCs w:val="24"/>
-          <w:lang w:val="nl-BE"/>
-        </w:rPr>
-        <w:t xml:space="preserve"> </w:t>
-      </w:r>
-      <w:r>
-        <w:rPr>
-          <w:rFonts w:ascii="Calibri" w:hAnsi="Calibri" w:eastAsia="Calibri" w:cs="Calibri"/>
-          <w:b w:val="1"/>
-          <w:bCs w:val="1"/>
-          <w:noProof w:val="0"/>
-          <w:sz w:val="24"/>
-          <w:szCs w:val="24"/>
-          <w:lang w:val="nl-BE"/>
-        </w:rPr>
-        <w:t>Aantal eerdere voetulcera:</w:t>
-      </w:r>
-      <w:r>
-        <w:rPr>
-          <w:rFonts w:ascii="Calibri" w:hAnsi="Calibri" w:eastAsia="Calibri" w:cs="Calibri"/>
-          <w:noProof w:val="0"/>
-          <w:sz w:val="24"/>
-          <w:szCs w:val="24"/>
-          <w:lang w:val="nl-BE"/>
+          <w:rFonts w:ascii="Calibri" w:eastAsia="Calibri" w:hAnsi="Calibri" w:cs="Calibri"/>
+          <w:sz w:val="24"/>
+          <w:szCs w:val="24"/>
+        </w:rPr>
+        <w:t xml:space="preserve"> ___</w:t>
+      </w:r>
+      <w:proofErr w:type="gramStart"/>
+      <w:r>
+        <w:rPr>
+          <w:rFonts w:ascii="Calibri" w:eastAsia="Calibri" w:hAnsi="Calibri" w:cs="Calibri"/>
+          <w:sz w:val="24"/>
+          <w:szCs w:val="24"/>
+        </w:rPr>
+        <w:t>_ /</w:t>
+      </w:r>
+      <w:proofErr w:type="gramEnd"/>
+      <w:r>
+        <w:rPr>
+          <w:rFonts w:ascii="Calibri" w:eastAsia="Calibri" w:hAnsi="Calibri" w:cs="Calibri"/>
+          <w:sz w:val="24"/>
+          <w:szCs w:val="24"/>
+        </w:rPr>
+        <w:t xml:space="preserve"> ___</w:t>
+      </w:r>
+      <w:proofErr w:type="gramStart"/>
+      <w:r>
+        <w:rPr>
+          <w:rFonts w:ascii="Calibri" w:eastAsia="Calibri" w:hAnsi="Calibri" w:cs="Calibri"/>
+          <w:sz w:val="24"/>
+          <w:szCs w:val="24"/>
+        </w:rPr>
+        <w:t>_ /</w:t>
+      </w:r>
+      <w:proofErr w:type="gramEnd"/>
+      <w:r>
+        <w:rPr>
+          <w:rFonts w:ascii="Calibri" w:eastAsia="Calibri" w:hAnsi="Calibri" w:cs="Calibri"/>
+          <w:sz w:val="24"/>
+          <w:szCs w:val="24"/>
         </w:rPr>
         <w:t xml:space="preserve"> ______</w:t>
       </w:r>
@@ -1315,15 +1553,33 @@
         <w:spacing w:line="240" w:lineRule="auto"/>
         <w:jc w:val="both"/>
         <w:rPr>
-          <w:rFonts w:ascii="Calibri" w:hAnsi="Calibri" w:cs="Calibri"/>
-          <w:sz w:val="24"/>
-          <w:szCs w:val="24"/>
-        </w:rPr>
-      </w:pPr>
+          <w:rFonts w:ascii="Calibri" w:eastAsia="Calibri" w:hAnsi="Calibri" w:cs="Calibri"/>
+          <w:sz w:val="24"/>
+          <w:szCs w:val="24"/>
+        </w:rPr>
+      </w:pPr>
+      <w:r>
+        <w:rPr>
+          <w:rFonts w:ascii="Calibri" w:eastAsia="Calibri" w:hAnsi="Calibri" w:cs="Calibri"/>
+          <w:b/>
+          <w:bCs/>
+          <w:sz w:val="24"/>
+          <w:szCs w:val="24"/>
+        </w:rPr>
+        <w:t>Aantal eerdere voetulcera:</w:t>
+      </w:r>
+      <w:r>
+        <w:rPr>
+          <w:rFonts w:ascii="Calibri" w:eastAsia="Calibri" w:hAnsi="Calibri" w:cs="Calibri"/>
+          <w:sz w:val="24"/>
+          <w:szCs w:val="24"/>
+        </w:rPr>
+        <w:t xml:space="preserve"> ______</w:t>
+      </w:r>
     </w:p>
     <w:p>
       <w:pPr>
-        <w:pStyle w:val="ListParagraph"/>
+        <w:pStyle w:val="Lijstalinea"/>
         <w:spacing w:line="240" w:lineRule="auto"/>
         <w:jc w:val="both"/>
         <w:rPr>
@@ -1346,10 +1602,11 @@
             <w14:uncheckedState w14:val="2610" w14:font="MS Gothic"/>
           </w14:checkbox>
         </w:sdtPr>
+        <w:sdtEndPr/>
         <w:sdtContent>
           <w:r>
             <w:rPr>
-              <w:rFonts w:ascii="Segoe UI Symbol" w:hAnsi="Segoe UI Symbol" w:eastAsia="MS Gothic" w:cs="Segoe UI Symbol"/>
+              <w:rFonts w:ascii="Segoe UI Symbol" w:eastAsia="MS Gothic" w:hAnsi="Segoe UI Symbol" w:cs="Segoe UI Symbol"/>
               <w:sz w:val="24"/>
               <w:szCs w:val="24"/>
             </w:rPr>
@@ -1359,7 +1616,6 @@
       </w:sdt>
       <w:r>
         <w:rPr>
-          <w:rFonts w:ascii="Arial" w:hAnsi="Arial" w:cs="Arial" w:eastAsia="Arial"/>
           <w:color w:val="24303B"/>
           <w:sz w:val="24"/>
           <w:szCs w:val="24"/>
@@ -1369,7 +1625,7 @@
     </w:p>
     <w:p>
       <w:pPr>
-        <w:pStyle w:val="ListParagraph"/>
+        <w:pStyle w:val="Lijstalinea"/>
         <w:spacing w:line="240" w:lineRule="auto"/>
         <w:jc w:val="both"/>
         <w:rPr>
@@ -1381,11 +1637,11 @@
     </w:p>
     <w:p>
       <w:pPr>
-        <w:pStyle w:val="ListParagraph"/>
+        <w:pStyle w:val="Lijstalinea"/>
         <w:spacing w:line="240" w:lineRule="auto"/>
         <w:jc w:val="both"/>
         <w:rPr>
-          <w:rFonts w:ascii="Calibri" w:hAnsi="Calibri" w:cs="Calibri"/>
+          <w:color w:val="24303B"/>
           <w:sz w:val="24"/>
           <w:szCs w:val="24"/>
         </w:rPr>
@@ -1404,10 +1660,11 @@
             <w14:uncheckedState w14:val="2610" w14:font="MS Gothic"/>
           </w14:checkbox>
         </w:sdtPr>
+        <w:sdtEndPr/>
         <w:sdtContent>
           <w:r>
             <w:rPr>
-              <w:rFonts w:ascii="Segoe UI Symbol" w:hAnsi="Segoe UI Symbol" w:eastAsia="MS Gothic" w:cs="Segoe UI Symbol"/>
+              <w:rFonts w:ascii="Segoe UI Symbol" w:eastAsia="MS Gothic" w:hAnsi="Segoe UI Symbol" w:cs="Segoe UI Symbol"/>
               <w:sz w:val="24"/>
               <w:szCs w:val="24"/>
             </w:rPr>
@@ -1417,17 +1674,196 @@
       </w:sdt>
       <w:r>
         <w:rPr>
-          <w:rFonts w:ascii="Arial" w:hAnsi="Arial" w:cs="Arial" w:eastAsia="Arial"/>
-          <w:color w:val="24303B"/>
-          <w:sz w:val="24"/>
-          <w:szCs w:val="24"/>
-        </w:rPr>
-        <w:t xml:space="preserve"> Beschikt over beschermend schoeisel dat volledig op maat gemaakt is (‘orthopedisch schoeisel’) of bestaat uit op maat gemaakte voetzolen gedragen in semi-orthopedisch schoeisel of adequate confectieschoenen met extra diepte. Indien de patiënt nog niet over dergelijk schoeisel beschikt, moet hij/zij bereid zijn om over te schakelen naar dergelijk beschermend schoeisel (reeds terugbetaald door het RIZIV-INAMI).</w:t>
+          <w:color w:val="24303B"/>
+          <w:sz w:val="24"/>
+          <w:szCs w:val="24"/>
+        </w:rPr>
+        <w:t xml:space="preserve"> Beschikt over beschermend schoeisel dat volledig op maat gemaakt is (‘orthopedisch schoeisel’) of bestaat uit op maat gemaakte voetzolen gedragen in semi-orthopedisch schoeisel of adequate confectieschoenen met extra diepte. </w:t>
+      </w:r>
+      <w:proofErr w:type="gramStart"/>
+      <w:r>
+        <w:rPr>
+          <w:color w:val="24303B"/>
+          <w:sz w:val="24"/>
+          <w:szCs w:val="24"/>
+        </w:rPr>
+        <w:t>Indien</w:t>
+      </w:r>
+      <w:proofErr w:type="gramEnd"/>
+      <w:r>
+        <w:rPr>
+          <w:color w:val="24303B"/>
+          <w:sz w:val="24"/>
+          <w:szCs w:val="24"/>
+        </w:rPr>
+        <w:t xml:space="preserve"> de patiënt nog niet over dergelijk schoeisel beschikt, moet hij/zij bereid zijn om over te schakelen naar dergelijk beschermend schoeisel (</w:t>
+      </w:r>
+      <w:proofErr w:type="gramStart"/>
+      <w:r>
+        <w:rPr>
+          <w:color w:val="24303B"/>
+          <w:sz w:val="24"/>
+          <w:szCs w:val="24"/>
+        </w:rPr>
+        <w:t>reeds</w:t>
+      </w:r>
+      <w:proofErr w:type="gramEnd"/>
+      <w:r>
+        <w:rPr>
+          <w:color w:val="24303B"/>
+          <w:sz w:val="24"/>
+          <w:szCs w:val="24"/>
+        </w:rPr>
+        <w:t xml:space="preserve"> terugbetaald door het RIZIV-INAMI).</w:t>
       </w:r>
     </w:p>
     <w:p>
       <w:pPr>
-        <w:pStyle w:val="ListParagraph"/>
+        <w:pStyle w:val="Lijstalinea"/>
+        <w:spacing w:line="240" w:lineRule="auto"/>
+        <w:jc w:val="both"/>
+        <w:rPr>
+          <w:color w:val="24303B"/>
+          <w:sz w:val="24"/>
+          <w:szCs w:val="24"/>
+        </w:rPr>
+      </w:pPr>
+    </w:p>
+    <w:p>
+      <w:pPr>
+        <w:pStyle w:val="Lijstalinea"/>
+        <w:spacing w:line="240" w:lineRule="auto"/>
+        <w:jc w:val="both"/>
+        <w:rPr>
+          <w:color w:val="24303B"/>
+          <w:sz w:val="24"/>
+          <w:szCs w:val="24"/>
+        </w:rPr>
+      </w:pPr>
+    </w:p>
+    <w:p>
+      <w:pPr>
+        <w:pStyle w:val="Lijstalinea"/>
+        <w:spacing w:line="240" w:lineRule="auto"/>
+        <w:jc w:val="both"/>
+        <w:rPr>
+          <w:color w:val="24303B"/>
+          <w:sz w:val="24"/>
+          <w:szCs w:val="24"/>
+        </w:rPr>
+      </w:pPr>
+    </w:p>
+    <w:p>
+      <w:pPr>
+        <w:pStyle w:val="Lijstalinea"/>
+        <w:spacing w:line="240" w:lineRule="auto"/>
+        <w:jc w:val="both"/>
+        <w:rPr>
+          <w:color w:val="24303B"/>
+          <w:sz w:val="24"/>
+          <w:szCs w:val="24"/>
+        </w:rPr>
+      </w:pPr>
+    </w:p>
+    <w:p>
+      <w:pPr>
+        <w:pStyle w:val="Lijstalinea"/>
+        <w:spacing w:line="240" w:lineRule="auto"/>
+        <w:jc w:val="both"/>
+        <w:rPr>
+          <w:color w:val="24303B"/>
+          <w:sz w:val="24"/>
+          <w:szCs w:val="24"/>
+        </w:rPr>
+      </w:pPr>
+    </w:p>
+    <w:p>
+      <w:pPr>
+        <w:pStyle w:val="Lijstalinea"/>
+        <w:spacing w:line="240" w:lineRule="auto"/>
+        <w:jc w:val="both"/>
+        <w:rPr>
+          <w:color w:val="24303B"/>
+          <w:sz w:val="24"/>
+          <w:szCs w:val="24"/>
+        </w:rPr>
+      </w:pPr>
+    </w:p>
+    <w:p>
+      <w:pPr>
+        <w:pStyle w:val="Lijstalinea"/>
+        <w:spacing w:line="240" w:lineRule="auto"/>
+        <w:jc w:val="both"/>
+        <w:rPr>
+          <w:color w:val="24303B"/>
+          <w:sz w:val="24"/>
+          <w:szCs w:val="24"/>
+        </w:rPr>
+      </w:pPr>
+    </w:p>
+    <w:p>
+      <w:pPr>
+        <w:pStyle w:val="Lijstalinea"/>
+        <w:spacing w:line="240" w:lineRule="auto"/>
+        <w:jc w:val="both"/>
+        <w:rPr>
+          <w:color w:val="24303B"/>
+          <w:sz w:val="24"/>
+          <w:szCs w:val="24"/>
+        </w:rPr>
+      </w:pPr>
+    </w:p>
+    <w:p>
+      <w:pPr>
+        <w:pStyle w:val="Lijstalinea"/>
+        <w:spacing w:line="240" w:lineRule="auto"/>
+        <w:jc w:val="both"/>
+        <w:rPr>
+          <w:color w:val="24303B"/>
+          <w:sz w:val="24"/>
+          <w:szCs w:val="24"/>
+        </w:rPr>
+      </w:pPr>
+    </w:p>
+    <w:p>
+      <w:pPr>
+        <w:pStyle w:val="Lijstalinea"/>
+        <w:spacing w:line="240" w:lineRule="auto"/>
+        <w:jc w:val="both"/>
+        <w:rPr>
+          <w:color w:val="24303B"/>
+          <w:sz w:val="24"/>
+          <w:szCs w:val="24"/>
+        </w:rPr>
+      </w:pPr>
+    </w:p>
+    <w:p>
+      <w:pPr>
+        <w:pStyle w:val="Lijstalinea"/>
+        <w:spacing w:line="240" w:lineRule="auto"/>
+        <w:jc w:val="both"/>
+        <w:rPr>
+          <w:color w:val="24303B"/>
+          <w:sz w:val="24"/>
+          <w:szCs w:val="24"/>
+        </w:rPr>
+      </w:pPr>
+    </w:p>
+    <w:p>
+      <w:pPr>
+        <w:pStyle w:val="Lijstalinea"/>
+        <w:spacing w:line="240" w:lineRule="auto"/>
+        <w:jc w:val="both"/>
+        <w:rPr>
+          <w:rFonts w:ascii="Calibri" w:hAnsi="Calibri" w:cs="Calibri"/>
+          <w:sz w:val="24"/>
+          <w:szCs w:val="24"/>
+        </w:rPr>
+      </w:pPr>
+    </w:p>
+    <w:p>
+      <w:pPr>
+        <w:pStyle w:val="Lijstalinea"/>
         <w:spacing w:line="240" w:lineRule="auto"/>
         <w:jc w:val="both"/>
         <w:rPr>
@@ -1450,18 +1886,17 @@
       </w:pPr>
       <w:r>
         <w:rPr>
-          <w:rFonts w:ascii="Arial" w:hAnsi="Arial" w:cs="Arial" w:eastAsia="Arial"/>
           <w:b/>
           <w:bCs/>
           <w:color w:val="123A5F"/>
           <w:sz w:val="28"/>
           <w:szCs w:val="28"/>
         </w:rPr>
+        <w:lastRenderedPageBreak/>
         <w:t>Sjabloon voor schoenbeoordeling (</w:t>
       </w:r>
       <w:r>
         <w:rPr>
-          <w:rFonts w:ascii="Arial" w:hAnsi="Arial" w:cs="Arial" w:eastAsia="Arial"/>
           <w:b/>
           <w:bCs/>
           <w:color w:val="123A5F"/>
@@ -1472,7 +1907,6 @@
       </w:r>
       <w:r>
         <w:rPr>
-          <w:rFonts w:ascii="Arial" w:hAnsi="Arial" w:cs="Arial" w:eastAsia="Arial"/>
           <w:b/>
           <w:bCs/>
           <w:color w:val="123A5F"/>
@@ -1485,30 +1919,17 @@
     <w:p>
       <w:pPr>
         <w:spacing w:line="240" w:lineRule="auto"/>
+        <w:jc w:val="both"/>
         <w:rPr>
           <w:rFonts w:ascii="Calibri" w:hAnsi="Calibri" w:cs="Calibri"/>
           <w:b/>
           <w:bCs/>
-          <w:sz w:val="28"/>
-          <w:szCs w:val="28"/>
-        </w:rPr>
-      </w:pPr>
-    </w:p>
-    <w:p>
-      <w:pPr>
-        <w:spacing w:line="240" w:lineRule="auto"/>
-        <w:jc w:val="both"/>
-        <w:rPr>
-          <w:rFonts w:ascii="Calibri" w:hAnsi="Calibri" w:cs="Calibri"/>
-          <w:b/>
-          <w:bCs/>
-          <w:sz w:val="24"/>
-          <w:szCs w:val="24"/>
-        </w:rPr>
-      </w:pPr>
-      <w:r>
-        <w:rPr>
-          <w:rFonts w:ascii="Arial" w:hAnsi="Arial" w:cs="Arial" w:eastAsia="Arial"/>
+          <w:sz w:val="24"/>
+          <w:szCs w:val="24"/>
+        </w:rPr>
+      </w:pPr>
+      <w:r>
+        <w:rPr>
           <w:b/>
           <w:bCs/>
           <w:color w:val="123A5F"/>
@@ -1538,7 +1959,6 @@
       </w:pPr>
       <w:r>
         <w:rPr>
-          <w:rFonts w:ascii="Arial" w:hAnsi="Arial" w:cs="Arial" w:eastAsia="Arial"/>
           <w:color w:val="24303B"/>
           <w:sz w:val="24"/>
           <w:szCs w:val="24"/>
@@ -1548,7 +1968,6 @@
       <w:proofErr w:type="spellStart"/>
       <w:r>
         <w:rPr>
-          <w:rFonts w:ascii="Arial" w:hAnsi="Arial" w:cs="Arial" w:eastAsia="Arial"/>
           <w:color w:val="24303B"/>
           <w:sz w:val="24"/>
           <w:szCs w:val="24"/>
@@ -1559,7 +1978,6 @@
       <w:proofErr w:type="spellEnd"/>
       <w:r>
         <w:rPr>
-          <w:rFonts w:ascii="Arial" w:hAnsi="Arial" w:cs="Arial" w:eastAsia="Arial"/>
           <w:color w:val="24303B"/>
           <w:sz w:val="24"/>
           <w:szCs w:val="24"/>
@@ -1568,7 +1986,6 @@
       </w:r>
       <w:r>
         <w:rPr>
-          <w:rFonts w:ascii="Arial" w:hAnsi="Arial" w:cs="Arial" w:eastAsia="Arial"/>
           <w:color w:val="24303B"/>
           <w:sz w:val="24"/>
           <w:szCs w:val="24"/>
@@ -1598,7 +2015,6 @@
       <w:proofErr w:type="spellStart"/>
       <w:r>
         <w:rPr>
-          <w:rFonts w:ascii="Arial" w:hAnsi="Arial" w:cs="Arial" w:eastAsia="Arial"/>
           <w:color w:val="24303B"/>
           <w:sz w:val="24"/>
           <w:szCs w:val="24"/>
@@ -1609,7 +2025,6 @@
       <w:proofErr w:type="spellEnd"/>
       <w:r>
         <w:rPr>
-          <w:rFonts w:ascii="Arial" w:hAnsi="Arial" w:cs="Arial" w:eastAsia="Arial"/>
           <w:color w:val="24303B"/>
           <w:sz w:val="24"/>
           <w:szCs w:val="24"/>
@@ -1619,7 +2034,6 @@
       <w:proofErr w:type="spellStart"/>
       <w:r>
         <w:rPr>
-          <w:rFonts w:ascii="Arial" w:hAnsi="Arial" w:cs="Arial" w:eastAsia="Arial"/>
           <w:color w:val="24303B"/>
           <w:sz w:val="24"/>
           <w:szCs w:val="24"/>
@@ -1630,16 +2044,15 @@
       <w:proofErr w:type="spellEnd"/>
       <w:r>
         <w:rPr>
-          <w:rFonts w:ascii="Arial" w:hAnsi="Arial" w:cs="Arial" w:eastAsia="Arial"/>
           <w:color w:val="24303B"/>
           <w:sz w:val="24"/>
           <w:szCs w:val="24"/>
         </w:rPr>
         <w:t xml:space="preserve">): Baseline / Follow-up / </w:t>
       </w:r>
-      <w:r>
-        <w:rPr>
-          <w:rFonts w:ascii="Arial" w:hAnsi="Arial" w:cs="Arial" w:eastAsia="Arial"/>
+      <w:proofErr w:type="gramStart"/>
+      <w:r>
+        <w:rPr>
           <w:color w:val="24303B"/>
           <w:sz w:val="24"/>
           <w:szCs w:val="24"/>
@@ -1649,12 +2062,20 @@
       </w:r>
       <w:r>
         <w:rPr>
-          <w:rFonts w:ascii="Arial" w:hAnsi="Arial" w:cs="Arial" w:eastAsia="Arial"/>
-          <w:color w:val="24303B"/>
-          <w:sz w:val="24"/>
-          <w:szCs w:val="24"/>
-        </w:rPr>
-        <w:t>: _________</w:t>
+          <w:color w:val="24303B"/>
+          <w:sz w:val="24"/>
+          <w:szCs w:val="24"/>
+        </w:rPr>
+        <w:t>: _</w:t>
+      </w:r>
+      <w:proofErr w:type="gramEnd"/>
+      <w:r>
+        <w:rPr>
+          <w:color w:val="24303B"/>
+          <w:sz w:val="24"/>
+          <w:szCs w:val="24"/>
+        </w:rPr>
+        <w:t>________</w:t>
       </w:r>
     </w:p>
     <w:p>
@@ -1677,7 +2098,6 @@
       </w:pPr>
       <w:r>
         <w:rPr>
-          <w:rFonts w:ascii="Arial" w:hAnsi="Arial" w:cs="Arial" w:eastAsia="Arial"/>
           <w:color w:val="24303B"/>
           <w:sz w:val="24"/>
           <w:szCs w:val="24"/>
@@ -1686,7 +2106,6 @@
       </w:r>
       <w:r>
         <w:rPr>
-          <w:rFonts w:ascii="Arial" w:hAnsi="Arial" w:cs="Arial" w:eastAsia="Arial"/>
           <w:color w:val="24303B"/>
           <w:sz w:val="24"/>
           <w:szCs w:val="24"/>
@@ -1697,7 +2116,6 @@
       <w:proofErr w:type="spellStart"/>
       <w:r>
         <w:rPr>
-          <w:rFonts w:ascii="Arial" w:hAnsi="Arial" w:cs="Arial" w:eastAsia="Arial"/>
           <w:color w:val="24303B"/>
           <w:sz w:val="24"/>
           <w:szCs w:val="24"/>
@@ -1708,7 +2126,6 @@
       <w:proofErr w:type="spellEnd"/>
       <w:r>
         <w:rPr>
-          <w:rFonts w:ascii="Arial" w:hAnsi="Arial" w:cs="Arial" w:eastAsia="Arial"/>
           <w:color w:val="24303B"/>
           <w:sz w:val="24"/>
           <w:szCs w:val="24"/>
@@ -1719,7 +2136,6 @@
       <w:proofErr w:type="spellStart"/>
       <w:r>
         <w:rPr>
-          <w:rFonts w:ascii="Arial" w:hAnsi="Arial" w:cs="Arial" w:eastAsia="Arial"/>
           <w:color w:val="24303B"/>
           <w:sz w:val="24"/>
           <w:szCs w:val="24"/>
@@ -1730,7 +2146,6 @@
       <w:proofErr w:type="spellEnd"/>
       <w:r>
         <w:rPr>
-          <w:rFonts w:ascii="Arial" w:hAnsi="Arial" w:cs="Arial" w:eastAsia="Arial"/>
           <w:color w:val="24303B"/>
           <w:sz w:val="24"/>
           <w:szCs w:val="24"/>
@@ -1741,7 +2156,6 @@
       <w:proofErr w:type="spellStart"/>
       <w:r>
         <w:rPr>
-          <w:rFonts w:ascii="Arial" w:hAnsi="Arial" w:cs="Arial" w:eastAsia="Arial"/>
           <w:color w:val="24303B"/>
           <w:sz w:val="24"/>
           <w:szCs w:val="24"/>
@@ -1752,7 +2166,6 @@
       <w:proofErr w:type="spellEnd"/>
       <w:r>
         <w:rPr>
-          <w:rFonts w:ascii="Arial" w:hAnsi="Arial" w:cs="Arial" w:eastAsia="Arial"/>
           <w:color w:val="24303B"/>
           <w:sz w:val="24"/>
           <w:szCs w:val="24"/>
@@ -1762,7 +2175,6 @@
       </w:r>
       <w:r>
         <w:rPr>
-          <w:rFonts w:ascii="Arial" w:hAnsi="Arial" w:cs="Arial" w:eastAsia="Arial"/>
           <w:color w:val="24303B"/>
           <w:sz w:val="24"/>
           <w:szCs w:val="24"/>
@@ -1771,45 +2183,78 @@
       </w:r>
       <w:r>
         <w:rPr>
-          <w:rFonts w:ascii="Arial" w:hAnsi="Arial" w:cs="Arial" w:eastAsia="Arial"/>
           <w:color w:val="24303B"/>
           <w:sz w:val="24"/>
           <w:szCs w:val="24"/>
           <w:lang w:val="en-US"/>
         </w:rPr>
-        <w:t>_____</w:t>
-      </w:r>
-      <w:r>
-        <w:rPr>
-          <w:rFonts w:ascii="Arial" w:hAnsi="Arial" w:cs="Arial" w:eastAsia="Arial"/>
-          <w:color w:val="24303B"/>
-          <w:sz w:val="24"/>
-          <w:szCs w:val="24"/>
-        </w:rPr>
-        <w:t xml:space="preserve"> / </w:t>
-      </w:r>
-      <w:r>
-        <w:rPr>
-          <w:rFonts w:ascii="Arial" w:hAnsi="Arial" w:cs="Arial" w:eastAsia="Arial"/>
+        <w:t>____</w:t>
+      </w:r>
+      <w:proofErr w:type="gramStart"/>
+      <w:r>
+        <w:rPr>
           <w:color w:val="24303B"/>
           <w:sz w:val="24"/>
           <w:szCs w:val="24"/>
           <w:lang w:val="en-US"/>
         </w:rPr>
-        <w:t>_____</w:t>
-      </w:r>
-      <w:r>
-        <w:rPr>
-          <w:rFonts w:ascii="Arial" w:hAnsi="Arial" w:cs="Arial" w:eastAsia="Arial"/>
-          <w:color w:val="24303B"/>
-          <w:sz w:val="24"/>
-          <w:szCs w:val="24"/>
-        </w:rPr>
-        <w:t xml:space="preserve"> / </w:t>
-      </w:r>
-      <w:r>
-        <w:rPr>
-          <w:rFonts w:ascii="Arial" w:hAnsi="Arial" w:cs="Arial" w:eastAsia="Arial"/>
+        <w:t>_</w:t>
+      </w:r>
+      <w:r>
+        <w:rPr>
+          <w:color w:val="24303B"/>
+          <w:sz w:val="24"/>
+          <w:szCs w:val="24"/>
+        </w:rPr>
+        <w:t xml:space="preserve"> /</w:t>
+      </w:r>
+      <w:proofErr w:type="gramEnd"/>
+      <w:r>
+        <w:rPr>
+          <w:color w:val="24303B"/>
+          <w:sz w:val="24"/>
+          <w:szCs w:val="24"/>
+        </w:rPr>
+        <w:t xml:space="preserve"> </w:t>
+      </w:r>
+      <w:r>
+        <w:rPr>
+          <w:color w:val="24303B"/>
+          <w:sz w:val="24"/>
+          <w:szCs w:val="24"/>
+          <w:lang w:val="en-US"/>
+        </w:rPr>
+        <w:t>____</w:t>
+      </w:r>
+      <w:proofErr w:type="gramStart"/>
+      <w:r>
+        <w:rPr>
+          <w:color w:val="24303B"/>
+          <w:sz w:val="24"/>
+          <w:szCs w:val="24"/>
+          <w:lang w:val="en-US"/>
+        </w:rPr>
+        <w:t>_</w:t>
+      </w:r>
+      <w:r>
+        <w:rPr>
+          <w:color w:val="24303B"/>
+          <w:sz w:val="24"/>
+          <w:szCs w:val="24"/>
+        </w:rPr>
+        <w:t xml:space="preserve"> /</w:t>
+      </w:r>
+      <w:proofErr w:type="gramEnd"/>
+      <w:r>
+        <w:rPr>
+          <w:color w:val="24303B"/>
+          <w:sz w:val="24"/>
+          <w:szCs w:val="24"/>
+        </w:rPr>
+        <w:t xml:space="preserve"> </w:t>
+      </w:r>
+      <w:r>
+        <w:rPr>
           <w:color w:val="24303B"/>
           <w:sz w:val="24"/>
           <w:szCs w:val="24"/>
@@ -1836,9 +2281,9 @@
           <w:szCs w:val="24"/>
         </w:rPr>
       </w:pPr>
-      <w:r>
-        <w:rPr>
-          <w:rFonts w:ascii="Arial" w:hAnsi="Arial" w:cs="Arial" w:eastAsia="Arial"/>
+      <w:proofErr w:type="spellStart"/>
+      <w:r>
+        <w:rPr>
           <w:color w:val="24303B"/>
           <w:sz w:val="24"/>
           <w:szCs w:val="24"/>
@@ -1846,9 +2291,9 @@
         </w:rPr>
         <w:t>Beoordelaar</w:t>
       </w:r>
-      <w:r>
-        <w:rPr>
-          <w:rFonts w:ascii="Arial" w:hAnsi="Arial" w:cs="Arial" w:eastAsia="Arial"/>
+      <w:proofErr w:type="spellEnd"/>
+      <w:r>
+        <w:rPr>
           <w:color w:val="24303B"/>
           <w:sz w:val="24"/>
           <w:szCs w:val="24"/>
@@ -1857,7 +2302,6 @@
       </w:r>
       <w:r>
         <w:rPr>
-          <w:rFonts w:ascii="Arial" w:hAnsi="Arial" w:cs="Arial" w:eastAsia="Arial"/>
           <w:color w:val="24303B"/>
           <w:sz w:val="24"/>
           <w:szCs w:val="24"/>
@@ -1867,7 +2311,6 @@
       </w:r>
       <w:r>
         <w:rPr>
-          <w:rFonts w:ascii="Arial" w:hAnsi="Arial" w:cs="Arial" w:eastAsia="Arial"/>
           <w:color w:val="24303B"/>
           <w:sz w:val="24"/>
           <w:szCs w:val="24"/>
@@ -1877,7 +2320,6 @@
       <w:proofErr w:type="spellStart"/>
       <w:r>
         <w:rPr>
-          <w:rFonts w:ascii="Arial" w:hAnsi="Arial" w:cs="Arial" w:eastAsia="Arial"/>
           <w:color w:val="24303B"/>
           <w:sz w:val="24"/>
           <w:szCs w:val="24"/>
@@ -1888,7 +2330,6 @@
       <w:proofErr w:type="spellEnd"/>
       <w:r>
         <w:rPr>
-          <w:rFonts w:ascii="Arial" w:hAnsi="Arial" w:cs="Arial" w:eastAsia="Arial"/>
           <w:color w:val="24303B"/>
           <w:sz w:val="24"/>
           <w:szCs w:val="24"/>
@@ -1897,7 +2338,6 @@
       </w:r>
       <w:r>
         <w:rPr>
-          <w:rFonts w:ascii="Arial" w:hAnsi="Arial" w:cs="Arial" w:eastAsia="Arial"/>
           <w:color w:val="24303B"/>
           <w:sz w:val="24"/>
           <w:szCs w:val="24"/>
@@ -1927,7 +2367,6 @@
       <w:proofErr w:type="spellStart"/>
       <w:r>
         <w:rPr>
-          <w:rFonts w:ascii="Arial" w:hAnsi="Arial" w:cs="Arial" w:eastAsia="Arial"/>
           <w:color w:val="24303B"/>
           <w:sz w:val="24"/>
           <w:szCs w:val="24"/>
@@ -1938,7 +2377,6 @@
       <w:proofErr w:type="spellEnd"/>
       <w:r>
         <w:rPr>
-          <w:rFonts w:ascii="Arial" w:hAnsi="Arial" w:cs="Arial" w:eastAsia="Arial"/>
           <w:color w:val="24303B"/>
           <w:sz w:val="24"/>
           <w:szCs w:val="24"/>
@@ -1947,34 +2385,10 @@
       </w:r>
       <w:r>
         <w:rPr>
-          <w:rFonts w:ascii="Arial" w:hAnsi="Arial" w:cs="Arial" w:eastAsia="Arial"/>
           <w:color w:val="24303B"/>
           <w:sz w:val="24"/>
           <w:szCs w:val="24"/>
           <w:lang w:val="en-US"/>
-        </w:rPr>
-        <w:tab/>
-      </w:r>
-    </w:p>
-    <w:p>
-      <w:pPr>
-        <w:tabs>
-          <w:tab w:val="left" w:pos="1928"/>
-        </w:tabs>
-        <w:spacing w:line="240" w:lineRule="auto"/>
-        <w:jc w:val="both"/>
-        <w:rPr>
-          <w:rFonts w:ascii="Calibri" w:hAnsi="Calibri" w:cs="Calibri"/>
-          <w:sz w:val="24"/>
-          <w:szCs w:val="24"/>
-        </w:rPr>
-      </w:pPr>
-      <w:r>
-        <w:rPr>
-          <w:rFonts w:ascii="Arial" w:hAnsi="Arial" w:cs="Arial" w:eastAsia="Arial"/>
-          <w:color w:val="24303B"/>
-          <w:sz w:val="24"/>
-          <w:szCs w:val="24"/>
         </w:rPr>
         <w:tab/>
       </w:r>
@@ -1992,7 +2406,7 @@
         <w:tblLook w:val="04A0" w:firstRow="1" w:lastRow="0" w:firstColumn="1" w:lastColumn="0" w:noHBand="0" w:noVBand="1"/>
       </w:tblPr>
       <w:tblGrid>
-        <w:gridCol w:w="5560"/>
+        <w:gridCol w:w="6051"/>
         <w:gridCol w:w="30"/>
         <w:gridCol w:w="66"/>
         <w:gridCol w:w="33"/>
@@ -2014,7 +2428,7 @@
           </w:tcPr>
           <w:p>
             <w:pPr>
-              <w:pStyle w:val="ListParagraph"/>
+              <w:pStyle w:val="Lijstalinea"/>
               <w:numPr>
                 <w:ilvl w:val="0"/>
                 <w:numId w:val="3"/>
@@ -2031,7 +2445,6 @@
             </w:pPr>
             <w:r>
               <w:rPr>
-                <w:rFonts w:ascii="Arial" w:hAnsi="Arial" w:cs="Arial" w:eastAsia="Arial"/>
                 <w:b/>
                 <w:bCs/>
                 <w:color w:val="123A5F"/>
@@ -2043,7 +2456,6 @@
             <w:proofErr w:type="spellStart"/>
             <w:r>
               <w:rPr>
-                <w:rFonts w:ascii="Arial" w:hAnsi="Arial" w:cs="Arial" w:eastAsia="Arial"/>
                 <w:b/>
                 <w:bCs/>
                 <w:color w:val="123A5F"/>
@@ -2056,7 +2468,6 @@
             <w:proofErr w:type="spellEnd"/>
             <w:r>
               <w:rPr>
-                <w:rFonts w:ascii="Arial" w:hAnsi="Arial" w:cs="Arial" w:eastAsia="Arial"/>
                 <w:b/>
                 <w:bCs/>
                 <w:color w:val="123A5F"/>
@@ -2064,16 +2475,6 @@
                 <w:szCs w:val="24"/>
               </w:rPr>
               <w:tab/>
-            </w:r>
-            <w:r>
-              <w:rPr>
-                <w:rFonts w:ascii="Arial" w:hAnsi="Arial" w:cs="Arial" w:eastAsia="Arial"/>
-                <w:b/>
-                <w:bCs/>
-                <w:color w:val="123A5F"/>
-                <w:sz w:val="24"/>
-                <w:szCs w:val="24"/>
-              </w:rPr>
               <w:t xml:space="preserve">                                                      </w:t>
             </w:r>
           </w:p>
@@ -2130,7 +2531,7 @@
           </w:tcPr>
           <w:p>
             <w:pPr>
-              <w:pStyle w:val="ListParagraph"/>
+              <w:pStyle w:val="Lijstalinea"/>
               <w:numPr>
                 <w:ilvl w:val="1"/>
                 <w:numId w:val="3"/>
@@ -2146,12 +2547,11 @@
             </w:pPr>
             <w:r>
               <w:rPr>
-                <w:rFonts w:ascii="Arial" w:hAnsi="Arial" w:cs="Arial" w:eastAsia="Arial"/>
-                <w:color w:val="24303B"/>
-                <w:sz w:val="24"/>
-                <w:szCs w:val="24"/>
-              </w:rPr>
-              <w:t xml:space="preserve">Op maat gemaakt orthopedisch schoeisel                </w:t>
+                <w:color w:val="24303B"/>
+                <w:sz w:val="24"/>
+                <w:szCs w:val="24"/>
+              </w:rPr>
+              <w:t xml:space="preserve">Op maat gemaakt orthopedisch schoeisel              </w:t>
             </w:r>
             <w:r>
               <w:rPr>
@@ -2212,7 +2612,7 @@
           </w:tcPr>
           <w:p>
             <w:pPr>
-              <w:pStyle w:val="ListParagraph"/>
+              <w:pStyle w:val="Lijstalinea"/>
               <w:numPr>
                 <w:ilvl w:val="1"/>
                 <w:numId w:val="3"/>
@@ -2228,12 +2628,11 @@
             </w:pPr>
             <w:r>
               <w:rPr>
-                <w:rFonts w:ascii="Arial" w:hAnsi="Arial" w:cs="Arial" w:eastAsia="Arial"/>
-                <w:color w:val="24303B"/>
-                <w:sz w:val="24"/>
-                <w:szCs w:val="24"/>
-              </w:rPr>
-              <w:t xml:space="preserve">Semi-orthopedische schoenen – extra diepte          </w:t>
+                <w:color w:val="24303B"/>
+                <w:sz w:val="24"/>
+                <w:szCs w:val="24"/>
+              </w:rPr>
+              <w:t xml:space="preserve">Semi-orthopedische schoenen – extra diepte         </w:t>
             </w:r>
             <w:r>
               <w:rPr>
@@ -2294,7 +2693,7 @@
           </w:tcPr>
           <w:p>
             <w:pPr>
-              <w:pStyle w:val="ListParagraph"/>
+              <w:pStyle w:val="Lijstalinea"/>
               <w:numPr>
                 <w:ilvl w:val="1"/>
                 <w:numId w:val="3"/>
@@ -2313,12 +2712,19 @@
             </w:pPr>
             <w:r>
               <w:rPr>
-                <w:rFonts w:ascii="Arial" w:hAnsi="Arial" w:cs="Arial" w:eastAsia="Arial"/>
-                <w:color w:val="24303B"/>
-                <w:sz w:val="24"/>
-                <w:szCs w:val="24"/>
-              </w:rPr>
-              <w:t xml:space="preserve">Confectieschoenen                                                        </w:t>
+                <w:color w:val="24303B"/>
+                <w:sz w:val="24"/>
+                <w:szCs w:val="24"/>
+              </w:rPr>
+              <w:t xml:space="preserve">Confectieschoenen                                                 </w:t>
+            </w:r>
+            <w:r>
+              <w:rPr>
+                <w:color w:val="24303B"/>
+                <w:sz w:val="24"/>
+                <w:szCs w:val="24"/>
+              </w:rPr>
+              <w:t xml:space="preserve"> </w:t>
             </w:r>
             <w:r>
               <w:rPr>
@@ -2327,6 +2733,14 @@
                 <w:szCs w:val="24"/>
               </w:rPr>
               <w:t>☐</w:t>
+            </w:r>
+            <w:r>
+              <w:rPr>
+                <w:color w:val="24303B"/>
+                <w:sz w:val="24"/>
+                <w:szCs w:val="24"/>
+              </w:rPr>
+              <w:t xml:space="preserve">     </w:t>
             </w:r>
           </w:p>
         </w:tc>
@@ -2440,7 +2854,6 @@
       </w:pPr>
       <w:r>
         <w:rPr>
-          <w:rFonts w:ascii="Arial" w:hAnsi="Arial" w:cs="Arial" w:eastAsia="Arial"/>
           <w:b/>
           <w:bCs/>
           <w:color w:val="123A5F"/>
@@ -2452,7 +2865,6 @@
       </w:r>
       <w:r>
         <w:rPr>
-          <w:rFonts w:ascii="Arial" w:hAnsi="Arial" w:cs="Arial" w:eastAsia="Arial"/>
           <w:b/>
           <w:bCs/>
           <w:color w:val="123A5F"/>
@@ -2464,15 +2876,15 @@
     </w:p>
     <w:tbl>
       <w:tblPr>
-        <w:tblStyle w:val="TableGrid"/>
+        <w:tblStyle w:val="Tabelraster"/>
         <w:tblW w:w="8901" w:type="dxa"/>
         <w:tblBorders>
-          <w:top w:val="none" w:color="auto" w:sz="0" w:space="0"/>
-          <w:left w:val="none" w:color="auto" w:sz="0" w:space="0"/>
-          <w:bottom w:val="none" w:color="auto" w:sz="0" w:space="0"/>
-          <w:right w:val="none" w:color="auto" w:sz="0" w:space="0"/>
-          <w:insideH w:val="none" w:color="auto" w:sz="0" w:space="0"/>
-          <w:insideV w:val="none" w:color="auto" w:sz="0" w:space="0"/>
+          <w:top w:val="none" w:sz="0" w:space="0" w:color="auto"/>
+          <w:left w:val="none" w:sz="0" w:space="0" w:color="auto"/>
+          <w:bottom w:val="none" w:sz="0" w:space="0" w:color="auto"/>
+          <w:right w:val="none" w:sz="0" w:space="0" w:color="auto"/>
+          <w:insideH w:val="none" w:sz="0" w:space="0" w:color="auto"/>
+          <w:insideV w:val="none" w:sz="0" w:space="0" w:color="auto"/>
         </w:tblBorders>
         <w:tblLook w:val="04A0" w:firstRow="1" w:lastRow="0" w:firstColumn="1" w:lastColumn="0" w:noHBand="0" w:noVBand="1"/>
       </w:tblPr>
@@ -2503,7 +2915,6 @@
             </w:pPr>
             <w:r>
               <w:rPr>
-                <w:rFonts w:ascii="Arial" w:hAnsi="Arial" w:cs="Arial" w:eastAsia="Arial"/>
                 <w:b/>
                 <w:bCs/>
                 <w:color w:val="123A5F"/>
@@ -2535,7 +2946,6 @@
             </w:pPr>
             <w:r>
               <w:rPr>
-                <w:rFonts w:ascii="Arial" w:hAnsi="Arial" w:cs="Arial" w:eastAsia="Arial"/>
                 <w:b/>
                 <w:bCs/>
                 <w:color w:val="123A5F"/>
@@ -2587,7 +2997,6 @@
             </w:pPr>
             <w:r>
               <w:rPr>
-                <w:rFonts w:ascii="Arial" w:hAnsi="Arial" w:cs="Arial" w:eastAsia="Arial"/>
                 <w:color w:val="24303B"/>
                 <w:sz w:val="24"/>
                 <w:szCs w:val="24"/>
@@ -2627,7 +3036,6 @@
             </w:pPr>
             <w:r>
               <w:rPr>
-                <w:rFonts w:ascii="Arial" w:hAnsi="Arial" w:cs="Arial" w:eastAsia="Arial"/>
                 <w:color w:val="24303B"/>
                 <w:sz w:val="24"/>
                 <w:szCs w:val="24"/>
@@ -2684,7 +3092,6 @@
             </w:pPr>
             <w:r>
               <w:rPr>
-                <w:rFonts w:ascii="Arial" w:hAnsi="Arial" w:cs="Arial" w:eastAsia="Arial"/>
                 <w:color w:val="24303B"/>
                 <w:sz w:val="24"/>
                 <w:szCs w:val="24"/>
@@ -2724,7 +3131,6 @@
             </w:pPr>
             <w:r>
               <w:rPr>
-                <w:rFonts w:ascii="Arial" w:hAnsi="Arial" w:cs="Arial" w:eastAsia="Arial"/>
                 <w:color w:val="24303B"/>
                 <w:sz w:val="24"/>
                 <w:szCs w:val="24"/>
@@ -2781,7 +3187,6 @@
             </w:pPr>
             <w:r>
               <w:rPr>
-                <w:rFonts w:ascii="Arial" w:hAnsi="Arial" w:cs="Arial" w:eastAsia="Arial"/>
                 <w:color w:val="24303B"/>
                 <w:sz w:val="24"/>
                 <w:szCs w:val="24"/>
@@ -2791,7 +3196,6 @@
             <w:proofErr w:type="spellStart"/>
             <w:r>
               <w:rPr>
-                <w:rFonts w:ascii="Arial" w:hAnsi="Arial" w:cs="Arial" w:eastAsia="Arial"/>
                 <w:color w:val="24303B"/>
                 <w:sz w:val="24"/>
                 <w:szCs w:val="24"/>
@@ -2832,7 +3236,6 @@
             </w:pPr>
             <w:r>
               <w:rPr>
-                <w:rFonts w:ascii="Arial" w:hAnsi="Arial" w:cs="Arial" w:eastAsia="Arial"/>
                 <w:color w:val="24303B"/>
                 <w:sz w:val="24"/>
                 <w:szCs w:val="24"/>
@@ -2842,7 +3245,6 @@
             <w:proofErr w:type="spellStart"/>
             <w:r>
               <w:rPr>
-                <w:rFonts w:ascii="Arial" w:hAnsi="Arial" w:cs="Arial" w:eastAsia="Arial"/>
                 <w:color w:val="24303B"/>
                 <w:sz w:val="24"/>
                 <w:szCs w:val="24"/>
@@ -2852,7 +3254,6 @@
             <w:proofErr w:type="spellEnd"/>
             <w:r>
               <w:rPr>
-                <w:rFonts w:ascii="Arial" w:hAnsi="Arial" w:cs="Arial" w:eastAsia="Arial"/>
                 <w:color w:val="24303B"/>
                 <w:sz w:val="24"/>
                 <w:szCs w:val="24"/>
@@ -2862,7 +3263,6 @@
             <w:proofErr w:type="spellStart"/>
             <w:r>
               <w:rPr>
-                <w:rFonts w:ascii="Arial" w:hAnsi="Arial" w:cs="Arial" w:eastAsia="Arial"/>
                 <w:color w:val="24303B"/>
                 <w:sz w:val="24"/>
                 <w:szCs w:val="24"/>
@@ -2872,7 +3272,6 @@
             <w:proofErr w:type="spellEnd"/>
             <w:r>
               <w:rPr>
-                <w:rFonts w:ascii="Arial" w:hAnsi="Arial" w:cs="Arial" w:eastAsia="Arial"/>
                 <w:color w:val="24303B"/>
                 <w:sz w:val="24"/>
                 <w:szCs w:val="24"/>
@@ -2929,7 +3328,6 @@
             </w:pPr>
             <w:r>
               <w:rPr>
-                <w:rFonts w:ascii="Arial" w:hAnsi="Arial" w:cs="Arial" w:eastAsia="Arial"/>
                 <w:color w:val="24303B"/>
                 <w:sz w:val="24"/>
                 <w:szCs w:val="24"/>
@@ -2969,7 +3367,6 @@
             </w:pPr>
             <w:r>
               <w:rPr>
-                <w:rFonts w:ascii="Arial" w:hAnsi="Arial" w:cs="Arial" w:eastAsia="Arial"/>
                 <w:color w:val="24303B"/>
                 <w:sz w:val="24"/>
                 <w:szCs w:val="24"/>
@@ -3026,7 +3423,6 @@
             </w:pPr>
             <w:r>
               <w:rPr>
-                <w:rFonts w:ascii="Arial" w:hAnsi="Arial" w:cs="Arial" w:eastAsia="Arial"/>
                 <w:color w:val="24303B"/>
                 <w:sz w:val="24"/>
                 <w:szCs w:val="24"/>
@@ -3064,34 +3460,23 @@
                 <w:szCs w:val="24"/>
               </w:rPr>
             </w:pPr>
-            <w:r>
-              <w:rPr>
-                <w:rFonts w:ascii="Arial" w:hAnsi="Arial" w:cs="Arial" w:eastAsia="Arial"/>
-                <w:color w:val="24303B"/>
-                <w:sz w:val="24"/>
-                <w:szCs w:val="24"/>
-              </w:rPr>
-              <w:t xml:space="preserve">Veters / </w:t>
-            </w:r>
-            <w:proofErr w:type="spellStart"/>
-            <w:r>
-              <w:rPr>
-                <w:rFonts w:ascii="Arial" w:hAnsi="Arial" w:cs="Arial" w:eastAsia="Arial"/>
-                <w:color w:val="24303B"/>
-                <w:sz w:val="24"/>
-                <w:szCs w:val="24"/>
-              </w:rPr>
-              <w:t>velcro</w:t>
-            </w:r>
-            <w:proofErr w:type="spellEnd"/>
-            <w:r>
-              <w:rPr>
-                <w:rFonts w:ascii="Arial" w:hAnsi="Arial" w:cs="Arial" w:eastAsia="Arial"/>
-                <w:color w:val="24303B"/>
-                <w:sz w:val="24"/>
-                <w:szCs w:val="24"/>
-              </w:rPr>
-              <w:t xml:space="preserve"> (bij beperkte handfunctie)</w:t>
+            <w:proofErr w:type="gramStart"/>
+            <w:r>
+              <w:rPr>
+                <w:color w:val="24303B"/>
+                <w:sz w:val="24"/>
+                <w:szCs w:val="24"/>
+              </w:rPr>
+              <w:t>Veters /</w:t>
+            </w:r>
+            <w:proofErr w:type="gramEnd"/>
+            <w:r>
+              <w:rPr>
+                <w:color w:val="24303B"/>
+                <w:sz w:val="24"/>
+                <w:szCs w:val="24"/>
+              </w:rPr>
+              <w:t xml:space="preserve"> velcro (bij beperkte handfunctie)</w:t>
             </w:r>
           </w:p>
         </w:tc>
@@ -3143,7 +3528,6 @@
             </w:pPr>
             <w:r>
               <w:rPr>
-                <w:rFonts w:ascii="Arial" w:hAnsi="Arial" w:cs="Arial" w:eastAsia="Arial"/>
                 <w:color w:val="24303B"/>
                 <w:sz w:val="24"/>
                 <w:szCs w:val="24"/>
@@ -3183,7 +3567,6 @@
             </w:pPr>
             <w:r>
               <w:rPr>
-                <w:rFonts w:ascii="Arial" w:hAnsi="Arial" w:cs="Arial" w:eastAsia="Arial"/>
                 <w:color w:val="24303B"/>
                 <w:sz w:val="24"/>
                 <w:szCs w:val="24"/>
@@ -3240,7 +3623,6 @@
             </w:pPr>
             <w:r>
               <w:rPr>
-                <w:rFonts w:ascii="Arial" w:hAnsi="Arial" w:cs="Arial" w:eastAsia="Arial"/>
                 <w:color w:val="24303B"/>
                 <w:sz w:val="24"/>
                 <w:szCs w:val="24"/>
@@ -3280,11 +3662,11 @@
             </w:pPr>
             <w:r>
               <w:rPr>
-                <w:rFonts w:ascii="Arial" w:hAnsi="Arial" w:cs="Arial" w:eastAsia="Arial"/>
-                <w:color w:val="24303B"/>
-                <w:sz w:val="24"/>
-                <w:szCs w:val="24"/>
-              </w:rPr>
+                <w:color w:val="24303B"/>
+                <w:sz w:val="24"/>
+                <w:szCs w:val="24"/>
+              </w:rPr>
+              <w:lastRenderedPageBreak/>
               <w:t>Geschikt voor actief gebruik</w:t>
             </w:r>
           </w:p>
@@ -3337,7 +3719,6 @@
             </w:pPr>
             <w:r>
               <w:rPr>
-                <w:rFonts w:ascii="Arial" w:hAnsi="Arial" w:cs="Arial" w:eastAsia="Arial"/>
                 <w:color w:val="24303B"/>
                 <w:sz w:val="24"/>
                 <w:szCs w:val="24"/>
@@ -3377,7 +3758,6 @@
             </w:pPr>
             <w:r>
               <w:rPr>
-                <w:rFonts w:ascii="Arial" w:hAnsi="Arial" w:cs="Arial" w:eastAsia="Arial"/>
                 <w:color w:val="24303B"/>
                 <w:sz w:val="24"/>
                 <w:szCs w:val="24"/>
@@ -3434,7 +3814,6 @@
             </w:pPr>
             <w:r>
               <w:rPr>
-                <w:rFonts w:ascii="Arial" w:hAnsi="Arial" w:cs="Arial" w:eastAsia="Arial"/>
                 <w:color w:val="24303B"/>
                 <w:sz w:val="24"/>
                 <w:szCs w:val="24"/>
@@ -3474,7 +3853,6 @@
             </w:pPr>
             <w:r>
               <w:rPr>
-                <w:rFonts w:ascii="Arial" w:hAnsi="Arial" w:cs="Arial" w:eastAsia="Arial"/>
                 <w:color w:val="24303B"/>
                 <w:sz w:val="24"/>
                 <w:szCs w:val="24"/>
@@ -3531,7 +3909,6 @@
             </w:pPr>
             <w:r>
               <w:rPr>
-                <w:rFonts w:ascii="Arial" w:hAnsi="Arial" w:cs="Arial" w:eastAsia="Arial"/>
                 <w:color w:val="24303B"/>
                 <w:sz w:val="24"/>
                 <w:szCs w:val="24"/>
@@ -3558,7 +3935,6 @@
             </w:pPr>
             <w:r>
               <w:rPr>
-                <w:rFonts w:ascii="Arial" w:hAnsi="Arial" w:cs="Arial" w:eastAsia="Arial"/>
                 <w:color w:val="24303B"/>
                 <w:sz w:val="24"/>
                 <w:szCs w:val="24"/>
@@ -3623,14 +3999,35 @@
       </w:pPr>
       <w:r>
         <w:rPr>
-          <w:rFonts w:ascii="Arial" w:hAnsi="Arial" w:cs="Arial" w:eastAsia="Arial"/>
           <w:b/>
           <w:bCs/>
           <w:color w:val="123A5F"/>
           <w:sz w:val="24"/>
           <w:szCs w:val="24"/>
         </w:rPr>
-        <w:t>4. Schoen- / schachthoogte</w:t>
+        <w:t>4. Schoen</w:t>
+      </w:r>
+      <w:proofErr w:type="gramStart"/>
+      <w:r>
+        <w:rPr>
+          <w:b/>
+          <w:bCs/>
+          <w:color w:val="123A5F"/>
+          <w:sz w:val="24"/>
+          <w:szCs w:val="24"/>
+        </w:rPr>
+        <w:t>- /</w:t>
+      </w:r>
+      <w:proofErr w:type="gramEnd"/>
+      <w:r>
+        <w:rPr>
+          <w:b/>
+          <w:bCs/>
+          <w:color w:val="123A5F"/>
+          <w:sz w:val="24"/>
+          <w:szCs w:val="24"/>
+        </w:rPr>
+        <w:t xml:space="preserve"> schachthoogte</w:t>
       </w:r>
     </w:p>
     <w:p>
@@ -3646,17 +4043,33 @@
       </w:pPr>
       <w:r>
         <w:rPr>
-          <w:rFonts w:ascii="Arial" w:hAnsi="Arial" w:cs="Arial" w:eastAsia="Arial"/>
-          <w:color w:val="24303B"/>
-          <w:sz w:val="24"/>
-          <w:szCs w:val="24"/>
-        </w:rPr>
-        <w:t xml:space="preserve">4.1. Laag(onder </w:t>
+          <w:color w:val="24303B"/>
+          <w:sz w:val="24"/>
+          <w:szCs w:val="24"/>
+        </w:rPr>
+        <w:t xml:space="preserve">4.1. </w:t>
+      </w:r>
+      <w:proofErr w:type="gramStart"/>
+      <w:r>
+        <w:rPr>
+          <w:color w:val="24303B"/>
+          <w:sz w:val="24"/>
+          <w:szCs w:val="24"/>
+        </w:rPr>
+        <w:t>Laag(</w:t>
+      </w:r>
+      <w:proofErr w:type="gramEnd"/>
+      <w:r>
+        <w:rPr>
+          <w:color w:val="24303B"/>
+          <w:sz w:val="24"/>
+          <w:szCs w:val="24"/>
+        </w:rPr>
+        <w:t xml:space="preserve">onder </w:t>
       </w:r>
       <w:proofErr w:type="spellStart"/>
       <w:r>
         <w:rPr>
-          <w:rFonts w:ascii="Arial" w:hAnsi="Arial" w:cs="Arial" w:eastAsia="Arial"/>
           <w:color w:val="24303B"/>
           <w:sz w:val="24"/>
           <w:szCs w:val="24"/>
@@ -3666,7 +4079,6 @@
       <w:proofErr w:type="spellEnd"/>
       <w:r>
         <w:rPr>
-          <w:rFonts w:ascii="Arial" w:hAnsi="Arial" w:cs="Arial" w:eastAsia="Arial"/>
           <w:color w:val="24303B"/>
           <w:sz w:val="24"/>
           <w:szCs w:val="24"/>
@@ -3675,7 +4087,6 @@
       </w:r>
       <w:r>
         <w:rPr>
-          <w:rFonts w:ascii="Arial" w:hAnsi="Arial" w:cs="Arial" w:eastAsia="Arial"/>
           <w:color w:val="24303B"/>
           <w:sz w:val="24"/>
           <w:szCs w:val="24"/>
@@ -3684,7 +4095,6 @@
       </w:r>
       <w:r>
         <w:rPr>
-          <w:rFonts w:ascii="Arial" w:hAnsi="Arial" w:cs="Arial" w:eastAsia="Arial"/>
           <w:color w:val="24303B"/>
           <w:sz w:val="24"/>
           <w:szCs w:val="24"/>
@@ -3713,7 +4123,6 @@
       </w:pPr>
       <w:r>
         <w:rPr>
-          <w:rFonts w:ascii="Arial" w:hAnsi="Arial" w:cs="Arial" w:eastAsia="Arial"/>
           <w:color w:val="24303B"/>
           <w:sz w:val="24"/>
           <w:szCs w:val="24"/>
@@ -3723,7 +4132,6 @@
       <w:proofErr w:type="spellStart"/>
       <w:r>
         <w:rPr>
-          <w:rFonts w:ascii="Arial" w:hAnsi="Arial" w:cs="Arial" w:eastAsia="Arial"/>
           <w:color w:val="24303B"/>
           <w:sz w:val="24"/>
           <w:szCs w:val="24"/>
@@ -3733,7 +4141,6 @@
       <w:proofErr w:type="spellEnd"/>
       <w:r>
         <w:rPr>
-          <w:rFonts w:ascii="Arial" w:hAnsi="Arial" w:cs="Arial" w:eastAsia="Arial"/>
           <w:color w:val="24303B"/>
           <w:sz w:val="24"/>
           <w:szCs w:val="24"/>
@@ -3742,7 +4149,6 @@
       </w:r>
       <w:r>
         <w:rPr>
-          <w:rFonts w:ascii="Arial" w:hAnsi="Arial" w:cs="Arial" w:eastAsia="Arial"/>
           <w:color w:val="24303B"/>
           <w:sz w:val="24"/>
           <w:szCs w:val="24"/>
@@ -3771,7 +4177,6 @@
       </w:pPr>
       <w:r>
         <w:rPr>
-          <w:rFonts w:ascii="Arial" w:hAnsi="Arial" w:cs="Arial" w:eastAsia="Arial"/>
           <w:color w:val="24303B"/>
           <w:sz w:val="24"/>
           <w:szCs w:val="24"/>
@@ -3781,7 +4186,6 @@
       <w:proofErr w:type="spellStart"/>
       <w:r>
         <w:rPr>
-          <w:rFonts w:ascii="Arial" w:hAnsi="Arial" w:cs="Arial" w:eastAsia="Arial"/>
           <w:color w:val="24303B"/>
           <w:sz w:val="24"/>
           <w:szCs w:val="24"/>
@@ -3791,7 +4195,6 @@
       <w:proofErr w:type="spellEnd"/>
       <w:r>
         <w:rPr>
-          <w:rFonts w:ascii="Arial" w:hAnsi="Arial" w:cs="Arial" w:eastAsia="Arial"/>
           <w:color w:val="24303B"/>
           <w:sz w:val="24"/>
           <w:szCs w:val="24"/>
@@ -3800,7 +4203,6 @@
       </w:r>
       <w:r>
         <w:rPr>
-          <w:rFonts w:ascii="Arial" w:hAnsi="Arial" w:cs="Arial" w:eastAsia="Arial"/>
           <w:color w:val="24303B"/>
           <w:sz w:val="24"/>
           <w:szCs w:val="24"/>
@@ -3831,7 +4233,6 @@
       </w:pPr>
       <w:r>
         <w:rPr>
-          <w:rFonts w:ascii="Arial" w:hAnsi="Arial" w:cs="Arial" w:eastAsia="Arial"/>
           <w:color w:val="24303B"/>
           <w:sz w:val="24"/>
           <w:szCs w:val="24"/>
@@ -3840,7 +4241,6 @@
       </w:r>
       <w:r>
         <w:rPr>
-          <w:rFonts w:ascii="Arial" w:hAnsi="Arial" w:cs="Arial" w:eastAsia="Arial"/>
           <w:color w:val="24303B"/>
           <w:sz w:val="24"/>
           <w:szCs w:val="24"/>
@@ -3858,25 +4258,11 @@
           <w:bCs/>
           <w:sz w:val="24"/>
           <w:szCs w:val="24"/>
-        </w:rPr>
-      </w:pPr>
-    </w:p>
-    <w:p>
-      <w:pPr>
-        <w:spacing w:line="240" w:lineRule="auto"/>
-        <w:jc w:val="both"/>
-        <w:rPr>
-          <w:rFonts w:ascii="Calibri" w:hAnsi="Calibri" w:cs="Calibri"/>
-          <w:b/>
-          <w:bCs/>
-          <w:sz w:val="24"/>
-          <w:szCs w:val="24"/>
           <w:lang w:val="en-US"/>
         </w:rPr>
       </w:pPr>
       <w:r>
         <w:rPr>
-          <w:rFonts w:ascii="Arial" w:hAnsi="Arial" w:cs="Arial" w:eastAsia="Arial"/>
           <w:b/>
           <w:bCs/>
           <w:color w:val="123A5F"/>
@@ -3888,7 +4274,6 @@
       </w:r>
       <w:r>
         <w:rPr>
-          <w:rFonts w:ascii="Arial" w:hAnsi="Arial" w:cs="Arial" w:eastAsia="Arial"/>
           <w:b/>
           <w:bCs/>
           <w:color w:val="123A5F"/>
@@ -3900,15 +4285,15 @@
     </w:p>
     <w:tbl>
       <w:tblPr>
-        <w:tblStyle w:val="TableGrid"/>
+        <w:tblStyle w:val="Tabelraster"/>
         <w:tblW w:w="8618" w:type="dxa"/>
         <w:tblBorders>
-          <w:top w:val="none" w:color="auto" w:sz="0" w:space="0"/>
-          <w:left w:val="none" w:color="auto" w:sz="0" w:space="0"/>
-          <w:bottom w:val="none" w:color="auto" w:sz="0" w:space="0"/>
-          <w:right w:val="none" w:color="auto" w:sz="0" w:space="0"/>
-          <w:insideH w:val="none" w:color="auto" w:sz="0" w:space="0"/>
-          <w:insideV w:val="none" w:color="auto" w:sz="0" w:space="0"/>
+          <w:top w:val="none" w:sz="0" w:space="0" w:color="auto"/>
+          <w:left w:val="none" w:sz="0" w:space="0" w:color="auto"/>
+          <w:bottom w:val="none" w:sz="0" w:space="0" w:color="auto"/>
+          <w:right w:val="none" w:sz="0" w:space="0" w:color="auto"/>
+          <w:insideH w:val="none" w:sz="0" w:space="0" w:color="auto"/>
+          <w:insideV w:val="none" w:sz="0" w:space="0" w:color="auto"/>
         </w:tblBorders>
         <w:tblLook w:val="04A0" w:firstRow="1" w:lastRow="0" w:firstColumn="1" w:lastColumn="0" w:noHBand="0" w:noVBand="1"/>
       </w:tblPr>
@@ -3937,7 +4322,6 @@
             </w:pPr>
             <w:r>
               <w:rPr>
-                <w:rFonts w:ascii="Arial" w:hAnsi="Arial" w:cs="Arial" w:eastAsia="Arial"/>
                 <w:b/>
                 <w:bCs/>
                 <w:color w:val="123A5F"/>
@@ -3969,7 +4353,6 @@
             <w:proofErr w:type="spellStart"/>
             <w:r>
               <w:rPr>
-                <w:rFonts w:ascii="Arial" w:hAnsi="Arial" w:cs="Arial" w:eastAsia="Arial"/>
                 <w:b/>
                 <w:bCs/>
                 <w:color w:val="123A5F"/>
@@ -4018,7 +4401,6 @@
             </w:pPr>
             <w:r>
               <w:rPr>
-                <w:rFonts w:ascii="Arial" w:hAnsi="Arial" w:cs="Arial" w:eastAsia="Arial"/>
                 <w:color w:val="24303B"/>
                 <w:sz w:val="24"/>
                 <w:szCs w:val="24"/>
@@ -4028,7 +4410,6 @@
             </w:r>
             <w:r>
               <w:rPr>
-                <w:rFonts w:ascii="Arial" w:hAnsi="Arial" w:cs="Arial" w:eastAsia="Arial"/>
                 <w:color w:val="24303B"/>
                 <w:sz w:val="24"/>
                 <w:szCs w:val="24"/>
@@ -4038,7 +4419,6 @@
             <w:proofErr w:type="spellStart"/>
             <w:r>
               <w:rPr>
-                <w:rFonts w:ascii="Arial" w:hAnsi="Arial" w:cs="Arial" w:eastAsia="Arial"/>
                 <w:color w:val="24303B"/>
                 <w:sz w:val="24"/>
                 <w:szCs w:val="24"/>
@@ -4048,7 +4428,6 @@
             <w:proofErr w:type="spellEnd"/>
             <w:r>
               <w:rPr>
-                <w:rFonts w:ascii="Arial" w:hAnsi="Arial" w:cs="Arial" w:eastAsia="Arial"/>
                 <w:color w:val="24303B"/>
                 <w:sz w:val="24"/>
                 <w:szCs w:val="24"/>
@@ -4085,7 +4464,6 @@
             </w:pPr>
             <w:r>
               <w:rPr>
-                <w:rFonts w:ascii="Arial" w:hAnsi="Arial" w:cs="Arial" w:eastAsia="Arial"/>
                 <w:color w:val="24303B"/>
                 <w:sz w:val="24"/>
                 <w:szCs w:val="24"/>
@@ -4138,7 +4516,6 @@
             </w:pPr>
             <w:r>
               <w:rPr>
-                <w:rFonts w:ascii="Arial" w:hAnsi="Arial" w:cs="Arial" w:eastAsia="Arial"/>
                 <w:color w:val="24303B"/>
                 <w:sz w:val="24"/>
                 <w:szCs w:val="24"/>
@@ -4148,7 +4525,6 @@
             </w:r>
             <w:r>
               <w:rPr>
-                <w:rFonts w:ascii="Arial" w:hAnsi="Arial" w:cs="Arial" w:eastAsia="Arial"/>
                 <w:color w:val="24303B"/>
                 <w:sz w:val="24"/>
                 <w:szCs w:val="24"/>
@@ -4158,7 +4534,6 @@
             <w:proofErr w:type="spellStart"/>
             <w:r>
               <w:rPr>
-                <w:rFonts w:ascii="Arial" w:hAnsi="Arial" w:cs="Arial" w:eastAsia="Arial"/>
                 <w:color w:val="24303B"/>
                 <w:sz w:val="24"/>
                 <w:szCs w:val="24"/>
@@ -4168,7 +4543,6 @@
             <w:proofErr w:type="spellEnd"/>
             <w:r>
               <w:rPr>
-                <w:rFonts w:ascii="Arial" w:hAnsi="Arial" w:cs="Arial" w:eastAsia="Arial"/>
                 <w:color w:val="24303B"/>
                 <w:sz w:val="24"/>
                 <w:szCs w:val="24"/>
@@ -4205,7 +4579,6 @@
             </w:pPr>
             <w:r>
               <w:rPr>
-                <w:rFonts w:ascii="Arial" w:hAnsi="Arial" w:cs="Arial" w:eastAsia="Arial"/>
                 <w:color w:val="24303B"/>
                 <w:sz w:val="24"/>
                 <w:szCs w:val="24"/>
@@ -4258,7 +4631,6 @@
             </w:pPr>
             <w:r>
               <w:rPr>
-                <w:rFonts w:ascii="Arial" w:hAnsi="Arial" w:cs="Arial" w:eastAsia="Arial"/>
                 <w:color w:val="24303B"/>
                 <w:sz w:val="24"/>
                 <w:szCs w:val="24"/>
@@ -4268,7 +4640,6 @@
             </w:r>
             <w:r>
               <w:rPr>
-                <w:rFonts w:ascii="Arial" w:hAnsi="Arial" w:cs="Arial" w:eastAsia="Arial"/>
                 <w:color w:val="24303B"/>
                 <w:sz w:val="24"/>
                 <w:szCs w:val="24"/>
@@ -4306,7 +4677,6 @@
             <w:proofErr w:type="spellStart"/>
             <w:r>
               <w:rPr>
-                <w:rFonts w:ascii="Arial" w:hAnsi="Arial" w:cs="Arial" w:eastAsia="Arial"/>
                 <w:color w:val="24303B"/>
                 <w:sz w:val="24"/>
                 <w:szCs w:val="24"/>
@@ -4361,7 +4731,6 @@
             </w:pPr>
             <w:r>
               <w:rPr>
-                <w:rFonts w:ascii="Arial" w:hAnsi="Arial" w:cs="Arial" w:eastAsia="Arial"/>
                 <w:color w:val="24303B"/>
                 <w:sz w:val="24"/>
                 <w:szCs w:val="24"/>
@@ -4371,7 +4740,6 @@
             </w:r>
             <w:r>
               <w:rPr>
-                <w:rFonts w:ascii="Arial" w:hAnsi="Arial" w:cs="Arial" w:eastAsia="Arial"/>
                 <w:color w:val="24303B"/>
                 <w:sz w:val="24"/>
                 <w:szCs w:val="24"/>
@@ -4408,7 +4776,6 @@
             </w:pPr>
             <w:r>
               <w:rPr>
-                <w:rFonts w:ascii="Arial" w:hAnsi="Arial" w:cs="Arial" w:eastAsia="Arial"/>
                 <w:color w:val="24303B"/>
                 <w:sz w:val="24"/>
                 <w:szCs w:val="24"/>
@@ -4454,14 +4821,13 @@
               <w:spacing w:line="360" w:lineRule="auto"/>
               <w:jc w:val="both"/>
               <w:rPr>
-                <w:rFonts w:ascii="Calibri" w:hAnsi="Calibri" w:cs="Calibri"/>
-                <w:sz w:val="24"/>
-                <w:szCs w:val="24"/>
-              </w:rPr>
-            </w:pPr>
-            <w:r>
-              <w:rPr>
-                <w:rFonts w:ascii="Arial" w:hAnsi="Arial" w:cs="Arial" w:eastAsia="Arial"/>
+                <w:color w:val="24303B"/>
+                <w:sz w:val="24"/>
+                <w:szCs w:val="24"/>
+              </w:rPr>
+            </w:pPr>
+            <w:r>
+              <w:rPr>
                 <w:color w:val="24303B"/>
                 <w:sz w:val="24"/>
                 <w:szCs w:val="24"/>
@@ -4471,12 +4837,11 @@
             </w:r>
             <w:r>
               <w:rPr>
-                <w:rFonts w:ascii="Arial" w:hAnsi="Arial" w:cs="Arial" w:eastAsia="Arial"/>
-                <w:color w:val="24303B"/>
-                <w:sz w:val="24"/>
-                <w:szCs w:val="24"/>
-              </w:rPr>
-              <w:t>.5. Extra hoge schachtondersteuning</w:t>
+                <w:color w:val="24303B"/>
+                <w:sz w:val="24"/>
+                <w:szCs w:val="24"/>
+              </w:rPr>
+              <w:t>.5. Extra hoge</w:t>
             </w:r>
           </w:p>
           <w:p>
@@ -4487,6 +4852,35 @@
                 <w:rFonts w:ascii="Calibri" w:hAnsi="Calibri" w:cs="Calibri"/>
                 <w:sz w:val="24"/>
                 <w:szCs w:val="24"/>
+              </w:rPr>
+            </w:pPr>
+            <w:r>
+              <w:rPr>
+                <w:color w:val="24303B"/>
+                <w:sz w:val="24"/>
+                <w:szCs w:val="24"/>
+              </w:rPr>
+              <w:t xml:space="preserve"> </w:t>
+            </w:r>
+            <w:proofErr w:type="gramStart"/>
+            <w:r>
+              <w:rPr>
+                <w:color w:val="24303B"/>
+                <w:sz w:val="24"/>
+                <w:szCs w:val="24"/>
+              </w:rPr>
+              <w:t>schachtondersteuning</w:t>
+            </w:r>
+            <w:proofErr w:type="gramEnd"/>
+          </w:p>
+          <w:p>
+            <w:pPr>
+              <w:spacing w:line="360" w:lineRule="auto"/>
+              <w:jc w:val="both"/>
+              <w:rPr>
+                <w:rFonts w:ascii="Calibri" w:hAnsi="Calibri" w:cs="Calibri"/>
+                <w:sz w:val="24"/>
+                <w:szCs w:val="24"/>
                 <w:lang w:val="en-US"/>
               </w:rPr>
             </w:pPr>
@@ -4508,7 +4902,6 @@
             </w:pPr>
             <w:r>
               <w:rPr>
-                <w:rFonts w:ascii="Arial" w:hAnsi="Arial" w:cs="Arial" w:eastAsia="Arial"/>
                 <w:color w:val="24303B"/>
                 <w:sz w:val="24"/>
                 <w:szCs w:val="24"/>
@@ -4561,7 +4954,6 @@
             </w:pPr>
             <w:r>
               <w:rPr>
-                <w:rFonts w:ascii="Arial" w:hAnsi="Arial" w:cs="Arial" w:eastAsia="Arial"/>
                 <w:color w:val="24303B"/>
                 <w:sz w:val="24"/>
                 <w:szCs w:val="24"/>
@@ -4571,7 +4963,6 @@
             </w:r>
             <w:r>
               <w:rPr>
-                <w:rFonts w:ascii="Arial" w:hAnsi="Arial" w:cs="Arial" w:eastAsia="Arial"/>
                 <w:color w:val="24303B"/>
                 <w:sz w:val="24"/>
                 <w:szCs w:val="24"/>
@@ -4609,7 +5000,6 @@
             <w:proofErr w:type="spellStart"/>
             <w:r>
               <w:rPr>
-                <w:rFonts w:ascii="Arial" w:hAnsi="Arial" w:cs="Arial" w:eastAsia="Arial"/>
                 <w:color w:val="24303B"/>
                 <w:sz w:val="24"/>
                 <w:szCs w:val="24"/>
@@ -4620,7 +5010,6 @@
             <w:proofErr w:type="spellEnd"/>
             <w:r>
               <w:rPr>
-                <w:rFonts w:ascii="Arial" w:hAnsi="Arial" w:cs="Arial" w:eastAsia="Arial"/>
                 <w:color w:val="24303B"/>
                 <w:sz w:val="24"/>
                 <w:szCs w:val="24"/>
@@ -4662,18 +5051,6 @@
         <w:jc w:val="both"/>
         <w:rPr>
           <w:rFonts w:ascii="Calibri" w:hAnsi="Calibri" w:cs="Calibri"/>
-          <w:sz w:val="24"/>
-          <w:szCs w:val="24"/>
-          <w:lang w:val="en-US"/>
-        </w:rPr>
-      </w:pPr>
-    </w:p>
-    <w:p>
-      <w:pPr>
-        <w:spacing w:line="240" w:lineRule="auto"/>
-        <w:jc w:val="both"/>
-        <w:rPr>
-          <w:rFonts w:ascii="Calibri" w:hAnsi="Calibri" w:cs="Calibri"/>
           <w:b/>
           <w:bCs/>
           <w:sz w:val="24"/>
@@ -4683,7 +5060,6 @@
       </w:pPr>
       <w:r>
         <w:rPr>
-          <w:rFonts w:ascii="Arial" w:hAnsi="Arial" w:cs="Arial" w:eastAsia="Arial"/>
           <w:b/>
           <w:bCs/>
           <w:color w:val="123A5F"/>
@@ -4691,11 +5067,11 @@
           <w:szCs w:val="24"/>
           <w:lang w:val="en-US"/>
         </w:rPr>
+        <w:lastRenderedPageBreak/>
         <w:t>6</w:t>
       </w:r>
       <w:r>
         <w:rPr>
-          <w:rFonts w:ascii="Arial" w:hAnsi="Arial" w:cs="Arial" w:eastAsia="Arial"/>
           <w:b/>
           <w:bCs/>
           <w:color w:val="123A5F"/>
@@ -4707,7 +5083,6 @@
       <w:proofErr w:type="spellStart"/>
       <w:r>
         <w:rPr>
-          <w:rFonts w:ascii="Arial" w:hAnsi="Arial" w:cs="Arial" w:eastAsia="Arial"/>
           <w:b/>
           <w:bCs/>
           <w:color w:val="123A5F"/>
@@ -4721,22 +5096,22 @@
     </w:p>
     <w:tbl>
       <w:tblPr>
-        <w:tblStyle w:val="TableGrid"/>
+        <w:tblStyle w:val="Tabelraster"/>
         <w:tblW w:w="9470" w:type="dxa"/>
         <w:tblBorders>
-          <w:top w:val="none" w:color="auto" w:sz="0" w:space="0"/>
-          <w:left w:val="none" w:color="auto" w:sz="0" w:space="0"/>
-          <w:bottom w:val="none" w:color="auto" w:sz="0" w:space="0"/>
-          <w:right w:val="none" w:color="auto" w:sz="0" w:space="0"/>
-          <w:insideH w:val="none" w:color="auto" w:sz="0" w:space="0"/>
-          <w:insideV w:val="none" w:color="auto" w:sz="0" w:space="0"/>
+          <w:top w:val="none" w:sz="0" w:space="0" w:color="auto"/>
+          <w:left w:val="none" w:sz="0" w:space="0" w:color="auto"/>
+          <w:bottom w:val="none" w:sz="0" w:space="0" w:color="auto"/>
+          <w:right w:val="none" w:sz="0" w:space="0" w:color="auto"/>
+          <w:insideH w:val="none" w:sz="0" w:space="0" w:color="auto"/>
+          <w:insideV w:val="none" w:sz="0" w:space="0" w:color="auto"/>
         </w:tblBorders>
         <w:tblLook w:val="04A0" w:firstRow="1" w:lastRow="0" w:firstColumn="1" w:lastColumn="0" w:noHBand="0" w:noVBand="1"/>
       </w:tblPr>
       <w:tblGrid>
-        <w:gridCol w:w="1575"/>
-        <w:gridCol w:w="2219"/>
-        <w:gridCol w:w="5676"/>
+        <w:gridCol w:w="1497"/>
+        <w:gridCol w:w="1657"/>
+        <w:gridCol w:w="6316"/>
       </w:tblGrid>
       <w:tr>
         <w:trPr>
@@ -4744,8 +5119,7 @@
         </w:trPr>
         <w:tc>
           <w:tcPr>
-            <w:tcW w:w="1575" w:type="dxa"/>
-            <w:tcMar/>
+            <w:tcW w:w="1497" w:type="dxa"/>
           </w:tcPr>
           <w:p>
             <w:pPr>
@@ -4762,7 +5136,6 @@
             </w:pPr>
             <w:r>
               <w:rPr>
-                <w:rFonts w:ascii="Arial" w:hAnsi="Arial" w:cs="Arial" w:eastAsia="Arial"/>
                 <w:b/>
                 <w:bCs/>
                 <w:color w:val="123A5F"/>
@@ -4776,8 +5149,7 @@
         </w:tc>
         <w:tc>
           <w:tcPr>
-            <w:tcW w:w="2219" w:type="dxa"/>
-            <w:tcMar/>
+            <w:tcW w:w="2047" w:type="dxa"/>
           </w:tcPr>
           <w:p>
             <w:pPr>
@@ -4794,7 +5166,6 @@
             </w:pPr>
             <w:r>
               <w:rPr>
-                <w:rFonts w:ascii="Arial" w:hAnsi="Arial" w:cs="Arial" w:eastAsia="Arial"/>
                 <w:b/>
                 <w:bCs/>
                 <w:color w:val="123A5F"/>
@@ -4808,8 +5179,7 @@
         </w:tc>
         <w:tc>
           <w:tcPr>
-            <w:tcW w:w="5676" w:type="dxa"/>
-            <w:tcMar/>
+            <w:tcW w:w="5926" w:type="dxa"/>
           </w:tcPr>
           <w:p>
             <w:pPr>
@@ -4833,8 +5203,7 @@
         </w:trPr>
         <w:tc>
           <w:tcPr>
-            <w:tcW w:w="1575" w:type="dxa"/>
-            <w:tcMar/>
+            <w:tcW w:w="1497" w:type="dxa"/>
           </w:tcPr>
           <w:p>
             <w:pPr>
@@ -4849,7 +5218,6 @@
             </w:pPr>
             <w:r>
               <w:rPr>
-                <w:rFonts w:ascii="Arial" w:hAnsi="Arial" w:cs="Arial" w:eastAsia="Arial"/>
                 <w:color w:val="24303B"/>
                 <w:sz w:val="24"/>
                 <w:szCs w:val="24"/>
@@ -4872,8 +5240,7 @@
         </w:tc>
         <w:tc>
           <w:tcPr>
-            <w:tcW w:w="2219" w:type="dxa"/>
-            <w:tcMar/>
+            <w:tcW w:w="2047" w:type="dxa"/>
           </w:tcPr>
           <w:p>
             <w:pPr>
@@ -4888,7 +5255,6 @@
             </w:pPr>
             <w:r>
               <w:rPr>
-                <w:rFonts w:ascii="Arial" w:hAnsi="Arial" w:cs="Arial" w:eastAsia="Arial"/>
                 <w:color w:val="24303B"/>
                 <w:sz w:val="24"/>
                 <w:szCs w:val="24"/>
@@ -4899,8 +5265,7 @@
         </w:tc>
         <w:tc>
           <w:tcPr>
-            <w:tcW w:w="5676" w:type="dxa"/>
-            <w:tcMar/>
+            <w:tcW w:w="5926" w:type="dxa"/>
           </w:tcPr>
           <w:p>
             <w:pPr>
@@ -4915,7 +5280,6 @@
             </w:pPr>
             <w:r>
               <w:rPr>
-                <w:rFonts w:ascii="Arial" w:hAnsi="Arial" w:cs="Arial" w:eastAsia="Arial"/>
                 <w:color w:val="24303B"/>
                 <w:sz w:val="24"/>
                 <w:szCs w:val="24"/>
@@ -4932,8 +5296,7 @@
         </w:trPr>
         <w:tc>
           <w:tcPr>
-            <w:tcW w:w="1575" w:type="dxa"/>
-            <w:tcMar/>
+            <w:tcW w:w="1497" w:type="dxa"/>
           </w:tcPr>
           <w:p>
             <w:pPr>
@@ -4948,7 +5311,6 @@
             </w:pPr>
             <w:r>
               <w:rPr>
-                <w:rFonts w:ascii="Arial" w:hAnsi="Arial" w:cs="Arial" w:eastAsia="Arial"/>
                 <w:color w:val="24303B"/>
                 <w:sz w:val="24"/>
                 <w:szCs w:val="24"/>
@@ -4971,8 +5333,7 @@
         </w:tc>
         <w:tc>
           <w:tcPr>
-            <w:tcW w:w="2219" w:type="dxa"/>
-            <w:tcMar/>
+            <w:tcW w:w="2047" w:type="dxa"/>
           </w:tcPr>
           <w:p>
             <w:pPr>
@@ -4987,7 +5348,6 @@
             </w:pPr>
             <w:r>
               <w:rPr>
-                <w:rFonts w:ascii="Arial" w:hAnsi="Arial" w:cs="Arial" w:eastAsia="Arial"/>
                 <w:color w:val="24303B"/>
                 <w:sz w:val="24"/>
                 <w:szCs w:val="24"/>
@@ -4998,8 +5358,7 @@
         </w:tc>
         <w:tc>
           <w:tcPr>
-            <w:tcW w:w="5676" w:type="dxa"/>
-            <w:tcMar/>
+            <w:tcW w:w="5926" w:type="dxa"/>
           </w:tcPr>
           <w:p>
             <w:pPr>
@@ -5014,7 +5373,6 @@
             </w:pPr>
             <w:r>
               <w:rPr>
-                <w:rFonts w:ascii="Arial" w:hAnsi="Arial" w:cs="Arial" w:eastAsia="Arial"/>
                 <w:color w:val="24303B"/>
                 <w:sz w:val="24"/>
                 <w:szCs w:val="24"/>
@@ -5031,8 +5389,7 @@
         </w:trPr>
         <w:tc>
           <w:tcPr>
-            <w:tcW w:w="1575" w:type="dxa"/>
-            <w:tcMar/>
+            <w:tcW w:w="1497" w:type="dxa"/>
           </w:tcPr>
           <w:p>
             <w:pPr>
@@ -5047,7 +5404,6 @@
             </w:pPr>
             <w:r>
               <w:rPr>
-                <w:rFonts w:ascii="Arial" w:hAnsi="Arial" w:cs="Arial" w:eastAsia="Arial"/>
                 <w:color w:val="24303B"/>
                 <w:sz w:val="24"/>
                 <w:szCs w:val="24"/>
@@ -5070,8 +5426,7 @@
         </w:tc>
         <w:tc>
           <w:tcPr>
-            <w:tcW w:w="2219" w:type="dxa"/>
-            <w:tcMar/>
+            <w:tcW w:w="2047" w:type="dxa"/>
           </w:tcPr>
           <w:p>
             <w:pPr>
@@ -5086,7 +5441,6 @@
             </w:pPr>
             <w:r>
               <w:rPr>
-                <w:rFonts w:ascii="Arial" w:hAnsi="Arial" w:cs="Arial" w:eastAsia="Arial"/>
                 <w:color w:val="24303B"/>
                 <w:sz w:val="24"/>
                 <w:szCs w:val="24"/>
@@ -5096,7 +5450,6 @@
             <w:proofErr w:type="spellStart"/>
             <w:r>
               <w:rPr>
-                <w:rFonts w:ascii="Arial" w:hAnsi="Arial" w:cs="Arial" w:eastAsia="Arial"/>
                 <w:color w:val="24303B"/>
                 <w:sz w:val="24"/>
                 <w:szCs w:val="24"/>
@@ -5106,7 +5459,6 @@
             </w:r>
             <w:r>
               <w:rPr>
-                <w:rFonts w:ascii="Arial" w:hAnsi="Arial" w:cs="Arial" w:eastAsia="Arial"/>
                 <w:color w:val="24303B"/>
                 <w:sz w:val="24"/>
                 <w:szCs w:val="24"/>
@@ -5115,7 +5467,6 @@
             </w:r>
             <w:r>
               <w:rPr>
-                <w:rFonts w:ascii="Arial" w:hAnsi="Arial" w:cs="Arial" w:eastAsia="Arial"/>
                 <w:color w:val="24303B"/>
                 <w:sz w:val="24"/>
                 <w:szCs w:val="24"/>
@@ -5126,7 +5477,6 @@
             <w:proofErr w:type="spellEnd"/>
             <w:r>
               <w:rPr>
-                <w:rFonts w:ascii="Arial" w:hAnsi="Arial" w:cs="Arial" w:eastAsia="Arial"/>
                 <w:color w:val="24303B"/>
                 <w:sz w:val="24"/>
                 <w:szCs w:val="24"/>
@@ -5137,8 +5487,7 @@
         </w:tc>
         <w:tc>
           <w:tcPr>
-            <w:tcW w:w="5676" w:type="dxa"/>
-            <w:tcMar/>
+            <w:tcW w:w="5926" w:type="dxa"/>
           </w:tcPr>
           <w:p>
             <w:pPr>
@@ -5154,7 +5503,6 @@
             <w:proofErr w:type="spellStart"/>
             <w:r>
               <w:rPr>
-                <w:rFonts w:ascii="Arial" w:hAnsi="Arial" w:cs="Arial" w:eastAsia="Arial"/>
                 <w:color w:val="24303B"/>
                 <w:sz w:val="24"/>
                 <w:szCs w:val="24"/>
@@ -5165,18 +5513,26 @@
             <w:proofErr w:type="spellEnd"/>
             <w:r>
               <w:rPr>
-                <w:rFonts w:ascii="Arial" w:hAnsi="Arial" w:cs="Arial" w:eastAsia="Arial"/>
-                <w:color w:val="24303B"/>
-                <w:sz w:val="24"/>
-                <w:szCs w:val="24"/>
-                <w:lang w:val="en-US"/>
-              </w:rPr>
-              <w:t xml:space="preserve">______________  </w:t>
+                <w:color w:val="24303B"/>
+                <w:sz w:val="24"/>
+                <w:szCs w:val="24"/>
+                <w:lang w:val="en-US"/>
+              </w:rPr>
+              <w:t>_____________</w:t>
+            </w:r>
+            <w:proofErr w:type="gramStart"/>
+            <w:r>
+              <w:rPr>
+                <w:color w:val="24303B"/>
+                <w:sz w:val="24"/>
+                <w:szCs w:val="24"/>
+                <w:lang w:val="en-US"/>
+              </w:rPr>
+              <w:t xml:space="preserve">_  </w:t>
             </w:r>
             <w:proofErr w:type="spellStart"/>
             <w:r>
               <w:rPr>
-                <w:rFonts w:ascii="Arial" w:hAnsi="Arial" w:cs="Arial" w:eastAsia="Arial"/>
                 <w:color w:val="24303B"/>
                 <w:sz w:val="24"/>
                 <w:szCs w:val="24"/>
@@ -5185,9 +5541,9 @@
               <w:t>Apexpositie</w:t>
             </w:r>
             <w:proofErr w:type="spellEnd"/>
-            <w:r>
-              <w:rPr>
-                <w:rFonts w:ascii="Arial" w:hAnsi="Arial" w:cs="Arial" w:eastAsia="Arial"/>
+            <w:proofErr w:type="gramEnd"/>
+            <w:r>
+              <w:rPr>
                 <w:color w:val="24303B"/>
                 <w:sz w:val="24"/>
                 <w:szCs w:val="24"/>
@@ -5204,8 +5560,7 @@
         </w:trPr>
         <w:tc>
           <w:tcPr>
-            <w:tcW w:w="1575" w:type="dxa"/>
-            <w:tcMar/>
+            <w:tcW w:w="1497" w:type="dxa"/>
           </w:tcPr>
           <w:p>
             <w:pPr>
@@ -5220,16 +5575,15 @@
             </w:pPr>
             <w:r>
               <w:rPr>
-                <w:rFonts w:ascii="Arial" w:hAnsi="Arial" w:cs="Arial" w:eastAsia="Arial"/>
                 <w:color w:val="24303B"/>
                 <w:sz w:val="24"/>
                 <w:szCs w:val="24"/>
               </w:rPr>
               <w:t>Rock</w:t>
             </w:r>
-            <w:r>
-              <w:rPr>
-                <w:rFonts w:ascii="Arial" w:hAnsi="Arial" w:cs="Arial" w:eastAsia="Arial"/>
+            <w:proofErr w:type="spellStart"/>
+            <w:r>
+              <w:rPr>
                 <w:color w:val="24303B"/>
                 <w:sz w:val="24"/>
                 <w:szCs w:val="24"/>
@@ -5237,6 +5591,7 @@
               </w:rPr>
               <w:t>erhoek</w:t>
             </w:r>
+            <w:proofErr w:type="spellEnd"/>
           </w:p>
           <w:p>
             <w:pPr>
@@ -5253,8 +5608,7 @@
         </w:tc>
         <w:tc>
           <w:tcPr>
-            <w:tcW w:w="2219" w:type="dxa"/>
-            <w:tcMar/>
+            <w:tcW w:w="2047" w:type="dxa"/>
           </w:tcPr>
           <w:p>
             <w:pPr>
@@ -5269,7 +5623,6 @@
             </w:pPr>
             <w:r>
               <w:rPr>
-                <w:rFonts w:ascii="Arial" w:hAnsi="Arial" w:cs="Arial" w:eastAsia="Arial"/>
                 <w:color w:val="24303B"/>
                 <w:sz w:val="24"/>
                 <w:szCs w:val="24"/>
@@ -5280,8 +5633,7 @@
         </w:tc>
         <w:tc>
           <w:tcPr>
-            <w:tcW w:w="5676" w:type="dxa"/>
-            <w:tcMar/>
+            <w:tcW w:w="5926" w:type="dxa"/>
           </w:tcPr>
           <w:p>
             <w:pPr>
@@ -5297,7 +5649,6 @@
             <w:proofErr w:type="spellStart"/>
             <w:r>
               <w:rPr>
-                <w:rFonts w:ascii="Arial" w:hAnsi="Arial" w:cs="Arial" w:eastAsia="Arial"/>
                 <w:color w:val="24303B"/>
                 <w:sz w:val="24"/>
                 <w:szCs w:val="24"/>
@@ -5308,7 +5659,6 @@
             <w:proofErr w:type="spellEnd"/>
             <w:r>
               <w:rPr>
-                <w:rFonts w:ascii="Arial" w:hAnsi="Arial" w:cs="Arial" w:eastAsia="Arial"/>
                 <w:color w:val="24303B"/>
                 <w:sz w:val="24"/>
                 <w:szCs w:val="24"/>
@@ -5319,7 +5669,6 @@
             <w:proofErr w:type="spellStart"/>
             <w:r>
               <w:rPr>
-                <w:rFonts w:ascii="Arial" w:hAnsi="Arial" w:cs="Arial" w:eastAsia="Arial"/>
                 <w:color w:val="24303B"/>
                 <w:sz w:val="24"/>
                 <w:szCs w:val="24"/>
@@ -5330,7 +5679,6 @@
             <w:proofErr w:type="spellEnd"/>
             <w:r>
               <w:rPr>
-                <w:rFonts w:ascii="Arial" w:hAnsi="Arial" w:cs="Arial" w:eastAsia="Arial"/>
                 <w:color w:val="24303B"/>
                 <w:sz w:val="24"/>
                 <w:szCs w:val="24"/>
@@ -5341,7 +5689,6 @@
             <w:proofErr w:type="spellStart"/>
             <w:r>
               <w:rPr>
-                <w:rFonts w:ascii="Arial" w:hAnsi="Arial" w:cs="Arial" w:eastAsia="Arial"/>
                 <w:color w:val="24303B"/>
                 <w:sz w:val="24"/>
                 <w:szCs w:val="24"/>
@@ -5352,7 +5699,6 @@
             <w:proofErr w:type="spellEnd"/>
             <w:r>
               <w:rPr>
-                <w:rFonts w:ascii="Arial" w:hAnsi="Arial" w:cs="Arial" w:eastAsia="Arial"/>
                 <w:color w:val="24303B"/>
                 <w:sz w:val="24"/>
                 <w:szCs w:val="24"/>
@@ -5366,18 +5712,6 @@
     </w:tbl>
     <w:p>
       <w:pPr>
-        <w:spacing w:line="240" w:lineRule="auto"/>
-        <w:jc w:val="both"/>
-        <w:rPr>
-          <w:rFonts w:ascii="Calibri" w:hAnsi="Calibri" w:cs="Calibri"/>
-          <w:sz w:val="24"/>
-          <w:szCs w:val="24"/>
-          <w:lang w:val="en-US"/>
-        </w:rPr>
-      </w:pPr>
-    </w:p>
-    <w:p>
-      <w:pPr>
         <w:spacing w:line="360" w:lineRule="auto"/>
         <w:jc w:val="both"/>
         <w:rPr>
@@ -5391,7 +5725,6 @@
       </w:pPr>
       <w:r>
         <w:rPr>
-          <w:rFonts w:ascii="Arial" w:hAnsi="Arial" w:cs="Arial" w:eastAsia="Arial"/>
           <w:b/>
           <w:bCs/>
           <w:color w:val="123A5F"/>
@@ -5403,7 +5736,6 @@
       </w:r>
       <w:r>
         <w:rPr>
-          <w:rFonts w:ascii="Arial" w:hAnsi="Arial" w:cs="Arial" w:eastAsia="Arial"/>
           <w:b/>
           <w:bCs/>
           <w:color w:val="123A5F"/>
@@ -5415,7 +5747,6 @@
       <w:proofErr w:type="spellStart"/>
       <w:r>
         <w:rPr>
-          <w:rFonts w:ascii="Arial" w:hAnsi="Arial" w:cs="Arial" w:eastAsia="Arial"/>
           <w:b/>
           <w:bCs/>
           <w:color w:val="123A5F"/>
@@ -5429,15 +5760,15 @@
     </w:p>
     <w:tbl>
       <w:tblPr>
-        <w:tblStyle w:val="TableGrid"/>
+        <w:tblStyle w:val="Tabelraster"/>
         <w:tblW w:w="0" w:type="auto"/>
         <w:tblBorders>
-          <w:top w:val="none" w:color="auto" w:sz="0" w:space="0"/>
-          <w:left w:val="none" w:color="auto" w:sz="0" w:space="0"/>
-          <w:bottom w:val="none" w:color="auto" w:sz="0" w:space="0"/>
-          <w:right w:val="none" w:color="auto" w:sz="0" w:space="0"/>
-          <w:insideH w:val="none" w:color="auto" w:sz="0" w:space="0"/>
-          <w:insideV w:val="none" w:color="auto" w:sz="0" w:space="0"/>
+          <w:top w:val="none" w:sz="0" w:space="0" w:color="auto"/>
+          <w:left w:val="none" w:sz="0" w:space="0" w:color="auto"/>
+          <w:bottom w:val="none" w:sz="0" w:space="0" w:color="auto"/>
+          <w:right w:val="none" w:sz="0" w:space="0" w:color="auto"/>
+          <w:insideH w:val="none" w:sz="0" w:space="0" w:color="auto"/>
+          <w:insideV w:val="none" w:sz="0" w:space="0" w:color="auto"/>
         </w:tblBorders>
         <w:tblLook w:val="04A0" w:firstRow="1" w:lastRow="0" w:firstColumn="1" w:lastColumn="0" w:noHBand="0" w:noVBand="1"/>
       </w:tblPr>
@@ -5465,7 +5796,6 @@
             </w:pPr>
             <w:r>
               <w:rPr>
-                <w:rFonts w:ascii="Arial" w:hAnsi="Arial" w:cs="Arial" w:eastAsia="Arial"/>
                 <w:b/>
                 <w:bCs/>
                 <w:color w:val="123A5F"/>
@@ -5495,7 +5825,6 @@
             </w:pPr>
             <w:r>
               <w:rPr>
-                <w:rFonts w:ascii="Arial" w:hAnsi="Arial" w:cs="Arial" w:eastAsia="Arial"/>
                 <w:b/>
                 <w:bCs/>
                 <w:color w:val="123A5F"/>
@@ -5542,7 +5871,6 @@
             <w:proofErr w:type="spellStart"/>
             <w:r>
               <w:rPr>
-                <w:rFonts w:ascii="Arial" w:hAnsi="Arial" w:cs="Arial" w:eastAsia="Arial"/>
                 <w:color w:val="24303B"/>
                 <w:sz w:val="24"/>
                 <w:szCs w:val="24"/>
@@ -5581,7 +5909,6 @@
             <w:proofErr w:type="spellStart"/>
             <w:r>
               <w:rPr>
-                <w:rFonts w:ascii="Arial" w:hAnsi="Arial" w:cs="Arial" w:eastAsia="Arial"/>
                 <w:color w:val="24303B"/>
                 <w:sz w:val="24"/>
                 <w:szCs w:val="24"/>
@@ -5634,7 +5961,6 @@
             </w:pPr>
             <w:r>
               <w:rPr>
-                <w:rFonts w:ascii="Arial" w:hAnsi="Arial" w:cs="Arial" w:eastAsia="Arial"/>
                 <w:color w:val="24303B"/>
                 <w:sz w:val="24"/>
                 <w:szCs w:val="24"/>
@@ -5669,21 +5995,28 @@
                 <w:lang w:val="en-US"/>
               </w:rPr>
             </w:pPr>
+            <w:r>
+              <w:rPr>
+                <w:color w:val="24303B"/>
+                <w:sz w:val="24"/>
+                <w:szCs w:val="24"/>
+                <w:lang w:val="en-US"/>
+              </w:rPr>
+              <w:t>Soepel/</w:t>
+            </w:r>
             <w:proofErr w:type="spellStart"/>
             <w:r>
               <w:rPr>
-                <w:rFonts w:ascii="Arial" w:hAnsi="Arial" w:cs="Arial" w:eastAsia="Arial"/>
-                <w:color w:val="24303B"/>
-                <w:sz w:val="24"/>
-                <w:szCs w:val="24"/>
-                <w:lang w:val="en-US"/>
-              </w:rPr>
-              <w:t>Soepel</w:t>
+                <w:color w:val="24303B"/>
+                <w:sz w:val="24"/>
+                <w:szCs w:val="24"/>
+                <w:lang w:val="en-US"/>
+              </w:rPr>
+              <w:t>Verstevigd</w:t>
             </w:r>
             <w:proofErr w:type="spellEnd"/>
             <w:r>
               <w:rPr>
-                <w:rFonts w:ascii="Arial" w:hAnsi="Arial" w:cs="Arial" w:eastAsia="Arial"/>
                 <w:color w:val="24303B"/>
                 <w:sz w:val="24"/>
                 <w:szCs w:val="24"/>
@@ -5694,29 +6027,6 @@
             <w:proofErr w:type="spellStart"/>
             <w:r>
               <w:rPr>
-                <w:rFonts w:ascii="Arial" w:hAnsi="Arial" w:cs="Arial" w:eastAsia="Arial"/>
-                <w:color w:val="24303B"/>
-                <w:sz w:val="24"/>
-                <w:szCs w:val="24"/>
-                <w:lang w:val="en-US"/>
-              </w:rPr>
-              <w:t>Verstevigd</w:t>
-            </w:r>
-            <w:proofErr w:type="spellEnd"/>
-            <w:r>
-              <w:rPr>
-                <w:rFonts w:ascii="Arial" w:hAnsi="Arial" w:cs="Arial" w:eastAsia="Arial"/>
-                <w:color w:val="24303B"/>
-                <w:sz w:val="24"/>
-                <w:szCs w:val="24"/>
-                <w:lang w:val="en-US"/>
-              </w:rPr>
-              <w:t>/</w:t>
-            </w:r>
-            <w:proofErr w:type="spellStart"/>
-            <w:r>
-              <w:rPr>
-                <w:rFonts w:ascii="Arial" w:hAnsi="Arial" w:cs="Arial" w:eastAsia="Arial"/>
                 <w:color w:val="24303B"/>
                 <w:sz w:val="24"/>
                 <w:szCs w:val="24"/>
@@ -5770,7 +6080,6 @@
             <w:proofErr w:type="spellStart"/>
             <w:r>
               <w:rPr>
-                <w:rFonts w:ascii="Arial" w:hAnsi="Arial" w:cs="Arial" w:eastAsia="Arial"/>
                 <w:color w:val="24303B"/>
                 <w:sz w:val="24"/>
                 <w:szCs w:val="24"/>
@@ -5809,7 +6118,6 @@
             <w:proofErr w:type="spellStart"/>
             <w:r>
               <w:rPr>
-                <w:rFonts w:ascii="Arial" w:hAnsi="Arial" w:cs="Arial" w:eastAsia="Arial"/>
                 <w:color w:val="24303B"/>
                 <w:sz w:val="24"/>
                 <w:szCs w:val="24"/>
@@ -5820,7 +6128,6 @@
             <w:proofErr w:type="spellEnd"/>
             <w:r>
               <w:rPr>
-                <w:rFonts w:ascii="Arial" w:hAnsi="Arial" w:cs="Arial" w:eastAsia="Arial"/>
                 <w:color w:val="24303B"/>
                 <w:sz w:val="24"/>
                 <w:szCs w:val="24"/>
@@ -5831,7 +6138,6 @@
             <w:proofErr w:type="spellStart"/>
             <w:r>
               <w:rPr>
-                <w:rFonts w:ascii="Arial" w:hAnsi="Arial" w:cs="Arial" w:eastAsia="Arial"/>
                 <w:color w:val="24303B"/>
                 <w:sz w:val="24"/>
                 <w:szCs w:val="24"/>
@@ -5842,7 +6148,6 @@
             <w:proofErr w:type="spellEnd"/>
             <w:r>
               <w:rPr>
-                <w:rFonts w:ascii="Arial" w:hAnsi="Arial" w:cs="Arial" w:eastAsia="Arial"/>
                 <w:color w:val="24303B"/>
                 <w:sz w:val="24"/>
                 <w:szCs w:val="24"/>
@@ -5853,7 +6158,6 @@
             <w:proofErr w:type="spellStart"/>
             <w:r>
               <w:rPr>
-                <w:rFonts w:ascii="Arial" w:hAnsi="Arial" w:cs="Arial" w:eastAsia="Arial"/>
                 <w:color w:val="24303B"/>
                 <w:sz w:val="24"/>
                 <w:szCs w:val="24"/>
@@ -5864,7 +6168,6 @@
             <w:proofErr w:type="spellEnd"/>
             <w:r>
               <w:rPr>
-                <w:rFonts w:ascii="Arial" w:hAnsi="Arial" w:cs="Arial" w:eastAsia="Arial"/>
                 <w:color w:val="24303B"/>
                 <w:sz w:val="24"/>
                 <w:szCs w:val="24"/>
@@ -5875,7 +6178,6 @@
             <w:proofErr w:type="spellStart"/>
             <w:r>
               <w:rPr>
-                <w:rFonts w:ascii="Arial" w:hAnsi="Arial" w:cs="Arial" w:eastAsia="Arial"/>
                 <w:color w:val="24303B"/>
                 <w:sz w:val="24"/>
                 <w:szCs w:val="24"/>
@@ -5928,7 +6230,6 @@
             </w:pPr>
             <w:r>
               <w:rPr>
-                <w:rFonts w:ascii="Arial" w:hAnsi="Arial" w:cs="Arial" w:eastAsia="Arial"/>
                 <w:color w:val="24303B"/>
                 <w:sz w:val="24"/>
                 <w:szCs w:val="24"/>
@@ -5966,7 +6267,6 @@
             <w:proofErr w:type="spellStart"/>
             <w:r>
               <w:rPr>
-                <w:rFonts w:ascii="Arial" w:hAnsi="Arial" w:cs="Arial" w:eastAsia="Arial"/>
                 <w:color w:val="24303B"/>
                 <w:sz w:val="24"/>
                 <w:szCs w:val="24"/>
@@ -5977,7 +6277,6 @@
             <w:proofErr w:type="spellEnd"/>
             <w:r>
               <w:rPr>
-                <w:rFonts w:ascii="Arial" w:hAnsi="Arial" w:cs="Arial" w:eastAsia="Arial"/>
                 <w:color w:val="24303B"/>
                 <w:sz w:val="24"/>
                 <w:szCs w:val="24"/>
@@ -5988,7 +6287,6 @@
             <w:proofErr w:type="spellStart"/>
             <w:r>
               <w:rPr>
-                <w:rFonts w:ascii="Arial" w:hAnsi="Arial" w:cs="Arial" w:eastAsia="Arial"/>
                 <w:color w:val="24303B"/>
                 <w:sz w:val="24"/>
                 <w:szCs w:val="24"/>
@@ -6027,18 +6325,6 @@
     </w:tbl>
     <w:p>
       <w:pPr>
-        <w:spacing w:line="240" w:lineRule="auto"/>
-        <w:jc w:val="both"/>
-        <w:rPr>
-          <w:rFonts w:ascii="Calibri" w:hAnsi="Calibri" w:cs="Calibri"/>
-          <w:sz w:val="24"/>
-          <w:szCs w:val="24"/>
-          <w:lang w:val="en-US"/>
-        </w:rPr>
-      </w:pPr>
-    </w:p>
-    <w:p>
-      <w:pPr>
         <w:spacing w:line="360" w:lineRule="auto"/>
         <w:jc w:val="both"/>
         <w:rPr>
@@ -6052,7 +6338,6 @@
       </w:pPr>
       <w:r>
         <w:rPr>
-          <w:rFonts w:ascii="Arial" w:hAnsi="Arial" w:cs="Arial" w:eastAsia="Arial"/>
           <w:b/>
           <w:bCs/>
           <w:color w:val="123A5F"/>
@@ -6064,7 +6349,6 @@
       </w:r>
       <w:r>
         <w:rPr>
-          <w:rFonts w:ascii="Arial" w:hAnsi="Arial" w:cs="Arial" w:eastAsia="Arial"/>
           <w:b/>
           <w:bCs/>
           <w:color w:val="123A5F"/>
@@ -6075,7 +6359,6 @@
       </w:r>
       <w:r>
         <w:rPr>
-          <w:rFonts w:ascii="Arial" w:hAnsi="Arial" w:cs="Arial" w:eastAsia="Arial"/>
           <w:b/>
           <w:bCs/>
           <w:color w:val="123A5F"/>
@@ -6102,7 +6385,6 @@
       </w:pPr>
       <w:r>
         <w:rPr>
-          <w:rFonts w:ascii="Arial" w:hAnsi="Arial" w:cs="Arial" w:eastAsia="Arial"/>
           <w:color w:val="24303B"/>
           <w:sz w:val="24"/>
           <w:szCs w:val="24"/>
@@ -6119,28 +6401,58 @@
       </w:r>
       <w:r>
         <w:rPr>
-          <w:rFonts w:ascii="Arial" w:hAnsi="Arial" w:cs="Arial" w:eastAsia="Arial"/>
           <w:color w:val="24303B"/>
           <w:sz w:val="24"/>
           <w:szCs w:val="24"/>
         </w:rPr>
         <w:t xml:space="preserve"> </w:t>
       </w:r>
+      <w:r>
+        <w:rPr>
+          <w:color w:val="24303B"/>
+          <w:sz w:val="24"/>
+          <w:szCs w:val="24"/>
+          <w:lang w:val="en-US"/>
+        </w:rPr>
+        <w:t xml:space="preserve">Soepel  </w:t>
+      </w:r>
+      <w:r>
+        <w:rPr>
+          <w:color w:val="24303B"/>
+          <w:sz w:val="24"/>
+          <w:szCs w:val="24"/>
+        </w:rPr>
+        <w:t xml:space="preserve"> </w:t>
+      </w:r>
+      <w:r>
+        <w:rPr>
+          <w:rFonts w:ascii="Segoe UI Symbol" w:hAnsi="Segoe UI Symbol" w:cs="Segoe UI Symbol"/>
+          <w:sz w:val="24"/>
+          <w:szCs w:val="24"/>
+        </w:rPr>
+        <w:t>☐</w:t>
+      </w:r>
+      <w:r>
+        <w:rPr>
+          <w:color w:val="24303B"/>
+          <w:sz w:val="24"/>
+          <w:szCs w:val="24"/>
+        </w:rPr>
+        <w:t xml:space="preserve"> </w:t>
+      </w:r>
       <w:proofErr w:type="spellStart"/>
       <w:r>
         <w:rPr>
-          <w:rFonts w:ascii="Arial" w:hAnsi="Arial" w:cs="Arial" w:eastAsia="Arial"/>
           <w:color w:val="24303B"/>
           <w:sz w:val="24"/>
           <w:szCs w:val="24"/>
           <w:lang w:val="en-US"/>
         </w:rPr>
-        <w:t>Soepel</w:t>
+        <w:t>Verstevigd</w:t>
       </w:r>
       <w:proofErr w:type="spellEnd"/>
       <w:r>
         <w:rPr>
-          <w:rFonts w:ascii="Arial" w:hAnsi="Arial" w:cs="Arial" w:eastAsia="Arial"/>
           <w:color w:val="24303B"/>
           <w:sz w:val="24"/>
           <w:szCs w:val="24"/>
@@ -6150,7 +6462,6 @@
       </w:r>
       <w:r>
         <w:rPr>
-          <w:rFonts w:ascii="Arial" w:hAnsi="Arial" w:cs="Arial" w:eastAsia="Arial"/>
           <w:color w:val="24303B"/>
           <w:sz w:val="24"/>
           <w:szCs w:val="24"/>
@@ -6167,7 +6478,6 @@
       </w:r>
       <w:r>
         <w:rPr>
-          <w:rFonts w:ascii="Arial" w:hAnsi="Arial" w:cs="Arial" w:eastAsia="Arial"/>
           <w:color w:val="24303B"/>
           <w:sz w:val="24"/>
           <w:szCs w:val="24"/>
@@ -6177,55 +6487,6 @@
       <w:proofErr w:type="spellStart"/>
       <w:r>
         <w:rPr>
-          <w:rFonts w:ascii="Arial" w:hAnsi="Arial" w:cs="Arial" w:eastAsia="Arial"/>
-          <w:color w:val="24303B"/>
-          <w:sz w:val="24"/>
-          <w:szCs w:val="24"/>
-          <w:lang w:val="en-US"/>
-        </w:rPr>
-        <w:t>Verstevigd</w:t>
-      </w:r>
-      <w:proofErr w:type="spellEnd"/>
-      <w:r>
-        <w:rPr>
-          <w:rFonts w:ascii="Arial" w:hAnsi="Arial" w:cs="Arial" w:eastAsia="Arial"/>
-          <w:color w:val="24303B"/>
-          <w:sz w:val="24"/>
-          <w:szCs w:val="24"/>
-          <w:lang w:val="en-US"/>
-        </w:rPr>
-        <w:t xml:space="preserve">  </w:t>
-      </w:r>
-      <w:r>
-        <w:rPr>
-          <w:rFonts w:ascii="Arial" w:hAnsi="Arial" w:cs="Arial" w:eastAsia="Arial"/>
-          <w:color w:val="24303B"/>
-          <w:sz w:val="24"/>
-          <w:szCs w:val="24"/>
-        </w:rPr>
-        <w:t xml:space="preserve"> </w:t>
-      </w:r>
-      <w:r>
-        <w:rPr>
-          <w:rFonts w:ascii="Segoe UI Symbol" w:hAnsi="Segoe UI Symbol" w:cs="Segoe UI Symbol"/>
-          <w:sz w:val="24"/>
-          <w:szCs w:val="24"/>
-        </w:rPr>
-        <w:t>☐</w:t>
-      </w:r>
-      <w:r>
-        <w:rPr>
-          <w:rFonts w:ascii="Arial" w:hAnsi="Arial" w:cs="Arial" w:eastAsia="Arial"/>
-          <w:color w:val="24303B"/>
-          <w:sz w:val="24"/>
-          <w:szCs w:val="24"/>
-        </w:rPr>
-        <w:t xml:space="preserve"> </w:t>
-      </w:r>
-      <w:proofErr w:type="spellStart"/>
-      <w:r>
-        <w:rPr>
-          <w:rFonts w:ascii="Arial" w:hAnsi="Arial" w:cs="Arial" w:eastAsia="Arial"/>
           <w:color w:val="24303B"/>
           <w:sz w:val="24"/>
           <w:szCs w:val="24"/>
@@ -6251,7 +6512,6 @@
       </w:pPr>
       <w:r>
         <w:rPr>
-          <w:rFonts w:ascii="Arial" w:hAnsi="Arial" w:cs="Arial" w:eastAsia="Arial"/>
           <w:color w:val="24303B"/>
           <w:sz w:val="24"/>
           <w:szCs w:val="24"/>
@@ -6260,7 +6520,6 @@
       </w:r>
       <w:r>
         <w:rPr>
-          <w:rFonts w:ascii="Arial" w:hAnsi="Arial" w:cs="Arial" w:eastAsia="Arial"/>
           <w:color w:val="24303B"/>
           <w:sz w:val="24"/>
           <w:szCs w:val="24"/>
@@ -6271,7 +6530,6 @@
       <w:proofErr w:type="spellStart"/>
       <w:r>
         <w:rPr>
-          <w:rFonts w:ascii="Arial" w:hAnsi="Arial" w:cs="Arial" w:eastAsia="Arial"/>
           <w:color w:val="24303B"/>
           <w:sz w:val="24"/>
           <w:szCs w:val="24"/>
@@ -6282,7 +6540,6 @@
       <w:proofErr w:type="spellEnd"/>
       <w:r>
         <w:rPr>
-          <w:rFonts w:ascii="Arial" w:hAnsi="Arial" w:cs="Arial" w:eastAsia="Arial"/>
           <w:color w:val="24303B"/>
           <w:sz w:val="24"/>
           <w:szCs w:val="24"/>
@@ -6299,7 +6556,6 @@
       </w:r>
       <w:r>
         <w:rPr>
-          <w:rFonts w:ascii="Arial" w:hAnsi="Arial" w:cs="Arial" w:eastAsia="Arial"/>
           <w:color w:val="24303B"/>
           <w:sz w:val="24"/>
           <w:szCs w:val="24"/>
@@ -6308,7 +6564,6 @@
       </w:r>
       <w:r>
         <w:rPr>
-          <w:rFonts w:ascii="Arial" w:hAnsi="Arial" w:cs="Arial" w:eastAsia="Arial"/>
           <w:color w:val="24303B"/>
           <w:sz w:val="24"/>
           <w:szCs w:val="24"/>
@@ -6318,7 +6573,6 @@
       </w:r>
       <w:r>
         <w:rPr>
-          <w:rFonts w:ascii="Arial" w:hAnsi="Arial" w:cs="Arial" w:eastAsia="Arial"/>
           <w:color w:val="24303B"/>
           <w:sz w:val="24"/>
           <w:szCs w:val="24"/>
@@ -6335,7 +6589,6 @@
       </w:r>
       <w:r>
         <w:rPr>
-          <w:rFonts w:ascii="Arial" w:hAnsi="Arial" w:cs="Arial" w:eastAsia="Arial"/>
           <w:color w:val="24303B"/>
           <w:sz w:val="24"/>
           <w:szCs w:val="24"/>
@@ -6344,7 +6597,6 @@
       </w:r>
       <w:r>
         <w:rPr>
-          <w:rFonts w:ascii="Arial" w:hAnsi="Arial" w:cs="Arial" w:eastAsia="Arial"/>
           <w:color w:val="24303B"/>
           <w:sz w:val="24"/>
           <w:szCs w:val="24"/>
@@ -6370,7 +6622,6 @@
       <w:proofErr w:type="spellStart"/>
       <w:r>
         <w:rPr>
-          <w:rFonts w:ascii="Arial" w:hAnsi="Arial" w:cs="Arial" w:eastAsia="Arial"/>
           <w:color w:val="24303B"/>
           <w:sz w:val="24"/>
           <w:szCs w:val="24"/>
@@ -6381,7 +6632,6 @@
       <w:proofErr w:type="spellEnd"/>
       <w:r>
         <w:rPr>
-          <w:rFonts w:ascii="Arial" w:hAnsi="Arial" w:cs="Arial" w:eastAsia="Arial"/>
           <w:color w:val="24303B"/>
           <w:sz w:val="24"/>
           <w:szCs w:val="24"/>
@@ -6391,7 +6641,6 @@
       <w:proofErr w:type="spellStart"/>
       <w:r>
         <w:rPr>
-          <w:rFonts w:ascii="Arial" w:hAnsi="Arial" w:cs="Arial" w:eastAsia="Arial"/>
           <w:color w:val="24303B"/>
           <w:sz w:val="24"/>
           <w:szCs w:val="24"/>
@@ -6402,7 +6651,6 @@
       <w:proofErr w:type="spellEnd"/>
       <w:r>
         <w:rPr>
-          <w:rFonts w:ascii="Arial" w:hAnsi="Arial" w:cs="Arial" w:eastAsia="Arial"/>
           <w:color w:val="24303B"/>
           <w:sz w:val="24"/>
           <w:szCs w:val="24"/>
@@ -6412,7 +6660,6 @@
       <w:proofErr w:type="spellStart"/>
       <w:r>
         <w:rPr>
-          <w:rFonts w:ascii="Arial" w:hAnsi="Arial" w:cs="Arial" w:eastAsia="Arial"/>
           <w:color w:val="24303B"/>
           <w:sz w:val="24"/>
           <w:szCs w:val="24"/>
@@ -6422,7 +6669,6 @@
       <w:proofErr w:type="spellEnd"/>
       <w:r>
         <w:rPr>
-          <w:rFonts w:ascii="Arial" w:hAnsi="Arial" w:cs="Arial" w:eastAsia="Arial"/>
           <w:color w:val="24303B"/>
           <w:sz w:val="24"/>
           <w:szCs w:val="24"/>
@@ -6432,7 +6678,6 @@
       </w:r>
       <w:r>
         <w:rPr>
-          <w:rFonts w:ascii="Arial" w:hAnsi="Arial" w:cs="Arial" w:eastAsia="Arial"/>
           <w:color w:val="24303B"/>
           <w:sz w:val="24"/>
           <w:szCs w:val="24"/>
@@ -6442,37 +6687,45 @@
     </w:p>
     <w:p>
       <w:pPr>
-        <w:spacing w:line="240" w:lineRule="auto"/>
+        <w:spacing w:line="360" w:lineRule="auto"/>
         <w:jc w:val="both"/>
         <w:rPr>
-          <w:rFonts w:ascii="Calibri" w:hAnsi="Calibri" w:cs="Calibri"/>
-          <w:sz w:val="24"/>
-          <w:szCs w:val="24"/>
-          <w:lang w:val="en-US"/>
+          <w:color w:val="24303B"/>
+          <w:sz w:val="24"/>
+          <w:szCs w:val="24"/>
         </w:rPr>
       </w:pPr>
     </w:p>
     <w:p>
       <w:pPr>
-        <w:spacing w:line="240" w:lineRule="auto"/>
+        <w:spacing w:line="360" w:lineRule="auto"/>
         <w:jc w:val="both"/>
         <w:rPr>
-          <w:rFonts w:ascii="Calibri" w:hAnsi="Calibri" w:cs="Calibri"/>
-          <w:sz w:val="24"/>
-          <w:szCs w:val="24"/>
-          <w:lang w:val="en-US"/>
+          <w:color w:val="24303B"/>
+          <w:sz w:val="24"/>
+          <w:szCs w:val="24"/>
         </w:rPr>
       </w:pPr>
     </w:p>
     <w:p>
       <w:pPr>
-        <w:spacing w:line="240" w:lineRule="auto"/>
+        <w:spacing w:line="360" w:lineRule="auto"/>
         <w:jc w:val="both"/>
         <w:rPr>
+          <w:color w:val="24303B"/>
+          <w:sz w:val="24"/>
+          <w:szCs w:val="24"/>
+        </w:rPr>
+      </w:pPr>
+    </w:p>
+    <w:p>
+      <w:pPr>
+        <w:spacing w:line="360" w:lineRule="auto"/>
+        <w:jc w:val="both"/>
+        <w:rPr>
           <w:rFonts w:ascii="Calibri" w:hAnsi="Calibri" w:cs="Calibri"/>
           <w:sz w:val="24"/>
           <w:szCs w:val="24"/>
-          <w:lang w:val="en-US"/>
         </w:rPr>
       </w:pPr>
     </w:p>
@@ -6491,7 +6744,6 @@
       </w:pPr>
       <w:r>
         <w:rPr>
-          <w:rFonts w:ascii="Arial" w:hAnsi="Arial" w:cs="Arial" w:eastAsia="Arial"/>
           <w:b/>
           <w:bCs/>
           <w:color w:val="123A5F"/>
@@ -6499,11 +6751,11 @@
           <w:szCs w:val="24"/>
           <w:lang w:val="en-US"/>
         </w:rPr>
+        <w:lastRenderedPageBreak/>
         <w:t>9</w:t>
       </w:r>
       <w:r>
         <w:rPr>
-          <w:rFonts w:ascii="Arial" w:hAnsi="Arial" w:cs="Arial" w:eastAsia="Arial"/>
           <w:b/>
           <w:bCs/>
           <w:color w:val="123A5F"/>
@@ -6514,7 +6766,6 @@
       </w:r>
       <w:r>
         <w:rPr>
-          <w:rFonts w:ascii="Arial" w:hAnsi="Arial" w:cs="Arial" w:eastAsia="Arial"/>
           <w:b/>
           <w:bCs/>
           <w:color w:val="123A5F"/>
@@ -6527,15 +6778,15 @@
     </w:p>
     <w:tbl>
       <w:tblPr>
-        <w:tblStyle w:val="TableGrid"/>
+        <w:tblStyle w:val="Tabelraster"/>
         <w:tblW w:w="7540" w:type="dxa"/>
         <w:tblBorders>
-          <w:top w:val="none" w:color="auto" w:sz="0" w:space="0"/>
-          <w:left w:val="none" w:color="auto" w:sz="0" w:space="0"/>
-          <w:bottom w:val="none" w:color="auto" w:sz="0" w:space="0"/>
-          <w:right w:val="none" w:color="auto" w:sz="0" w:space="0"/>
-          <w:insideH w:val="none" w:color="auto" w:sz="0" w:space="0"/>
-          <w:insideV w:val="none" w:color="auto" w:sz="0" w:space="0"/>
+          <w:top w:val="none" w:sz="0" w:space="0" w:color="auto"/>
+          <w:left w:val="none" w:sz="0" w:space="0" w:color="auto"/>
+          <w:bottom w:val="none" w:sz="0" w:space="0" w:color="auto"/>
+          <w:right w:val="none" w:sz="0" w:space="0" w:color="auto"/>
+          <w:insideH w:val="none" w:sz="0" w:space="0" w:color="auto"/>
+          <w:insideV w:val="none" w:sz="0" w:space="0" w:color="auto"/>
         </w:tblBorders>
         <w:tblLook w:val="04A0" w:firstRow="1" w:lastRow="0" w:firstColumn="1" w:lastColumn="0" w:noHBand="0" w:noVBand="1"/>
       </w:tblPr>
@@ -6548,7 +6799,6 @@
         <w:tc>
           <w:tcPr>
             <w:tcW w:w="1871" w:type="dxa"/>
-            <w:tcMar/>
           </w:tcPr>
           <w:p>
             <w:pPr>
@@ -6565,7 +6815,6 @@
             </w:pPr>
             <w:r>
               <w:rPr>
-                <w:rFonts w:ascii="Arial" w:hAnsi="Arial" w:cs="Arial" w:eastAsia="Arial"/>
                 <w:b/>
                 <w:bCs/>
                 <w:color w:val="123A5F"/>
@@ -6580,7 +6829,6 @@
         <w:tc>
           <w:tcPr>
             <w:tcW w:w="4195" w:type="dxa"/>
-            <w:tcMar/>
           </w:tcPr>
           <w:p>
             <w:pPr>
@@ -6598,7 +6846,6 @@
             <w:proofErr w:type="spellStart"/>
             <w:r>
               <w:rPr>
-                <w:rFonts w:ascii="Arial" w:hAnsi="Arial" w:cs="Arial" w:eastAsia="Arial"/>
                 <w:b/>
                 <w:bCs/>
                 <w:color w:val="123A5F"/>
@@ -6614,7 +6861,6 @@
         <w:tc>
           <w:tcPr>
             <w:tcW w:w="1474" w:type="dxa"/>
-            <w:tcMar/>
           </w:tcPr>
           <w:p>
             <w:pPr>
@@ -6632,7 +6878,6 @@
             <w:proofErr w:type="spellStart"/>
             <w:r>
               <w:rPr>
-                <w:rFonts w:ascii="Arial" w:hAnsi="Arial" w:cs="Arial" w:eastAsia="Arial"/>
                 <w:b/>
                 <w:bCs/>
                 <w:color w:val="123A5F"/>
@@ -6650,7 +6895,6 @@
         <w:tc>
           <w:tcPr>
             <w:tcW w:w="1871" w:type="dxa"/>
-            <w:tcMar/>
           </w:tcPr>
           <w:p>
             <w:pPr>
@@ -6665,7 +6909,6 @@
             </w:pPr>
             <w:r>
               <w:rPr>
-                <w:rFonts w:ascii="Arial" w:hAnsi="Arial" w:cs="Arial" w:eastAsia="Arial"/>
                 <w:color w:val="24303B"/>
                 <w:sz w:val="24"/>
                 <w:szCs w:val="24"/>
@@ -6675,7 +6918,6 @@
             <w:proofErr w:type="spellStart"/>
             <w:r>
               <w:rPr>
-                <w:rFonts w:ascii="Arial" w:hAnsi="Arial" w:cs="Arial" w:eastAsia="Arial"/>
                 <w:color w:val="24303B"/>
                 <w:sz w:val="24"/>
                 <w:szCs w:val="24"/>
@@ -6701,7 +6943,6 @@
         <w:tc>
           <w:tcPr>
             <w:tcW w:w="4195" w:type="dxa"/>
-            <w:tcMar/>
           </w:tcPr>
           <w:p>
             <w:pPr>
@@ -6716,7 +6957,6 @@
             </w:pPr>
             <w:r>
               <w:rPr>
-                <w:rFonts w:ascii="Arial" w:hAnsi="Arial" w:cs="Arial" w:eastAsia="Arial"/>
                 <w:color w:val="24303B"/>
                 <w:sz w:val="24"/>
                 <w:szCs w:val="24"/>
@@ -6726,30 +6966,11 @@
             </w:r>
             <w:r>
               <w:rPr>
-                <w:rFonts w:ascii="Arial" w:hAnsi="Arial" w:cs="Arial" w:eastAsia="Arial"/>
-                <w:color w:val="24303B"/>
-                <w:sz w:val="24"/>
-                <w:szCs w:val="24"/>
-              </w:rPr>
-              <w:t xml:space="preserve">: 1.5–2 </w:t>
-            </w:r>
-            <w:r>
-              <w:rPr>
-                <w:rFonts w:ascii="Arial" w:hAnsi="Arial" w:cs="Arial" w:eastAsia="Arial"/>
-                <w:color w:val="24303B"/>
-                <w:sz w:val="24"/>
-                <w:szCs w:val="24"/>
-              </w:rPr>
-              <w:t>cm /</w:t>
-            </w:r>
-            <w:r>
-              <w:rPr>
-                <w:rFonts w:ascii="Arial" w:hAnsi="Arial" w:cs="Arial" w:eastAsia="Arial"/>
-                <w:color w:val="24303B"/>
-                <w:sz w:val="24"/>
-                <w:szCs w:val="24"/>
-              </w:rPr>
-              <w:t xml:space="preserve"> </w:t>
+                <w:color w:val="24303B"/>
+                <w:sz w:val="24"/>
+                <w:szCs w:val="24"/>
+              </w:rPr>
+              <w:t xml:space="preserve">: 1.5–2 cm / </w:t>
             </w:r>
             <w:r>
               <w:rPr>
@@ -6761,7 +6982,6 @@
             </w:r>
             <w:r>
               <w:rPr>
-                <w:rFonts w:ascii="Arial" w:hAnsi="Arial" w:cs="Arial" w:eastAsia="Arial"/>
                 <w:color w:val="24303B"/>
                 <w:sz w:val="24"/>
                 <w:szCs w:val="24"/>
@@ -6773,7 +6993,6 @@
         <w:tc>
           <w:tcPr>
             <w:tcW w:w="1474" w:type="dxa"/>
-            <w:tcMar/>
           </w:tcPr>
           <w:p>
             <w:pPr>
@@ -6788,7 +7007,6 @@
             </w:pPr>
             <w:r>
               <w:rPr>
-                <w:rFonts w:ascii="Arial" w:hAnsi="Arial" w:cs="Arial" w:eastAsia="Arial"/>
                 <w:color w:val="24303B"/>
                 <w:sz w:val="24"/>
                 <w:szCs w:val="24"/>
@@ -6803,7 +7021,6 @@
         <w:tc>
           <w:tcPr>
             <w:tcW w:w="1871" w:type="dxa"/>
-            <w:tcMar/>
           </w:tcPr>
           <w:p>
             <w:pPr>
@@ -6818,7 +7035,6 @@
             </w:pPr>
             <w:r>
               <w:rPr>
-                <w:rFonts w:ascii="Arial" w:hAnsi="Arial" w:cs="Arial" w:eastAsia="Arial"/>
                 <w:color w:val="24303B"/>
                 <w:sz w:val="24"/>
                 <w:szCs w:val="24"/>
@@ -6828,7 +7044,6 @@
             <w:proofErr w:type="spellStart"/>
             <w:r>
               <w:rPr>
-                <w:rFonts w:ascii="Arial" w:hAnsi="Arial" w:cs="Arial" w:eastAsia="Arial"/>
                 <w:color w:val="24303B"/>
                 <w:sz w:val="24"/>
                 <w:szCs w:val="24"/>
@@ -6854,7 +7069,6 @@
         <w:tc>
           <w:tcPr>
             <w:tcW w:w="4195" w:type="dxa"/>
-            <w:tcMar/>
           </w:tcPr>
           <w:p>
             <w:pPr>
@@ -6869,7 +7083,6 @@
             </w:pPr>
             <w:r>
               <w:rPr>
-                <w:rFonts w:ascii="Arial" w:hAnsi="Arial" w:cs="Arial" w:eastAsia="Arial"/>
                 <w:color w:val="24303B"/>
                 <w:sz w:val="24"/>
                 <w:szCs w:val="24"/>
@@ -6881,7 +7094,6 @@
         <w:tc>
           <w:tcPr>
             <w:tcW w:w="1474" w:type="dxa"/>
-            <w:tcMar/>
           </w:tcPr>
           <w:p>
             <w:pPr>
@@ -6896,7 +7108,6 @@
             </w:pPr>
             <w:r>
               <w:rPr>
-                <w:rFonts w:ascii="Arial" w:hAnsi="Arial" w:cs="Arial" w:eastAsia="Arial"/>
                 <w:color w:val="24303B"/>
                 <w:sz w:val="24"/>
                 <w:szCs w:val="24"/>
@@ -6911,7 +7122,6 @@
         <w:tc>
           <w:tcPr>
             <w:tcW w:w="1871" w:type="dxa"/>
-            <w:tcMar/>
           </w:tcPr>
           <w:p>
             <w:pPr>
@@ -6926,7 +7136,6 @@
             </w:pPr>
             <w:r>
               <w:rPr>
-                <w:rFonts w:ascii="Arial" w:hAnsi="Arial" w:cs="Arial" w:eastAsia="Arial"/>
                 <w:color w:val="24303B"/>
                 <w:sz w:val="24"/>
                 <w:szCs w:val="24"/>
@@ -6936,7 +7145,6 @@
             <w:proofErr w:type="spellStart"/>
             <w:r>
               <w:rPr>
-                <w:rFonts w:ascii="Arial" w:hAnsi="Arial" w:cs="Arial" w:eastAsia="Arial"/>
                 <w:color w:val="24303B"/>
                 <w:sz w:val="24"/>
                 <w:szCs w:val="24"/>
@@ -6962,7 +7170,6 @@
         <w:tc>
           <w:tcPr>
             <w:tcW w:w="4195" w:type="dxa"/>
-            <w:tcMar/>
           </w:tcPr>
           <w:p>
             <w:pPr>
@@ -6975,21 +7182,47 @@
                 <w:lang w:val="en-US"/>
               </w:rPr>
             </w:pPr>
-            <w:r>
-              <w:rPr>
-                <w:rFonts w:ascii="Arial" w:hAnsi="Arial" w:cs="Arial" w:eastAsia="Arial"/>
-                <w:color w:val="24303B"/>
-                <w:sz w:val="24"/>
-                <w:szCs w:val="24"/>
-              </w:rPr>
-              <w:t>Mediaal / Lateraal / Geen</w:t>
+            <w:proofErr w:type="gramStart"/>
+            <w:r>
+              <w:rPr>
+                <w:color w:val="24303B"/>
+                <w:sz w:val="24"/>
+                <w:szCs w:val="24"/>
+              </w:rPr>
+              <w:t>Mediaal /</w:t>
+            </w:r>
+            <w:proofErr w:type="gramEnd"/>
+            <w:r>
+              <w:rPr>
+                <w:color w:val="24303B"/>
+                <w:sz w:val="24"/>
+                <w:szCs w:val="24"/>
+              </w:rPr>
+              <w:t xml:space="preserve"> </w:t>
+            </w:r>
+            <w:proofErr w:type="gramStart"/>
+            <w:r>
+              <w:rPr>
+                <w:color w:val="24303B"/>
+                <w:sz w:val="24"/>
+                <w:szCs w:val="24"/>
+              </w:rPr>
+              <w:t>Lateraal /</w:t>
+            </w:r>
+            <w:proofErr w:type="gramEnd"/>
+            <w:r>
+              <w:rPr>
+                <w:color w:val="24303B"/>
+                <w:sz w:val="24"/>
+                <w:szCs w:val="24"/>
+              </w:rPr>
+              <w:t xml:space="preserve"> Geen</w:t>
             </w:r>
           </w:p>
         </w:tc>
         <w:tc>
           <w:tcPr>
             <w:tcW w:w="1474" w:type="dxa"/>
-            <w:tcMar/>
           </w:tcPr>
           <w:p>
             <w:pPr>
@@ -7004,7 +7237,6 @@
             </w:pPr>
             <w:r>
               <w:rPr>
-                <w:rFonts w:ascii="Arial" w:hAnsi="Arial" w:cs="Arial" w:eastAsia="Arial"/>
                 <w:color w:val="24303B"/>
                 <w:sz w:val="24"/>
                 <w:szCs w:val="24"/>
@@ -7022,18 +7254,6 @@
         <w:jc w:val="both"/>
         <w:rPr>
           <w:rFonts w:ascii="Calibri" w:hAnsi="Calibri" w:cs="Calibri"/>
-          <w:sz w:val="24"/>
-          <w:szCs w:val="24"/>
-          <w:lang w:val="en-US"/>
-        </w:rPr>
-      </w:pPr>
-    </w:p>
-    <w:p>
-      <w:pPr>
-        <w:spacing w:line="240" w:lineRule="auto"/>
-        <w:jc w:val="both"/>
-        <w:rPr>
-          <w:rFonts w:ascii="Calibri" w:hAnsi="Calibri" w:cs="Calibri"/>
           <w:b/>
           <w:bCs/>
           <w:sz w:val="24"/>
@@ -7042,7 +7262,6 @@
       </w:pPr>
       <w:r>
         <w:rPr>
-          <w:rFonts w:ascii="Arial" w:hAnsi="Arial" w:cs="Arial" w:eastAsia="Arial"/>
           <w:b/>
           <w:bCs/>
           <w:color w:val="123A5F"/>
@@ -7064,7 +7283,6 @@
       </w:pPr>
       <w:r>
         <w:rPr>
-          <w:rFonts w:ascii="Arial" w:hAnsi="Arial" w:cs="Arial" w:eastAsia="Arial"/>
           <w:color w:val="24303B"/>
           <w:sz w:val="24"/>
           <w:szCs w:val="24"/>
@@ -7090,7 +7308,6 @@
       </w:pPr>
       <w:r>
         <w:rPr>
-          <w:rFonts w:ascii="Arial" w:hAnsi="Arial" w:cs="Arial" w:eastAsia="Arial"/>
           <w:color w:val="24303B"/>
           <w:sz w:val="24"/>
           <w:szCs w:val="24"/>
@@ -7111,18 +7328,17 @@
       </w:pPr>
       <w:r>
         <w:rPr>
-          <w:rFonts w:ascii="Arial" w:hAnsi="Arial" w:cs="Arial" w:eastAsia="Arial"/>
           <w:b/>
           <w:bCs/>
           <w:color w:val="123A5F"/>
           <w:sz w:val="28"/>
           <w:szCs w:val="28"/>
         </w:rPr>
+        <w:lastRenderedPageBreak/>
         <w:t xml:space="preserve">Sjabloon voor </w:t>
       </w:r>
       <w:r>
         <w:rPr>
-          <w:rFonts w:ascii="Arial" w:hAnsi="Arial" w:cs="Arial" w:eastAsia="Arial"/>
           <w:b/>
           <w:bCs/>
           <w:color w:val="123A5F"/>
@@ -7133,7 +7349,6 @@
       </w:r>
       <w:r>
         <w:rPr>
-          <w:rFonts w:ascii="Arial" w:hAnsi="Arial" w:cs="Arial" w:eastAsia="Arial"/>
           <w:b/>
           <w:bCs/>
           <w:color w:val="123A5F"/>
@@ -7145,7 +7360,6 @@
       </w:r>
       <w:r>
         <w:rPr>
-          <w:rFonts w:ascii="Arial" w:hAnsi="Arial" w:cs="Arial" w:eastAsia="Arial"/>
           <w:b/>
           <w:bCs/>
           <w:color w:val="123A5F"/>
@@ -7169,7 +7383,6 @@
       </w:pPr>
       <w:r>
         <w:rPr>
-          <w:rFonts w:ascii="Arial" w:hAnsi="Arial" w:cs="Arial" w:eastAsia="Arial"/>
           <w:b/>
           <w:bCs/>
           <w:color w:val="123A5F"/>
@@ -7199,7 +7412,6 @@
       </w:pPr>
       <w:r>
         <w:rPr>
-          <w:rFonts w:ascii="Arial" w:hAnsi="Arial" w:cs="Arial" w:eastAsia="Arial"/>
           <w:color w:val="24303B"/>
           <w:sz w:val="24"/>
           <w:szCs w:val="24"/>
@@ -7209,7 +7421,6 @@
       <w:proofErr w:type="spellStart"/>
       <w:r>
         <w:rPr>
-          <w:rFonts w:ascii="Arial" w:hAnsi="Arial" w:cs="Arial" w:eastAsia="Arial"/>
           <w:color w:val="24303B"/>
           <w:sz w:val="24"/>
           <w:szCs w:val="24"/>
@@ -7220,7 +7431,6 @@
       <w:proofErr w:type="spellEnd"/>
       <w:r>
         <w:rPr>
-          <w:rFonts w:ascii="Arial" w:hAnsi="Arial" w:cs="Arial" w:eastAsia="Arial"/>
           <w:color w:val="24303B"/>
           <w:sz w:val="24"/>
           <w:szCs w:val="24"/>
@@ -7229,7 +7439,6 @@
       </w:r>
       <w:r>
         <w:rPr>
-          <w:rFonts w:ascii="Arial" w:hAnsi="Arial" w:cs="Arial" w:eastAsia="Arial"/>
           <w:color w:val="24303B"/>
           <w:sz w:val="24"/>
           <w:szCs w:val="24"/>
@@ -7259,7 +7468,6 @@
       <w:proofErr w:type="spellStart"/>
       <w:r>
         <w:rPr>
-          <w:rFonts w:ascii="Arial" w:hAnsi="Arial" w:cs="Arial" w:eastAsia="Arial"/>
           <w:color w:val="24303B"/>
           <w:sz w:val="24"/>
           <w:szCs w:val="24"/>
@@ -7270,7 +7478,6 @@
       <w:proofErr w:type="spellEnd"/>
       <w:r>
         <w:rPr>
-          <w:rFonts w:ascii="Arial" w:hAnsi="Arial" w:cs="Arial" w:eastAsia="Arial"/>
           <w:color w:val="24303B"/>
           <w:sz w:val="24"/>
           <w:szCs w:val="24"/>
@@ -7280,7 +7487,6 @@
       <w:proofErr w:type="spellStart"/>
       <w:r>
         <w:rPr>
-          <w:rFonts w:ascii="Arial" w:hAnsi="Arial" w:cs="Arial" w:eastAsia="Arial"/>
           <w:color w:val="24303B"/>
           <w:sz w:val="24"/>
           <w:szCs w:val="24"/>
@@ -7291,16 +7497,15 @@
       <w:proofErr w:type="spellEnd"/>
       <w:r>
         <w:rPr>
-          <w:rFonts w:ascii="Arial" w:hAnsi="Arial" w:cs="Arial" w:eastAsia="Arial"/>
           <w:color w:val="24303B"/>
           <w:sz w:val="24"/>
           <w:szCs w:val="24"/>
         </w:rPr>
         <w:t xml:space="preserve">): Baseline / Follow-up / </w:t>
       </w:r>
-      <w:r>
-        <w:rPr>
-          <w:rFonts w:ascii="Arial" w:hAnsi="Arial" w:cs="Arial" w:eastAsia="Arial"/>
+      <w:proofErr w:type="gramStart"/>
+      <w:r>
+        <w:rPr>
           <w:color w:val="24303B"/>
           <w:sz w:val="24"/>
           <w:szCs w:val="24"/>
@@ -7310,12 +7515,20 @@
       </w:r>
       <w:r>
         <w:rPr>
-          <w:rFonts w:ascii="Arial" w:hAnsi="Arial" w:cs="Arial" w:eastAsia="Arial"/>
-          <w:color w:val="24303B"/>
-          <w:sz w:val="24"/>
-          <w:szCs w:val="24"/>
-        </w:rPr>
-        <w:t>: _________</w:t>
+          <w:color w:val="24303B"/>
+          <w:sz w:val="24"/>
+          <w:szCs w:val="24"/>
+        </w:rPr>
+        <w:t>: _</w:t>
+      </w:r>
+      <w:proofErr w:type="gramEnd"/>
+      <w:r>
+        <w:rPr>
+          <w:color w:val="24303B"/>
+          <w:sz w:val="24"/>
+          <w:szCs w:val="24"/>
+        </w:rPr>
+        <w:t>________</w:t>
       </w:r>
     </w:p>
     <w:p>
@@ -7338,7 +7551,6 @@
       </w:pPr>
       <w:r>
         <w:rPr>
-          <w:rFonts w:ascii="Arial" w:hAnsi="Arial" w:cs="Arial" w:eastAsia="Arial"/>
           <w:color w:val="24303B"/>
           <w:sz w:val="24"/>
           <w:szCs w:val="24"/>
@@ -7347,7 +7559,6 @@
       </w:r>
       <w:r>
         <w:rPr>
-          <w:rFonts w:ascii="Arial" w:hAnsi="Arial" w:cs="Arial" w:eastAsia="Arial"/>
           <w:color w:val="24303B"/>
           <w:sz w:val="24"/>
           <w:szCs w:val="24"/>
@@ -7358,7 +7569,6 @@
       <w:proofErr w:type="spellStart"/>
       <w:r>
         <w:rPr>
-          <w:rFonts w:ascii="Arial" w:hAnsi="Arial" w:cs="Arial" w:eastAsia="Arial"/>
           <w:color w:val="24303B"/>
           <w:sz w:val="24"/>
           <w:szCs w:val="24"/>
@@ -7369,7 +7579,6 @@
       <w:proofErr w:type="spellEnd"/>
       <w:r>
         <w:rPr>
-          <w:rFonts w:ascii="Arial" w:hAnsi="Arial" w:cs="Arial" w:eastAsia="Arial"/>
           <w:color w:val="24303B"/>
           <w:sz w:val="24"/>
           <w:szCs w:val="24"/>
@@ -7380,7 +7589,6 @@
       <w:proofErr w:type="spellStart"/>
       <w:r>
         <w:rPr>
-          <w:rFonts w:ascii="Arial" w:hAnsi="Arial" w:cs="Arial" w:eastAsia="Arial"/>
           <w:color w:val="24303B"/>
           <w:sz w:val="24"/>
           <w:szCs w:val="24"/>
@@ -7391,7 +7599,6 @@
       <w:proofErr w:type="spellEnd"/>
       <w:r>
         <w:rPr>
-          <w:rFonts w:ascii="Arial" w:hAnsi="Arial" w:cs="Arial" w:eastAsia="Arial"/>
           <w:color w:val="24303B"/>
           <w:sz w:val="24"/>
           <w:szCs w:val="24"/>
@@ -7402,7 +7609,6 @@
       <w:proofErr w:type="spellStart"/>
       <w:r>
         <w:rPr>
-          <w:rFonts w:ascii="Arial" w:hAnsi="Arial" w:cs="Arial" w:eastAsia="Arial"/>
           <w:color w:val="24303B"/>
           <w:sz w:val="24"/>
           <w:szCs w:val="24"/>
@@ -7413,7 +7619,6 @@
       <w:proofErr w:type="spellEnd"/>
       <w:r>
         <w:rPr>
-          <w:rFonts w:ascii="Arial" w:hAnsi="Arial" w:cs="Arial" w:eastAsia="Arial"/>
           <w:color w:val="24303B"/>
           <w:sz w:val="24"/>
           <w:szCs w:val="24"/>
@@ -7423,7 +7628,6 @@
       </w:r>
       <w:r>
         <w:rPr>
-          <w:rFonts w:ascii="Arial" w:hAnsi="Arial" w:cs="Arial" w:eastAsia="Arial"/>
           <w:color w:val="24303B"/>
           <w:sz w:val="24"/>
           <w:szCs w:val="24"/>
@@ -7432,45 +7636,78 @@
       </w:r>
       <w:r>
         <w:rPr>
-          <w:rFonts w:ascii="Arial" w:hAnsi="Arial" w:cs="Arial" w:eastAsia="Arial"/>
           <w:color w:val="24303B"/>
           <w:sz w:val="24"/>
           <w:szCs w:val="24"/>
           <w:lang w:val="en-US"/>
         </w:rPr>
-        <w:t>_____</w:t>
-      </w:r>
-      <w:r>
-        <w:rPr>
-          <w:rFonts w:ascii="Arial" w:hAnsi="Arial" w:cs="Arial" w:eastAsia="Arial"/>
-          <w:color w:val="24303B"/>
-          <w:sz w:val="24"/>
-          <w:szCs w:val="24"/>
-        </w:rPr>
-        <w:t xml:space="preserve"> / </w:t>
-      </w:r>
-      <w:r>
-        <w:rPr>
-          <w:rFonts w:ascii="Arial" w:hAnsi="Arial" w:cs="Arial" w:eastAsia="Arial"/>
+        <w:t>____</w:t>
+      </w:r>
+      <w:proofErr w:type="gramStart"/>
+      <w:r>
+        <w:rPr>
           <w:color w:val="24303B"/>
           <w:sz w:val="24"/>
           <w:szCs w:val="24"/>
           <w:lang w:val="en-US"/>
         </w:rPr>
-        <w:t>_____</w:t>
-      </w:r>
-      <w:r>
-        <w:rPr>
-          <w:rFonts w:ascii="Arial" w:hAnsi="Arial" w:cs="Arial" w:eastAsia="Arial"/>
-          <w:color w:val="24303B"/>
-          <w:sz w:val="24"/>
-          <w:szCs w:val="24"/>
-        </w:rPr>
-        <w:t xml:space="preserve"> / </w:t>
-      </w:r>
-      <w:r>
-        <w:rPr>
-          <w:rFonts w:ascii="Arial" w:hAnsi="Arial" w:cs="Arial" w:eastAsia="Arial"/>
+        <w:t>_</w:t>
+      </w:r>
+      <w:r>
+        <w:rPr>
+          <w:color w:val="24303B"/>
+          <w:sz w:val="24"/>
+          <w:szCs w:val="24"/>
+        </w:rPr>
+        <w:t xml:space="preserve"> /</w:t>
+      </w:r>
+      <w:proofErr w:type="gramEnd"/>
+      <w:r>
+        <w:rPr>
+          <w:color w:val="24303B"/>
+          <w:sz w:val="24"/>
+          <w:szCs w:val="24"/>
+        </w:rPr>
+        <w:t xml:space="preserve"> </w:t>
+      </w:r>
+      <w:r>
+        <w:rPr>
+          <w:color w:val="24303B"/>
+          <w:sz w:val="24"/>
+          <w:szCs w:val="24"/>
+          <w:lang w:val="en-US"/>
+        </w:rPr>
+        <w:t>____</w:t>
+      </w:r>
+      <w:proofErr w:type="gramStart"/>
+      <w:r>
+        <w:rPr>
+          <w:color w:val="24303B"/>
+          <w:sz w:val="24"/>
+          <w:szCs w:val="24"/>
+          <w:lang w:val="en-US"/>
+        </w:rPr>
+        <w:t>_</w:t>
+      </w:r>
+      <w:r>
+        <w:rPr>
+          <w:color w:val="24303B"/>
+          <w:sz w:val="24"/>
+          <w:szCs w:val="24"/>
+        </w:rPr>
+        <w:t xml:space="preserve"> /</w:t>
+      </w:r>
+      <w:proofErr w:type="gramEnd"/>
+      <w:r>
+        <w:rPr>
+          <w:color w:val="24303B"/>
+          <w:sz w:val="24"/>
+          <w:szCs w:val="24"/>
+        </w:rPr>
+        <w:t xml:space="preserve"> </w:t>
+      </w:r>
+      <w:r>
+        <w:rPr>
           <w:color w:val="24303B"/>
           <w:sz w:val="24"/>
           <w:szCs w:val="24"/>
@@ -7497,9 +7734,9 @@
           <w:szCs w:val="24"/>
         </w:rPr>
       </w:pPr>
-      <w:r>
-        <w:rPr>
-          <w:rFonts w:ascii="Arial" w:hAnsi="Arial" w:cs="Arial" w:eastAsia="Arial"/>
+      <w:proofErr w:type="spellStart"/>
+      <w:r>
+        <w:rPr>
           <w:color w:val="24303B"/>
           <w:sz w:val="24"/>
           <w:szCs w:val="24"/>
@@ -7507,9 +7744,9 @@
         </w:rPr>
         <w:t>Beoordelaar</w:t>
       </w:r>
-      <w:r>
-        <w:rPr>
-          <w:rFonts w:ascii="Arial" w:hAnsi="Arial" w:cs="Arial" w:eastAsia="Arial"/>
+      <w:proofErr w:type="spellEnd"/>
+      <w:r>
+        <w:rPr>
           <w:color w:val="24303B"/>
           <w:sz w:val="24"/>
           <w:szCs w:val="24"/>
@@ -7518,7 +7755,6 @@
       </w:r>
       <w:r>
         <w:rPr>
-          <w:rFonts w:ascii="Arial" w:hAnsi="Arial" w:cs="Arial" w:eastAsia="Arial"/>
           <w:color w:val="24303B"/>
           <w:sz w:val="24"/>
           <w:szCs w:val="24"/>
@@ -7528,7 +7764,6 @@
       </w:r>
       <w:r>
         <w:rPr>
-          <w:rFonts w:ascii="Arial" w:hAnsi="Arial" w:cs="Arial" w:eastAsia="Arial"/>
           <w:color w:val="24303B"/>
           <w:sz w:val="24"/>
           <w:szCs w:val="24"/>
@@ -7538,7 +7773,6 @@
       <w:proofErr w:type="spellStart"/>
       <w:r>
         <w:rPr>
-          <w:rFonts w:ascii="Arial" w:hAnsi="Arial" w:cs="Arial" w:eastAsia="Arial"/>
           <w:color w:val="24303B"/>
           <w:sz w:val="24"/>
           <w:szCs w:val="24"/>
@@ -7549,7 +7783,6 @@
       <w:proofErr w:type="spellEnd"/>
       <w:r>
         <w:rPr>
-          <w:rFonts w:ascii="Arial" w:hAnsi="Arial" w:cs="Arial" w:eastAsia="Arial"/>
           <w:color w:val="24303B"/>
           <w:sz w:val="24"/>
           <w:szCs w:val="24"/>
@@ -7558,7 +7791,6 @@
       </w:r>
       <w:r>
         <w:rPr>
-          <w:rFonts w:ascii="Arial" w:hAnsi="Arial" w:cs="Arial" w:eastAsia="Arial"/>
           <w:color w:val="24303B"/>
           <w:sz w:val="24"/>
           <w:szCs w:val="24"/>
@@ -7588,7 +7820,6 @@
       <w:proofErr w:type="spellStart"/>
       <w:r>
         <w:rPr>
-          <w:rFonts w:ascii="Arial" w:hAnsi="Arial" w:cs="Arial" w:eastAsia="Arial"/>
           <w:color w:val="24303B"/>
           <w:sz w:val="24"/>
           <w:szCs w:val="24"/>
@@ -7599,7 +7830,6 @@
       <w:proofErr w:type="spellEnd"/>
       <w:r>
         <w:rPr>
-          <w:rFonts w:ascii="Arial" w:hAnsi="Arial" w:cs="Arial" w:eastAsia="Arial"/>
           <w:color w:val="24303B"/>
           <w:sz w:val="24"/>
           <w:szCs w:val="24"/>
@@ -7608,7 +7838,6 @@
       </w:r>
       <w:r>
         <w:rPr>
-          <w:rFonts w:ascii="Arial" w:hAnsi="Arial" w:cs="Arial" w:eastAsia="Arial"/>
           <w:color w:val="24303B"/>
           <w:sz w:val="24"/>
           <w:szCs w:val="24"/>
@@ -7641,7 +7870,7 @@
         <w:tblLook w:val="04A0" w:firstRow="1" w:lastRow="0" w:firstColumn="1" w:lastColumn="0" w:noHBand="0" w:noVBand="1"/>
       </w:tblPr>
       <w:tblGrid>
-        <w:gridCol w:w="5560"/>
+        <w:gridCol w:w="6451"/>
         <w:gridCol w:w="30"/>
         <w:gridCol w:w="66"/>
         <w:gridCol w:w="33"/>
@@ -7663,7 +7892,7 @@
           </w:tcPr>
           <w:p>
             <w:pPr>
-              <w:pStyle w:val="ListParagraph"/>
+              <w:pStyle w:val="Lijstalinea"/>
               <w:numPr>
                 <w:ilvl w:val="0"/>
                 <w:numId w:val="3"/>
@@ -7680,7 +7909,6 @@
             </w:pPr>
             <w:r>
               <w:rPr>
-                <w:rFonts w:ascii="Arial" w:hAnsi="Arial" w:cs="Arial" w:eastAsia="Arial"/>
                 <w:b/>
                 <w:bCs/>
                 <w:color w:val="123A5F"/>
@@ -7692,7 +7920,6 @@
             <w:proofErr w:type="spellStart"/>
             <w:r>
               <w:rPr>
-                <w:rFonts w:ascii="Arial" w:hAnsi="Arial" w:cs="Arial" w:eastAsia="Arial"/>
                 <w:b/>
                 <w:bCs/>
                 <w:color w:val="123A5F"/>
@@ -7705,7 +7932,6 @@
             <w:proofErr w:type="spellEnd"/>
             <w:r>
               <w:rPr>
-                <w:rFonts w:ascii="Arial" w:hAnsi="Arial" w:cs="Arial" w:eastAsia="Arial"/>
                 <w:b/>
                 <w:bCs/>
                 <w:color w:val="123A5F"/>
@@ -7713,16 +7939,6 @@
                 <w:szCs w:val="24"/>
               </w:rPr>
               <w:tab/>
-            </w:r>
-            <w:r>
-              <w:rPr>
-                <w:rFonts w:ascii="Arial" w:hAnsi="Arial" w:cs="Arial" w:eastAsia="Arial"/>
-                <w:b/>
-                <w:bCs/>
-                <w:color w:val="123A5F"/>
-                <w:sz w:val="24"/>
-                <w:szCs w:val="24"/>
-              </w:rPr>
               <w:t xml:space="preserve">                                                      </w:t>
             </w:r>
           </w:p>
@@ -7779,7 +7995,7 @@
           </w:tcPr>
           <w:p>
             <w:pPr>
-              <w:pStyle w:val="ListParagraph"/>
+              <w:pStyle w:val="Lijstalinea"/>
               <w:numPr>
                 <w:ilvl w:val="1"/>
                 <w:numId w:val="3"/>
@@ -7795,7 +8011,6 @@
             </w:pPr>
             <w:r>
               <w:rPr>
-                <w:rFonts w:ascii="Arial" w:hAnsi="Arial" w:cs="Arial" w:eastAsia="Arial"/>
                 <w:color w:val="24303B"/>
                 <w:sz w:val="24"/>
                 <w:szCs w:val="24"/>
@@ -7861,7 +8076,7 @@
           </w:tcPr>
           <w:p>
             <w:pPr>
-              <w:pStyle w:val="ListParagraph"/>
+              <w:pStyle w:val="Lijstalinea"/>
               <w:numPr>
                 <w:ilvl w:val="1"/>
                 <w:numId w:val="3"/>
@@ -7877,7 +8092,6 @@
             </w:pPr>
             <w:r>
               <w:rPr>
-                <w:rFonts w:ascii="Arial" w:hAnsi="Arial" w:cs="Arial" w:eastAsia="Arial"/>
                 <w:color w:val="24303B"/>
                 <w:sz w:val="24"/>
                 <w:szCs w:val="24"/>
@@ -7943,7 +8157,7 @@
           </w:tcPr>
           <w:p>
             <w:pPr>
-              <w:pStyle w:val="ListParagraph"/>
+              <w:pStyle w:val="Lijstalinea"/>
               <w:numPr>
                 <w:ilvl w:val="1"/>
                 <w:numId w:val="3"/>
@@ -7962,7 +8176,6 @@
             </w:pPr>
             <w:r>
               <w:rPr>
-                <w:rFonts w:ascii="Arial" w:hAnsi="Arial" w:cs="Arial" w:eastAsia="Arial"/>
                 <w:color w:val="24303B"/>
                 <w:sz w:val="24"/>
                 <w:szCs w:val="24"/>
@@ -8089,7 +8302,6 @@
       </w:pPr>
       <w:r>
         <w:rPr>
-          <w:rFonts w:ascii="Arial" w:hAnsi="Arial" w:cs="Arial" w:eastAsia="Arial"/>
           <w:b/>
           <w:bCs/>
           <w:color w:val="123A5F"/>
@@ -8101,7 +8313,6 @@
       </w:r>
       <w:r>
         <w:rPr>
-          <w:rFonts w:ascii="Arial" w:hAnsi="Arial" w:cs="Arial" w:eastAsia="Arial"/>
           <w:b/>
           <w:bCs/>
           <w:color w:val="123A5F"/>
@@ -8113,15 +8324,15 @@
     </w:p>
     <w:tbl>
       <w:tblPr>
-        <w:tblStyle w:val="TableGrid"/>
+        <w:tblStyle w:val="Tabelraster"/>
         <w:tblW w:w="8901" w:type="dxa"/>
         <w:tblBorders>
-          <w:top w:val="none" w:color="auto" w:sz="0" w:space="0"/>
-          <w:left w:val="none" w:color="auto" w:sz="0" w:space="0"/>
-          <w:bottom w:val="none" w:color="auto" w:sz="0" w:space="0"/>
-          <w:right w:val="none" w:color="auto" w:sz="0" w:space="0"/>
-          <w:insideH w:val="none" w:color="auto" w:sz="0" w:space="0"/>
-          <w:insideV w:val="none" w:color="auto" w:sz="0" w:space="0"/>
+          <w:top w:val="none" w:sz="0" w:space="0" w:color="auto"/>
+          <w:left w:val="none" w:sz="0" w:space="0" w:color="auto"/>
+          <w:bottom w:val="none" w:sz="0" w:space="0" w:color="auto"/>
+          <w:right w:val="none" w:sz="0" w:space="0" w:color="auto"/>
+          <w:insideH w:val="none" w:sz="0" w:space="0" w:color="auto"/>
+          <w:insideV w:val="none" w:sz="0" w:space="0" w:color="auto"/>
         </w:tblBorders>
         <w:tblLook w:val="04A0" w:firstRow="1" w:lastRow="0" w:firstColumn="1" w:lastColumn="0" w:noHBand="0" w:noVBand="1"/>
       </w:tblPr>
@@ -8152,7 +8363,6 @@
             </w:pPr>
             <w:r>
               <w:rPr>
-                <w:rFonts w:ascii="Arial" w:hAnsi="Arial" w:cs="Arial" w:eastAsia="Arial"/>
                 <w:b/>
                 <w:bCs/>
                 <w:color w:val="123A5F"/>
@@ -8184,7 +8394,6 @@
             </w:pPr>
             <w:r>
               <w:rPr>
-                <w:rFonts w:ascii="Arial" w:hAnsi="Arial" w:cs="Arial" w:eastAsia="Arial"/>
                 <w:b/>
                 <w:bCs/>
                 <w:color w:val="123A5F"/>
@@ -8236,7 +8445,6 @@
             </w:pPr>
             <w:r>
               <w:rPr>
-                <w:rFonts w:ascii="Arial" w:hAnsi="Arial" w:cs="Arial" w:eastAsia="Arial"/>
                 <w:color w:val="24303B"/>
                 <w:sz w:val="24"/>
                 <w:szCs w:val="24"/>
@@ -8276,7 +8484,6 @@
             </w:pPr>
             <w:r>
               <w:rPr>
-                <w:rFonts w:ascii="Arial" w:hAnsi="Arial" w:cs="Arial" w:eastAsia="Arial"/>
                 <w:color w:val="24303B"/>
                 <w:sz w:val="24"/>
                 <w:szCs w:val="24"/>
@@ -8333,7 +8540,6 @@
             </w:pPr>
             <w:r>
               <w:rPr>
-                <w:rFonts w:ascii="Arial" w:hAnsi="Arial" w:cs="Arial" w:eastAsia="Arial"/>
                 <w:color w:val="24303B"/>
                 <w:sz w:val="24"/>
                 <w:szCs w:val="24"/>
@@ -8373,7 +8579,6 @@
             </w:pPr>
             <w:r>
               <w:rPr>
-                <w:rFonts w:ascii="Arial" w:hAnsi="Arial" w:cs="Arial" w:eastAsia="Arial"/>
                 <w:color w:val="24303B"/>
                 <w:sz w:val="24"/>
                 <w:szCs w:val="24"/>
@@ -8430,7 +8635,6 @@
             </w:pPr>
             <w:r>
               <w:rPr>
-                <w:rFonts w:ascii="Arial" w:hAnsi="Arial" w:cs="Arial" w:eastAsia="Arial"/>
                 <w:color w:val="24303B"/>
                 <w:sz w:val="24"/>
                 <w:szCs w:val="24"/>
@@ -8440,7 +8644,6 @@
             <w:proofErr w:type="spellStart"/>
             <w:r>
               <w:rPr>
-                <w:rFonts w:ascii="Arial" w:hAnsi="Arial" w:cs="Arial" w:eastAsia="Arial"/>
                 <w:color w:val="24303B"/>
                 <w:sz w:val="24"/>
                 <w:szCs w:val="24"/>
@@ -8481,7 +8684,6 @@
             </w:pPr>
             <w:r>
               <w:rPr>
-                <w:rFonts w:ascii="Arial" w:hAnsi="Arial" w:cs="Arial" w:eastAsia="Arial"/>
                 <w:color w:val="24303B"/>
                 <w:sz w:val="24"/>
                 <w:szCs w:val="24"/>
@@ -8491,7 +8693,6 @@
             <w:proofErr w:type="spellStart"/>
             <w:r>
               <w:rPr>
-                <w:rFonts w:ascii="Arial" w:hAnsi="Arial" w:cs="Arial" w:eastAsia="Arial"/>
                 <w:color w:val="24303B"/>
                 <w:sz w:val="24"/>
                 <w:szCs w:val="24"/>
@@ -8501,7 +8702,6 @@
             <w:proofErr w:type="spellEnd"/>
             <w:r>
               <w:rPr>
-                <w:rFonts w:ascii="Arial" w:hAnsi="Arial" w:cs="Arial" w:eastAsia="Arial"/>
                 <w:color w:val="24303B"/>
                 <w:sz w:val="24"/>
                 <w:szCs w:val="24"/>
@@ -8511,7 +8711,6 @@
             <w:proofErr w:type="spellStart"/>
             <w:r>
               <w:rPr>
-                <w:rFonts w:ascii="Arial" w:hAnsi="Arial" w:cs="Arial" w:eastAsia="Arial"/>
                 <w:color w:val="24303B"/>
                 <w:sz w:val="24"/>
                 <w:szCs w:val="24"/>
@@ -8521,7 +8720,6 @@
             <w:proofErr w:type="spellEnd"/>
             <w:r>
               <w:rPr>
-                <w:rFonts w:ascii="Arial" w:hAnsi="Arial" w:cs="Arial" w:eastAsia="Arial"/>
                 <w:color w:val="24303B"/>
                 <w:sz w:val="24"/>
                 <w:szCs w:val="24"/>
@@ -8578,7 +8776,6 @@
             </w:pPr>
             <w:r>
               <w:rPr>
-                <w:rFonts w:ascii="Arial" w:hAnsi="Arial" w:cs="Arial" w:eastAsia="Arial"/>
                 <w:color w:val="24303B"/>
                 <w:sz w:val="24"/>
                 <w:szCs w:val="24"/>
@@ -8618,7 +8815,6 @@
             </w:pPr>
             <w:r>
               <w:rPr>
-                <w:rFonts w:ascii="Arial" w:hAnsi="Arial" w:cs="Arial" w:eastAsia="Arial"/>
                 <w:color w:val="24303B"/>
                 <w:sz w:val="24"/>
                 <w:szCs w:val="24"/>
@@ -8675,7 +8871,6 @@
             </w:pPr>
             <w:r>
               <w:rPr>
-                <w:rFonts w:ascii="Arial" w:hAnsi="Arial" w:cs="Arial" w:eastAsia="Arial"/>
                 <w:color w:val="24303B"/>
                 <w:sz w:val="24"/>
                 <w:szCs w:val="24"/>
@@ -8713,34 +8908,23 @@
                 <w:szCs w:val="24"/>
               </w:rPr>
             </w:pPr>
-            <w:r>
-              <w:rPr>
-                <w:rFonts w:ascii="Arial" w:hAnsi="Arial" w:cs="Arial" w:eastAsia="Arial"/>
-                <w:color w:val="24303B"/>
-                <w:sz w:val="24"/>
-                <w:szCs w:val="24"/>
-              </w:rPr>
-              <w:t xml:space="preserve">Veters / </w:t>
-            </w:r>
-            <w:proofErr w:type="spellStart"/>
-            <w:r>
-              <w:rPr>
-                <w:rFonts w:ascii="Arial" w:hAnsi="Arial" w:cs="Arial" w:eastAsia="Arial"/>
-                <w:color w:val="24303B"/>
-                <w:sz w:val="24"/>
-                <w:szCs w:val="24"/>
-              </w:rPr>
-              <w:t>velcro</w:t>
-            </w:r>
-            <w:proofErr w:type="spellEnd"/>
-            <w:r>
-              <w:rPr>
-                <w:rFonts w:ascii="Arial" w:hAnsi="Arial" w:cs="Arial" w:eastAsia="Arial"/>
-                <w:color w:val="24303B"/>
-                <w:sz w:val="24"/>
-                <w:szCs w:val="24"/>
-              </w:rPr>
-              <w:t xml:space="preserve"> (bij beperkte handfunctie)</w:t>
+            <w:proofErr w:type="gramStart"/>
+            <w:r>
+              <w:rPr>
+                <w:color w:val="24303B"/>
+                <w:sz w:val="24"/>
+                <w:szCs w:val="24"/>
+              </w:rPr>
+              <w:t>Veters /</w:t>
+            </w:r>
+            <w:proofErr w:type="gramEnd"/>
+            <w:r>
+              <w:rPr>
+                <w:color w:val="24303B"/>
+                <w:sz w:val="24"/>
+                <w:szCs w:val="24"/>
+              </w:rPr>
+              <w:t xml:space="preserve"> velcro (bij beperkte handfunctie)</w:t>
             </w:r>
           </w:p>
         </w:tc>
@@ -8792,7 +8976,6 @@
             </w:pPr>
             <w:r>
               <w:rPr>
-                <w:rFonts w:ascii="Arial" w:hAnsi="Arial" w:cs="Arial" w:eastAsia="Arial"/>
                 <w:color w:val="24303B"/>
                 <w:sz w:val="24"/>
                 <w:szCs w:val="24"/>
@@ -8832,7 +9015,6 @@
             </w:pPr>
             <w:r>
               <w:rPr>
-                <w:rFonts w:ascii="Arial" w:hAnsi="Arial" w:cs="Arial" w:eastAsia="Arial"/>
                 <w:color w:val="24303B"/>
                 <w:sz w:val="24"/>
                 <w:szCs w:val="24"/>
@@ -8889,11 +9071,11 @@
             </w:pPr>
             <w:r>
               <w:rPr>
-                <w:rFonts w:ascii="Arial" w:hAnsi="Arial" w:cs="Arial" w:eastAsia="Arial"/>
-                <w:color w:val="24303B"/>
-                <w:sz w:val="24"/>
-                <w:szCs w:val="24"/>
-              </w:rPr>
+                <w:color w:val="24303B"/>
+                <w:sz w:val="24"/>
+                <w:szCs w:val="24"/>
+              </w:rPr>
+              <w:lastRenderedPageBreak/>
               <w:t>3.7. Gewicht &amp; duurzaamheid</w:t>
             </w:r>
           </w:p>
@@ -8929,7 +9111,6 @@
             </w:pPr>
             <w:r>
               <w:rPr>
-                <w:rFonts w:ascii="Arial" w:hAnsi="Arial" w:cs="Arial" w:eastAsia="Arial"/>
                 <w:color w:val="24303B"/>
                 <w:sz w:val="24"/>
                 <w:szCs w:val="24"/>
@@ -8986,7 +9167,6 @@
             </w:pPr>
             <w:r>
               <w:rPr>
-                <w:rFonts w:ascii="Arial" w:hAnsi="Arial" w:cs="Arial" w:eastAsia="Arial"/>
                 <w:color w:val="24303B"/>
                 <w:sz w:val="24"/>
                 <w:szCs w:val="24"/>
@@ -9026,7 +9206,6 @@
             </w:pPr>
             <w:r>
               <w:rPr>
-                <w:rFonts w:ascii="Arial" w:hAnsi="Arial" w:cs="Arial" w:eastAsia="Arial"/>
                 <w:color w:val="24303B"/>
                 <w:sz w:val="24"/>
                 <w:szCs w:val="24"/>
@@ -9083,7 +9262,6 @@
             </w:pPr>
             <w:r>
               <w:rPr>
-                <w:rFonts w:ascii="Arial" w:hAnsi="Arial" w:cs="Arial" w:eastAsia="Arial"/>
                 <w:color w:val="24303B"/>
                 <w:sz w:val="24"/>
                 <w:szCs w:val="24"/>
@@ -9123,7 +9301,6 @@
             </w:pPr>
             <w:r>
               <w:rPr>
-                <w:rFonts w:ascii="Arial" w:hAnsi="Arial" w:cs="Arial" w:eastAsia="Arial"/>
                 <w:color w:val="24303B"/>
                 <w:sz w:val="24"/>
                 <w:szCs w:val="24"/>
@@ -9180,7 +9357,6 @@
             </w:pPr>
             <w:r>
               <w:rPr>
-                <w:rFonts w:ascii="Arial" w:hAnsi="Arial" w:cs="Arial" w:eastAsia="Arial"/>
                 <w:color w:val="24303B"/>
                 <w:sz w:val="24"/>
                 <w:szCs w:val="24"/>
@@ -9207,7 +9383,6 @@
             </w:pPr>
             <w:r>
               <w:rPr>
-                <w:rFonts w:ascii="Arial" w:hAnsi="Arial" w:cs="Arial" w:eastAsia="Arial"/>
                 <w:color w:val="24303B"/>
                 <w:sz w:val="24"/>
                 <w:szCs w:val="24"/>
@@ -9252,18 +9427,6 @@
         <w:jc w:val="both"/>
         <w:rPr>
           <w:rFonts w:ascii="Calibri" w:hAnsi="Calibri" w:cs="Calibri"/>
-          <w:sz w:val="24"/>
-          <w:szCs w:val="24"/>
-          <w:lang w:val="en-US"/>
-        </w:rPr>
-      </w:pPr>
-    </w:p>
-    <w:p>
-      <w:pPr>
-        <w:spacing w:line="240" w:lineRule="auto"/>
-        <w:jc w:val="both"/>
-        <w:rPr>
-          <w:rFonts w:ascii="Calibri" w:hAnsi="Calibri" w:cs="Calibri"/>
           <w:b/>
           <w:bCs/>
           <w:sz w:val="24"/>
@@ -9272,14 +9435,35 @@
       </w:pPr>
       <w:r>
         <w:rPr>
-          <w:rFonts w:ascii="Arial" w:hAnsi="Arial" w:cs="Arial" w:eastAsia="Arial"/>
           <w:b/>
           <w:bCs/>
           <w:color w:val="123A5F"/>
           <w:sz w:val="24"/>
           <w:szCs w:val="24"/>
         </w:rPr>
-        <w:t>4. Schoen- / schachthoogte</w:t>
+        <w:t>4. Schoen</w:t>
+      </w:r>
+      <w:proofErr w:type="gramStart"/>
+      <w:r>
+        <w:rPr>
+          <w:b/>
+          <w:bCs/>
+          <w:color w:val="123A5F"/>
+          <w:sz w:val="24"/>
+          <w:szCs w:val="24"/>
+        </w:rPr>
+        <w:t>- /</w:t>
+      </w:r>
+      <w:proofErr w:type="gramEnd"/>
+      <w:r>
+        <w:rPr>
+          <w:b/>
+          <w:bCs/>
+          <w:color w:val="123A5F"/>
+          <w:sz w:val="24"/>
+          <w:szCs w:val="24"/>
+        </w:rPr>
+        <w:t xml:space="preserve"> schachthoogte</w:t>
       </w:r>
     </w:p>
     <w:p>
@@ -9295,17 +9479,33 @@
       </w:pPr>
       <w:r>
         <w:rPr>
-          <w:rFonts w:ascii="Arial" w:hAnsi="Arial" w:cs="Arial" w:eastAsia="Arial"/>
-          <w:color w:val="24303B"/>
-          <w:sz w:val="24"/>
-          <w:szCs w:val="24"/>
-        </w:rPr>
-        <w:t xml:space="preserve">4.1. Laag(onder </w:t>
+          <w:color w:val="24303B"/>
+          <w:sz w:val="24"/>
+          <w:szCs w:val="24"/>
+        </w:rPr>
+        <w:t xml:space="preserve">4.1. </w:t>
+      </w:r>
+      <w:proofErr w:type="gramStart"/>
+      <w:r>
+        <w:rPr>
+          <w:color w:val="24303B"/>
+          <w:sz w:val="24"/>
+          <w:szCs w:val="24"/>
+        </w:rPr>
+        <w:t>Laag(</w:t>
+      </w:r>
+      <w:proofErr w:type="gramEnd"/>
+      <w:r>
+        <w:rPr>
+          <w:color w:val="24303B"/>
+          <w:sz w:val="24"/>
+          <w:szCs w:val="24"/>
+        </w:rPr>
+        <w:t xml:space="preserve">onder </w:t>
       </w:r>
       <w:proofErr w:type="spellStart"/>
       <w:r>
         <w:rPr>
-          <w:rFonts w:ascii="Arial" w:hAnsi="Arial" w:cs="Arial" w:eastAsia="Arial"/>
           <w:color w:val="24303B"/>
           <w:sz w:val="24"/>
           <w:szCs w:val="24"/>
@@ -9315,7 +9515,6 @@
       <w:proofErr w:type="spellEnd"/>
       <w:r>
         <w:rPr>
-          <w:rFonts w:ascii="Arial" w:hAnsi="Arial" w:cs="Arial" w:eastAsia="Arial"/>
           <w:color w:val="24303B"/>
           <w:sz w:val="24"/>
           <w:szCs w:val="24"/>
@@ -9324,7 +9523,6 @@
       </w:r>
       <w:r>
         <w:rPr>
-          <w:rFonts w:ascii="Arial" w:hAnsi="Arial" w:cs="Arial" w:eastAsia="Arial"/>
           <w:color w:val="24303B"/>
           <w:sz w:val="24"/>
           <w:szCs w:val="24"/>
@@ -9333,7 +9531,6 @@
       </w:r>
       <w:r>
         <w:rPr>
-          <w:rFonts w:ascii="Arial" w:hAnsi="Arial" w:cs="Arial" w:eastAsia="Arial"/>
           <w:color w:val="24303B"/>
           <w:sz w:val="24"/>
           <w:szCs w:val="24"/>
@@ -9362,7 +9559,6 @@
       </w:pPr>
       <w:r>
         <w:rPr>
-          <w:rFonts w:ascii="Arial" w:hAnsi="Arial" w:cs="Arial" w:eastAsia="Arial"/>
           <w:color w:val="24303B"/>
           <w:sz w:val="24"/>
           <w:szCs w:val="24"/>
@@ -9372,7 +9568,6 @@
       <w:proofErr w:type="spellStart"/>
       <w:r>
         <w:rPr>
-          <w:rFonts w:ascii="Arial" w:hAnsi="Arial" w:cs="Arial" w:eastAsia="Arial"/>
           <w:color w:val="24303B"/>
           <w:sz w:val="24"/>
           <w:szCs w:val="24"/>
@@ -9382,7 +9577,6 @@
       <w:proofErr w:type="spellEnd"/>
       <w:r>
         <w:rPr>
-          <w:rFonts w:ascii="Arial" w:hAnsi="Arial" w:cs="Arial" w:eastAsia="Arial"/>
           <w:color w:val="24303B"/>
           <w:sz w:val="24"/>
           <w:szCs w:val="24"/>
@@ -9391,7 +9585,6 @@
       </w:r>
       <w:r>
         <w:rPr>
-          <w:rFonts w:ascii="Arial" w:hAnsi="Arial" w:cs="Arial" w:eastAsia="Arial"/>
           <w:color w:val="24303B"/>
           <w:sz w:val="24"/>
           <w:szCs w:val="24"/>
@@ -9420,7 +9613,6 @@
       </w:pPr>
       <w:r>
         <w:rPr>
-          <w:rFonts w:ascii="Arial" w:hAnsi="Arial" w:cs="Arial" w:eastAsia="Arial"/>
           <w:color w:val="24303B"/>
           <w:sz w:val="24"/>
           <w:szCs w:val="24"/>
@@ -9430,7 +9622,6 @@
       <w:proofErr w:type="spellStart"/>
       <w:r>
         <w:rPr>
-          <w:rFonts w:ascii="Arial" w:hAnsi="Arial" w:cs="Arial" w:eastAsia="Arial"/>
           <w:color w:val="24303B"/>
           <w:sz w:val="24"/>
           <w:szCs w:val="24"/>
@@ -9440,7 +9631,6 @@
       <w:proofErr w:type="spellEnd"/>
       <w:r>
         <w:rPr>
-          <w:rFonts w:ascii="Arial" w:hAnsi="Arial" w:cs="Arial" w:eastAsia="Arial"/>
           <w:color w:val="24303B"/>
           <w:sz w:val="24"/>
           <w:szCs w:val="24"/>
@@ -9449,7 +9639,6 @@
       </w:r>
       <w:r>
         <w:rPr>
-          <w:rFonts w:ascii="Arial" w:hAnsi="Arial" w:cs="Arial" w:eastAsia="Arial"/>
           <w:color w:val="24303B"/>
           <w:sz w:val="24"/>
           <w:szCs w:val="24"/>
@@ -9480,7 +9669,6 @@
       </w:pPr>
       <w:r>
         <w:rPr>
-          <w:rFonts w:ascii="Arial" w:hAnsi="Arial" w:cs="Arial" w:eastAsia="Arial"/>
           <w:color w:val="24303B"/>
           <w:sz w:val="24"/>
           <w:szCs w:val="24"/>
@@ -9489,7 +9677,6 @@
       </w:r>
       <w:r>
         <w:rPr>
-          <w:rFonts w:ascii="Arial" w:hAnsi="Arial" w:cs="Arial" w:eastAsia="Arial"/>
           <w:color w:val="24303B"/>
           <w:sz w:val="24"/>
           <w:szCs w:val="24"/>
@@ -9507,25 +9694,11 @@
           <w:bCs/>
           <w:sz w:val="24"/>
           <w:szCs w:val="24"/>
-        </w:rPr>
-      </w:pPr>
-    </w:p>
-    <w:p>
-      <w:pPr>
-        <w:spacing w:line="240" w:lineRule="auto"/>
-        <w:jc w:val="both"/>
-        <w:rPr>
-          <w:rFonts w:ascii="Calibri" w:hAnsi="Calibri" w:cs="Calibri"/>
-          <w:b/>
-          <w:bCs/>
-          <w:sz w:val="24"/>
-          <w:szCs w:val="24"/>
           <w:lang w:val="en-US"/>
         </w:rPr>
       </w:pPr>
       <w:r>
         <w:rPr>
-          <w:rFonts w:ascii="Arial" w:hAnsi="Arial" w:cs="Arial" w:eastAsia="Arial"/>
           <w:b/>
           <w:bCs/>
           <w:color w:val="123A5F"/>
@@ -9537,7 +9710,6 @@
       </w:r>
       <w:r>
         <w:rPr>
-          <w:rFonts w:ascii="Arial" w:hAnsi="Arial" w:cs="Arial" w:eastAsia="Arial"/>
           <w:b/>
           <w:bCs/>
           <w:color w:val="123A5F"/>
@@ -9549,15 +9721,15 @@
     </w:p>
     <w:tbl>
       <w:tblPr>
-        <w:tblStyle w:val="TableGrid"/>
+        <w:tblStyle w:val="Tabelraster"/>
         <w:tblW w:w="8618" w:type="dxa"/>
         <w:tblBorders>
-          <w:top w:val="none" w:color="auto" w:sz="0" w:space="0"/>
-          <w:left w:val="none" w:color="auto" w:sz="0" w:space="0"/>
-          <w:bottom w:val="none" w:color="auto" w:sz="0" w:space="0"/>
-          <w:right w:val="none" w:color="auto" w:sz="0" w:space="0"/>
-          <w:insideH w:val="none" w:color="auto" w:sz="0" w:space="0"/>
-          <w:insideV w:val="none" w:color="auto" w:sz="0" w:space="0"/>
+          <w:top w:val="none" w:sz="0" w:space="0" w:color="auto"/>
+          <w:left w:val="none" w:sz="0" w:space="0" w:color="auto"/>
+          <w:bottom w:val="none" w:sz="0" w:space="0" w:color="auto"/>
+          <w:right w:val="none" w:sz="0" w:space="0" w:color="auto"/>
+          <w:insideH w:val="none" w:sz="0" w:space="0" w:color="auto"/>
+          <w:insideV w:val="none" w:sz="0" w:space="0" w:color="auto"/>
         </w:tblBorders>
         <w:tblLook w:val="04A0" w:firstRow="1" w:lastRow="0" w:firstColumn="1" w:lastColumn="0" w:noHBand="0" w:noVBand="1"/>
       </w:tblPr>
@@ -9586,7 +9758,6 @@
             </w:pPr>
             <w:r>
               <w:rPr>
-                <w:rFonts w:ascii="Arial" w:hAnsi="Arial" w:cs="Arial" w:eastAsia="Arial"/>
                 <w:b/>
                 <w:bCs/>
                 <w:color w:val="123A5F"/>
@@ -9618,7 +9789,6 @@
             <w:proofErr w:type="spellStart"/>
             <w:r>
               <w:rPr>
-                <w:rFonts w:ascii="Arial" w:hAnsi="Arial" w:cs="Arial" w:eastAsia="Arial"/>
                 <w:b/>
                 <w:bCs/>
                 <w:color w:val="123A5F"/>
@@ -9667,7 +9837,6 @@
             </w:pPr>
             <w:r>
               <w:rPr>
-                <w:rFonts w:ascii="Arial" w:hAnsi="Arial" w:cs="Arial" w:eastAsia="Arial"/>
                 <w:color w:val="24303B"/>
                 <w:sz w:val="24"/>
                 <w:szCs w:val="24"/>
@@ -9677,7 +9846,6 @@
             </w:r>
             <w:r>
               <w:rPr>
-                <w:rFonts w:ascii="Arial" w:hAnsi="Arial" w:cs="Arial" w:eastAsia="Arial"/>
                 <w:color w:val="24303B"/>
                 <w:sz w:val="24"/>
                 <w:szCs w:val="24"/>
@@ -9687,7 +9855,6 @@
             <w:proofErr w:type="spellStart"/>
             <w:r>
               <w:rPr>
-                <w:rFonts w:ascii="Arial" w:hAnsi="Arial" w:cs="Arial" w:eastAsia="Arial"/>
                 <w:color w:val="24303B"/>
                 <w:sz w:val="24"/>
                 <w:szCs w:val="24"/>
@@ -9697,7 +9864,6 @@
             <w:proofErr w:type="spellEnd"/>
             <w:r>
               <w:rPr>
-                <w:rFonts w:ascii="Arial" w:hAnsi="Arial" w:cs="Arial" w:eastAsia="Arial"/>
                 <w:color w:val="24303B"/>
                 <w:sz w:val="24"/>
                 <w:szCs w:val="24"/>
@@ -9734,7 +9900,6 @@
             </w:pPr>
             <w:r>
               <w:rPr>
-                <w:rFonts w:ascii="Arial" w:hAnsi="Arial" w:cs="Arial" w:eastAsia="Arial"/>
                 <w:color w:val="24303B"/>
                 <w:sz w:val="24"/>
                 <w:szCs w:val="24"/>
@@ -9787,7 +9952,6 @@
             </w:pPr>
             <w:r>
               <w:rPr>
-                <w:rFonts w:ascii="Arial" w:hAnsi="Arial" w:cs="Arial" w:eastAsia="Arial"/>
                 <w:color w:val="24303B"/>
                 <w:sz w:val="24"/>
                 <w:szCs w:val="24"/>
@@ -9797,7 +9961,6 @@
             </w:r>
             <w:r>
               <w:rPr>
-                <w:rFonts w:ascii="Arial" w:hAnsi="Arial" w:cs="Arial" w:eastAsia="Arial"/>
                 <w:color w:val="24303B"/>
                 <w:sz w:val="24"/>
                 <w:szCs w:val="24"/>
@@ -9807,7 +9970,6 @@
             <w:proofErr w:type="spellStart"/>
             <w:r>
               <w:rPr>
-                <w:rFonts w:ascii="Arial" w:hAnsi="Arial" w:cs="Arial" w:eastAsia="Arial"/>
                 <w:color w:val="24303B"/>
                 <w:sz w:val="24"/>
                 <w:szCs w:val="24"/>
@@ -9817,7 +9979,6 @@
             <w:proofErr w:type="spellEnd"/>
             <w:r>
               <w:rPr>
-                <w:rFonts w:ascii="Arial" w:hAnsi="Arial" w:cs="Arial" w:eastAsia="Arial"/>
                 <w:color w:val="24303B"/>
                 <w:sz w:val="24"/>
                 <w:szCs w:val="24"/>
@@ -9854,7 +10015,6 @@
             </w:pPr>
             <w:r>
               <w:rPr>
-                <w:rFonts w:ascii="Arial" w:hAnsi="Arial" w:cs="Arial" w:eastAsia="Arial"/>
                 <w:color w:val="24303B"/>
                 <w:sz w:val="24"/>
                 <w:szCs w:val="24"/>
@@ -9907,7 +10067,6 @@
             </w:pPr>
             <w:r>
               <w:rPr>
-                <w:rFonts w:ascii="Arial" w:hAnsi="Arial" w:cs="Arial" w:eastAsia="Arial"/>
                 <w:color w:val="24303B"/>
                 <w:sz w:val="24"/>
                 <w:szCs w:val="24"/>
@@ -9917,7 +10076,6 @@
             </w:r>
             <w:r>
               <w:rPr>
-                <w:rFonts w:ascii="Arial" w:hAnsi="Arial" w:cs="Arial" w:eastAsia="Arial"/>
                 <w:color w:val="24303B"/>
                 <w:sz w:val="24"/>
                 <w:szCs w:val="24"/>
@@ -9955,7 +10113,6 @@
             <w:proofErr w:type="spellStart"/>
             <w:r>
               <w:rPr>
-                <w:rFonts w:ascii="Arial" w:hAnsi="Arial" w:cs="Arial" w:eastAsia="Arial"/>
                 <w:color w:val="24303B"/>
                 <w:sz w:val="24"/>
                 <w:szCs w:val="24"/>
@@ -10010,7 +10167,6 @@
             </w:pPr>
             <w:r>
               <w:rPr>
-                <w:rFonts w:ascii="Arial" w:hAnsi="Arial" w:cs="Arial" w:eastAsia="Arial"/>
                 <w:color w:val="24303B"/>
                 <w:sz w:val="24"/>
                 <w:szCs w:val="24"/>
@@ -10020,7 +10176,6 @@
             </w:r>
             <w:r>
               <w:rPr>
-                <w:rFonts w:ascii="Arial" w:hAnsi="Arial" w:cs="Arial" w:eastAsia="Arial"/>
                 <w:color w:val="24303B"/>
                 <w:sz w:val="24"/>
                 <w:szCs w:val="24"/>
@@ -10057,7 +10212,6 @@
             </w:pPr>
             <w:r>
               <w:rPr>
-                <w:rFonts w:ascii="Arial" w:hAnsi="Arial" w:cs="Arial" w:eastAsia="Arial"/>
                 <w:color w:val="24303B"/>
                 <w:sz w:val="24"/>
                 <w:szCs w:val="24"/>
@@ -10103,14 +10257,13 @@
               <w:spacing w:line="360" w:lineRule="auto"/>
               <w:jc w:val="both"/>
               <w:rPr>
-                <w:rFonts w:ascii="Calibri" w:hAnsi="Calibri" w:cs="Calibri"/>
-                <w:sz w:val="24"/>
-                <w:szCs w:val="24"/>
-              </w:rPr>
-            </w:pPr>
-            <w:r>
-              <w:rPr>
-                <w:rFonts w:ascii="Arial" w:hAnsi="Arial" w:cs="Arial" w:eastAsia="Arial"/>
+                <w:color w:val="24303B"/>
+                <w:sz w:val="24"/>
+                <w:szCs w:val="24"/>
+              </w:rPr>
+            </w:pPr>
+            <w:r>
+              <w:rPr>
                 <w:color w:val="24303B"/>
                 <w:sz w:val="24"/>
                 <w:szCs w:val="24"/>
@@ -10120,7 +10273,6 @@
             </w:r>
             <w:r>
               <w:rPr>
-                <w:rFonts w:ascii="Arial" w:hAnsi="Arial" w:cs="Arial" w:eastAsia="Arial"/>
                 <w:color w:val="24303B"/>
                 <w:sz w:val="24"/>
                 <w:szCs w:val="24"/>
@@ -10157,7 +10309,6 @@
             </w:pPr>
             <w:r>
               <w:rPr>
-                <w:rFonts w:ascii="Arial" w:hAnsi="Arial" w:cs="Arial" w:eastAsia="Arial"/>
                 <w:color w:val="24303B"/>
                 <w:sz w:val="24"/>
                 <w:szCs w:val="24"/>
@@ -10210,7 +10361,6 @@
             </w:pPr>
             <w:r>
               <w:rPr>
-                <w:rFonts w:ascii="Arial" w:hAnsi="Arial" w:cs="Arial" w:eastAsia="Arial"/>
                 <w:color w:val="24303B"/>
                 <w:sz w:val="24"/>
                 <w:szCs w:val="24"/>
@@ -10220,7 +10370,6 @@
             </w:r>
             <w:r>
               <w:rPr>
-                <w:rFonts w:ascii="Arial" w:hAnsi="Arial" w:cs="Arial" w:eastAsia="Arial"/>
                 <w:color w:val="24303B"/>
                 <w:sz w:val="24"/>
                 <w:szCs w:val="24"/>
@@ -10258,7 +10407,6 @@
             <w:proofErr w:type="spellStart"/>
             <w:r>
               <w:rPr>
-                <w:rFonts w:ascii="Arial" w:hAnsi="Arial" w:cs="Arial" w:eastAsia="Arial"/>
                 <w:color w:val="24303B"/>
                 <w:sz w:val="24"/>
                 <w:szCs w:val="24"/>
@@ -10302,30 +10450,6 @@
         <w:jc w:val="both"/>
         <w:rPr>
           <w:rFonts w:ascii="Calibri" w:hAnsi="Calibri" w:cs="Calibri"/>
-          <w:sz w:val="24"/>
-          <w:szCs w:val="24"/>
-          <w:lang w:val="en-US"/>
-        </w:rPr>
-      </w:pPr>
-    </w:p>
-    <w:p>
-      <w:pPr>
-        <w:spacing w:line="240" w:lineRule="auto"/>
-        <w:jc w:val="both"/>
-        <w:rPr>
-          <w:rFonts w:ascii="Calibri" w:hAnsi="Calibri" w:cs="Calibri"/>
-          <w:sz w:val="24"/>
-          <w:szCs w:val="24"/>
-          <w:lang w:val="en-US"/>
-        </w:rPr>
-      </w:pPr>
-    </w:p>
-    <w:p>
-      <w:pPr>
-        <w:spacing w:line="240" w:lineRule="auto"/>
-        <w:jc w:val="both"/>
-        <w:rPr>
-          <w:rFonts w:ascii="Calibri" w:hAnsi="Calibri" w:cs="Calibri"/>
           <w:b/>
           <w:bCs/>
           <w:sz w:val="24"/>
@@ -10335,7 +10459,6 @@
       </w:pPr>
       <w:r>
         <w:rPr>
-          <w:rFonts w:ascii="Arial" w:hAnsi="Arial" w:cs="Arial" w:eastAsia="Arial"/>
           <w:b/>
           <w:bCs/>
           <w:color w:val="123A5F"/>
@@ -10343,11 +10466,11 @@
           <w:szCs w:val="24"/>
           <w:lang w:val="en-US"/>
         </w:rPr>
+        <w:lastRenderedPageBreak/>
         <w:t>6</w:t>
       </w:r>
       <w:r>
         <w:rPr>
-          <w:rFonts w:ascii="Arial" w:hAnsi="Arial" w:cs="Arial" w:eastAsia="Arial"/>
           <w:b/>
           <w:bCs/>
           <w:color w:val="123A5F"/>
@@ -10359,7 +10482,6 @@
       <w:proofErr w:type="spellStart"/>
       <w:r>
         <w:rPr>
-          <w:rFonts w:ascii="Arial" w:hAnsi="Arial" w:cs="Arial" w:eastAsia="Arial"/>
           <w:b/>
           <w:bCs/>
           <w:color w:val="123A5F"/>
@@ -10373,22 +10495,22 @@
     </w:p>
     <w:tbl>
       <w:tblPr>
-        <w:tblStyle w:val="TableGrid"/>
+        <w:tblStyle w:val="Tabelraster"/>
         <w:tblW w:w="9470" w:type="dxa"/>
         <w:tblBorders>
-          <w:top w:val="none" w:color="auto" w:sz="0" w:space="0"/>
-          <w:left w:val="none" w:color="auto" w:sz="0" w:space="0"/>
-          <w:bottom w:val="none" w:color="auto" w:sz="0" w:space="0"/>
-          <w:right w:val="none" w:color="auto" w:sz="0" w:space="0"/>
-          <w:insideH w:val="none" w:color="auto" w:sz="0" w:space="0"/>
-          <w:insideV w:val="none" w:color="auto" w:sz="0" w:space="0"/>
+          <w:top w:val="none" w:sz="0" w:space="0" w:color="auto"/>
+          <w:left w:val="none" w:sz="0" w:space="0" w:color="auto"/>
+          <w:bottom w:val="none" w:sz="0" w:space="0" w:color="auto"/>
+          <w:right w:val="none" w:sz="0" w:space="0" w:color="auto"/>
+          <w:insideH w:val="none" w:sz="0" w:space="0" w:color="auto"/>
+          <w:insideV w:val="none" w:sz="0" w:space="0" w:color="auto"/>
         </w:tblBorders>
         <w:tblLook w:val="04A0" w:firstRow="1" w:lastRow="0" w:firstColumn="1" w:lastColumn="0" w:noHBand="0" w:noVBand="1"/>
       </w:tblPr>
       <w:tblGrid>
-        <w:gridCol w:w="1363"/>
-        <w:gridCol w:w="2431"/>
-        <w:gridCol w:w="5676"/>
+        <w:gridCol w:w="1497"/>
+        <w:gridCol w:w="1657"/>
+        <w:gridCol w:w="6316"/>
       </w:tblGrid>
       <w:tr>
         <w:tc>
@@ -10410,7 +10532,6 @@
             </w:pPr>
             <w:r>
               <w:rPr>
-                <w:rFonts w:ascii="Arial" w:hAnsi="Arial" w:cs="Arial" w:eastAsia="Arial"/>
                 <w:b/>
                 <w:bCs/>
                 <w:color w:val="123A5F"/>
@@ -10441,7 +10562,6 @@
             </w:pPr>
             <w:r>
               <w:rPr>
-                <w:rFonts w:ascii="Arial" w:hAnsi="Arial" w:cs="Arial" w:eastAsia="Arial"/>
                 <w:b/>
                 <w:bCs/>
                 <w:color w:val="123A5F"/>
@@ -10491,7 +10611,6 @@
             </w:pPr>
             <w:r>
               <w:rPr>
-                <w:rFonts w:ascii="Arial" w:hAnsi="Arial" w:cs="Arial" w:eastAsia="Arial"/>
                 <w:color w:val="24303B"/>
                 <w:sz w:val="24"/>
                 <w:szCs w:val="24"/>
@@ -10529,7 +10648,6 @@
             </w:pPr>
             <w:r>
               <w:rPr>
-                <w:rFonts w:ascii="Arial" w:hAnsi="Arial" w:cs="Arial" w:eastAsia="Arial"/>
                 <w:color w:val="24303B"/>
                 <w:sz w:val="24"/>
                 <w:szCs w:val="24"/>
@@ -10555,7 +10673,6 @@
             </w:pPr>
             <w:r>
               <w:rPr>
-                <w:rFonts w:ascii="Arial" w:hAnsi="Arial" w:cs="Arial" w:eastAsia="Arial"/>
                 <w:color w:val="24303B"/>
                 <w:sz w:val="24"/>
                 <w:szCs w:val="24"/>
@@ -10584,7 +10701,6 @@
             </w:pPr>
             <w:r>
               <w:rPr>
-                <w:rFonts w:ascii="Arial" w:hAnsi="Arial" w:cs="Arial" w:eastAsia="Arial"/>
                 <w:color w:val="24303B"/>
                 <w:sz w:val="24"/>
                 <w:szCs w:val="24"/>
@@ -10622,7 +10738,6 @@
             </w:pPr>
             <w:r>
               <w:rPr>
-                <w:rFonts w:ascii="Arial" w:hAnsi="Arial" w:cs="Arial" w:eastAsia="Arial"/>
                 <w:color w:val="24303B"/>
                 <w:sz w:val="24"/>
                 <w:szCs w:val="24"/>
@@ -10648,7 +10763,6 @@
             </w:pPr>
             <w:r>
               <w:rPr>
-                <w:rFonts w:ascii="Arial" w:hAnsi="Arial" w:cs="Arial" w:eastAsia="Arial"/>
                 <w:color w:val="24303B"/>
                 <w:sz w:val="24"/>
                 <w:szCs w:val="24"/>
@@ -10677,7 +10791,6 @@
             </w:pPr>
             <w:r>
               <w:rPr>
-                <w:rFonts w:ascii="Arial" w:hAnsi="Arial" w:cs="Arial" w:eastAsia="Arial"/>
                 <w:color w:val="24303B"/>
                 <w:sz w:val="24"/>
                 <w:szCs w:val="24"/>
@@ -10715,7 +10828,6 @@
             </w:pPr>
             <w:r>
               <w:rPr>
-                <w:rFonts w:ascii="Arial" w:hAnsi="Arial" w:cs="Arial" w:eastAsia="Arial"/>
                 <w:color w:val="24303B"/>
                 <w:sz w:val="24"/>
                 <w:szCs w:val="24"/>
@@ -10725,7 +10837,6 @@
             <w:proofErr w:type="spellStart"/>
             <w:r>
               <w:rPr>
-                <w:rFonts w:ascii="Arial" w:hAnsi="Arial" w:cs="Arial" w:eastAsia="Arial"/>
                 <w:color w:val="24303B"/>
                 <w:sz w:val="24"/>
                 <w:szCs w:val="24"/>
@@ -10735,7 +10846,6 @@
             </w:r>
             <w:r>
               <w:rPr>
-                <w:rFonts w:ascii="Arial" w:hAnsi="Arial" w:cs="Arial" w:eastAsia="Arial"/>
                 <w:color w:val="24303B"/>
                 <w:sz w:val="24"/>
                 <w:szCs w:val="24"/>
@@ -10744,7 +10854,6 @@
             </w:r>
             <w:r>
               <w:rPr>
-                <w:rFonts w:ascii="Arial" w:hAnsi="Arial" w:cs="Arial" w:eastAsia="Arial"/>
                 <w:color w:val="24303B"/>
                 <w:sz w:val="24"/>
                 <w:szCs w:val="24"/>
@@ -10755,7 +10864,6 @@
             <w:proofErr w:type="spellEnd"/>
             <w:r>
               <w:rPr>
-                <w:rFonts w:ascii="Arial" w:hAnsi="Arial" w:cs="Arial" w:eastAsia="Arial"/>
                 <w:color w:val="24303B"/>
                 <w:sz w:val="24"/>
                 <w:szCs w:val="24"/>
@@ -10782,7 +10890,6 @@
             <w:proofErr w:type="spellStart"/>
             <w:r>
               <w:rPr>
-                <w:rFonts w:ascii="Arial" w:hAnsi="Arial" w:cs="Arial" w:eastAsia="Arial"/>
                 <w:color w:val="24303B"/>
                 <w:sz w:val="24"/>
                 <w:szCs w:val="24"/>
@@ -10793,7 +10900,6 @@
             <w:proofErr w:type="spellEnd"/>
             <w:r>
               <w:rPr>
-                <w:rFonts w:ascii="Arial" w:hAnsi="Arial" w:cs="Arial" w:eastAsia="Arial"/>
                 <w:color w:val="24303B"/>
                 <w:sz w:val="24"/>
                 <w:szCs w:val="24"/>
@@ -10804,7 +10910,6 @@
             <w:proofErr w:type="spellStart"/>
             <w:r>
               <w:rPr>
-                <w:rFonts w:ascii="Arial" w:hAnsi="Arial" w:cs="Arial" w:eastAsia="Arial"/>
                 <w:color w:val="24303B"/>
                 <w:sz w:val="24"/>
                 <w:szCs w:val="24"/>
@@ -10815,7 +10920,6 @@
             <w:proofErr w:type="spellEnd"/>
             <w:r>
               <w:rPr>
-                <w:rFonts w:ascii="Arial" w:hAnsi="Arial" w:cs="Arial" w:eastAsia="Arial"/>
                 <w:color w:val="24303B"/>
                 <w:sz w:val="24"/>
                 <w:szCs w:val="24"/>
@@ -10825,7 +10929,6 @@
             </w:r>
             <w:r>
               <w:rPr>
-                <w:rFonts w:ascii="Arial" w:hAnsi="Arial" w:cs="Arial" w:eastAsia="Arial"/>
                 <w:color w:val="24303B"/>
                 <w:sz w:val="24"/>
                 <w:szCs w:val="24"/>
@@ -10854,7 +10957,6 @@
             </w:pPr>
             <w:r>
               <w:rPr>
-                <w:rFonts w:ascii="Arial" w:hAnsi="Arial" w:cs="Arial" w:eastAsia="Arial"/>
                 <w:color w:val="24303B"/>
                 <w:sz w:val="24"/>
                 <w:szCs w:val="24"/>
@@ -10864,7 +10966,6 @@
             <w:proofErr w:type="spellStart"/>
             <w:r>
               <w:rPr>
-                <w:rFonts w:ascii="Arial" w:hAnsi="Arial" w:cs="Arial" w:eastAsia="Arial"/>
                 <w:color w:val="24303B"/>
                 <w:sz w:val="24"/>
                 <w:szCs w:val="24"/>
@@ -10904,7 +11005,6 @@
             </w:pPr>
             <w:r>
               <w:rPr>
-                <w:rFonts w:ascii="Arial" w:hAnsi="Arial" w:cs="Arial" w:eastAsia="Arial"/>
                 <w:color w:val="24303B"/>
                 <w:sz w:val="24"/>
                 <w:szCs w:val="24"/>
@@ -10931,7 +11031,6 @@
             <w:proofErr w:type="spellStart"/>
             <w:r>
               <w:rPr>
-                <w:rFonts w:ascii="Arial" w:hAnsi="Arial" w:cs="Arial" w:eastAsia="Arial"/>
                 <w:color w:val="24303B"/>
                 <w:sz w:val="24"/>
                 <w:szCs w:val="24"/>
@@ -10942,7 +11041,6 @@
             <w:proofErr w:type="spellEnd"/>
             <w:r>
               <w:rPr>
-                <w:rFonts w:ascii="Arial" w:hAnsi="Arial" w:cs="Arial" w:eastAsia="Arial"/>
                 <w:color w:val="24303B"/>
                 <w:sz w:val="24"/>
                 <w:szCs w:val="24"/>
@@ -10953,7 +11051,6 @@
             <w:proofErr w:type="spellStart"/>
             <w:r>
               <w:rPr>
-                <w:rFonts w:ascii="Arial" w:hAnsi="Arial" w:cs="Arial" w:eastAsia="Arial"/>
                 <w:color w:val="24303B"/>
                 <w:sz w:val="24"/>
                 <w:szCs w:val="24"/>
@@ -10964,7 +11061,6 @@
             <w:proofErr w:type="spellEnd"/>
             <w:r>
               <w:rPr>
-                <w:rFonts w:ascii="Arial" w:hAnsi="Arial" w:cs="Arial" w:eastAsia="Arial"/>
                 <w:color w:val="24303B"/>
                 <w:sz w:val="24"/>
                 <w:szCs w:val="24"/>
@@ -10975,7 +11071,6 @@
             <w:proofErr w:type="spellStart"/>
             <w:r>
               <w:rPr>
-                <w:rFonts w:ascii="Arial" w:hAnsi="Arial" w:cs="Arial" w:eastAsia="Arial"/>
                 <w:color w:val="24303B"/>
                 <w:sz w:val="24"/>
                 <w:szCs w:val="24"/>
@@ -10986,7 +11081,6 @@
             <w:proofErr w:type="spellEnd"/>
             <w:r>
               <w:rPr>
-                <w:rFonts w:ascii="Arial" w:hAnsi="Arial" w:cs="Arial" w:eastAsia="Arial"/>
                 <w:color w:val="24303B"/>
                 <w:sz w:val="24"/>
                 <w:szCs w:val="24"/>
@@ -11000,18 +11094,6 @@
     </w:tbl>
     <w:p>
       <w:pPr>
-        <w:spacing w:line="240" w:lineRule="auto"/>
-        <w:jc w:val="both"/>
-        <w:rPr>
-          <w:rFonts w:ascii="Calibri" w:hAnsi="Calibri" w:cs="Calibri"/>
-          <w:sz w:val="24"/>
-          <w:szCs w:val="24"/>
-          <w:lang w:val="en-US"/>
-        </w:rPr>
-      </w:pPr>
-    </w:p>
-    <w:p>
-      <w:pPr>
         <w:spacing w:line="360" w:lineRule="auto"/>
         <w:jc w:val="both"/>
         <w:rPr>
@@ -11025,7 +11107,6 @@
       </w:pPr>
       <w:r>
         <w:rPr>
-          <w:rFonts w:ascii="Arial" w:hAnsi="Arial" w:cs="Arial" w:eastAsia="Arial"/>
           <w:b/>
           <w:bCs/>
           <w:color w:val="123A5F"/>
@@ -11037,7 +11118,6 @@
       </w:r>
       <w:r>
         <w:rPr>
-          <w:rFonts w:ascii="Arial" w:hAnsi="Arial" w:cs="Arial" w:eastAsia="Arial"/>
           <w:b/>
           <w:bCs/>
           <w:color w:val="123A5F"/>
@@ -11049,7 +11129,6 @@
       <w:proofErr w:type="spellStart"/>
       <w:r>
         <w:rPr>
-          <w:rFonts w:ascii="Arial" w:hAnsi="Arial" w:cs="Arial" w:eastAsia="Arial"/>
           <w:b/>
           <w:bCs/>
           <w:color w:val="123A5F"/>
@@ -11063,15 +11142,15 @@
     </w:p>
     <w:tbl>
       <w:tblPr>
-        <w:tblStyle w:val="TableGrid"/>
+        <w:tblStyle w:val="Tabelraster"/>
         <w:tblW w:w="0" w:type="auto"/>
         <w:tblBorders>
-          <w:top w:val="none" w:color="auto" w:sz="0" w:space="0"/>
-          <w:left w:val="none" w:color="auto" w:sz="0" w:space="0"/>
-          <w:bottom w:val="none" w:color="auto" w:sz="0" w:space="0"/>
-          <w:right w:val="none" w:color="auto" w:sz="0" w:space="0"/>
-          <w:insideH w:val="none" w:color="auto" w:sz="0" w:space="0"/>
-          <w:insideV w:val="none" w:color="auto" w:sz="0" w:space="0"/>
+          <w:top w:val="none" w:sz="0" w:space="0" w:color="auto"/>
+          <w:left w:val="none" w:sz="0" w:space="0" w:color="auto"/>
+          <w:bottom w:val="none" w:sz="0" w:space="0" w:color="auto"/>
+          <w:right w:val="none" w:sz="0" w:space="0" w:color="auto"/>
+          <w:insideH w:val="none" w:sz="0" w:space="0" w:color="auto"/>
+          <w:insideV w:val="none" w:sz="0" w:space="0" w:color="auto"/>
         </w:tblBorders>
         <w:tblLook w:val="04A0" w:firstRow="1" w:lastRow="0" w:firstColumn="1" w:lastColumn="0" w:noHBand="0" w:noVBand="1"/>
       </w:tblPr>
@@ -11099,7 +11178,6 @@
             </w:pPr>
             <w:r>
               <w:rPr>
-                <w:rFonts w:ascii="Arial" w:hAnsi="Arial" w:cs="Arial" w:eastAsia="Arial"/>
                 <w:b/>
                 <w:bCs/>
                 <w:color w:val="123A5F"/>
@@ -11129,7 +11207,6 @@
             </w:pPr>
             <w:r>
               <w:rPr>
-                <w:rFonts w:ascii="Arial" w:hAnsi="Arial" w:cs="Arial" w:eastAsia="Arial"/>
                 <w:b/>
                 <w:bCs/>
                 <w:color w:val="123A5F"/>
@@ -11176,7 +11253,6 @@
             <w:proofErr w:type="spellStart"/>
             <w:r>
               <w:rPr>
-                <w:rFonts w:ascii="Arial" w:hAnsi="Arial" w:cs="Arial" w:eastAsia="Arial"/>
                 <w:color w:val="24303B"/>
                 <w:sz w:val="24"/>
                 <w:szCs w:val="24"/>
@@ -11215,7 +11291,6 @@
             <w:proofErr w:type="spellStart"/>
             <w:r>
               <w:rPr>
-                <w:rFonts w:ascii="Arial" w:hAnsi="Arial" w:cs="Arial" w:eastAsia="Arial"/>
                 <w:color w:val="24303B"/>
                 <w:sz w:val="24"/>
                 <w:szCs w:val="24"/>
@@ -11268,7 +11343,6 @@
             </w:pPr>
             <w:r>
               <w:rPr>
-                <w:rFonts w:ascii="Arial" w:hAnsi="Arial" w:cs="Arial" w:eastAsia="Arial"/>
                 <w:color w:val="24303B"/>
                 <w:sz w:val="24"/>
                 <w:szCs w:val="24"/>
@@ -11303,21 +11377,28 @@
                 <w:lang w:val="en-US"/>
               </w:rPr>
             </w:pPr>
+            <w:r>
+              <w:rPr>
+                <w:color w:val="24303B"/>
+                <w:sz w:val="24"/>
+                <w:szCs w:val="24"/>
+                <w:lang w:val="en-US"/>
+              </w:rPr>
+              <w:t>Soepel/</w:t>
+            </w:r>
             <w:proofErr w:type="spellStart"/>
             <w:r>
               <w:rPr>
-                <w:rFonts w:ascii="Arial" w:hAnsi="Arial" w:cs="Arial" w:eastAsia="Arial"/>
-                <w:color w:val="24303B"/>
-                <w:sz w:val="24"/>
-                <w:szCs w:val="24"/>
-                <w:lang w:val="en-US"/>
-              </w:rPr>
-              <w:t>Soepel</w:t>
+                <w:color w:val="24303B"/>
+                <w:sz w:val="24"/>
+                <w:szCs w:val="24"/>
+                <w:lang w:val="en-US"/>
+              </w:rPr>
+              <w:t>Verstevigd</w:t>
             </w:r>
             <w:proofErr w:type="spellEnd"/>
             <w:r>
               <w:rPr>
-                <w:rFonts w:ascii="Arial" w:hAnsi="Arial" w:cs="Arial" w:eastAsia="Arial"/>
                 <w:color w:val="24303B"/>
                 <w:sz w:val="24"/>
                 <w:szCs w:val="24"/>
@@ -11328,29 +11409,6 @@
             <w:proofErr w:type="spellStart"/>
             <w:r>
               <w:rPr>
-                <w:rFonts w:ascii="Arial" w:hAnsi="Arial" w:cs="Arial" w:eastAsia="Arial"/>
-                <w:color w:val="24303B"/>
-                <w:sz w:val="24"/>
-                <w:szCs w:val="24"/>
-                <w:lang w:val="en-US"/>
-              </w:rPr>
-              <w:t>Verstevigd</w:t>
-            </w:r>
-            <w:proofErr w:type="spellEnd"/>
-            <w:r>
-              <w:rPr>
-                <w:rFonts w:ascii="Arial" w:hAnsi="Arial" w:cs="Arial" w:eastAsia="Arial"/>
-                <w:color w:val="24303B"/>
-                <w:sz w:val="24"/>
-                <w:szCs w:val="24"/>
-                <w:lang w:val="en-US"/>
-              </w:rPr>
-              <w:t>/</w:t>
-            </w:r>
-            <w:proofErr w:type="spellStart"/>
-            <w:r>
-              <w:rPr>
-                <w:rFonts w:ascii="Arial" w:hAnsi="Arial" w:cs="Arial" w:eastAsia="Arial"/>
                 <w:color w:val="24303B"/>
                 <w:sz w:val="24"/>
                 <w:szCs w:val="24"/>
@@ -11404,7 +11462,6 @@
             <w:proofErr w:type="spellStart"/>
             <w:r>
               <w:rPr>
-                <w:rFonts w:ascii="Arial" w:hAnsi="Arial" w:cs="Arial" w:eastAsia="Arial"/>
                 <w:color w:val="24303B"/>
                 <w:sz w:val="24"/>
                 <w:szCs w:val="24"/>
@@ -11443,7 +11500,6 @@
             <w:proofErr w:type="spellStart"/>
             <w:r>
               <w:rPr>
-                <w:rFonts w:ascii="Arial" w:hAnsi="Arial" w:cs="Arial" w:eastAsia="Arial"/>
                 <w:color w:val="24303B"/>
                 <w:sz w:val="24"/>
                 <w:szCs w:val="24"/>
@@ -11454,7 +11510,6 @@
             <w:proofErr w:type="spellEnd"/>
             <w:r>
               <w:rPr>
-                <w:rFonts w:ascii="Arial" w:hAnsi="Arial" w:cs="Arial" w:eastAsia="Arial"/>
                 <w:color w:val="24303B"/>
                 <w:sz w:val="24"/>
                 <w:szCs w:val="24"/>
@@ -11465,7 +11520,6 @@
             <w:proofErr w:type="spellStart"/>
             <w:r>
               <w:rPr>
-                <w:rFonts w:ascii="Arial" w:hAnsi="Arial" w:cs="Arial" w:eastAsia="Arial"/>
                 <w:color w:val="24303B"/>
                 <w:sz w:val="24"/>
                 <w:szCs w:val="24"/>
@@ -11476,7 +11530,6 @@
             <w:proofErr w:type="spellEnd"/>
             <w:r>
               <w:rPr>
-                <w:rFonts w:ascii="Arial" w:hAnsi="Arial" w:cs="Arial" w:eastAsia="Arial"/>
                 <w:color w:val="24303B"/>
                 <w:sz w:val="24"/>
                 <w:szCs w:val="24"/>
@@ -11487,7 +11540,6 @@
             <w:proofErr w:type="spellStart"/>
             <w:r>
               <w:rPr>
-                <w:rFonts w:ascii="Arial" w:hAnsi="Arial" w:cs="Arial" w:eastAsia="Arial"/>
                 <w:color w:val="24303B"/>
                 <w:sz w:val="24"/>
                 <w:szCs w:val="24"/>
@@ -11498,7 +11550,6 @@
             <w:proofErr w:type="spellEnd"/>
             <w:r>
               <w:rPr>
-                <w:rFonts w:ascii="Arial" w:hAnsi="Arial" w:cs="Arial" w:eastAsia="Arial"/>
                 <w:color w:val="24303B"/>
                 <w:sz w:val="24"/>
                 <w:szCs w:val="24"/>
@@ -11509,7 +11560,6 @@
             <w:proofErr w:type="spellStart"/>
             <w:r>
               <w:rPr>
-                <w:rFonts w:ascii="Arial" w:hAnsi="Arial" w:cs="Arial" w:eastAsia="Arial"/>
                 <w:color w:val="24303B"/>
                 <w:sz w:val="24"/>
                 <w:szCs w:val="24"/>
@@ -11562,7 +11612,6 @@
             </w:pPr>
             <w:r>
               <w:rPr>
-                <w:rFonts w:ascii="Arial" w:hAnsi="Arial" w:cs="Arial" w:eastAsia="Arial"/>
                 <w:color w:val="24303B"/>
                 <w:sz w:val="24"/>
                 <w:szCs w:val="24"/>
@@ -11600,7 +11649,6 @@
             <w:proofErr w:type="spellStart"/>
             <w:r>
               <w:rPr>
-                <w:rFonts w:ascii="Arial" w:hAnsi="Arial" w:cs="Arial" w:eastAsia="Arial"/>
                 <w:color w:val="24303B"/>
                 <w:sz w:val="24"/>
                 <w:szCs w:val="24"/>
@@ -11611,7 +11659,6 @@
             <w:proofErr w:type="spellEnd"/>
             <w:r>
               <w:rPr>
-                <w:rFonts w:ascii="Arial" w:hAnsi="Arial" w:cs="Arial" w:eastAsia="Arial"/>
                 <w:color w:val="24303B"/>
                 <w:sz w:val="24"/>
                 <w:szCs w:val="24"/>
@@ -11622,7 +11669,6 @@
             <w:proofErr w:type="spellStart"/>
             <w:r>
               <w:rPr>
-                <w:rFonts w:ascii="Arial" w:hAnsi="Arial" w:cs="Arial" w:eastAsia="Arial"/>
                 <w:color w:val="24303B"/>
                 <w:sz w:val="24"/>
                 <w:szCs w:val="24"/>
@@ -11661,18 +11707,6 @@
     </w:tbl>
     <w:p>
       <w:pPr>
-        <w:spacing w:line="240" w:lineRule="auto"/>
-        <w:jc w:val="both"/>
-        <w:rPr>
-          <w:rFonts w:ascii="Calibri" w:hAnsi="Calibri" w:cs="Calibri"/>
-          <w:sz w:val="24"/>
-          <w:szCs w:val="24"/>
-          <w:lang w:val="en-US"/>
-        </w:rPr>
-      </w:pPr>
-    </w:p>
-    <w:p>
-      <w:pPr>
         <w:spacing w:line="360" w:lineRule="auto"/>
         <w:jc w:val="both"/>
         <w:rPr>
@@ -11686,7 +11720,6 @@
       </w:pPr>
       <w:r>
         <w:rPr>
-          <w:rFonts w:ascii="Arial" w:hAnsi="Arial" w:cs="Arial" w:eastAsia="Arial"/>
           <w:b/>
           <w:bCs/>
           <w:color w:val="123A5F"/>
@@ -11698,7 +11731,6 @@
       </w:r>
       <w:r>
         <w:rPr>
-          <w:rFonts w:ascii="Arial" w:hAnsi="Arial" w:cs="Arial" w:eastAsia="Arial"/>
           <w:b/>
           <w:bCs/>
           <w:color w:val="123A5F"/>
@@ -11709,7 +11741,6 @@
       </w:r>
       <w:r>
         <w:rPr>
-          <w:rFonts w:ascii="Arial" w:hAnsi="Arial" w:cs="Arial" w:eastAsia="Arial"/>
           <w:b/>
           <w:bCs/>
           <w:color w:val="123A5F"/>
@@ -11736,7 +11767,6 @@
       </w:pPr>
       <w:r>
         <w:rPr>
-          <w:rFonts w:ascii="Arial" w:hAnsi="Arial" w:cs="Arial" w:eastAsia="Arial"/>
           <w:color w:val="24303B"/>
           <w:sz w:val="24"/>
           <w:szCs w:val="24"/>
@@ -11753,28 +11783,58 @@
       </w:r>
       <w:r>
         <w:rPr>
-          <w:rFonts w:ascii="Arial" w:hAnsi="Arial" w:cs="Arial" w:eastAsia="Arial"/>
           <w:color w:val="24303B"/>
           <w:sz w:val="24"/>
           <w:szCs w:val="24"/>
         </w:rPr>
         <w:t xml:space="preserve"> </w:t>
       </w:r>
+      <w:r>
+        <w:rPr>
+          <w:color w:val="24303B"/>
+          <w:sz w:val="24"/>
+          <w:szCs w:val="24"/>
+          <w:lang w:val="en-US"/>
+        </w:rPr>
+        <w:t xml:space="preserve">Soepel  </w:t>
+      </w:r>
+      <w:r>
+        <w:rPr>
+          <w:color w:val="24303B"/>
+          <w:sz w:val="24"/>
+          <w:szCs w:val="24"/>
+        </w:rPr>
+        <w:t xml:space="preserve"> </w:t>
+      </w:r>
+      <w:r>
+        <w:rPr>
+          <w:rFonts w:ascii="Segoe UI Symbol" w:hAnsi="Segoe UI Symbol" w:cs="Segoe UI Symbol"/>
+          <w:sz w:val="24"/>
+          <w:szCs w:val="24"/>
+        </w:rPr>
+        <w:t>☐</w:t>
+      </w:r>
+      <w:r>
+        <w:rPr>
+          <w:color w:val="24303B"/>
+          <w:sz w:val="24"/>
+          <w:szCs w:val="24"/>
+        </w:rPr>
+        <w:t xml:space="preserve"> </w:t>
+      </w:r>
       <w:proofErr w:type="spellStart"/>
       <w:r>
         <w:rPr>
-          <w:rFonts w:ascii="Arial" w:hAnsi="Arial" w:cs="Arial" w:eastAsia="Arial"/>
           <w:color w:val="24303B"/>
           <w:sz w:val="24"/>
           <w:szCs w:val="24"/>
           <w:lang w:val="en-US"/>
         </w:rPr>
-        <w:t>Soepel</w:t>
+        <w:t>Verstevigd</w:t>
       </w:r>
       <w:proofErr w:type="spellEnd"/>
       <w:r>
         <w:rPr>
-          <w:rFonts w:ascii="Arial" w:hAnsi="Arial" w:cs="Arial" w:eastAsia="Arial"/>
           <w:color w:val="24303B"/>
           <w:sz w:val="24"/>
           <w:szCs w:val="24"/>
@@ -11784,7 +11844,6 @@
       </w:r>
       <w:r>
         <w:rPr>
-          <w:rFonts w:ascii="Arial" w:hAnsi="Arial" w:cs="Arial" w:eastAsia="Arial"/>
           <w:color w:val="24303B"/>
           <w:sz w:val="24"/>
           <w:szCs w:val="24"/>
@@ -11801,7 +11860,6 @@
       </w:r>
       <w:r>
         <w:rPr>
-          <w:rFonts w:ascii="Arial" w:hAnsi="Arial" w:cs="Arial" w:eastAsia="Arial"/>
           <w:color w:val="24303B"/>
           <w:sz w:val="24"/>
           <w:szCs w:val="24"/>
@@ -11811,55 +11869,6 @@
       <w:proofErr w:type="spellStart"/>
       <w:r>
         <w:rPr>
-          <w:rFonts w:ascii="Arial" w:hAnsi="Arial" w:cs="Arial" w:eastAsia="Arial"/>
-          <w:color w:val="24303B"/>
-          <w:sz w:val="24"/>
-          <w:szCs w:val="24"/>
-          <w:lang w:val="en-US"/>
-        </w:rPr>
-        <w:t>Verstevigd</w:t>
-      </w:r>
-      <w:proofErr w:type="spellEnd"/>
-      <w:r>
-        <w:rPr>
-          <w:rFonts w:ascii="Arial" w:hAnsi="Arial" w:cs="Arial" w:eastAsia="Arial"/>
-          <w:color w:val="24303B"/>
-          <w:sz w:val="24"/>
-          <w:szCs w:val="24"/>
-          <w:lang w:val="en-US"/>
-        </w:rPr>
-        <w:t xml:space="preserve">  </w:t>
-      </w:r>
-      <w:r>
-        <w:rPr>
-          <w:rFonts w:ascii="Arial" w:hAnsi="Arial" w:cs="Arial" w:eastAsia="Arial"/>
-          <w:color w:val="24303B"/>
-          <w:sz w:val="24"/>
-          <w:szCs w:val="24"/>
-        </w:rPr>
-        <w:t xml:space="preserve"> </w:t>
-      </w:r>
-      <w:r>
-        <w:rPr>
-          <w:rFonts w:ascii="Segoe UI Symbol" w:hAnsi="Segoe UI Symbol" w:cs="Segoe UI Symbol"/>
-          <w:sz w:val="24"/>
-          <w:szCs w:val="24"/>
-        </w:rPr>
-        <w:t>☐</w:t>
-      </w:r>
-      <w:r>
-        <w:rPr>
-          <w:rFonts w:ascii="Arial" w:hAnsi="Arial" w:cs="Arial" w:eastAsia="Arial"/>
-          <w:color w:val="24303B"/>
-          <w:sz w:val="24"/>
-          <w:szCs w:val="24"/>
-        </w:rPr>
-        <w:t xml:space="preserve"> </w:t>
-      </w:r>
-      <w:proofErr w:type="spellStart"/>
-      <w:r>
-        <w:rPr>
-          <w:rFonts w:ascii="Arial" w:hAnsi="Arial" w:cs="Arial" w:eastAsia="Arial"/>
           <w:color w:val="24303B"/>
           <w:sz w:val="24"/>
           <w:szCs w:val="24"/>
@@ -11885,7 +11894,6 @@
       </w:pPr>
       <w:r>
         <w:rPr>
-          <w:rFonts w:ascii="Arial" w:hAnsi="Arial" w:cs="Arial" w:eastAsia="Arial"/>
           <w:color w:val="24303B"/>
           <w:sz w:val="24"/>
           <w:szCs w:val="24"/>
@@ -11894,7 +11902,6 @@
       </w:r>
       <w:r>
         <w:rPr>
-          <w:rFonts w:ascii="Arial" w:hAnsi="Arial" w:cs="Arial" w:eastAsia="Arial"/>
           <w:color w:val="24303B"/>
           <w:sz w:val="24"/>
           <w:szCs w:val="24"/>
@@ -11905,7 +11912,6 @@
       <w:proofErr w:type="spellStart"/>
       <w:r>
         <w:rPr>
-          <w:rFonts w:ascii="Arial" w:hAnsi="Arial" w:cs="Arial" w:eastAsia="Arial"/>
           <w:color w:val="24303B"/>
           <w:sz w:val="24"/>
           <w:szCs w:val="24"/>
@@ -11916,7 +11922,6 @@
       <w:proofErr w:type="spellEnd"/>
       <w:r>
         <w:rPr>
-          <w:rFonts w:ascii="Arial" w:hAnsi="Arial" w:cs="Arial" w:eastAsia="Arial"/>
           <w:color w:val="24303B"/>
           <w:sz w:val="24"/>
           <w:szCs w:val="24"/>
@@ -11933,7 +11938,6 @@
       </w:r>
       <w:r>
         <w:rPr>
-          <w:rFonts w:ascii="Arial" w:hAnsi="Arial" w:cs="Arial" w:eastAsia="Arial"/>
           <w:color w:val="24303B"/>
           <w:sz w:val="24"/>
           <w:szCs w:val="24"/>
@@ -11942,7 +11946,6 @@
       </w:r>
       <w:r>
         <w:rPr>
-          <w:rFonts w:ascii="Arial" w:hAnsi="Arial" w:cs="Arial" w:eastAsia="Arial"/>
           <w:color w:val="24303B"/>
           <w:sz w:val="24"/>
           <w:szCs w:val="24"/>
@@ -11952,7 +11955,6 @@
       </w:r>
       <w:r>
         <w:rPr>
-          <w:rFonts w:ascii="Arial" w:hAnsi="Arial" w:cs="Arial" w:eastAsia="Arial"/>
           <w:color w:val="24303B"/>
           <w:sz w:val="24"/>
           <w:szCs w:val="24"/>
@@ -11969,7 +11971,6 @@
       </w:r>
       <w:r>
         <w:rPr>
-          <w:rFonts w:ascii="Arial" w:hAnsi="Arial" w:cs="Arial" w:eastAsia="Arial"/>
           <w:color w:val="24303B"/>
           <w:sz w:val="24"/>
           <w:szCs w:val="24"/>
@@ -11978,7 +11979,6 @@
       </w:r>
       <w:r>
         <w:rPr>
-          <w:rFonts w:ascii="Arial" w:hAnsi="Arial" w:cs="Arial" w:eastAsia="Arial"/>
           <w:color w:val="24303B"/>
           <w:sz w:val="24"/>
           <w:szCs w:val="24"/>
@@ -12004,7 +12004,6 @@
       <w:proofErr w:type="spellStart"/>
       <w:r>
         <w:rPr>
-          <w:rFonts w:ascii="Arial" w:hAnsi="Arial" w:cs="Arial" w:eastAsia="Arial"/>
           <w:color w:val="24303B"/>
           <w:sz w:val="24"/>
           <w:szCs w:val="24"/>
@@ -12015,7 +12014,6 @@
       <w:proofErr w:type="spellEnd"/>
       <w:r>
         <w:rPr>
-          <w:rFonts w:ascii="Arial" w:hAnsi="Arial" w:cs="Arial" w:eastAsia="Arial"/>
           <w:color w:val="24303B"/>
           <w:sz w:val="24"/>
           <w:szCs w:val="24"/>
@@ -12025,7 +12023,6 @@
       <w:proofErr w:type="spellStart"/>
       <w:r>
         <w:rPr>
-          <w:rFonts w:ascii="Arial" w:hAnsi="Arial" w:cs="Arial" w:eastAsia="Arial"/>
           <w:color w:val="24303B"/>
           <w:sz w:val="24"/>
           <w:szCs w:val="24"/>
@@ -12036,7 +12033,6 @@
       <w:proofErr w:type="spellEnd"/>
       <w:r>
         <w:rPr>
-          <w:rFonts w:ascii="Arial" w:hAnsi="Arial" w:cs="Arial" w:eastAsia="Arial"/>
           <w:color w:val="24303B"/>
           <w:sz w:val="24"/>
           <w:szCs w:val="24"/>
@@ -12046,7 +12042,6 @@
       <w:proofErr w:type="spellStart"/>
       <w:r>
         <w:rPr>
-          <w:rFonts w:ascii="Arial" w:hAnsi="Arial" w:cs="Arial" w:eastAsia="Arial"/>
           <w:color w:val="24303B"/>
           <w:sz w:val="24"/>
           <w:szCs w:val="24"/>
@@ -12056,7 +12051,6 @@
       <w:proofErr w:type="spellEnd"/>
       <w:r>
         <w:rPr>
-          <w:rFonts w:ascii="Arial" w:hAnsi="Arial" w:cs="Arial" w:eastAsia="Arial"/>
           <w:color w:val="24303B"/>
           <w:sz w:val="24"/>
           <w:szCs w:val="24"/>
@@ -12066,13 +12060,36 @@
       </w:r>
       <w:r>
         <w:rPr>
-          <w:rFonts w:ascii="Arial" w:hAnsi="Arial" w:cs="Arial" w:eastAsia="Arial"/>
           <w:color w:val="24303B"/>
           <w:sz w:val="24"/>
           <w:szCs w:val="24"/>
         </w:rPr>
         <w:t>): __________________________</w:t>
       </w:r>
+    </w:p>
+    <w:p>
+      <w:pPr>
+        <w:spacing w:line="240" w:lineRule="auto"/>
+        <w:jc w:val="both"/>
+        <w:rPr>
+          <w:rFonts w:ascii="Calibri" w:hAnsi="Calibri" w:cs="Calibri"/>
+          <w:sz w:val="24"/>
+          <w:szCs w:val="24"/>
+          <w:lang w:val="en-US"/>
+        </w:rPr>
+      </w:pPr>
+    </w:p>
+    <w:p>
+      <w:pPr>
+        <w:spacing w:line="240" w:lineRule="auto"/>
+        <w:jc w:val="both"/>
+        <w:rPr>
+          <w:rFonts w:ascii="Calibri" w:hAnsi="Calibri" w:cs="Calibri"/>
+          <w:sz w:val="24"/>
+          <w:szCs w:val="24"/>
+          <w:lang w:val="en-US"/>
+        </w:rPr>
+      </w:pPr>
     </w:p>
     <w:p>
       <w:pPr>
@@ -12125,7 +12142,6 @@
       </w:pPr>
       <w:r>
         <w:rPr>
-          <w:rFonts w:ascii="Arial" w:hAnsi="Arial" w:cs="Arial" w:eastAsia="Arial"/>
           <w:b/>
           <w:bCs/>
           <w:color w:val="123A5F"/>
@@ -12133,11 +12149,11 @@
           <w:szCs w:val="24"/>
           <w:lang w:val="en-US"/>
         </w:rPr>
+        <w:lastRenderedPageBreak/>
         <w:t>9</w:t>
       </w:r>
       <w:r>
         <w:rPr>
-          <w:rFonts w:ascii="Arial" w:hAnsi="Arial" w:cs="Arial" w:eastAsia="Arial"/>
           <w:b/>
           <w:bCs/>
           <w:color w:val="123A5F"/>
@@ -12148,7 +12164,6 @@
       </w:r>
       <w:r>
         <w:rPr>
-          <w:rFonts w:ascii="Arial" w:hAnsi="Arial" w:cs="Arial" w:eastAsia="Arial"/>
           <w:b/>
           <w:bCs/>
           <w:color w:val="123A5F"/>
@@ -12161,15 +12176,15 @@
     </w:p>
     <w:tbl>
       <w:tblPr>
-        <w:tblStyle w:val="TableGrid"/>
+        <w:tblStyle w:val="Tabelraster"/>
         <w:tblW w:w="7540" w:type="dxa"/>
         <w:tblBorders>
-          <w:top w:val="none" w:color="auto" w:sz="0" w:space="0"/>
-          <w:left w:val="none" w:color="auto" w:sz="0" w:space="0"/>
-          <w:bottom w:val="none" w:color="auto" w:sz="0" w:space="0"/>
-          <w:right w:val="none" w:color="auto" w:sz="0" w:space="0"/>
-          <w:insideH w:val="none" w:color="auto" w:sz="0" w:space="0"/>
-          <w:insideV w:val="none" w:color="auto" w:sz="0" w:space="0"/>
+          <w:top w:val="none" w:sz="0" w:space="0" w:color="auto"/>
+          <w:left w:val="none" w:sz="0" w:space="0" w:color="auto"/>
+          <w:bottom w:val="none" w:sz="0" w:space="0" w:color="auto"/>
+          <w:right w:val="none" w:sz="0" w:space="0" w:color="auto"/>
+          <w:insideH w:val="none" w:sz="0" w:space="0" w:color="auto"/>
+          <w:insideV w:val="none" w:sz="0" w:space="0" w:color="auto"/>
         </w:tblBorders>
         <w:tblLook w:val="04A0" w:firstRow="1" w:lastRow="0" w:firstColumn="1" w:lastColumn="0" w:noHBand="0" w:noVBand="1"/>
       </w:tblPr>
@@ -12198,7 +12213,6 @@
             </w:pPr>
             <w:r>
               <w:rPr>
-                <w:rFonts w:ascii="Arial" w:hAnsi="Arial" w:cs="Arial" w:eastAsia="Arial"/>
                 <w:b/>
                 <w:bCs/>
                 <w:color w:val="123A5F"/>
@@ -12230,7 +12244,6 @@
             <w:proofErr w:type="spellStart"/>
             <w:r>
               <w:rPr>
-                <w:rFonts w:ascii="Arial" w:hAnsi="Arial" w:cs="Arial" w:eastAsia="Arial"/>
                 <w:b/>
                 <w:bCs/>
                 <w:color w:val="123A5F"/>
@@ -12263,7 +12276,6 @@
             <w:proofErr w:type="spellStart"/>
             <w:r>
               <w:rPr>
-                <w:rFonts w:ascii="Arial" w:hAnsi="Arial" w:cs="Arial" w:eastAsia="Arial"/>
                 <w:b/>
                 <w:bCs/>
                 <w:color w:val="123A5F"/>
@@ -12295,7 +12307,6 @@
             </w:pPr>
             <w:r>
               <w:rPr>
-                <w:rFonts w:ascii="Arial" w:hAnsi="Arial" w:cs="Arial" w:eastAsia="Arial"/>
                 <w:color w:val="24303B"/>
                 <w:sz w:val="24"/>
                 <w:szCs w:val="24"/>
@@ -12305,7 +12316,6 @@
             <w:proofErr w:type="spellStart"/>
             <w:r>
               <w:rPr>
-                <w:rFonts w:ascii="Arial" w:hAnsi="Arial" w:cs="Arial" w:eastAsia="Arial"/>
                 <w:color w:val="24303B"/>
                 <w:sz w:val="24"/>
                 <w:szCs w:val="24"/>
@@ -12345,7 +12355,6 @@
             </w:pPr>
             <w:r>
               <w:rPr>
-                <w:rFonts w:ascii="Arial" w:hAnsi="Arial" w:cs="Arial" w:eastAsia="Arial"/>
                 <w:color w:val="24303B"/>
                 <w:sz w:val="24"/>
                 <w:szCs w:val="24"/>
@@ -12355,7 +12364,6 @@
             </w:r>
             <w:r>
               <w:rPr>
-                <w:rFonts w:ascii="Arial" w:hAnsi="Arial" w:cs="Arial" w:eastAsia="Arial"/>
                 <w:color w:val="24303B"/>
                 <w:sz w:val="24"/>
                 <w:szCs w:val="24"/>
@@ -12365,7 +12373,6 @@
             <w:proofErr w:type="spellStart"/>
             <w:r>
               <w:rPr>
-                <w:rFonts w:ascii="Arial" w:hAnsi="Arial" w:cs="Arial" w:eastAsia="Arial"/>
                 <w:color w:val="24303B"/>
                 <w:sz w:val="24"/>
                 <w:szCs w:val="24"/>
@@ -12375,7 +12382,6 @@
             <w:proofErr w:type="spellEnd"/>
             <w:r>
               <w:rPr>
-                <w:rFonts w:ascii="Arial" w:hAnsi="Arial" w:cs="Arial" w:eastAsia="Arial"/>
                 <w:color w:val="24303B"/>
                 <w:sz w:val="24"/>
                 <w:szCs w:val="24"/>
@@ -12401,7 +12407,6 @@
             </w:pPr>
             <w:r>
               <w:rPr>
-                <w:rFonts w:ascii="Arial" w:hAnsi="Arial" w:cs="Arial" w:eastAsia="Arial"/>
                 <w:color w:val="24303B"/>
                 <w:sz w:val="24"/>
                 <w:szCs w:val="24"/>
@@ -12430,7 +12435,6 @@
             </w:pPr>
             <w:r>
               <w:rPr>
-                <w:rFonts w:ascii="Arial" w:hAnsi="Arial" w:cs="Arial" w:eastAsia="Arial"/>
                 <w:color w:val="24303B"/>
                 <w:sz w:val="24"/>
                 <w:szCs w:val="24"/>
@@ -12440,7 +12444,6 @@
             <w:proofErr w:type="spellStart"/>
             <w:r>
               <w:rPr>
-                <w:rFonts w:ascii="Arial" w:hAnsi="Arial" w:cs="Arial" w:eastAsia="Arial"/>
                 <w:color w:val="24303B"/>
                 <w:sz w:val="24"/>
                 <w:szCs w:val="24"/>
@@ -12480,7 +12483,6 @@
             </w:pPr>
             <w:r>
               <w:rPr>
-                <w:rFonts w:ascii="Arial" w:hAnsi="Arial" w:cs="Arial" w:eastAsia="Arial"/>
                 <w:color w:val="24303B"/>
                 <w:sz w:val="24"/>
                 <w:szCs w:val="24"/>
@@ -12506,7 +12508,6 @@
             </w:pPr>
             <w:r>
               <w:rPr>
-                <w:rFonts w:ascii="Arial" w:hAnsi="Arial" w:cs="Arial" w:eastAsia="Arial"/>
                 <w:color w:val="24303B"/>
                 <w:sz w:val="24"/>
                 <w:szCs w:val="24"/>
@@ -12535,7 +12536,6 @@
             </w:pPr>
             <w:r>
               <w:rPr>
-                <w:rFonts w:ascii="Arial" w:hAnsi="Arial" w:cs="Arial" w:eastAsia="Arial"/>
                 <w:color w:val="24303B"/>
                 <w:sz w:val="24"/>
                 <w:szCs w:val="24"/>
@@ -12545,7 +12545,6 @@
             <w:proofErr w:type="spellStart"/>
             <w:r>
               <w:rPr>
-                <w:rFonts w:ascii="Arial" w:hAnsi="Arial" w:cs="Arial" w:eastAsia="Arial"/>
                 <w:color w:val="24303B"/>
                 <w:sz w:val="24"/>
                 <w:szCs w:val="24"/>
@@ -12571,14 +12570,41 @@
                 <w:lang w:val="en-US"/>
               </w:rPr>
             </w:pPr>
-            <w:r>
-              <w:rPr>
-                <w:rFonts w:ascii="Arial" w:hAnsi="Arial" w:cs="Arial" w:eastAsia="Arial"/>
-                <w:color w:val="24303B"/>
-                <w:sz w:val="24"/>
-                <w:szCs w:val="24"/>
-              </w:rPr>
-              <w:t>Mediaal / Lateraal / Geen</w:t>
+            <w:proofErr w:type="gramStart"/>
+            <w:r>
+              <w:rPr>
+                <w:color w:val="24303B"/>
+                <w:sz w:val="24"/>
+                <w:szCs w:val="24"/>
+              </w:rPr>
+              <w:t>Mediaal /</w:t>
+            </w:r>
+            <w:proofErr w:type="gramEnd"/>
+            <w:r>
+              <w:rPr>
+                <w:color w:val="24303B"/>
+                <w:sz w:val="24"/>
+                <w:szCs w:val="24"/>
+              </w:rPr>
+              <w:t xml:space="preserve"> </w:t>
+            </w:r>
+            <w:proofErr w:type="gramStart"/>
+            <w:r>
+              <w:rPr>
+                <w:color w:val="24303B"/>
+                <w:sz w:val="24"/>
+                <w:szCs w:val="24"/>
+              </w:rPr>
+              <w:t>Lateraal /</w:t>
+            </w:r>
+            <w:proofErr w:type="gramEnd"/>
+            <w:r>
+              <w:rPr>
+                <w:color w:val="24303B"/>
+                <w:sz w:val="24"/>
+                <w:szCs w:val="24"/>
+              </w:rPr>
+              <w:t xml:space="preserve"> Geen</w:t>
             </w:r>
           </w:p>
         </w:tc>
@@ -12599,7 +12625,6 @@
             </w:pPr>
             <w:r>
               <w:rPr>
-                <w:rFonts w:ascii="Arial" w:hAnsi="Arial" w:cs="Arial" w:eastAsia="Arial"/>
                 <w:color w:val="24303B"/>
                 <w:sz w:val="24"/>
                 <w:szCs w:val="24"/>
@@ -12637,7 +12662,6 @@
       </w:pPr>
       <w:r>
         <w:rPr>
-          <w:rFonts w:ascii="Arial" w:hAnsi="Arial" w:cs="Arial" w:eastAsia="Arial"/>
           <w:b/>
           <w:bCs/>
           <w:color w:val="123A5F"/>
@@ -12659,7 +12683,6 @@
       </w:pPr>
       <w:r>
         <w:rPr>
-          <w:rFonts w:ascii="Arial" w:hAnsi="Arial" w:cs="Arial" w:eastAsia="Arial"/>
           <w:color w:val="24303B"/>
           <w:sz w:val="24"/>
           <w:szCs w:val="24"/>
@@ -12683,7 +12706,6 @@
       </w:pPr>
       <w:r>
         <w:rPr>
-          <w:rFonts w:ascii="Arial" w:hAnsi="Arial" w:cs="Arial" w:eastAsia="Arial"/>
           <w:color w:val="24303B"/>
         </w:rPr>
         <w:br w:type="page"/>
@@ -12703,13 +12725,13 @@
       </w:pPr>
       <w:r>
         <w:rPr>
-          <w:rFonts w:ascii="Arial" w:hAnsi="Arial" w:cs="Arial" w:eastAsia="Arial"/>
           <w:b/>
           <w:bCs/>
           <w:color w:val="123A5F"/>
           <w:sz w:val="24"/>
           <w:szCs w:val="24"/>
         </w:rPr>
+        <w:lastRenderedPageBreak/>
         <w:t>Exclusiecriteria</w:t>
       </w:r>
     </w:p>
@@ -12725,12 +12747,29 @@
       </w:pPr>
       <w:r>
         <w:rPr>
-          <w:rFonts w:ascii="Arial" w:hAnsi="Arial" w:cs="Arial" w:eastAsia="Arial"/>
-          <w:color w:val="24303B"/>
-          <w:sz w:val="24"/>
-          <w:szCs w:val="24"/>
-        </w:rPr>
-        <w:t>Patiënten met diabetes worden uitgesloten indien zij:</w:t>
+          <w:color w:val="24303B"/>
+          <w:sz w:val="24"/>
+          <w:szCs w:val="24"/>
+        </w:rPr>
+        <w:t xml:space="preserve">Patiënten met diabetes worden uitgesloten </w:t>
+      </w:r>
+      <w:proofErr w:type="gramStart"/>
+      <w:r>
+        <w:rPr>
+          <w:color w:val="24303B"/>
+          <w:sz w:val="24"/>
+          <w:szCs w:val="24"/>
+        </w:rPr>
+        <w:t>indien</w:t>
+      </w:r>
+      <w:proofErr w:type="gramEnd"/>
+      <w:r>
+        <w:rPr>
+          <w:color w:val="24303B"/>
+          <w:sz w:val="24"/>
+          <w:szCs w:val="24"/>
+        </w:rPr>
+        <w:t xml:space="preserve"> zij:</w:t>
       </w:r>
     </w:p>
     <w:p>
@@ -12742,7 +12781,6 @@
         <w:ind w:left="1985" w:hanging="545"/>
         <w:jc w:val="both"/>
         <w:rPr>
-          <w:rFonts w:ascii="Calibri" w:hAnsi="Calibri" w:cs="Calibri"/>
           <w:sz w:val="24"/>
           <w:szCs w:val="24"/>
         </w:rPr>
@@ -12750,7 +12788,7 @@
       <w:sdt>
         <w:sdtPr>
           <w:rPr>
-            <w:rFonts w:ascii="Calibri" w:hAnsi="Calibri" w:eastAsia="MS Gothic" w:cs="Calibri"/>
+            <w:rFonts w:ascii="Calibri" w:eastAsia="MS Gothic" w:hAnsi="Calibri" w:cs="Calibri"/>
             <w:sz w:val="24"/>
             <w:szCs w:val="24"/>
           </w:rPr>
@@ -12761,10 +12799,11 @@
             <w14:uncheckedState w14:val="2610" w14:font="MS Gothic"/>
           </w14:checkbox>
         </w:sdtPr>
+        <w:sdtEndPr/>
         <w:sdtContent>
           <w:r>
             <w:rPr>
-              <w:rFonts w:ascii="Segoe UI Symbol" w:hAnsi="Segoe UI Symbol" w:eastAsia="MS Gothic" w:cs="Segoe UI Symbol"/>
+              <w:rFonts w:ascii="Segoe UI Symbol" w:eastAsia="MS Gothic" w:hAnsi="Segoe UI Symbol" w:cs="Segoe UI Symbol"/>
               <w:sz w:val="24"/>
               <w:szCs w:val="24"/>
             </w:rPr>
@@ -12774,7 +12813,6 @@
       </w:sdt>
       <w:r>
         <w:rPr>
-          <w:rFonts w:ascii="Arial" w:hAnsi="Arial" w:cs="Arial" w:eastAsia="Arial"/>
           <w:color w:val="24303B"/>
           <w:sz w:val="24"/>
           <w:szCs w:val="24"/>
@@ -12783,7 +12821,6 @@
       </w:r>
       <w:r>
         <w:rPr>
-          <w:rFonts w:ascii="Arial" w:hAnsi="Arial" w:cs="Arial" w:eastAsia="Arial"/>
           <w:color w:val="24303B"/>
           <w:sz w:val="24"/>
           <w:szCs w:val="24"/>
@@ -12793,7 +12830,6 @@
       <w:proofErr w:type="spellStart"/>
       <w:r>
         <w:rPr>
-          <w:rFonts w:ascii="Arial" w:hAnsi="Arial" w:cs="Arial" w:eastAsia="Arial"/>
           <w:color w:val="24303B"/>
           <w:sz w:val="24"/>
           <w:szCs w:val="24"/>
@@ -12803,7 +12839,6 @@
       <w:proofErr w:type="spellEnd"/>
       <w:r>
         <w:rPr>
-          <w:rFonts w:ascii="Arial" w:hAnsi="Arial" w:cs="Arial" w:eastAsia="Arial"/>
           <w:color w:val="24303B"/>
           <w:sz w:val="24"/>
           <w:szCs w:val="24"/>
@@ -12813,7 +12848,7 @@
     </w:p>
     <w:p>
       <w:pPr>
-        <w:pStyle w:val="ListParagraph"/>
+        <w:pStyle w:val="Lijstalinea"/>
         <w:tabs>
           <w:tab w:val="left" w:pos="1701"/>
           <w:tab w:val="left" w:pos="1985"/>
@@ -12822,46 +12857,51 @@
         <w:ind w:left="1440"/>
         <w:jc w:val="both"/>
         <w:rPr>
-          <w:rFonts w:ascii="Calibri" w:hAnsi="Calibri" w:cs="Calibri"/>
           <w:sz w:val="24"/>
           <w:szCs w:val="24"/>
         </w:rPr>
       </w:pPr>
       <w:sdt>
         <w:sdtPr>
+          <w:rPr>
+            <w:sz w:val="24"/>
+            <w:szCs w:val="24"/>
+          </w:rPr>
           <w:id w:val="1246994966"/>
           <w14:checkbox>
             <w14:checked w14:val="0"/>
             <w14:checkedState w14:val="2612" w14:font="MS Gothic"/>
             <w14:uncheckedState w14:val="2610" w14:font="MS Gothic"/>
           </w14:checkbox>
-          <w:rPr>
-            <w:rFonts w:ascii="Calibri" w:hAnsi="Calibri" w:cs="Calibri"/>
-            <w:sz w:val="24"/>
-            <w:szCs w:val="24"/>
-          </w:rPr>
         </w:sdtPr>
+        <w:sdtEndPr/>
         <w:sdtContent>
           <w:r>
             <w:rPr>
-              <w:rFonts w:ascii="Segoe UI Symbol" w:hAnsi="Segoe UI Symbol" w:eastAsia="MS Gothic" w:cs="Segoe UI Symbol"/>
+              <w:rFonts w:ascii="Segoe UI Symbol" w:eastAsia="MS Gothic" w:hAnsi="Segoe UI Symbol" w:cs="Segoe UI Symbol"/>
               <w:sz w:val="24"/>
               <w:szCs w:val="24"/>
             </w:rPr>
             <w:t>☐</w:t>
           </w:r>
         </w:sdtContent>
-        <w:sdtEndPr>
-          <w:rPr>
-            <w:rFonts w:ascii="Calibri" w:hAnsi="Calibri" w:cs="Calibri"/>
-            <w:sz w:val="24"/>
-            <w:szCs w:val="24"/>
-          </w:rPr>
-        </w:sdtEndPr>
       </w:sdt>
       <w:r>
         <w:rPr>
-          <w:rFonts w:ascii="Arial" w:hAnsi="Arial" w:cs="Arial" w:eastAsia="Arial"/>
+          <w:sz w:val="24"/>
+          <w:szCs w:val="24"/>
+        </w:rPr>
+        <w:tab/>
+      </w:r>
+      <w:r>
+        <w:rPr>
+          <w:sz w:val="24"/>
+          <w:szCs w:val="24"/>
+        </w:rPr>
+        <w:tab/>
+      </w:r>
+      <w:r>
+        <w:rPr>
           <w:color w:val="24303B"/>
           <w:sz w:val="24"/>
           <w:szCs w:val="24"/>
@@ -12870,7 +12910,6 @@
       </w:r>
       <w:r>
         <w:rPr>
-          <w:rFonts w:ascii="Calibri" w:hAnsi="Calibri" w:cs="Calibri"/>
           <w:sz w:val="24"/>
           <w:szCs w:val="24"/>
         </w:rPr>
@@ -12878,7 +12917,6 @@
       </w:r>
       <w:r>
         <w:rPr>
-          <w:rFonts w:ascii="Arial" w:hAnsi="Arial" w:cs="Arial" w:eastAsia="Arial"/>
           <w:color w:val="24303B"/>
           <w:sz w:val="24"/>
           <w:szCs w:val="24"/>
@@ -12888,7 +12926,7 @@
     </w:p>
     <w:p>
       <w:pPr>
-        <w:pStyle w:val="ListParagraph"/>
+        <w:pStyle w:val="Lijstalinea"/>
         <w:tabs>
           <w:tab w:val="left" w:pos="1985"/>
         </w:tabs>
@@ -12898,39 +12936,31 @@
       </w:pPr>
       <w:sdt>
         <w:sdtPr>
+          <w:rPr>
+            <w:sz w:val="24"/>
+            <w:szCs w:val="24"/>
+          </w:rPr>
           <w:id w:val="-1882007869"/>
           <w14:checkbox>
             <w14:checked w14:val="0"/>
             <w14:checkedState w14:val="2612" w14:font="MS Gothic"/>
             <w14:uncheckedState w14:val="2610" w14:font="MS Gothic"/>
           </w14:checkbox>
-          <w:rPr>
-            <w:rFonts w:ascii="Calibri" w:hAnsi="Calibri" w:cs="Calibri"/>
-            <w:sz w:val="24"/>
-            <w:szCs w:val="24"/>
-          </w:rPr>
         </w:sdtPr>
+        <w:sdtEndPr/>
         <w:sdtContent>
           <w:r>
             <w:rPr>
-              <w:rFonts w:ascii="Segoe UI Symbol" w:hAnsi="Segoe UI Symbol" w:eastAsia="MS Gothic" w:cs="Segoe UI Symbol"/>
+              <w:rFonts w:ascii="Segoe UI Symbol" w:eastAsia="MS Gothic" w:hAnsi="Segoe UI Symbol" w:cs="Segoe UI Symbol"/>
               <w:sz w:val="24"/>
               <w:szCs w:val="24"/>
             </w:rPr>
             <w:t>☐</w:t>
           </w:r>
         </w:sdtContent>
-        <w:sdtEndPr>
-          <w:rPr>
-            <w:rFonts w:ascii="Calibri" w:hAnsi="Calibri" w:cs="Calibri"/>
-            <w:sz w:val="24"/>
-            <w:szCs w:val="24"/>
-          </w:rPr>
-        </w:sdtEndPr>
       </w:sdt>
       <w:r>
         <w:rPr>
-          <w:rFonts w:ascii="Arial" w:hAnsi="Arial" w:cs="Arial" w:eastAsia="Arial"/>
           <w:color w:val="24303B"/>
           <w:sz w:val="24"/>
           <w:szCs w:val="24"/>
@@ -12939,127 +12969,60 @@
       </w:r>
       <w:r>
         <w:rPr>
-          <w:rFonts w:ascii="Arial" w:hAnsi="Arial" w:eastAsia="Arial" w:cs="Arial"/>
           <w:color w:val="24303B"/>
         </w:rPr>
         <w:tab/>
       </w:r>
       <w:r>
         <w:rPr>
-          <w:rFonts w:ascii="Calibri" w:hAnsi="Calibri" w:cs="Calibri"/>
-          <w:sz w:val="24"/>
-          <w:szCs w:val="24"/>
-        </w:rPr>
-        <w:t>Eindstadium</w:t>
-      </w:r>
-      <w:r>
-        <w:rPr>
-          <w:rFonts w:ascii="Calibri" w:hAnsi="Calibri" w:cs="Calibri"/>
-          <w:sz w:val="24"/>
-          <w:szCs w:val="24"/>
-        </w:rPr>
-        <w:t xml:space="preserve"> nierfalen waarvoor dialyse noodzakelijk is, </w:t>
-      </w:r>
-      <w:r>
-        <w:rPr>
-          <w:rFonts w:ascii="Calibri" w:hAnsi="Calibri" w:cs="Calibri"/>
+          <w:sz w:val="24"/>
+          <w:szCs w:val="24"/>
+        </w:rPr>
+        <w:t xml:space="preserve">Eindstadium nierfalen waarvoor dialyse noodzakelijk is, </w:t>
+      </w:r>
+      <w:proofErr w:type="gramStart"/>
+      <w:r>
+        <w:rPr>
           <w:sz w:val="24"/>
           <w:szCs w:val="24"/>
         </w:rPr>
         <w:t>indien</w:t>
       </w:r>
-      <w:r>
-        <w:rPr>
-          <w:rFonts w:ascii="Calibri" w:hAnsi="Calibri" w:cs="Calibri"/>
-          <w:sz w:val="24"/>
-          <w:szCs w:val="24"/>
-        </w:rPr>
-        <w:t xml:space="preserve"> de </w:t>
-      </w:r>
-      <w:r>
-        <w:rPr>
-          <w:rFonts w:ascii="Calibri" w:hAnsi="Calibri" w:cs="Calibri"/>
-          <w:sz w:val="24"/>
-          <w:szCs w:val="24"/>
-        </w:rPr>
-        <w:t xml:space="preserve">                      </w:t>
-      </w:r>
-      <w:r>
-        <w:rPr>
-          <w:rFonts w:ascii="Calibri" w:hAnsi="Calibri" w:cs="Calibri"/>
-          <w:sz w:val="24"/>
-          <w:szCs w:val="24"/>
-        </w:rPr>
-        <w:t xml:space="preserve">behandelend arts van oordeel is dat dit de deelname aan de studie of </w:t>
-      </w:r>
-      <w:r>
-        <w:rPr>
-          <w:rFonts w:ascii="Calibri" w:hAnsi="Calibri" w:cs="Calibri"/>
-          <w:sz w:val="24"/>
-          <w:szCs w:val="24"/>
-        </w:rPr>
-        <w:t xml:space="preserve">             </w:t>
-      </w:r>
-      <w:r>
-        <w:rPr>
-          <w:rFonts w:ascii="Calibri" w:hAnsi="Calibri" w:cs="Calibri"/>
-          <w:sz w:val="24"/>
-          <w:szCs w:val="24"/>
-        </w:rPr>
-        <w:t xml:space="preserve">de </w:t>
-      </w:r>
-      <w:r>
-        <w:rPr>
-          <w:rFonts w:ascii="Calibri" w:hAnsi="Calibri" w:cs="Calibri"/>
-          <w:sz w:val="24"/>
-          <w:szCs w:val="24"/>
-        </w:rPr>
-        <w:t xml:space="preserve">haalbaarheid van de 18 maanden durende follow-up aanzienlijk </w:t>
-      </w:r>
-      <w:r>
-        <w:rPr>
-          <w:rFonts w:ascii="Calibri" w:hAnsi="Calibri" w:cs="Calibri"/>
+      <w:proofErr w:type="gramEnd"/>
+      <w:r>
+        <w:rPr>
+          <w:sz w:val="24"/>
+          <w:szCs w:val="24"/>
+        </w:rPr>
+        <w:t xml:space="preserve"> de                       behandelend arts van oordeel is dat dit de deelname aan de studie of              de haalbaarheid van de 18 maanden durende follow-up aanzienlijk           </w:t>
+      </w:r>
+      <w:r>
+        <w:rPr>
           <w:sz w:val="24"/>
           <w:szCs w:val="24"/>
         </w:rPr>
         <w:t xml:space="preserve">          </w:t>
       </w:r>
-      <w:r>
-        <w:rPr>
-          <w:rFonts w:ascii="Calibri" w:hAnsi="Calibri" w:cs="Calibri"/>
-          <w:sz w:val="24"/>
-          <w:szCs w:val="24"/>
-        </w:rPr>
-        <w:t xml:space="preserve">          </w:t>
-      </w:r>
-      <w:r>
-        <w:rPr>
-          <w:rFonts w:ascii="Calibri" w:hAnsi="Calibri" w:cs="Calibri"/>
-          <w:sz w:val="24"/>
-          <w:szCs w:val="24"/>
-        </w:rPr>
-        <w:t xml:space="preserve">kan </w:t>
-      </w:r>
-      <w:r>
-        <w:rPr>
-          <w:rFonts w:ascii="Calibri" w:hAnsi="Calibri" w:cs="Calibri"/>
-          <w:sz w:val="24"/>
-          <w:szCs w:val="24"/>
-        </w:rPr>
-        <w:t xml:space="preserve"> </w:t>
-      </w:r>
-      <w:r>
-        <w:rPr>
-          <w:rFonts w:ascii="Calibri" w:hAnsi="Calibri" w:cs="Calibri"/>
-          <w:sz w:val="24"/>
-          <w:szCs w:val="24"/>
-        </w:rPr>
-        <w:t>beperken.</w:t>
+      <w:proofErr w:type="gramStart"/>
+      <w:r>
+        <w:rPr>
+          <w:sz w:val="24"/>
+          <w:szCs w:val="24"/>
+        </w:rPr>
+        <w:t>kan  beperken</w:t>
+      </w:r>
+      <w:proofErr w:type="gramEnd"/>
+      <w:r>
+        <w:rPr>
+          <w:sz w:val="24"/>
+          <w:szCs w:val="24"/>
+        </w:rPr>
+        <w:t>.</w:t>
       </w:r>
     </w:p>
     <w:p>
       <w:pPr>
-        <w:pStyle w:val="ListParagraph"/>
+        <w:pStyle w:val="Lijstalinea"/>
         <w:tabs>
           <w:tab w:val="left" w:pos="1985"/>
         </w:tabs>
@@ -13067,7 +13030,6 @@
         <w:ind w:left="1985" w:hanging="545"/>
         <w:jc w:val="both"/>
         <w:rPr>
-          <w:rFonts w:ascii="Calibri" w:hAnsi="Calibri" w:cs="Calibri"/>
           <w:sz w:val="24"/>
           <w:szCs w:val="24"/>
         </w:rPr>
@@ -13075,7 +13037,6 @@
       <w:sdt>
         <w:sdtPr>
           <w:rPr>
-            <w:rFonts w:ascii="Calibri" w:hAnsi="Calibri" w:cs="Calibri"/>
             <w:sz w:val="24"/>
             <w:szCs w:val="24"/>
           </w:rPr>
@@ -13086,10 +13047,11 @@
             <w14:uncheckedState w14:val="2610" w14:font="MS Gothic"/>
           </w14:checkbox>
         </w:sdtPr>
+        <w:sdtEndPr/>
         <w:sdtContent>
           <w:r>
             <w:rPr>
-              <w:rFonts w:ascii="Segoe UI Symbol" w:hAnsi="Segoe UI Symbol" w:eastAsia="MS Gothic" w:cs="Segoe UI Symbol"/>
+              <w:rFonts w:ascii="Segoe UI Symbol" w:eastAsia="MS Gothic" w:hAnsi="Segoe UI Symbol" w:cs="Segoe UI Symbol"/>
               <w:sz w:val="24"/>
               <w:szCs w:val="24"/>
             </w:rPr>
@@ -13099,7 +13061,6 @@
       </w:sdt>
       <w:r>
         <w:rPr>
-          <w:rFonts w:ascii="Arial" w:hAnsi="Arial" w:cs="Arial" w:eastAsia="Arial"/>
           <w:color w:val="24303B"/>
           <w:sz w:val="24"/>
           <w:szCs w:val="24"/>
@@ -13108,26 +13069,17 @@
       </w:r>
       <w:r>
         <w:rPr>
-          <w:rFonts w:ascii="Arial" w:hAnsi="Arial" w:cs="Arial" w:eastAsia="Arial"/>
           <w:color w:val="24303B"/>
           <w:sz w:val="24"/>
           <w:szCs w:val="24"/>
         </w:rPr>
         <w:tab/>
-      </w:r>
-      <w:r>
-        <w:rPr>
-          <w:rFonts w:ascii="Arial" w:hAnsi="Arial" w:cs="Arial" w:eastAsia="Arial"/>
-          <w:color w:val="24303B"/>
-          <w:sz w:val="24"/>
-          <w:szCs w:val="24"/>
-        </w:rPr>
         <w:t>Een ernstige aandoening hebben die de overleving binnen 18 maanden beperkt (beoordeeld door de behandelende arts)</w:t>
       </w:r>
     </w:p>
     <w:p>
       <w:pPr>
-        <w:pStyle w:val="ListParagraph"/>
+        <w:pStyle w:val="Lijstalinea"/>
         <w:tabs>
           <w:tab w:val="left" w:pos="1985"/>
         </w:tabs>
@@ -13135,7 +13087,6 @@
         <w:ind w:left="1985" w:hanging="545"/>
         <w:jc w:val="both"/>
         <w:rPr>
-          <w:rFonts w:ascii="Calibri" w:hAnsi="Calibri" w:cs="Calibri"/>
           <w:sz w:val="24"/>
           <w:szCs w:val="24"/>
         </w:rPr>
@@ -13143,7 +13094,6 @@
       <w:sdt>
         <w:sdtPr>
           <w:rPr>
-            <w:rFonts w:ascii="Calibri" w:hAnsi="Calibri" w:cs="Calibri"/>
             <w:sz w:val="24"/>
             <w:szCs w:val="24"/>
           </w:rPr>
@@ -13154,10 +13104,11 @@
             <w14:uncheckedState w14:val="2610" w14:font="MS Gothic"/>
           </w14:checkbox>
         </w:sdtPr>
+        <w:sdtEndPr/>
         <w:sdtContent>
           <w:r>
             <w:rPr>
-              <w:rFonts w:ascii="Segoe UI Symbol" w:hAnsi="Segoe UI Symbol" w:eastAsia="MS Gothic" w:cs="Segoe UI Symbol"/>
+              <w:rFonts w:ascii="Segoe UI Symbol" w:eastAsia="MS Gothic" w:hAnsi="Segoe UI Symbol" w:cs="Segoe UI Symbol"/>
               <w:sz w:val="24"/>
               <w:szCs w:val="24"/>
             </w:rPr>
@@ -13167,7 +13118,6 @@
       </w:sdt>
       <w:r>
         <w:rPr>
-          <w:rFonts w:ascii="Arial" w:hAnsi="Arial" w:cs="Arial" w:eastAsia="Arial"/>
           <w:color w:val="24303B"/>
           <w:sz w:val="24"/>
           <w:szCs w:val="24"/>
@@ -13176,25 +13126,15 @@
       </w:r>
       <w:r>
         <w:rPr>
-          <w:rFonts w:ascii="Arial" w:hAnsi="Arial" w:cs="Arial" w:eastAsia="Arial"/>
           <w:color w:val="24303B"/>
           <w:sz w:val="24"/>
           <w:szCs w:val="24"/>
         </w:rPr>
         <w:tab/>
-      </w:r>
-      <w:r>
-        <w:rPr>
-          <w:rFonts w:ascii="Arial" w:hAnsi="Arial" w:cs="Arial" w:eastAsia="Arial"/>
-          <w:color w:val="24303B"/>
-          <w:sz w:val="24"/>
-          <w:szCs w:val="24"/>
-        </w:rPr>
         <w:t>Niet in staat zijn om toestemming te geven of de studie-instructies te</w:t>
       </w:r>
       <w:r>
         <w:rPr>
-          <w:rFonts w:ascii="Arial" w:hAnsi="Arial" w:cs="Arial" w:eastAsia="Arial"/>
           <w:color w:val="24303B"/>
           <w:sz w:val="24"/>
           <w:szCs w:val="24"/>
@@ -13203,7 +13143,6 @@
       </w:r>
       <w:r>
         <w:rPr>
-          <w:rFonts w:ascii="Arial" w:hAnsi="Arial" w:cs="Arial" w:eastAsia="Arial"/>
           <w:color w:val="24303B"/>
           <w:sz w:val="24"/>
           <w:szCs w:val="24"/>
@@ -13213,7 +13152,7 @@
     </w:p>
     <w:p>
       <w:pPr>
-        <w:pStyle w:val="ListParagraph"/>
+        <w:pStyle w:val="Lijstalinea"/>
         <w:tabs>
           <w:tab w:val="left" w:pos="1985"/>
         </w:tabs>
@@ -13221,7 +13160,6 @@
         <w:ind w:left="1985" w:hanging="545"/>
         <w:jc w:val="both"/>
         <w:rPr>
-          <w:rFonts w:ascii="Calibri" w:hAnsi="Calibri" w:cs="Calibri"/>
           <w:sz w:val="24"/>
           <w:szCs w:val="24"/>
         </w:rPr>
@@ -13229,7 +13167,6 @@
       <w:sdt>
         <w:sdtPr>
           <w:rPr>
-            <w:rFonts w:ascii="Calibri" w:hAnsi="Calibri" w:cs="Calibri"/>
             <w:sz w:val="24"/>
             <w:szCs w:val="24"/>
           </w:rPr>
@@ -13240,10 +13177,11 @@
             <w14:uncheckedState w14:val="2610" w14:font="MS Gothic"/>
           </w14:checkbox>
         </w:sdtPr>
+        <w:sdtEndPr/>
         <w:sdtContent>
           <w:r>
             <w:rPr>
-              <w:rFonts w:ascii="Segoe UI Symbol" w:hAnsi="Segoe UI Symbol" w:eastAsia="MS Gothic" w:cs="Segoe UI Symbol"/>
+              <w:rFonts w:ascii="Segoe UI Symbol" w:eastAsia="MS Gothic" w:hAnsi="Segoe UI Symbol" w:cs="Segoe UI Symbol"/>
               <w:sz w:val="24"/>
               <w:szCs w:val="24"/>
             </w:rPr>
@@ -13253,7 +13191,6 @@
       </w:sdt>
       <w:r>
         <w:rPr>
-          <w:rFonts w:ascii="Arial" w:hAnsi="Arial" w:cs="Arial" w:eastAsia="Arial"/>
           <w:color w:val="24303B"/>
           <w:sz w:val="24"/>
           <w:szCs w:val="24"/>
@@ -13262,26 +13199,17 @@
       </w:r>
       <w:r>
         <w:rPr>
-          <w:rFonts w:ascii="Arial" w:hAnsi="Arial" w:cs="Arial" w:eastAsia="Arial"/>
           <w:color w:val="24303B"/>
           <w:sz w:val="24"/>
           <w:szCs w:val="24"/>
         </w:rPr>
         <w:tab/>
-      </w:r>
-      <w:r>
-        <w:rPr>
-          <w:rFonts w:ascii="Arial" w:hAnsi="Arial" w:cs="Arial" w:eastAsia="Arial"/>
-          <w:color w:val="24303B"/>
-          <w:sz w:val="24"/>
-          <w:szCs w:val="24"/>
-        </w:rPr>
         <w:t>Hulpmiddelen gebruiken die de toepassing van druksensoren beperken (bv. enkel-voetorthese)</w:t>
       </w:r>
     </w:p>
     <w:p>
       <w:pPr>
-        <w:pStyle w:val="ListParagraph"/>
+        <w:pStyle w:val="Lijstalinea"/>
         <w:tabs>
           <w:tab w:val="left" w:pos="1985"/>
         </w:tabs>
@@ -13289,7 +13217,6 @@
         <w:ind w:left="1440"/>
         <w:jc w:val="both"/>
         <w:rPr>
-          <w:rFonts w:ascii="Calibri" w:hAnsi="Calibri" w:cs="Calibri"/>
           <w:sz w:val="24"/>
           <w:szCs w:val="24"/>
         </w:rPr>
@@ -13297,7 +13224,6 @@
       <w:sdt>
         <w:sdtPr>
           <w:rPr>
-            <w:rFonts w:ascii="Calibri" w:hAnsi="Calibri" w:cs="Calibri"/>
             <w:sz w:val="24"/>
             <w:szCs w:val="24"/>
           </w:rPr>
@@ -13308,10 +13234,11 @@
             <w14:uncheckedState w14:val="2610" w14:font="MS Gothic"/>
           </w14:checkbox>
         </w:sdtPr>
+        <w:sdtEndPr/>
         <w:sdtContent>
           <w:r>
             <w:rPr>
-              <w:rFonts w:ascii="Segoe UI Symbol" w:hAnsi="Segoe UI Symbol" w:eastAsia="MS Gothic" w:cs="Segoe UI Symbol"/>
+              <w:rFonts w:ascii="Segoe UI Symbol" w:eastAsia="MS Gothic" w:hAnsi="Segoe UI Symbol" w:cs="Segoe UI Symbol"/>
               <w:sz w:val="24"/>
               <w:szCs w:val="24"/>
             </w:rPr>
@@ -13321,7 +13248,6 @@
       </w:sdt>
       <w:r>
         <w:rPr>
-          <w:rFonts w:ascii="Arial" w:hAnsi="Arial" w:cs="Arial" w:eastAsia="Arial"/>
           <w:color w:val="24303B"/>
           <w:sz w:val="24"/>
           <w:szCs w:val="24"/>
@@ -13330,20 +13256,11 @@
       </w:r>
       <w:r>
         <w:rPr>
-          <w:rFonts w:ascii="Arial" w:hAnsi="Arial" w:cs="Arial" w:eastAsia="Arial"/>
           <w:color w:val="24303B"/>
           <w:sz w:val="24"/>
           <w:szCs w:val="24"/>
         </w:rPr>
         <w:tab/>
-      </w:r>
-      <w:r>
-        <w:rPr>
-          <w:rFonts w:ascii="Arial" w:hAnsi="Arial" w:cs="Arial" w:eastAsia="Arial"/>
-          <w:color w:val="24303B"/>
-          <w:sz w:val="24"/>
-          <w:szCs w:val="24"/>
-        </w:rPr>
         <w:t>Weigeren het voorgeschreven beschermend schoeisel te dragen</w:t>
       </w:r>
     </w:p>
@@ -13355,8 +13272,20 @@
           <w:rFonts w:ascii="Calibri" w:hAnsi="Calibri" w:cs="Calibri"/>
           <w:b/>
           <w:bCs/>
-        </w:rPr>
-      </w:pPr>
+          <w:sz w:val="24"/>
+          <w:szCs w:val="24"/>
+        </w:rPr>
+      </w:pPr>
+      <w:r>
+        <w:rPr>
+          <w:b/>
+          <w:bCs/>
+          <w:color w:val="123A5F"/>
+          <w:sz w:val="24"/>
+          <w:szCs w:val="24"/>
+        </w:rPr>
+        <w:t xml:space="preserve">Noodzaak tot het voorschrijven van specifiek schoeisel: </w:t>
+      </w:r>
     </w:p>
     <w:p>
       <w:pPr>
@@ -13372,54 +13301,18 @@
       </w:pPr>
       <w:r>
         <w:rPr>
-          <w:rFonts w:ascii="Arial" w:hAnsi="Arial" w:cs="Arial" w:eastAsia="Arial"/>
           <w:b/>
           <w:bCs/>
           <w:color w:val="123A5F"/>
           <w:sz w:val="24"/>
           <w:szCs w:val="24"/>
         </w:rPr>
-        <w:t xml:space="preserve">Noodzaak tot het voorschrijven van specifiek schoeisel: </w:t>
-      </w:r>
-    </w:p>
-    <w:p>
-      <w:pPr>
-        <w:spacing w:line="240" w:lineRule="auto"/>
-        <w:jc w:val="both"/>
-        <w:rPr>
-          <w:rFonts w:ascii="Calibri" w:hAnsi="Calibri" w:cs="Calibri"/>
-          <w:b/>
-          <w:bCs/>
-        </w:rPr>
-      </w:pPr>
-    </w:p>
-    <w:p>
-      <w:pPr>
-        <w:spacing w:line="240" w:lineRule="auto"/>
-        <w:jc w:val="both"/>
-        <w:rPr>
-          <w:rFonts w:ascii="Calibri" w:hAnsi="Calibri" w:cs="Calibri"/>
-          <w:b/>
-          <w:bCs/>
-          <w:sz w:val="24"/>
-          <w:szCs w:val="24"/>
-        </w:rPr>
-      </w:pPr>
-      <w:r>
-        <w:rPr>
-          <w:rFonts w:ascii="Arial" w:hAnsi="Arial" w:cs="Arial" w:eastAsia="Arial"/>
-          <w:b/>
-          <w:bCs/>
-          <w:color w:val="123A5F"/>
-          <w:sz w:val="24"/>
-          <w:szCs w:val="24"/>
-        </w:rPr>
         <w:t>Volledig op maat gemaakt orthopedisch schoeisel:</w:t>
       </w:r>
     </w:p>
     <w:tbl>
       <w:tblPr>
-        <w:tblStyle w:val="TableGrid"/>
+        <w:tblStyle w:val="Tabelraster"/>
         <w:tblW w:w="0" w:type="auto"/>
         <w:tblLook w:val="04A0" w:firstRow="1" w:lastRow="0" w:firstColumn="1" w:lastColumn="0" w:noHBand="0" w:noVBand="1"/>
       </w:tblPr>
@@ -13532,24 +13425,12 @@
           <w:rFonts w:ascii="Calibri" w:hAnsi="Calibri" w:cs="Calibri"/>
           <w:b/>
           <w:bCs/>
-        </w:rPr>
-      </w:pPr>
-    </w:p>
-    <w:p>
-      <w:pPr>
-        <w:spacing w:line="240" w:lineRule="auto"/>
-        <w:jc w:val="both"/>
-        <w:rPr>
-          <w:rFonts w:ascii="Calibri" w:hAnsi="Calibri" w:cs="Calibri"/>
-          <w:b/>
-          <w:bCs/>
-          <w:sz w:val="24"/>
-          <w:szCs w:val="24"/>
-        </w:rPr>
-      </w:pPr>
-      <w:r>
-        <w:rPr>
-          <w:rFonts w:ascii="Arial" w:hAnsi="Arial" w:cs="Arial" w:eastAsia="Arial"/>
+          <w:sz w:val="24"/>
+          <w:szCs w:val="24"/>
+        </w:rPr>
+      </w:pPr>
+      <w:r>
+        <w:rPr>
           <w:b/>
           <w:bCs/>
           <w:color w:val="123A5F"/>
@@ -13561,7 +13442,7 @@
     </w:p>
     <w:tbl>
       <w:tblPr>
-        <w:tblStyle w:val="TableGrid"/>
+        <w:tblStyle w:val="Tabelraster"/>
         <w:tblW w:w="0" w:type="auto"/>
         <w:tblLook w:val="04A0" w:firstRow="1" w:lastRow="0" w:firstColumn="1" w:lastColumn="0" w:noHBand="0" w:noVBand="1"/>
       </w:tblPr>
@@ -13653,24 +13534,14 @@
               </w:rPr>
             </w:pPr>
           </w:p>
-          <w:p>
-            <w:pPr>
-              <w:jc w:val="both"/>
-              <w:rPr>
-                <w:rFonts w:ascii="Calibri" w:hAnsi="Calibri" w:cs="Calibri"/>
-                <w:b/>
-                <w:bCs/>
-              </w:rPr>
-            </w:pPr>
-          </w:p>
         </w:tc>
       </w:tr>
     </w:tbl>
     <w:p/>
     <w:sectPr>
-      <w:headerReference w:type="default" r:id="rId8"/>
-      <w:footerReference w:type="default" r:id="rId9"/>
-      <w:pgSz w:w="11906" w:h="16838" w:orient="portrait"/>
+      <w:headerReference w:type="default" r:id="rId11"/>
+      <w:footerReference w:type="default" r:id="rId12"/>
+      <w:pgSz w:w="11906" w:h="16838"/>
       <w:pgMar w:top="1440" w:right="1440" w:bottom="1440" w:left="1440" w:header="708" w:footer="708" w:gutter="0"/>
       <w:cols w:space="708"/>
       <w:docGrid w:linePitch="360"/>
@@ -13680,7 +13551,7 @@
 </file>
 
 <file path=word/endnotes.xml><?xml version="1.0" encoding="utf-8"?>
-<w:endnotes xmlns:wpc="http://schemas.microsoft.com/office/word/2010/wordprocessingCanvas" xmlns:cx="http://schemas.microsoft.com/office/drawing/2014/chartex" xmlns:cx1="http://schemas.microsoft.com/office/drawing/2015/9/8/chartex" xmlns:cx2="http://schemas.microsoft.com/office/drawing/2015/10/21/chartex" xmlns:cx3="http://schemas.microsoft.com/office/drawing/2016/5/9/chartex" xmlns:cx4="http://schemas.microsoft.com/office/drawing/2016/5/10/chartex" xmlns:cx5="http://schemas.microsoft.com/office/drawing/2016/5/11/chartex" xmlns:cx6="http://schemas.microsoft.com/office/drawing/2016/5/12/chartex" xmlns:cx7="http://schemas.microsoft.com/office/drawing/2016/5/13/chartex" xmlns:cx8="http://schemas.microsoft.com/office/drawing/2016/5/14/chartex" xmlns:mc="http://schemas.openxmlformats.org/markup-compatibility/2006" xmlns:aink="http://schemas.microsoft.com/office/drawing/2016/ink" xmlns:am3d="http://schemas.microsoft.com/office/drawing/2017/model3d" xmlns:o="urn:schemas-microsoft-com:office:office" xmlns:oel="http://schemas.microsoft.com/office/2019/extlst" xmlns:r="http://schemas.openxmlformats.org/officeDocument/2006/relationships" xmlns:m="http://schemas.openxmlformats.org/officeDocument/2006/math" xmlns:v="urn:schemas-microsoft-com:vml" xmlns:wp14="http://schemas.microsoft.com/office/word/2010/wordprocessingDrawing" xmlns:wp="http://schemas.openxmlformats.org/drawingml/2006/wordprocessingDrawing" xmlns:w10="urn:schemas-microsoft-com:office:word" xmlns:w="http://schemas.openxmlformats.org/wordprocessingml/2006/main" xmlns:w14="http://schemas.microsoft.com/office/word/2010/wordml" xmlns:w15="http://schemas.microsoft.com/office/word/2012/wordml" xmlns:w16cex="http://schemas.microsoft.com/office/word/2018/wordml/cex" xmlns:w16cid="http://schemas.microsoft.com/office/word/2016/wordml/cid" xmlns:w16="http://schemas.microsoft.com/office/word/2018/wordml" xmlns:w16du="http://schemas.microsoft.com/office/word/2023/wordml/word16du" xmlns:w16sdtdh="http://schemas.microsoft.com/office/word/2020/wordml/sdtdatahash" xmlns:w16sdtfl="http://schemas.microsoft.com/office/word/2024/wordml/sdtformatlock" xmlns:w16se="http://schemas.microsoft.com/office/word/2015/wordml/symex" xmlns:wpg="http://schemas.microsoft.com/office/word/2010/wordprocessingGroup" xmlns:wpi="http://schemas.microsoft.com/office/word/2010/wordprocessingInk" xmlns:wne="http://schemas.microsoft.com/office/word/2006/wordml" xmlns:wps="http://schemas.microsoft.com/office/word/2010/wordprocessingShape" mc:Ignorable="w14 w15 w16se w16cid w16 w16cex w16sdtdh w16sdtfl w16du wp14">
+<w:endnotes xmlns:wpc="http://schemas.microsoft.com/office/word/2010/wordprocessingCanvas" xmlns:cx="http://schemas.microsoft.com/office/drawing/2014/chartex" xmlns:cx1="http://schemas.microsoft.com/office/drawing/2015/9/8/chartex" xmlns:cx2="http://schemas.microsoft.com/office/drawing/2015/10/21/chartex" xmlns:cx3="http://schemas.microsoft.com/office/drawing/2016/5/9/chartex" xmlns:cx4="http://schemas.microsoft.com/office/drawing/2016/5/10/chartex" xmlns:cx5="http://schemas.microsoft.com/office/drawing/2016/5/11/chartex" xmlns:cx6="http://schemas.microsoft.com/office/drawing/2016/5/12/chartex" xmlns:cx7="http://schemas.microsoft.com/office/drawing/2016/5/13/chartex" xmlns:cx8="http://schemas.microsoft.com/office/drawing/2016/5/14/chartex" xmlns:mc="http://schemas.openxmlformats.org/markup-compatibility/2006" xmlns:aink="http://schemas.microsoft.com/office/drawing/2016/ink" xmlns:am3d="http://schemas.microsoft.com/office/drawing/2017/model3d" xmlns:o="urn:schemas-microsoft-com:office:office" xmlns:oel="http://schemas.microsoft.com/office/2019/extlst" xmlns:r="http://schemas.openxmlformats.org/officeDocument/2006/relationships" xmlns:m="http://schemas.openxmlformats.org/officeDocument/2006/math" xmlns:v="urn:schemas-microsoft-com:vml" xmlns:wp14="http://schemas.microsoft.com/office/word/2010/wordprocessingDrawing" xmlns:wp="http://schemas.openxmlformats.org/drawingml/2006/wordprocessingDrawing" xmlns:w10="urn:schemas-microsoft-com:office:word" xmlns:w="http://schemas.openxmlformats.org/wordprocessingml/2006/main" xmlns:w14="http://schemas.microsoft.com/office/word/2010/wordml" xmlns:w15="http://schemas.microsoft.com/office/word/2012/wordml" xmlns:w16cei="http://schemas.microsoft.com/office/word/2026/wordml/cei" xmlns:w16cex="http://schemas.microsoft.com/office/word/2018/wordml/cex" xmlns:w16cid="http://schemas.microsoft.com/office/word/2016/wordml/cid" xmlns:w16="http://schemas.microsoft.com/office/word/2018/wordml" xmlns:w16du="http://schemas.microsoft.com/office/word/2023/wordml/word16du" xmlns:w16sdtdh="http://schemas.microsoft.com/office/word/2020/wordml/sdtdatahash" xmlns:w16sdtfl="http://schemas.microsoft.com/office/word/2024/wordml/sdtformatlock" xmlns:w16se="http://schemas.microsoft.com/office/word/2015/wordml/symex" xmlns:wpg="http://schemas.microsoft.com/office/word/2010/wordprocessingGroup" xmlns:wpi="http://schemas.microsoft.com/office/word/2010/wordprocessingInk" xmlns:wne="http://schemas.microsoft.com/office/word/2006/wordml" xmlns:wps="http://schemas.microsoft.com/office/word/2010/wordprocessingShape" mc:Ignorable="w14 w15 w16se w16cid w16 w16cex w16sdtdh w16sdtfl w16du wp14">
   <w:endnote w:type="separator" w:id="-1">
     <w:p>
       <w:pPr>
@@ -13699,7 +13570,7 @@
 </file>
 
 <file path=word/footer1.xml><?xml version="1.0" encoding="utf-8"?>
-<w:ftr xmlns:wpc="http://schemas.microsoft.com/office/word/2010/wordprocessingCanvas" xmlns:cx="http://schemas.microsoft.com/office/drawing/2014/chartex" xmlns:cx1="http://schemas.microsoft.com/office/drawing/2015/9/8/chartex" xmlns:cx2="http://schemas.microsoft.com/office/drawing/2015/10/21/chartex" xmlns:cx3="http://schemas.microsoft.com/office/drawing/2016/5/9/chartex" xmlns:cx4="http://schemas.microsoft.com/office/drawing/2016/5/10/chartex" xmlns:cx5="http://schemas.microsoft.com/office/drawing/2016/5/11/chartex" xmlns:cx6="http://schemas.microsoft.com/office/drawing/2016/5/12/chartex" xmlns:cx7="http://schemas.microsoft.com/office/drawing/2016/5/13/chartex" xmlns:cx8="http://schemas.microsoft.com/office/drawing/2016/5/14/chartex" xmlns:mc="http://schemas.openxmlformats.org/markup-compatibility/2006" xmlns:aink="http://schemas.microsoft.com/office/drawing/2016/ink" xmlns:am3d="http://schemas.microsoft.com/office/drawing/2017/model3d" xmlns:o="urn:schemas-microsoft-com:office:office" xmlns:oel="http://schemas.microsoft.com/office/2019/extlst" xmlns:r="http://schemas.openxmlformats.org/officeDocument/2006/relationships" xmlns:m="http://schemas.openxmlformats.org/officeDocument/2006/math" xmlns:v="urn:schemas-microsoft-com:vml" xmlns:wp14="http://schemas.microsoft.com/office/word/2010/wordprocessingDrawing" xmlns:wp="http://schemas.openxmlformats.org/drawingml/2006/wordprocessingDrawing" xmlns:w10="urn:schemas-microsoft-com:office:word" xmlns:w="http://schemas.openxmlformats.org/wordprocessingml/2006/main" xmlns:w14="http://schemas.microsoft.com/office/word/2010/wordml" xmlns:w15="http://schemas.microsoft.com/office/word/2012/wordml" xmlns:w16cex="http://schemas.microsoft.com/office/word/2018/wordml/cex" xmlns:w16cid="http://schemas.microsoft.com/office/word/2016/wordml/cid" xmlns:w16="http://schemas.microsoft.com/office/word/2018/wordml" xmlns:w16du="http://schemas.microsoft.com/office/word/2023/wordml/word16du" xmlns:w16sdtdh="http://schemas.microsoft.com/office/word/2020/wordml/sdtdatahash" xmlns:w16sdtfl="http://schemas.microsoft.com/office/word/2024/wordml/sdtformatlock" xmlns:w16se="http://schemas.microsoft.com/office/word/2015/wordml/symex" xmlns:wpg="http://schemas.microsoft.com/office/word/2010/wordprocessingGroup" xmlns:wpi="http://schemas.microsoft.com/office/word/2010/wordprocessingInk" xmlns:wne="http://schemas.microsoft.com/office/word/2006/wordml" xmlns:wps="http://schemas.microsoft.com/office/word/2010/wordprocessingShape" mc:Ignorable="w14 w15 w16se w16cid w16 w16cex w16sdtdh w16sdtfl w16du wp14">
+<w:ftr xmlns:wpc="http://schemas.microsoft.com/office/word/2010/wordprocessingCanvas" xmlns:cx="http://schemas.microsoft.com/office/drawing/2014/chartex" xmlns:cx1="http://schemas.microsoft.com/office/drawing/2015/9/8/chartex" xmlns:cx2="http://schemas.microsoft.com/office/drawing/2015/10/21/chartex" xmlns:cx3="http://schemas.microsoft.com/office/drawing/2016/5/9/chartex" xmlns:cx4="http://schemas.microsoft.com/office/drawing/2016/5/10/chartex" xmlns:cx5="http://schemas.microsoft.com/office/drawing/2016/5/11/chartex" xmlns:cx6="http://schemas.microsoft.com/office/drawing/2016/5/12/chartex" xmlns:cx7="http://schemas.microsoft.com/office/drawing/2016/5/13/chartex" xmlns:cx8="http://schemas.microsoft.com/office/drawing/2016/5/14/chartex" xmlns:mc="http://schemas.openxmlformats.org/markup-compatibility/2006" xmlns:aink="http://schemas.microsoft.com/office/drawing/2016/ink" xmlns:am3d="http://schemas.microsoft.com/office/drawing/2017/model3d" xmlns:o="urn:schemas-microsoft-com:office:office" xmlns:oel="http://schemas.microsoft.com/office/2019/extlst" xmlns:r="http://schemas.openxmlformats.org/officeDocument/2006/relationships" xmlns:m="http://schemas.openxmlformats.org/officeDocument/2006/math" xmlns:v="urn:schemas-microsoft-com:vml" xmlns:wp14="http://schemas.microsoft.com/office/word/2010/wordprocessingDrawing" xmlns:wp="http://schemas.openxmlformats.org/drawingml/2006/wordprocessingDrawing" xmlns:w10="urn:schemas-microsoft-com:office:word" xmlns:w="http://schemas.openxmlformats.org/wordprocessingml/2006/main" xmlns:w14="http://schemas.microsoft.com/office/word/2010/wordml" xmlns:w15="http://schemas.microsoft.com/office/word/2012/wordml" xmlns:w16cei="http://schemas.microsoft.com/office/word/2026/wordml/cei" xmlns:w16cex="http://schemas.microsoft.com/office/word/2018/wordml/cex" xmlns:w16cid="http://schemas.microsoft.com/office/word/2016/wordml/cid" xmlns:w16="http://schemas.microsoft.com/office/word/2018/wordml" xmlns:w16du="http://schemas.microsoft.com/office/word/2023/wordml/word16du" xmlns:w16sdtdh="http://schemas.microsoft.com/office/word/2020/wordml/sdtdatahash" xmlns:w16sdtfl="http://schemas.microsoft.com/office/word/2024/wordml/sdtformatlock" xmlns:w16se="http://schemas.microsoft.com/office/word/2015/wordml/symex" xmlns:wpg="http://schemas.microsoft.com/office/word/2010/wordprocessingGroup" xmlns:wpi="http://schemas.microsoft.com/office/word/2010/wordprocessingInk" xmlns:wne="http://schemas.microsoft.com/office/word/2006/wordml" xmlns:wps="http://schemas.microsoft.com/office/word/2010/wordprocessingShape" mc:Ignorable="w14 w15 w16se w16cid w16 w16cex w16sdtdh w16sdtfl w16du wp14">
   <w:p>
     <w:pPr>
       <w:pBdr>
@@ -13734,7 +13605,7 @@
                   <pic:cNvPicPr/>
                 </pic:nvPicPr>
                 <pic:blipFill rotWithShape="1">
-                  <a:blip r:embed="rIdTplImgC">
+                  <a:blip r:embed="rId1">
                     <a:extLst>
                       <a:ext uri="{28A0092B-C50C-407E-A947-70E740481C1C}">
                         <a14:useLocalDpi xmlns:a14="http://schemas.microsoft.com/office/drawing/2010/main" val="0"/>
@@ -13808,7 +13679,7 @@
         <w:sz w:val="16"/>
         <w:szCs w:val="16"/>
       </w:rPr>
-      <w:t>·</w:t>
+      <w:t>·  Versie</w:t>
     </w:r>
     <w:proofErr w:type="gramEnd"/>
     <w:r>
@@ -13817,7 +13688,7 @@
         <w:sz w:val="16"/>
         <w:szCs w:val="16"/>
       </w:rPr>
-      <w:t xml:space="preserve">  Versie </w:t>
+      <w:t xml:space="preserve"> </w:t>
     </w:r>
     <w:proofErr w:type="gramStart"/>
     <w:r>
@@ -13828,17 +13699,7 @@
         <w:sz w:val="16"/>
         <w:szCs w:val="16"/>
       </w:rPr>
-      <w:t xml:space="preserve">[ </w:t>
-    </w:r>
-    <w:r>
-      <w:rPr>
-        <w:i/>
-        <w:iCs/>
-        <w:color w:val="59636E"/>
-        <w:sz w:val="16"/>
-        <w:szCs w:val="16"/>
-      </w:rPr>
-      <w:t>1.0</w:t>
+      <w:t>[ 1.0</w:t>
     </w:r>
     <w:proofErr w:type="gramEnd"/>
     <w:r>
@@ -13888,17 +13749,7 @@
         <w:sz w:val="16"/>
         <w:szCs w:val="16"/>
       </w:rPr>
-      <w:t xml:space="preserve">[ </w:t>
-    </w:r>
-    <w:r>
-      <w:rPr>
-        <w:i/>
-        <w:iCs/>
-        <w:color w:val="59636E"/>
-        <w:sz w:val="16"/>
-        <w:szCs w:val="16"/>
-      </w:rPr>
-      <w:t>27</w:t>
+      <w:t>[ 27</w:t>
     </w:r>
     <w:proofErr w:type="gramEnd"/>
     <w:r>
@@ -13920,17 +13771,7 @@
         <w:sz w:val="16"/>
         <w:szCs w:val="16"/>
       </w:rPr>
-      <w:t>2026</w:t>
-    </w:r>
-    <w:r>
-      <w:rPr>
-        <w:i/>
-        <w:iCs/>
-        <w:color w:val="59636E"/>
-        <w:sz w:val="16"/>
-        <w:szCs w:val="16"/>
-      </w:rPr>
-      <w:t xml:space="preserve"> ]</w:t>
+      <w:t>2026 ]</w:t>
     </w:r>
     <w:proofErr w:type="gramEnd"/>
     <w:r>
@@ -14054,7 +13895,7 @@
 </file>
 
 <file path=word/footnotes.xml><?xml version="1.0" encoding="utf-8"?>
-<w:footnotes xmlns:wpc="http://schemas.microsoft.com/office/word/2010/wordprocessingCanvas" xmlns:cx="http://schemas.microsoft.com/office/drawing/2014/chartex" xmlns:cx1="http://schemas.microsoft.com/office/drawing/2015/9/8/chartex" xmlns:cx2="http://schemas.microsoft.com/office/drawing/2015/10/21/chartex" xmlns:cx3="http://schemas.microsoft.com/office/drawing/2016/5/9/chartex" xmlns:cx4="http://schemas.microsoft.com/office/drawing/2016/5/10/chartex" xmlns:cx5="http://schemas.microsoft.com/office/drawing/2016/5/11/chartex" xmlns:cx6="http://schemas.microsoft.com/office/drawing/2016/5/12/chartex" xmlns:cx7="http://schemas.microsoft.com/office/drawing/2016/5/13/chartex" xmlns:cx8="http://schemas.microsoft.com/office/drawing/2016/5/14/chartex" xmlns:mc="http://schemas.openxmlformats.org/markup-compatibility/2006" xmlns:aink="http://schemas.microsoft.com/office/drawing/2016/ink" xmlns:am3d="http://schemas.microsoft.com/office/drawing/2017/model3d" xmlns:o="urn:schemas-microsoft-com:office:office" xmlns:oel="http://schemas.microsoft.com/office/2019/extlst" xmlns:r="http://schemas.openxmlformats.org/officeDocument/2006/relationships" xmlns:m="http://schemas.openxmlformats.org/officeDocument/2006/math" xmlns:v="urn:schemas-microsoft-com:vml" xmlns:wp14="http://schemas.microsoft.com/office/word/2010/wordprocessingDrawing" xmlns:wp="http://schemas.openxmlformats.org/drawingml/2006/wordprocessingDrawing" xmlns:w10="urn:schemas-microsoft-com:office:word" xmlns:w="http://schemas.openxmlformats.org/wordprocessingml/2006/main" xmlns:w14="http://schemas.microsoft.com/office/word/2010/wordml" xmlns:w15="http://schemas.microsoft.com/office/word/2012/wordml" xmlns:w16cex="http://schemas.microsoft.com/office/word/2018/wordml/cex" xmlns:w16cid="http://schemas.microsoft.com/office/word/2016/wordml/cid" xmlns:w16="http://schemas.microsoft.com/office/word/2018/wordml" xmlns:w16du="http://schemas.microsoft.com/office/word/2023/wordml/word16du" xmlns:w16sdtdh="http://schemas.microsoft.com/office/word/2020/wordml/sdtdatahash" xmlns:w16sdtfl="http://schemas.microsoft.com/office/word/2024/wordml/sdtformatlock" xmlns:w16se="http://schemas.microsoft.com/office/word/2015/wordml/symex" xmlns:wpg="http://schemas.microsoft.com/office/word/2010/wordprocessingGroup" xmlns:wpi="http://schemas.microsoft.com/office/word/2010/wordprocessingInk" xmlns:wne="http://schemas.microsoft.com/office/word/2006/wordml" xmlns:wps="http://schemas.microsoft.com/office/word/2010/wordprocessingShape" mc:Ignorable="w14 w15 w16se w16cid w16 w16cex w16sdtdh w16sdtfl w16du wp14">
+<w:footnotes xmlns:wpc="http://schemas.microsoft.com/office/word/2010/wordprocessingCanvas" xmlns:cx="http://schemas.microsoft.com/office/drawing/2014/chartex" xmlns:cx1="http://schemas.microsoft.com/office/drawing/2015/9/8/chartex" xmlns:cx2="http://schemas.microsoft.com/office/drawing/2015/10/21/chartex" xmlns:cx3="http://schemas.microsoft.com/office/drawing/2016/5/9/chartex" xmlns:cx4="http://schemas.microsoft.com/office/drawing/2016/5/10/chartex" xmlns:cx5="http://schemas.microsoft.com/office/drawing/2016/5/11/chartex" xmlns:cx6="http://schemas.microsoft.com/office/drawing/2016/5/12/chartex" xmlns:cx7="http://schemas.microsoft.com/office/drawing/2016/5/13/chartex" xmlns:cx8="http://schemas.microsoft.com/office/drawing/2016/5/14/chartex" xmlns:mc="http://schemas.openxmlformats.org/markup-compatibility/2006" xmlns:aink="http://schemas.microsoft.com/office/drawing/2016/ink" xmlns:am3d="http://schemas.microsoft.com/office/drawing/2017/model3d" xmlns:o="urn:schemas-microsoft-com:office:office" xmlns:oel="http://schemas.microsoft.com/office/2019/extlst" xmlns:r="http://schemas.openxmlformats.org/officeDocument/2006/relationships" xmlns:m="http://schemas.openxmlformats.org/officeDocument/2006/math" xmlns:v="urn:schemas-microsoft-com:vml" xmlns:wp14="http://schemas.microsoft.com/office/word/2010/wordprocessingDrawing" xmlns:wp="http://schemas.openxmlformats.org/drawingml/2006/wordprocessingDrawing" xmlns:w10="urn:schemas-microsoft-com:office:word" xmlns:w="http://schemas.openxmlformats.org/wordprocessingml/2006/main" xmlns:w14="http://schemas.microsoft.com/office/word/2010/wordml" xmlns:w15="http://schemas.microsoft.com/office/word/2012/wordml" xmlns:w16cei="http://schemas.microsoft.com/office/word/2026/wordml/cei" xmlns:w16cex="http://schemas.microsoft.com/office/word/2018/wordml/cex" xmlns:w16cid="http://schemas.microsoft.com/office/word/2016/wordml/cid" xmlns:w16="http://schemas.microsoft.com/office/word/2018/wordml" xmlns:w16du="http://schemas.microsoft.com/office/word/2023/wordml/word16du" xmlns:w16sdtdh="http://schemas.microsoft.com/office/word/2020/wordml/sdtdatahash" xmlns:w16sdtfl="http://schemas.microsoft.com/office/word/2024/wordml/sdtformatlock" xmlns:w16se="http://schemas.microsoft.com/office/word/2015/wordml/symex" xmlns:wpg="http://schemas.microsoft.com/office/word/2010/wordprocessingGroup" xmlns:wpi="http://schemas.microsoft.com/office/word/2010/wordprocessingInk" xmlns:wne="http://schemas.microsoft.com/office/word/2006/wordml" xmlns:wps="http://schemas.microsoft.com/office/word/2010/wordprocessingShape" mc:Ignorable="w14 w15 w16se w16cid w16 w16cex w16sdtdh w16sdtfl w16du wp14">
   <w:footnote w:type="separator" w:id="-1">
     <w:p>
       <w:pPr>
@@ -14073,10 +13914,9 @@
 </file>
 
 <file path=word/header1.xml><?xml version="1.0" encoding="utf-8"?>
-<w:hdr xmlns:wpc="http://schemas.microsoft.com/office/word/2010/wordprocessingCanvas" xmlns:cx="http://schemas.microsoft.com/office/drawing/2014/chartex" xmlns:cx1="http://schemas.microsoft.com/office/drawing/2015/9/8/chartex" xmlns:cx2="http://schemas.microsoft.com/office/drawing/2015/10/21/chartex" xmlns:cx3="http://schemas.microsoft.com/office/drawing/2016/5/9/chartex" xmlns:cx4="http://schemas.microsoft.com/office/drawing/2016/5/10/chartex" xmlns:cx5="http://schemas.microsoft.com/office/drawing/2016/5/11/chartex" xmlns:cx6="http://schemas.microsoft.com/office/drawing/2016/5/12/chartex" xmlns:cx7="http://schemas.microsoft.com/office/drawing/2016/5/13/chartex" xmlns:cx8="http://schemas.microsoft.com/office/drawing/2016/5/14/chartex" xmlns:mc="http://schemas.openxmlformats.org/markup-compatibility/2006" xmlns:aink="http://schemas.microsoft.com/office/drawing/2016/ink" xmlns:am3d="http://schemas.microsoft.com/office/drawing/2017/model3d" xmlns:o="urn:schemas-microsoft-com:office:office" xmlns:oel="http://schemas.microsoft.com/office/2019/extlst" xmlns:r="http://schemas.openxmlformats.org/officeDocument/2006/relationships" xmlns:m="http://schemas.openxmlformats.org/officeDocument/2006/math" xmlns:v="urn:schemas-microsoft-com:vml" xmlns:wp14="http://schemas.microsoft.com/office/word/2010/wordprocessingDrawing" xmlns:wp="http://schemas.openxmlformats.org/drawingml/2006/wordprocessingDrawing" xmlns:w10="urn:schemas-microsoft-com:office:word" xmlns:w="http://schemas.openxmlformats.org/wordprocessingml/2006/main" xmlns:w14="http://schemas.microsoft.com/office/word/2010/wordml" xmlns:w15="http://schemas.microsoft.com/office/word/2012/wordml" xmlns:w16cex="http://schemas.microsoft.com/office/word/2018/wordml/cex" xmlns:w16cid="http://schemas.microsoft.com/office/word/2016/wordml/cid" xmlns:w16="http://schemas.microsoft.com/office/word/2018/wordml" xmlns:w16du="http://schemas.microsoft.com/office/word/2023/wordml/word16du" xmlns:w16sdtdh="http://schemas.microsoft.com/office/word/2020/wordml/sdtdatahash" xmlns:w16sdtfl="http://schemas.microsoft.com/office/word/2024/wordml/sdtformatlock" xmlns:w16se="http://schemas.microsoft.com/office/word/2015/wordml/symex" xmlns:wpg="http://schemas.microsoft.com/office/word/2010/wordprocessingGroup" xmlns:wpi="http://schemas.microsoft.com/office/word/2010/wordprocessingInk" xmlns:wne="http://schemas.microsoft.com/office/word/2006/wordml" xmlns:wps="http://schemas.microsoft.com/office/word/2010/wordprocessingShape" mc:Ignorable="w14 w15 w16se w16cid w16 w16cex w16sdtdh w16sdtfl w16du wp14">
+<w:hdr xmlns:wpc="http://schemas.microsoft.com/office/word/2010/wordprocessingCanvas" xmlns:cx="http://schemas.microsoft.com/office/drawing/2014/chartex" xmlns:cx1="http://schemas.microsoft.com/office/drawing/2015/9/8/chartex" xmlns:cx2="http://schemas.microsoft.com/office/drawing/2015/10/21/chartex" xmlns:cx3="http://schemas.microsoft.com/office/drawing/2016/5/9/chartex" xmlns:cx4="http://schemas.microsoft.com/office/drawing/2016/5/10/chartex" xmlns:cx5="http://schemas.microsoft.com/office/drawing/2016/5/11/chartex" xmlns:cx6="http://schemas.microsoft.com/office/drawing/2016/5/12/chartex" xmlns:cx7="http://schemas.microsoft.com/office/drawing/2016/5/13/chartex" xmlns:cx8="http://schemas.microsoft.com/office/drawing/2016/5/14/chartex" xmlns:mc="http://schemas.openxmlformats.org/markup-compatibility/2006" xmlns:aink="http://schemas.microsoft.com/office/drawing/2016/ink" xmlns:am3d="http://schemas.microsoft.com/office/drawing/2017/model3d" xmlns:o="urn:schemas-microsoft-com:office:office" xmlns:oel="http://schemas.microsoft.com/office/2019/extlst" xmlns:r="http://schemas.openxmlformats.org/officeDocument/2006/relationships" xmlns:m="http://schemas.openxmlformats.org/officeDocument/2006/math" xmlns:v="urn:schemas-microsoft-com:vml" xmlns:wp14="http://schemas.microsoft.com/office/word/2010/wordprocessingDrawing" xmlns:wp="http://schemas.openxmlformats.org/drawingml/2006/wordprocessingDrawing" xmlns:w10="urn:schemas-microsoft-com:office:word" xmlns:w="http://schemas.openxmlformats.org/wordprocessingml/2006/main" xmlns:w14="http://schemas.microsoft.com/office/word/2010/wordml" xmlns:w15="http://schemas.microsoft.com/office/word/2012/wordml" xmlns:w16cei="http://schemas.microsoft.com/office/word/2026/wordml/cei" xmlns:w16cex="http://schemas.microsoft.com/office/word/2018/wordml/cex" xmlns:w16cid="http://schemas.microsoft.com/office/word/2016/wordml/cid" xmlns:w16="http://schemas.microsoft.com/office/word/2018/wordml" xmlns:w16du="http://schemas.microsoft.com/office/word/2023/wordml/word16du" xmlns:w16sdtdh="http://schemas.microsoft.com/office/word/2020/wordml/sdtdatahash" xmlns:w16sdtfl="http://schemas.microsoft.com/office/word/2024/wordml/sdtformatlock" xmlns:w16se="http://schemas.microsoft.com/office/word/2015/wordml/symex" xmlns:wpg="http://schemas.microsoft.com/office/word/2010/wordprocessingGroup" xmlns:wpi="http://schemas.microsoft.com/office/word/2010/wordprocessingInk" xmlns:wne="http://schemas.microsoft.com/office/word/2006/wordml" xmlns:wps="http://schemas.microsoft.com/office/word/2010/wordprocessingShape" mc:Ignorable="w14 w15 w16se w16cid w16 w16cex w16sdtdh w16sdtfl w16du wp14">
   <w:p>
     <w:pPr>
-      <w:pStyle w:val="Koptekst"/>
       <w:jc w:val="right"/>
     </w:pPr>
     <w:r>
@@ -14120,7 +13960,7 @@
                   <pic:cNvPicPr/>
                 </pic:nvPicPr>
                 <pic:blipFill>
-                  <a:blip r:embed="rIdTplImgA">
+                  <a:blip r:embed="rId1">
                     <a:extLst>
                       <a:ext uri="{28A0092B-C50C-407E-A947-70E740481C1C}">
                         <a14:useLocalDpi xmlns:a14="http://schemas.microsoft.com/office/drawing/2010/main" val="0"/>
@@ -14172,7 +14012,7 @@
                   <pic:cNvPicPr/>
                 </pic:nvPicPr>
                 <pic:blipFill>
-                  <a:blip r:embed="rIdTplImgB">
+                  <a:blip r:embed="rId2">
                     <a:extLst>
                       <a:ext uri="{28A0092B-C50C-407E-A947-70E740481C1C}">
                         <a14:useLocalDpi xmlns:a14="http://schemas.microsoft.com/office/drawing/2010/main" val="0"/>
@@ -14203,7 +14043,7 @@
 </file>
 
 <file path=word/numbering.xml><?xml version="1.0" encoding="utf-8"?>
-<w:numbering xmlns:wpc="http://schemas.microsoft.com/office/word/2010/wordprocessingCanvas" xmlns:cx="http://schemas.microsoft.com/office/drawing/2014/chartex" xmlns:cx1="http://schemas.microsoft.com/office/drawing/2015/9/8/chartex" xmlns:cx2="http://schemas.microsoft.com/office/drawing/2015/10/21/chartex" xmlns:cx3="http://schemas.microsoft.com/office/drawing/2016/5/9/chartex" xmlns:cx4="http://schemas.microsoft.com/office/drawing/2016/5/10/chartex" xmlns:cx5="http://schemas.microsoft.com/office/drawing/2016/5/11/chartex" xmlns:cx6="http://schemas.microsoft.com/office/drawing/2016/5/12/chartex" xmlns:cx7="http://schemas.microsoft.com/office/drawing/2016/5/13/chartex" xmlns:cx8="http://schemas.microsoft.com/office/drawing/2016/5/14/chartex" xmlns:mc="http://schemas.openxmlformats.org/markup-compatibility/2006" xmlns:aink="http://schemas.microsoft.com/office/drawing/2016/ink" xmlns:am3d="http://schemas.microsoft.com/office/drawing/2017/model3d" xmlns:o="urn:schemas-microsoft-com:office:office" xmlns:oel="http://schemas.microsoft.com/office/2019/extlst" xmlns:r="http://schemas.openxmlformats.org/officeDocument/2006/relationships" xmlns:m="http://schemas.openxmlformats.org/officeDocument/2006/math" xmlns:v="urn:schemas-microsoft-com:vml" xmlns:wp14="http://schemas.microsoft.com/office/word/2010/wordprocessingDrawing" xmlns:wp="http://schemas.openxmlformats.org/drawingml/2006/wordprocessingDrawing" xmlns:w10="urn:schemas-microsoft-com:office:word" xmlns:w="http://schemas.openxmlformats.org/wordprocessingml/2006/main" xmlns:w14="http://schemas.microsoft.com/office/word/2010/wordml" xmlns:w15="http://schemas.microsoft.com/office/word/2012/wordml" xmlns:w16cex="http://schemas.microsoft.com/office/word/2018/wordml/cex" xmlns:w16cid="http://schemas.microsoft.com/office/word/2016/wordml/cid" xmlns:w16="http://schemas.microsoft.com/office/word/2018/wordml" xmlns:w16du="http://schemas.microsoft.com/office/word/2023/wordml/word16du" xmlns:w16sdtdh="http://schemas.microsoft.com/office/word/2020/wordml/sdtdatahash" xmlns:w16sdtfl="http://schemas.microsoft.com/office/word/2024/wordml/sdtformatlock" xmlns:w16se="http://schemas.microsoft.com/office/word/2015/wordml/symex" xmlns:wpg="http://schemas.microsoft.com/office/word/2010/wordprocessingGroup" xmlns:wpi="http://schemas.microsoft.com/office/word/2010/wordprocessingInk" xmlns:wne="http://schemas.microsoft.com/office/word/2006/wordml" xmlns:wps="http://schemas.microsoft.com/office/word/2010/wordprocessingShape" mc:Ignorable="w14 w15 w16se w16cid w16 w16cex w16sdtdh w16sdtfl w16du wp14">
+<w:numbering xmlns:wpc="http://schemas.microsoft.com/office/word/2010/wordprocessingCanvas" xmlns:cx="http://schemas.microsoft.com/office/drawing/2014/chartex" xmlns:cx1="http://schemas.microsoft.com/office/drawing/2015/9/8/chartex" xmlns:cx2="http://schemas.microsoft.com/office/drawing/2015/10/21/chartex" xmlns:cx3="http://schemas.microsoft.com/office/drawing/2016/5/9/chartex" xmlns:cx4="http://schemas.microsoft.com/office/drawing/2016/5/10/chartex" xmlns:cx5="http://schemas.microsoft.com/office/drawing/2016/5/11/chartex" xmlns:cx6="http://schemas.microsoft.com/office/drawing/2016/5/12/chartex" xmlns:cx7="http://schemas.microsoft.com/office/drawing/2016/5/13/chartex" xmlns:cx8="http://schemas.microsoft.com/office/drawing/2016/5/14/chartex" xmlns:mc="http://schemas.openxmlformats.org/markup-compatibility/2006" xmlns:aink="http://schemas.microsoft.com/office/drawing/2016/ink" xmlns:am3d="http://schemas.microsoft.com/office/drawing/2017/model3d" xmlns:o="urn:schemas-microsoft-com:office:office" xmlns:oel="http://schemas.microsoft.com/office/2019/extlst" xmlns:r="http://schemas.openxmlformats.org/officeDocument/2006/relationships" xmlns:m="http://schemas.openxmlformats.org/officeDocument/2006/math" xmlns:v="urn:schemas-microsoft-com:vml" xmlns:wp14="http://schemas.microsoft.com/office/word/2010/wordprocessingDrawing" xmlns:wp="http://schemas.openxmlformats.org/drawingml/2006/wordprocessingDrawing" xmlns:w10="urn:schemas-microsoft-com:office:word" xmlns:w="http://schemas.openxmlformats.org/wordprocessingml/2006/main" xmlns:w14="http://schemas.microsoft.com/office/word/2010/wordml" xmlns:w15="http://schemas.microsoft.com/office/word/2012/wordml" xmlns:w16cei="http://schemas.microsoft.com/office/word/2026/wordml/cei" xmlns:w16cex="http://schemas.microsoft.com/office/word/2018/wordml/cex" xmlns:w16cid="http://schemas.microsoft.com/office/word/2016/wordml/cid" xmlns:w16="http://schemas.microsoft.com/office/word/2018/wordml" xmlns:w16du="http://schemas.microsoft.com/office/word/2023/wordml/word16du" xmlns:w16sdtdh="http://schemas.microsoft.com/office/word/2020/wordml/sdtdatahash" xmlns:w16sdtfl="http://schemas.microsoft.com/office/word/2024/wordml/sdtformatlock" xmlns:w16se="http://schemas.microsoft.com/office/word/2015/wordml/symex" xmlns:wpg="http://schemas.microsoft.com/office/word/2010/wordprocessingGroup" xmlns:wpi="http://schemas.microsoft.com/office/word/2010/wordprocessingInk" xmlns:wne="http://schemas.microsoft.com/office/word/2006/wordml" xmlns:wps="http://schemas.microsoft.com/office/word/2010/wordprocessingShape" mc:Ignorable="w14 w15 w16se w16cid w16 w16cex w16sdtdh w16sdtfl w16du wp14">
   <w:abstractNum w:abstractNumId="0" w15:restartNumberingAfterBreak="0">
     <w:nsid w:val="118962DF"/>
     <w:multiLevelType w:val="multilevel"/>
@@ -14326,6 +14166,155 @@
     </w:lvl>
   </w:abstractNum>
   <w:abstractNum w:abstractNumId="1" w15:restartNumberingAfterBreak="0">
+    <w:nsid w:val="308B0DDF"/>
+    <w:multiLevelType w:val="multilevel"/>
+    <w:tmpl w:val="B712BA32"/>
+    <w:lvl w:ilvl="0">
+      <w:start w:val="1"/>
+      <w:numFmt w:val="bullet"/>
+      <w:lvlText w:val=""/>
+      <w:lvlJc w:val="left"/>
+      <w:pPr>
+        <w:tabs>
+          <w:tab w:val="num" w:pos="720"/>
+        </w:tabs>
+        <w:ind w:left="720" w:hanging="360"/>
+      </w:pPr>
+      <w:rPr>
+        <w:rFonts w:ascii="Symbol" w:hAnsi="Symbol" w:hint="default"/>
+        <w:sz w:val="20"/>
+      </w:rPr>
+    </w:lvl>
+    <w:lvl w:ilvl="1">
+      <w:start w:val="1"/>
+      <w:numFmt w:val="bullet"/>
+      <w:lvlText w:val="o"/>
+      <w:lvlJc w:val="left"/>
+      <w:pPr>
+        <w:tabs>
+          <w:tab w:val="num" w:pos="1440"/>
+        </w:tabs>
+        <w:ind w:left="1440" w:hanging="360"/>
+      </w:pPr>
+      <w:rPr>
+        <w:rFonts w:ascii="Courier New" w:hAnsi="Courier New" w:cs="Times New Roman" w:hint="default"/>
+        <w:sz w:val="20"/>
+      </w:rPr>
+    </w:lvl>
+    <w:lvl w:ilvl="2">
+      <w:start w:val="1"/>
+      <w:numFmt w:val="bullet"/>
+      <w:lvlText w:val=""/>
+      <w:lvlJc w:val="left"/>
+      <w:pPr>
+        <w:tabs>
+          <w:tab w:val="num" w:pos="2160"/>
+        </w:tabs>
+        <w:ind w:left="2160" w:hanging="360"/>
+      </w:pPr>
+      <w:rPr>
+        <w:rFonts w:ascii="Wingdings" w:hAnsi="Wingdings" w:hint="default"/>
+        <w:sz w:val="20"/>
+      </w:rPr>
+    </w:lvl>
+    <w:lvl w:ilvl="3">
+      <w:start w:val="1"/>
+      <w:numFmt w:val="bullet"/>
+      <w:lvlText w:val=""/>
+      <w:lvlJc w:val="left"/>
+      <w:pPr>
+        <w:tabs>
+          <w:tab w:val="num" w:pos="2880"/>
+        </w:tabs>
+        <w:ind w:left="2880" w:hanging="360"/>
+      </w:pPr>
+      <w:rPr>
+        <w:rFonts w:ascii="Wingdings" w:hAnsi="Wingdings" w:hint="default"/>
+        <w:sz w:val="20"/>
+      </w:rPr>
+    </w:lvl>
+    <w:lvl w:ilvl="4">
+      <w:start w:val="1"/>
+      <w:numFmt w:val="bullet"/>
+      <w:lvlText w:val=""/>
+      <w:lvlJc w:val="left"/>
+      <w:pPr>
+        <w:tabs>
+          <w:tab w:val="num" w:pos="3600"/>
+        </w:tabs>
+        <w:ind w:left="3600" w:hanging="360"/>
+      </w:pPr>
+      <w:rPr>
+        <w:rFonts w:ascii="Wingdings" w:hAnsi="Wingdings" w:hint="default"/>
+        <w:sz w:val="20"/>
+      </w:rPr>
+    </w:lvl>
+    <w:lvl w:ilvl="5">
+      <w:start w:val="1"/>
+      <w:numFmt w:val="bullet"/>
+      <w:lvlText w:val=""/>
+      <w:lvlJc w:val="left"/>
+      <w:pPr>
+        <w:tabs>
+          <w:tab w:val="num" w:pos="4320"/>
+        </w:tabs>
+        <w:ind w:left="4320" w:hanging="360"/>
+      </w:pPr>
+      <w:rPr>
+        <w:rFonts w:ascii="Wingdings" w:hAnsi="Wingdings" w:hint="default"/>
+        <w:sz w:val="20"/>
+      </w:rPr>
+    </w:lvl>
+    <w:lvl w:ilvl="6">
+      <w:start w:val="1"/>
+      <w:numFmt w:val="bullet"/>
+      <w:lvlText w:val=""/>
+      <w:lvlJc w:val="left"/>
+      <w:pPr>
+        <w:tabs>
+          <w:tab w:val="num" w:pos="5040"/>
+        </w:tabs>
+        <w:ind w:left="5040" w:hanging="360"/>
+      </w:pPr>
+      <w:rPr>
+        <w:rFonts w:ascii="Wingdings" w:hAnsi="Wingdings" w:hint="default"/>
+        <w:sz w:val="20"/>
+      </w:rPr>
+    </w:lvl>
+    <w:lvl w:ilvl="7">
+      <w:start w:val="1"/>
+      <w:numFmt w:val="bullet"/>
+      <w:lvlText w:val=""/>
+      <w:lvlJc w:val="left"/>
+      <w:pPr>
+        <w:tabs>
+          <w:tab w:val="num" w:pos="5760"/>
+        </w:tabs>
+        <w:ind w:left="5760" w:hanging="360"/>
+      </w:pPr>
+      <w:rPr>
+        <w:rFonts w:ascii="Wingdings" w:hAnsi="Wingdings" w:hint="default"/>
+        <w:sz w:val="20"/>
+      </w:rPr>
+    </w:lvl>
+    <w:lvl w:ilvl="8">
+      <w:start w:val="1"/>
+      <w:numFmt w:val="bullet"/>
+      <w:lvlText w:val=""/>
+      <w:lvlJc w:val="left"/>
+      <w:pPr>
+        <w:tabs>
+          <w:tab w:val="num" w:pos="6480"/>
+        </w:tabs>
+        <w:ind w:left="6480" w:hanging="360"/>
+      </w:pPr>
+      <w:rPr>
+        <w:rFonts w:ascii="Wingdings" w:hAnsi="Wingdings" w:hint="default"/>
+        <w:sz w:val="20"/>
+      </w:rPr>
+    </w:lvl>
+  </w:abstractNum>
+  <w:abstractNum w:abstractNumId="2" w15:restartNumberingAfterBreak="0">
     <w:nsid w:val="4D5F0D57"/>
     <w:multiLevelType w:val="multilevel"/>
     <w:tmpl w:val="DB864D02"/>
@@ -14341,7 +14330,7 @@
         <w:ind w:left="720" w:hanging="360"/>
       </w:pPr>
       <w:rPr>
-        <w:rFonts w:hint="default" w:ascii="Symbol" w:hAnsi="Symbol"/>
+        <w:rFonts w:ascii="Symbol" w:hAnsi="Symbol" w:hint="default"/>
         <w:sz w:val="20"/>
       </w:rPr>
     </w:lvl>
@@ -14357,7 +14346,7 @@
         <w:ind w:left="1440" w:hanging="360"/>
       </w:pPr>
       <w:rPr>
-        <w:rFonts w:hint="default" w:ascii="Courier New" w:hAnsi="Courier New"/>
+        <w:rFonts w:ascii="Courier New" w:hAnsi="Courier New" w:hint="default"/>
         <w:sz w:val="20"/>
       </w:rPr>
     </w:lvl>
@@ -14373,7 +14362,7 @@
         <w:ind w:left="2160" w:hanging="360"/>
       </w:pPr>
       <w:rPr>
-        <w:rFonts w:hint="default" w:ascii="Wingdings" w:hAnsi="Wingdings"/>
+        <w:rFonts w:ascii="Wingdings" w:hAnsi="Wingdings" w:hint="default"/>
         <w:sz w:val="20"/>
       </w:rPr>
     </w:lvl>
@@ -14389,7 +14378,7 @@
         <w:ind w:left="2880" w:hanging="360"/>
       </w:pPr>
       <w:rPr>
-        <w:rFonts w:hint="default" w:ascii="Wingdings" w:hAnsi="Wingdings"/>
+        <w:rFonts w:ascii="Wingdings" w:hAnsi="Wingdings" w:hint="default"/>
         <w:sz w:val="20"/>
       </w:rPr>
     </w:lvl>
@@ -14405,7 +14394,7 @@
         <w:ind w:left="3600" w:hanging="360"/>
       </w:pPr>
       <w:rPr>
-        <w:rFonts w:hint="default" w:ascii="Wingdings" w:hAnsi="Wingdings"/>
+        <w:rFonts w:ascii="Wingdings" w:hAnsi="Wingdings" w:hint="default"/>
         <w:sz w:val="20"/>
       </w:rPr>
     </w:lvl>
@@ -14421,7 +14410,7 @@
         <w:ind w:left="4320" w:hanging="360"/>
       </w:pPr>
       <w:rPr>
-        <w:rFonts w:hint="default" w:ascii="Wingdings" w:hAnsi="Wingdings"/>
+        <w:rFonts w:ascii="Wingdings" w:hAnsi="Wingdings" w:hint="default"/>
         <w:sz w:val="20"/>
       </w:rPr>
     </w:lvl>
@@ -14437,7 +14426,7 @@
         <w:ind w:left="5040" w:hanging="360"/>
       </w:pPr>
       <w:rPr>
-        <w:rFonts w:hint="default" w:ascii="Wingdings" w:hAnsi="Wingdings"/>
+        <w:rFonts w:ascii="Wingdings" w:hAnsi="Wingdings" w:hint="default"/>
         <w:sz w:val="20"/>
       </w:rPr>
     </w:lvl>
@@ -14453,7 +14442,7 @@
         <w:ind w:left="5760" w:hanging="360"/>
       </w:pPr>
       <w:rPr>
-        <w:rFonts w:hint="default" w:ascii="Wingdings" w:hAnsi="Wingdings"/>
+        <w:rFonts w:ascii="Wingdings" w:hAnsi="Wingdings" w:hint="default"/>
         <w:sz w:val="20"/>
       </w:rPr>
     </w:lvl>
@@ -14469,12 +14458,12 @@
         <w:ind w:left="6480" w:hanging="360"/>
       </w:pPr>
       <w:rPr>
-        <w:rFonts w:hint="default" w:ascii="Wingdings" w:hAnsi="Wingdings"/>
+        <w:rFonts w:ascii="Wingdings" w:hAnsi="Wingdings" w:hint="default"/>
         <w:sz w:val="20"/>
       </w:rPr>
     </w:lvl>
   </w:abstractNum>
-  <w:abstractNum w:abstractNumId="2" w15:restartNumberingAfterBreak="0">
+  <w:abstractNum w:abstractNumId="3" w15:restartNumberingAfterBreak="0">
     <w:nsid w:val="738456F7"/>
     <w:multiLevelType w:val="multilevel"/>
     <w:tmpl w:val="13D41B5E"/>
@@ -14490,7 +14479,7 @@
         <w:ind w:left="720" w:hanging="360"/>
       </w:pPr>
       <w:rPr>
-        <w:rFonts w:hint="default" w:ascii="Symbol" w:hAnsi="Symbol"/>
+        <w:rFonts w:ascii="Symbol" w:hAnsi="Symbol" w:hint="default"/>
         <w:sz w:val="20"/>
       </w:rPr>
     </w:lvl>
@@ -14523,7 +14512,7 @@
         <w:ind w:left="2160" w:hanging="360"/>
       </w:pPr>
       <w:rPr>
-        <w:rFonts w:hint="default" w:ascii="Wingdings" w:hAnsi="Wingdings"/>
+        <w:rFonts w:ascii="Wingdings" w:hAnsi="Wingdings" w:hint="default"/>
         <w:sz w:val="20"/>
       </w:rPr>
     </w:lvl>
@@ -14539,7 +14528,7 @@
         <w:ind w:left="2880" w:hanging="360"/>
       </w:pPr>
       <w:rPr>
-        <w:rFonts w:hint="default" w:ascii="Wingdings" w:hAnsi="Wingdings"/>
+        <w:rFonts w:ascii="Wingdings" w:hAnsi="Wingdings" w:hint="default"/>
         <w:sz w:val="20"/>
       </w:rPr>
     </w:lvl>
@@ -14555,7 +14544,7 @@
         <w:ind w:left="3600" w:hanging="360"/>
       </w:pPr>
       <w:rPr>
-        <w:rFonts w:hint="default" w:ascii="Wingdings" w:hAnsi="Wingdings"/>
+        <w:rFonts w:ascii="Wingdings" w:hAnsi="Wingdings" w:hint="default"/>
         <w:sz w:val="20"/>
       </w:rPr>
     </w:lvl>
@@ -14571,7 +14560,7 @@
         <w:ind w:left="4320" w:hanging="360"/>
       </w:pPr>
       <w:rPr>
-        <w:rFonts w:hint="default" w:ascii="Wingdings" w:hAnsi="Wingdings"/>
+        <w:rFonts w:ascii="Wingdings" w:hAnsi="Wingdings" w:hint="default"/>
         <w:sz w:val="20"/>
       </w:rPr>
     </w:lvl>
@@ -14587,7 +14576,7 @@
         <w:ind w:left="5040" w:hanging="360"/>
       </w:pPr>
       <w:rPr>
-        <w:rFonts w:hint="default" w:ascii="Wingdings" w:hAnsi="Wingdings"/>
+        <w:rFonts w:ascii="Wingdings" w:hAnsi="Wingdings" w:hint="default"/>
         <w:sz w:val="20"/>
       </w:rPr>
     </w:lvl>
@@ -14603,7 +14592,7 @@
         <w:ind w:left="5760" w:hanging="360"/>
       </w:pPr>
       <w:rPr>
-        <w:rFonts w:hint="default" w:ascii="Wingdings" w:hAnsi="Wingdings"/>
+        <w:rFonts w:ascii="Wingdings" w:hAnsi="Wingdings" w:hint="default"/>
         <w:sz w:val="20"/>
       </w:rPr>
     </w:lvl>
@@ -14619,40 +14608,41 @@
         <w:ind w:left="6480" w:hanging="360"/>
       </w:pPr>
       <w:rPr>
-        <w:rFonts w:hint="default" w:ascii="Wingdings" w:hAnsi="Wingdings"/>
+        <w:rFonts w:ascii="Wingdings" w:hAnsi="Wingdings" w:hint="default"/>
         <w:sz w:val="20"/>
       </w:rPr>
     </w:lvl>
   </w:abstractNum>
   <w:num w:numId="1" w16cid:durableId="58946002">
-    <w:abstractNumId w:val="2"/>
+    <w:abstractNumId w:val="3"/>
   </w:num>
   <w:num w:numId="2" w16cid:durableId="1838030279">
-    <w:abstractNumId w:val="1"/>
+    <w:abstractNumId w:val="2"/>
   </w:num>
   <w:num w:numId="3" w16cid:durableId="841159878">
     <w:abstractNumId w:val="0"/>
   </w:num>
+  <w:num w:numId="4" w16cid:durableId="812601570">
+    <w:abstractNumId w:val="1"/>
+    <w:lvlOverride w:ilvl="0"/>
+    <w:lvlOverride w:ilvl="1"/>
+    <w:lvlOverride w:ilvl="2"/>
+    <w:lvlOverride w:ilvl="3"/>
+    <w:lvlOverride w:ilvl="4"/>
+    <w:lvlOverride w:ilvl="5"/>
+    <w:lvlOverride w:ilvl="6"/>
+    <w:lvlOverride w:ilvl="7"/>
+    <w:lvlOverride w:ilvl="8"/>
+  </w:num>
 </w:numbering>
 </file>
 
-<file path=word/people.xml><?xml version="1.0" encoding="utf-8"?>
-<w15:people xmlns:mc="http://schemas.openxmlformats.org/markup-compatibility/2006" xmlns:w15="http://schemas.microsoft.com/office/word/2012/wordml" mc:Ignorable="w15">
-  <w15:person w15:author="Fabienne Dobbels">
-    <w15:presenceInfo w15:providerId="AD" w15:userId="S::fabienne.dobbels@kuleuven.be::6af49e9b-5a3b-47c4-8312-83989a90b1c2"/>
-  </w15:person>
-  <w15:person w15:author="Fabienne Dobbels">
-    <w15:presenceInfo w15:providerId="AD" w15:userId="S::fabienne.dobbels@kuleuven.be::6af49e9b-5a3b-47c4-8312-83989a90b1c2"/>
-  </w15:person>
-</w15:people>
-</file>
-
 <file path=word/styles.xml><?xml version="1.0" encoding="utf-8"?>
-<w:styles xmlns:wp14="http://schemas.microsoft.com/office/word/2010/wordprocessingDrawing" xmlns:mc="http://schemas.openxmlformats.org/markup-compatibility/2006" xmlns:r="http://schemas.openxmlformats.org/officeDocument/2006/relationships" xmlns:w="http://schemas.openxmlformats.org/wordprocessingml/2006/main" xmlns:w14="http://schemas.microsoft.com/office/word/2010/wordml" xmlns:w15="http://schemas.microsoft.com/office/word/2012/wordml" xmlns:w16cex="http://schemas.microsoft.com/office/word/2018/wordml/cex" xmlns:w16cid="http://schemas.microsoft.com/office/word/2016/wordml/cid" xmlns:w16="http://schemas.microsoft.com/office/word/2018/wordml" xmlns:w16du="http://schemas.microsoft.com/office/word/2023/wordml/word16du" xmlns:w16sdtdh="http://schemas.microsoft.com/office/word/2020/wordml/sdtdatahash" xmlns:w16sdtfl="http://schemas.microsoft.com/office/word/2024/wordml/sdtformatlock" xmlns:w16se="http://schemas.microsoft.com/office/word/2015/wordml/symex" mc:Ignorable="w14 w15 w16se w16cid w16 w16cex w16sdtdh w16sdtfl w16du wp14">
+<w:styles xmlns:mc="http://schemas.openxmlformats.org/markup-compatibility/2006" xmlns:r="http://schemas.openxmlformats.org/officeDocument/2006/relationships" xmlns:w="http://schemas.openxmlformats.org/wordprocessingml/2006/main" xmlns:w14="http://schemas.microsoft.com/office/word/2010/wordml" xmlns:w15="http://schemas.microsoft.com/office/word/2012/wordml" xmlns:w16cex="http://schemas.microsoft.com/office/word/2018/wordml/cex" xmlns:w16cid="http://schemas.microsoft.com/office/word/2016/wordml/cid" xmlns:w16="http://schemas.microsoft.com/office/word/2018/wordml" xmlns:w16du="http://schemas.microsoft.com/office/word/2023/wordml/word16du" xmlns:w16sdtdh="http://schemas.microsoft.com/office/word/2020/wordml/sdtdatahash" xmlns:w16sdtfl="http://schemas.microsoft.com/office/word/2024/wordml/sdtformatlock" xmlns:w16se="http://schemas.microsoft.com/office/word/2015/wordml/symex" mc:Ignorable="w14 w15 w16se w16cid w16 w16cex w16sdtdh w16sdtfl w16du">
   <w:docDefaults>
     <w:rPrDefault>
       <w:rPr>
-        <w:rFonts w:asciiTheme="minorHAnsi" w:hAnsiTheme="minorHAnsi" w:eastAsiaTheme="minorHAnsi" w:cstheme="minorBidi"/>
+        <w:rFonts w:asciiTheme="minorHAnsi" w:eastAsiaTheme="minorHAnsi" w:hAnsiTheme="minorHAnsi" w:cstheme="minorBidi"/>
         <w:kern w:val="2"/>
         <w:sz w:val="24"/>
         <w:szCs w:val="24"/>
@@ -14669,14 +14659,14 @@
   <w:latentStyles w:defLockedState="0" w:defUIPriority="99" w:defSemiHidden="0" w:defUnhideWhenUsed="0" w:defQFormat="0" w:count="376">
     <w:lsdException w:name="Normal" w:uiPriority="0" w:qFormat="1"/>
     <w:lsdException w:name="heading 1" w:uiPriority="9" w:qFormat="1"/>
-    <w:lsdException w:name="heading 2" w:uiPriority="9" w:semiHidden="1" w:unhideWhenUsed="1" w:qFormat="1"/>
-    <w:lsdException w:name="heading 3" w:uiPriority="9" w:semiHidden="1" w:unhideWhenUsed="1" w:qFormat="1"/>
-    <w:lsdException w:name="heading 4" w:uiPriority="9" w:semiHidden="1" w:unhideWhenUsed="1" w:qFormat="1"/>
-    <w:lsdException w:name="heading 5" w:uiPriority="9" w:semiHidden="1" w:unhideWhenUsed="1" w:qFormat="1"/>
-    <w:lsdException w:name="heading 6" w:uiPriority="9" w:semiHidden="1" w:unhideWhenUsed="1" w:qFormat="1"/>
-    <w:lsdException w:name="heading 7" w:uiPriority="9" w:semiHidden="1" w:unhideWhenUsed="1" w:qFormat="1"/>
-    <w:lsdException w:name="heading 8" w:uiPriority="9" w:semiHidden="1" w:unhideWhenUsed="1" w:qFormat="1"/>
-    <w:lsdException w:name="heading 9" w:uiPriority="9" w:semiHidden="1" w:unhideWhenUsed="1" w:qFormat="1"/>
+    <w:lsdException w:name="heading 2" w:semiHidden="1" w:uiPriority="9" w:unhideWhenUsed="1" w:qFormat="1"/>
+    <w:lsdException w:name="heading 3" w:semiHidden="1" w:uiPriority="9" w:unhideWhenUsed="1" w:qFormat="1"/>
+    <w:lsdException w:name="heading 4" w:semiHidden="1" w:uiPriority="9" w:unhideWhenUsed="1" w:qFormat="1"/>
+    <w:lsdException w:name="heading 5" w:semiHidden="1" w:uiPriority="9" w:unhideWhenUsed="1" w:qFormat="1"/>
+    <w:lsdException w:name="heading 6" w:semiHidden="1" w:uiPriority="9" w:unhideWhenUsed="1" w:qFormat="1"/>
+    <w:lsdException w:name="heading 7" w:semiHidden="1" w:uiPriority="9" w:unhideWhenUsed="1" w:qFormat="1"/>
+    <w:lsdException w:name="heading 8" w:semiHidden="1" w:uiPriority="9" w:unhideWhenUsed="1" w:qFormat="1"/>
+    <w:lsdException w:name="heading 9" w:semiHidden="1" w:uiPriority="9" w:unhideWhenUsed="1" w:qFormat="1"/>
     <w:lsdException w:name="index 1" w:semiHidden="1" w:unhideWhenUsed="1"/>
     <w:lsdException w:name="index 2" w:semiHidden="1" w:unhideWhenUsed="1"/>
     <w:lsdException w:name="index 3" w:semiHidden="1" w:unhideWhenUsed="1"/>
@@ -14686,22 +14676,22 @@
     <w:lsdException w:name="index 7" w:semiHidden="1" w:unhideWhenUsed="1"/>
     <w:lsdException w:name="index 8" w:semiHidden="1" w:unhideWhenUsed="1"/>
     <w:lsdException w:name="index 9" w:semiHidden="1" w:unhideWhenUsed="1"/>
-    <w:lsdException w:name="toc 1" w:uiPriority="39" w:semiHidden="1" w:unhideWhenUsed="1"/>
-    <w:lsdException w:name="toc 2" w:uiPriority="39" w:semiHidden="1" w:unhideWhenUsed="1"/>
-    <w:lsdException w:name="toc 3" w:uiPriority="39" w:semiHidden="1" w:unhideWhenUsed="1"/>
-    <w:lsdException w:name="toc 4" w:uiPriority="39" w:semiHidden="1" w:unhideWhenUsed="1"/>
-    <w:lsdException w:name="toc 5" w:uiPriority="39" w:semiHidden="1" w:unhideWhenUsed="1"/>
-    <w:lsdException w:name="toc 6" w:uiPriority="39" w:semiHidden="1" w:unhideWhenUsed="1"/>
-    <w:lsdException w:name="toc 7" w:uiPriority="39" w:semiHidden="1" w:unhideWhenUsed="1"/>
-    <w:lsdException w:name="toc 8" w:uiPriority="39" w:semiHidden="1" w:unhideWhenUsed="1"/>
-    <w:lsdException w:name="toc 9" w:uiPriority="39" w:semiHidden="1" w:unhideWhenUsed="1"/>
+    <w:lsdException w:name="toc 1" w:semiHidden="1" w:uiPriority="39" w:unhideWhenUsed="1"/>
+    <w:lsdException w:name="toc 2" w:semiHidden="1" w:uiPriority="39" w:unhideWhenUsed="1"/>
+    <w:lsdException w:name="toc 3" w:semiHidden="1" w:uiPriority="39" w:unhideWhenUsed="1"/>
+    <w:lsdException w:name="toc 4" w:semiHidden="1" w:uiPriority="39" w:unhideWhenUsed="1"/>
+    <w:lsdException w:name="toc 5" w:semiHidden="1" w:uiPriority="39" w:unhideWhenUsed="1"/>
+    <w:lsdException w:name="toc 6" w:semiHidden="1" w:uiPriority="39" w:unhideWhenUsed="1"/>
+    <w:lsdException w:name="toc 7" w:semiHidden="1" w:uiPriority="39" w:unhideWhenUsed="1"/>
+    <w:lsdException w:name="toc 8" w:semiHidden="1" w:uiPriority="39" w:unhideWhenUsed="1"/>
+    <w:lsdException w:name="toc 9" w:semiHidden="1" w:uiPriority="39" w:unhideWhenUsed="1"/>
     <w:lsdException w:name="Normal Indent" w:semiHidden="1" w:unhideWhenUsed="1"/>
     <w:lsdException w:name="footnote text" w:semiHidden="1" w:unhideWhenUsed="1"/>
     <w:lsdException w:name="annotation text" w:semiHidden="1" w:unhideWhenUsed="1"/>
     <w:lsdException w:name="header" w:semiHidden="1" w:unhideWhenUsed="1"/>
     <w:lsdException w:name="footer" w:semiHidden="1" w:unhideWhenUsed="1"/>
     <w:lsdException w:name="index heading" w:semiHidden="1" w:unhideWhenUsed="1"/>
-    <w:lsdException w:name="caption" w:uiPriority="35" w:semiHidden="1" w:unhideWhenUsed="1" w:qFormat="1"/>
+    <w:lsdException w:name="caption" w:semiHidden="1" w:uiPriority="35" w:unhideWhenUsed="1" w:qFormat="1"/>
     <w:lsdException w:name="table of figures" w:semiHidden="1" w:unhideWhenUsed="1"/>
     <w:lsdException w:name="envelope address" w:semiHidden="1" w:unhideWhenUsed="1"/>
     <w:lsdException w:name="envelope return" w:semiHidden="1" w:unhideWhenUsed="1"/>
@@ -14732,7 +14722,7 @@
     <w:lsdException w:name="Title" w:uiPriority="10" w:qFormat="1"/>
     <w:lsdException w:name="Closing" w:semiHidden="1" w:unhideWhenUsed="1"/>
     <w:lsdException w:name="Signature" w:semiHidden="1" w:unhideWhenUsed="1"/>
-    <w:lsdException w:name="Default Paragraph Font" w:uiPriority="1" w:semiHidden="1" w:unhideWhenUsed="1"/>
+    <w:lsdException w:name="Default Paragraph Font" w:semiHidden="1" w:uiPriority="1" w:unhideWhenUsed="1"/>
     <w:lsdException w:name="Body Text" w:semiHidden="1" w:unhideWhenUsed="1"/>
     <w:lsdException w:name="Body Text Indent" w:semiHidden="1" w:unhideWhenUsed="1"/>
     <w:lsdException w:name="List Continue" w:semiHidden="1" w:unhideWhenUsed="1"/>
@@ -14932,8 +14922,8 @@
     <w:lsdException w:name="Subtle Reference" w:uiPriority="31" w:qFormat="1"/>
     <w:lsdException w:name="Intense Reference" w:uiPriority="32" w:qFormat="1"/>
     <w:lsdException w:name="Book Title" w:uiPriority="33" w:qFormat="1"/>
-    <w:lsdException w:name="Bibliography" w:uiPriority="37" w:semiHidden="1" w:unhideWhenUsed="1"/>
-    <w:lsdException w:name="TOC Heading" w:uiPriority="39" w:semiHidden="1" w:unhideWhenUsed="1" w:qFormat="1"/>
+    <w:lsdException w:name="Bibliography" w:semiHidden="1" w:uiPriority="37" w:unhideWhenUsed="1"/>
+    <w:lsdException w:name="TOC Heading" w:semiHidden="1" w:uiPriority="39" w:unhideWhenUsed="1" w:qFormat="1"/>
     <w:lsdException w:name="Plain Table 1" w:uiPriority="41"/>
     <w:lsdException w:name="Plain Table 2" w:uiPriority="42"/>
     <w:lsdException w:name="Plain Table 3" w:uiPriority="43"/>
@@ -15044,7 +15034,7 @@
     <w:lsdException w:name="Unresolved Mention" w:semiHidden="1" w:unhideWhenUsed="1"/>
     <w:lsdException w:name="Smart Link" w:semiHidden="1" w:unhideWhenUsed="1"/>
   </w:latentStyles>
-  <w:style w:type="paragraph" w:styleId="Normal" w:default="1">
+  <w:style w:type="paragraph" w:default="1" w:styleId="Standaard">
     <w:name w:val="Normal"/>
     <w:qFormat/>
     <w:rsid w:val="00C22F06"/>
@@ -15052,16 +15042,16 @@
       <w:spacing w:line="259" w:lineRule="auto"/>
     </w:pPr>
     <w:rPr>
-      <w:rFonts w:ascii="Arial" w:hAnsi="Arial" w:eastAsia="Arial" w:cs="Arial"/>
+      <w:rFonts w:ascii="Arial" w:eastAsia="Arial" w:hAnsi="Arial" w:cs="Arial"/>
       <w:sz w:val="22"/>
       <w:szCs w:val="22"/>
     </w:rPr>
   </w:style>
-  <w:style w:type="paragraph" w:styleId="Heading1">
+  <w:style w:type="paragraph" w:styleId="Kop1">
     <w:name w:val="heading 1"/>
-    <w:basedOn w:val="Normal"/>
-    <w:next w:val="Normal"/>
-    <w:link w:val="Heading1Char"/>
+    <w:basedOn w:val="Standaard"/>
+    <w:next w:val="Standaard"/>
+    <w:link w:val="Kop1Char"/>
     <w:uiPriority w:val="9"/>
     <w:qFormat/>
     <w:rsid w:val="003539DF"/>
@@ -15072,17 +15062,17 @@
       <w:outlineLvl w:val="0"/>
     </w:pPr>
     <w:rPr>
-      <w:rFonts w:asciiTheme="majorHAnsi" w:hAnsiTheme="majorHAnsi" w:eastAsiaTheme="majorEastAsia" w:cstheme="majorBidi"/>
+      <w:rFonts w:asciiTheme="majorHAnsi" w:eastAsiaTheme="majorEastAsia" w:hAnsiTheme="majorHAnsi" w:cstheme="majorBidi"/>
       <w:color w:val="0F4761" w:themeColor="accent1" w:themeShade="BF"/>
       <w:sz w:val="40"/>
       <w:szCs w:val="40"/>
     </w:rPr>
   </w:style>
-  <w:style w:type="paragraph" w:styleId="Heading2">
+  <w:style w:type="paragraph" w:styleId="Kop2">
     <w:name w:val="heading 2"/>
-    <w:basedOn w:val="Normal"/>
-    <w:next w:val="Normal"/>
-    <w:link w:val="Heading2Char"/>
+    <w:basedOn w:val="Standaard"/>
+    <w:next w:val="Standaard"/>
+    <w:link w:val="Kop2Char"/>
     <w:uiPriority w:val="9"/>
     <w:semiHidden/>
     <w:unhideWhenUsed/>
@@ -15095,17 +15085,17 @@
       <w:outlineLvl w:val="1"/>
     </w:pPr>
     <w:rPr>
-      <w:rFonts w:asciiTheme="majorHAnsi" w:hAnsiTheme="majorHAnsi" w:eastAsiaTheme="majorEastAsia" w:cstheme="majorBidi"/>
+      <w:rFonts w:asciiTheme="majorHAnsi" w:eastAsiaTheme="majorEastAsia" w:hAnsiTheme="majorHAnsi" w:cstheme="majorBidi"/>
       <w:color w:val="0F4761" w:themeColor="accent1" w:themeShade="BF"/>
       <w:sz w:val="32"/>
       <w:szCs w:val="32"/>
     </w:rPr>
   </w:style>
-  <w:style w:type="paragraph" w:styleId="Heading3">
+  <w:style w:type="paragraph" w:styleId="Kop3">
     <w:name w:val="heading 3"/>
-    <w:basedOn w:val="Normal"/>
-    <w:next w:val="Normal"/>
-    <w:link w:val="Heading3Char"/>
+    <w:basedOn w:val="Standaard"/>
+    <w:next w:val="Standaard"/>
+    <w:link w:val="Kop3Char"/>
     <w:uiPriority w:val="9"/>
     <w:semiHidden/>
     <w:unhideWhenUsed/>
@@ -15124,11 +15114,11 @@
       <w:szCs w:val="28"/>
     </w:rPr>
   </w:style>
-  <w:style w:type="paragraph" w:styleId="Heading4">
+  <w:style w:type="paragraph" w:styleId="Kop4">
     <w:name w:val="heading 4"/>
-    <w:basedOn w:val="Normal"/>
-    <w:next w:val="Normal"/>
-    <w:link w:val="Heading4Char"/>
+    <w:basedOn w:val="Standaard"/>
+    <w:next w:val="Standaard"/>
+    <w:link w:val="Kop4Char"/>
     <w:uiPriority w:val="9"/>
     <w:semiHidden/>
     <w:unhideWhenUsed/>
@@ -15147,11 +15137,11 @@
       <w:color w:val="0F4761" w:themeColor="accent1" w:themeShade="BF"/>
     </w:rPr>
   </w:style>
-  <w:style w:type="paragraph" w:styleId="Heading5">
+  <w:style w:type="paragraph" w:styleId="Kop5">
     <w:name w:val="heading 5"/>
-    <w:basedOn w:val="Normal"/>
-    <w:next w:val="Normal"/>
-    <w:link w:val="Heading5Char"/>
+    <w:basedOn w:val="Standaard"/>
+    <w:next w:val="Standaard"/>
+    <w:link w:val="Kop5Char"/>
     <w:uiPriority w:val="9"/>
     <w:semiHidden/>
     <w:unhideWhenUsed/>
@@ -15168,11 +15158,11 @@
       <w:color w:val="0F4761" w:themeColor="accent1" w:themeShade="BF"/>
     </w:rPr>
   </w:style>
-  <w:style w:type="paragraph" w:styleId="Heading6">
+  <w:style w:type="paragraph" w:styleId="Kop6">
     <w:name w:val="heading 6"/>
-    <w:basedOn w:val="Normal"/>
-    <w:next w:val="Normal"/>
-    <w:link w:val="Heading6Char"/>
+    <w:basedOn w:val="Standaard"/>
+    <w:next w:val="Standaard"/>
+    <w:link w:val="Kop6Char"/>
     <w:uiPriority w:val="9"/>
     <w:semiHidden/>
     <w:unhideWhenUsed/>
@@ -15191,11 +15181,11 @@
       <w:color w:val="595959" w:themeColor="text1" w:themeTint="A6"/>
     </w:rPr>
   </w:style>
-  <w:style w:type="paragraph" w:styleId="Heading7">
+  <w:style w:type="paragraph" w:styleId="Kop7">
     <w:name w:val="heading 7"/>
-    <w:basedOn w:val="Normal"/>
-    <w:next w:val="Normal"/>
-    <w:link w:val="Heading7Char"/>
+    <w:basedOn w:val="Standaard"/>
+    <w:next w:val="Standaard"/>
+    <w:link w:val="Kop7Char"/>
     <w:uiPriority w:val="9"/>
     <w:semiHidden/>
     <w:unhideWhenUsed/>
@@ -15212,11 +15202,11 @@
       <w:color w:val="595959" w:themeColor="text1" w:themeTint="A6"/>
     </w:rPr>
   </w:style>
-  <w:style w:type="paragraph" w:styleId="Heading8">
+  <w:style w:type="paragraph" w:styleId="Kop8">
     <w:name w:val="heading 8"/>
-    <w:basedOn w:val="Normal"/>
-    <w:next w:val="Normal"/>
-    <w:link w:val="Heading8Char"/>
+    <w:basedOn w:val="Standaard"/>
+    <w:next w:val="Standaard"/>
+    <w:link w:val="Kop8Char"/>
     <w:uiPriority w:val="9"/>
     <w:semiHidden/>
     <w:unhideWhenUsed/>
@@ -15235,11 +15225,11 @@
       <w:color w:val="272727" w:themeColor="text1" w:themeTint="D8"/>
     </w:rPr>
   </w:style>
-  <w:style w:type="paragraph" w:styleId="Heading9">
+  <w:style w:type="paragraph" w:styleId="Kop9">
     <w:name w:val="heading 9"/>
-    <w:basedOn w:val="Normal"/>
-    <w:next w:val="Normal"/>
-    <w:link w:val="Heading9Char"/>
+    <w:basedOn w:val="Standaard"/>
+    <w:next w:val="Standaard"/>
+    <w:link w:val="Kop9Char"/>
     <w:uiPriority w:val="9"/>
     <w:semiHidden/>
     <w:unhideWhenUsed/>
@@ -15256,13 +15246,13 @@
       <w:color w:val="272727" w:themeColor="text1" w:themeTint="D8"/>
     </w:rPr>
   </w:style>
-  <w:style w:type="character" w:styleId="DefaultParagraphFont" w:default="1">
+  <w:style w:type="character" w:default="1" w:styleId="Standaardalinea-lettertype">
     <w:name w:val="Default Paragraph Font"/>
     <w:uiPriority w:val="1"/>
     <w:semiHidden/>
     <w:unhideWhenUsed/>
   </w:style>
-  <w:style w:type="table" w:styleId="TableNormal" w:default="1">
+  <w:style w:type="table" w:default="1" w:styleId="Standaardtabel">
     <w:name w:val="Normal Table"/>
     <w:uiPriority w:val="99"/>
     <w:semiHidden/>
@@ -15277,43 +15267,43 @@
       </w:tblCellMar>
     </w:tblPr>
   </w:style>
-  <w:style w:type="numbering" w:styleId="NoList" w:default="1">
+  <w:style w:type="numbering" w:default="1" w:styleId="Geenlijst">
     <w:name w:val="No List"/>
     <w:uiPriority w:val="99"/>
     <w:semiHidden/>
     <w:unhideWhenUsed/>
   </w:style>
-  <w:style w:type="character" w:styleId="Heading1Char" w:customStyle="1">
-    <w:name w:val="Heading 1 Char"/>
-    <w:basedOn w:val="DefaultParagraphFont"/>
-    <w:link w:val="Heading1"/>
+  <w:style w:type="character" w:customStyle="1" w:styleId="Kop1Char">
+    <w:name w:val="Kop 1 Char"/>
+    <w:basedOn w:val="Standaardalinea-lettertype"/>
+    <w:link w:val="Kop1"/>
     <w:uiPriority w:val="9"/>
     <w:rsid w:val="003539DF"/>
     <w:rPr>
-      <w:rFonts w:asciiTheme="majorHAnsi" w:hAnsiTheme="majorHAnsi" w:eastAsiaTheme="majorEastAsia" w:cstheme="majorBidi"/>
+      <w:rFonts w:asciiTheme="majorHAnsi" w:eastAsiaTheme="majorEastAsia" w:hAnsiTheme="majorHAnsi" w:cstheme="majorBidi"/>
       <w:color w:val="0F4761" w:themeColor="accent1" w:themeShade="BF"/>
       <w:sz w:val="40"/>
       <w:szCs w:val="40"/>
     </w:rPr>
   </w:style>
-  <w:style w:type="character" w:styleId="Heading2Char" w:customStyle="1">
-    <w:name w:val="Heading 2 Char"/>
-    <w:basedOn w:val="DefaultParagraphFont"/>
-    <w:link w:val="Heading2"/>
+  <w:style w:type="character" w:customStyle="1" w:styleId="Kop2Char">
+    <w:name w:val="Kop 2 Char"/>
+    <w:basedOn w:val="Standaardalinea-lettertype"/>
+    <w:link w:val="Kop2"/>
     <w:uiPriority w:val="9"/>
     <w:semiHidden/>
     <w:rsid w:val="003539DF"/>
     <w:rPr>
-      <w:rFonts w:asciiTheme="majorHAnsi" w:hAnsiTheme="majorHAnsi" w:eastAsiaTheme="majorEastAsia" w:cstheme="majorBidi"/>
+      <w:rFonts w:asciiTheme="majorHAnsi" w:eastAsiaTheme="majorEastAsia" w:hAnsiTheme="majorHAnsi" w:cstheme="majorBidi"/>
       <w:color w:val="0F4761" w:themeColor="accent1" w:themeShade="BF"/>
       <w:sz w:val="32"/>
       <w:szCs w:val="32"/>
     </w:rPr>
   </w:style>
-  <w:style w:type="character" w:styleId="Heading3Char" w:customStyle="1">
-    <w:name w:val="Heading 3 Char"/>
-    <w:basedOn w:val="DefaultParagraphFont"/>
-    <w:link w:val="Heading3"/>
+  <w:style w:type="character" w:customStyle="1" w:styleId="Kop3Char">
+    <w:name w:val="Kop 3 Char"/>
+    <w:basedOn w:val="Standaardalinea-lettertype"/>
+    <w:link w:val="Kop3"/>
     <w:uiPriority w:val="9"/>
     <w:semiHidden/>
     <w:rsid w:val="003539DF"/>
@@ -15324,10 +15314,10 @@
       <w:szCs w:val="28"/>
     </w:rPr>
   </w:style>
-  <w:style w:type="character" w:styleId="Heading4Char" w:customStyle="1">
-    <w:name w:val="Heading 4 Char"/>
-    <w:basedOn w:val="DefaultParagraphFont"/>
-    <w:link w:val="Heading4"/>
+  <w:style w:type="character" w:customStyle="1" w:styleId="Kop4Char">
+    <w:name w:val="Kop 4 Char"/>
+    <w:basedOn w:val="Standaardalinea-lettertype"/>
+    <w:link w:val="Kop4"/>
     <w:uiPriority w:val="9"/>
     <w:semiHidden/>
     <w:rsid w:val="003539DF"/>
@@ -15338,10 +15328,10 @@
       <w:color w:val="0F4761" w:themeColor="accent1" w:themeShade="BF"/>
     </w:rPr>
   </w:style>
-  <w:style w:type="character" w:styleId="Heading5Char" w:customStyle="1">
-    <w:name w:val="Heading 5 Char"/>
-    <w:basedOn w:val="DefaultParagraphFont"/>
-    <w:link w:val="Heading5"/>
+  <w:style w:type="character" w:customStyle="1" w:styleId="Kop5Char">
+    <w:name w:val="Kop 5 Char"/>
+    <w:basedOn w:val="Standaardalinea-lettertype"/>
+    <w:link w:val="Kop5"/>
     <w:uiPriority w:val="9"/>
     <w:semiHidden/>
     <w:rsid w:val="003539DF"/>
@@ -15350,10 +15340,10 @@
       <w:color w:val="0F4761" w:themeColor="accent1" w:themeShade="BF"/>
     </w:rPr>
   </w:style>
-  <w:style w:type="character" w:styleId="Heading6Char" w:customStyle="1">
-    <w:name w:val="Heading 6 Char"/>
-    <w:basedOn w:val="DefaultParagraphFont"/>
-    <w:link w:val="Heading6"/>
+  <w:style w:type="character" w:customStyle="1" w:styleId="Kop6Char">
+    <w:name w:val="Kop 6 Char"/>
+    <w:basedOn w:val="Standaardalinea-lettertype"/>
+    <w:link w:val="Kop6"/>
     <w:uiPriority w:val="9"/>
     <w:semiHidden/>
     <w:rsid w:val="003539DF"/>
@@ -15364,10 +15354,10 @@
       <w:color w:val="595959" w:themeColor="text1" w:themeTint="A6"/>
     </w:rPr>
   </w:style>
-  <w:style w:type="character" w:styleId="Heading7Char" w:customStyle="1">
-    <w:name w:val="Heading 7 Char"/>
-    <w:basedOn w:val="DefaultParagraphFont"/>
-    <w:link w:val="Heading7"/>
+  <w:style w:type="character" w:customStyle="1" w:styleId="Kop7Char">
+    <w:name w:val="Kop 7 Char"/>
+    <w:basedOn w:val="Standaardalinea-lettertype"/>
+    <w:link w:val="Kop7"/>
     <w:uiPriority w:val="9"/>
     <w:semiHidden/>
     <w:rsid w:val="003539DF"/>
@@ -15376,10 +15366,10 @@
       <w:color w:val="595959" w:themeColor="text1" w:themeTint="A6"/>
     </w:rPr>
   </w:style>
-  <w:style w:type="character" w:styleId="Heading8Char" w:customStyle="1">
-    <w:name w:val="Heading 8 Char"/>
-    <w:basedOn w:val="DefaultParagraphFont"/>
-    <w:link w:val="Heading8"/>
+  <w:style w:type="character" w:customStyle="1" w:styleId="Kop8Char">
+    <w:name w:val="Kop 8 Char"/>
+    <w:basedOn w:val="Standaardalinea-lettertype"/>
+    <w:link w:val="Kop8"/>
     <w:uiPriority w:val="9"/>
     <w:semiHidden/>
     <w:rsid w:val="003539DF"/>
@@ -15390,10 +15380,10 @@
       <w:color w:val="272727" w:themeColor="text1" w:themeTint="D8"/>
     </w:rPr>
   </w:style>
-  <w:style w:type="character" w:styleId="Heading9Char" w:customStyle="1">
-    <w:name w:val="Heading 9 Char"/>
-    <w:basedOn w:val="DefaultParagraphFont"/>
-    <w:link w:val="Heading9"/>
+  <w:style w:type="character" w:customStyle="1" w:styleId="Kop9Char">
+    <w:name w:val="Kop 9 Char"/>
+    <w:basedOn w:val="Standaardalinea-lettertype"/>
+    <w:link w:val="Kop9"/>
     <w:uiPriority w:val="9"/>
     <w:semiHidden/>
     <w:rsid w:val="003539DF"/>
@@ -15402,11 +15392,11 @@
       <w:color w:val="272727" w:themeColor="text1" w:themeTint="D8"/>
     </w:rPr>
   </w:style>
-  <w:style w:type="paragraph" w:styleId="Title">
+  <w:style w:type="paragraph" w:styleId="Titel">
     <w:name w:val="Title"/>
-    <w:basedOn w:val="Normal"/>
-    <w:next w:val="Normal"/>
-    <w:link w:val="TitleChar"/>
+    <w:basedOn w:val="Standaard"/>
+    <w:next w:val="Standaard"/>
+    <w:link w:val="TitelChar"/>
     <w:uiPriority w:val="10"/>
     <w:qFormat/>
     <w:rsid w:val="003539DF"/>
@@ -15415,32 +15405,32 @@
       <w:contextualSpacing/>
     </w:pPr>
     <w:rPr>
-      <w:rFonts w:asciiTheme="majorHAnsi" w:hAnsiTheme="majorHAnsi" w:eastAsiaTheme="majorEastAsia" w:cstheme="majorBidi"/>
+      <w:rFonts w:asciiTheme="majorHAnsi" w:eastAsiaTheme="majorEastAsia" w:hAnsiTheme="majorHAnsi" w:cstheme="majorBidi"/>
       <w:spacing w:val="-10"/>
       <w:kern w:val="28"/>
       <w:sz w:val="56"/>
       <w:szCs w:val="56"/>
     </w:rPr>
   </w:style>
-  <w:style w:type="character" w:styleId="TitleChar" w:customStyle="1">
-    <w:name w:val="Title Char"/>
-    <w:basedOn w:val="DefaultParagraphFont"/>
-    <w:link w:val="Title"/>
+  <w:style w:type="character" w:customStyle="1" w:styleId="TitelChar">
+    <w:name w:val="Titel Char"/>
+    <w:basedOn w:val="Standaardalinea-lettertype"/>
+    <w:link w:val="Titel"/>
     <w:uiPriority w:val="10"/>
     <w:rsid w:val="003539DF"/>
     <w:rPr>
-      <w:rFonts w:asciiTheme="majorHAnsi" w:hAnsiTheme="majorHAnsi" w:eastAsiaTheme="majorEastAsia" w:cstheme="majorBidi"/>
+      <w:rFonts w:asciiTheme="majorHAnsi" w:eastAsiaTheme="majorEastAsia" w:hAnsiTheme="majorHAnsi" w:cstheme="majorBidi"/>
       <w:spacing w:val="-10"/>
       <w:kern w:val="28"/>
       <w:sz w:val="56"/>
       <w:szCs w:val="56"/>
     </w:rPr>
   </w:style>
-  <w:style w:type="paragraph" w:styleId="Subtitle">
+  <w:style w:type="paragraph" w:styleId="Ondertitel">
     <w:name w:val="Subtitle"/>
-    <w:basedOn w:val="Normal"/>
-    <w:next w:val="Normal"/>
-    <w:link w:val="SubtitleChar"/>
+    <w:basedOn w:val="Standaard"/>
+    <w:next w:val="Standaard"/>
+    <w:link w:val="OndertitelChar"/>
     <w:uiPriority w:val="11"/>
     <w:qFormat/>
     <w:rsid w:val="003539DF"/>
@@ -15457,10 +15447,10 @@
       <w:szCs w:val="28"/>
     </w:rPr>
   </w:style>
-  <w:style w:type="character" w:styleId="SubtitleChar" w:customStyle="1">
-    <w:name w:val="Subtitle Char"/>
-    <w:basedOn w:val="DefaultParagraphFont"/>
-    <w:link w:val="Subtitle"/>
+  <w:style w:type="character" w:customStyle="1" w:styleId="OndertitelChar">
+    <w:name w:val="Ondertitel Char"/>
+    <w:basedOn w:val="Standaardalinea-lettertype"/>
+    <w:link w:val="Ondertitel"/>
     <w:uiPriority w:val="11"/>
     <w:rsid w:val="003539DF"/>
     <w:rPr>
@@ -15471,11 +15461,11 @@
       <w:szCs w:val="28"/>
     </w:rPr>
   </w:style>
-  <w:style w:type="paragraph" w:styleId="Quote">
+  <w:style w:type="paragraph" w:styleId="Citaat">
     <w:name w:val="Quote"/>
-    <w:basedOn w:val="Normal"/>
-    <w:next w:val="Normal"/>
-    <w:link w:val="QuoteChar"/>
+    <w:basedOn w:val="Standaard"/>
+    <w:next w:val="Standaard"/>
+    <w:link w:val="CitaatChar"/>
     <w:uiPriority w:val="29"/>
     <w:qFormat/>
     <w:rsid w:val="003539DF"/>
@@ -15489,10 +15479,10 @@
       <w:color w:val="404040" w:themeColor="text1" w:themeTint="BF"/>
     </w:rPr>
   </w:style>
-  <w:style w:type="character" w:styleId="QuoteChar" w:customStyle="1">
-    <w:name w:val="Quote Char"/>
-    <w:basedOn w:val="DefaultParagraphFont"/>
-    <w:link w:val="Quote"/>
+  <w:style w:type="character" w:customStyle="1" w:styleId="CitaatChar">
+    <w:name w:val="Citaat Char"/>
+    <w:basedOn w:val="Standaardalinea-lettertype"/>
+    <w:link w:val="Citaat"/>
     <w:uiPriority w:val="29"/>
     <w:rsid w:val="003539DF"/>
     <w:rPr>
@@ -15501,10 +15491,10 @@
       <w:color w:val="404040" w:themeColor="text1" w:themeTint="BF"/>
     </w:rPr>
   </w:style>
-  <w:style w:type="paragraph" w:styleId="ListParagraph">
+  <w:style w:type="paragraph" w:styleId="Lijstalinea">
     <w:name w:val="List Paragraph"/>
-    <w:basedOn w:val="Normal"/>
-    <w:link w:val="ListParagraphChar"/>
+    <w:basedOn w:val="Standaard"/>
+    <w:link w:val="LijstalineaChar"/>
     <w:uiPriority w:val="34"/>
     <w:qFormat/>
     <w:rsid w:val="003539DF"/>
@@ -15513,9 +15503,9 @@
       <w:contextualSpacing/>
     </w:pPr>
   </w:style>
-  <w:style w:type="character" w:styleId="IntenseEmphasis">
+  <w:style w:type="character" w:styleId="Intensievebenadrukking">
     <w:name w:val="Intense Emphasis"/>
-    <w:basedOn w:val="DefaultParagraphFont"/>
+    <w:basedOn w:val="Standaardalinea-lettertype"/>
     <w:uiPriority w:val="21"/>
     <w:qFormat/>
     <w:rsid w:val="003539DF"/>
@@ -15525,18 +15515,18 @@
       <w:color w:val="0F4761" w:themeColor="accent1" w:themeShade="BF"/>
     </w:rPr>
   </w:style>
-  <w:style w:type="paragraph" w:styleId="IntenseQuote">
+  <w:style w:type="paragraph" w:styleId="Duidelijkcitaat">
     <w:name w:val="Intense Quote"/>
-    <w:basedOn w:val="Normal"/>
-    <w:next w:val="Normal"/>
-    <w:link w:val="IntenseQuoteChar"/>
+    <w:basedOn w:val="Standaard"/>
+    <w:next w:val="Standaard"/>
+    <w:link w:val="DuidelijkcitaatChar"/>
     <w:uiPriority w:val="30"/>
     <w:qFormat/>
     <w:rsid w:val="003539DF"/>
     <w:pPr>
       <w:pBdr>
-        <w:top w:val="single" w:color="0F4761" w:themeColor="accent1" w:themeShade="BF" w:sz="4" w:space="10"/>
-        <w:bottom w:val="single" w:color="0F4761" w:themeColor="accent1" w:themeShade="BF" w:sz="4" w:space="10"/>
+        <w:top w:val="single" w:sz="4" w:space="10" w:color="0F4761" w:themeColor="accent1" w:themeShade="BF"/>
+        <w:bottom w:val="single" w:sz="4" w:space="10" w:color="0F4761" w:themeColor="accent1" w:themeShade="BF"/>
       </w:pBdr>
       <w:spacing w:before="360" w:after="360"/>
       <w:ind w:left="864" w:right="864"/>
@@ -15548,10 +15538,10 @@
       <w:color w:val="0F4761" w:themeColor="accent1" w:themeShade="BF"/>
     </w:rPr>
   </w:style>
-  <w:style w:type="character" w:styleId="IntenseQuoteChar" w:customStyle="1">
-    <w:name w:val="Intense Quote Char"/>
-    <w:basedOn w:val="DefaultParagraphFont"/>
-    <w:link w:val="IntenseQuote"/>
+  <w:style w:type="character" w:customStyle="1" w:styleId="DuidelijkcitaatChar">
+    <w:name w:val="Duidelijk citaat Char"/>
+    <w:basedOn w:val="Standaardalinea-lettertype"/>
+    <w:link w:val="Duidelijkcitaat"/>
     <w:uiPriority w:val="30"/>
     <w:rsid w:val="003539DF"/>
     <w:rPr>
@@ -15560,9 +15550,9 @@
       <w:color w:val="0F4761" w:themeColor="accent1" w:themeShade="BF"/>
     </w:rPr>
   </w:style>
-  <w:style w:type="character" w:styleId="IntenseReference">
+  <w:style w:type="character" w:styleId="Intensieveverwijzing">
     <w:name w:val="Intense Reference"/>
-    <w:basedOn w:val="DefaultParagraphFont"/>
+    <w:basedOn w:val="Standaardalinea-lettertype"/>
     <w:uiPriority w:val="32"/>
     <w:qFormat/>
     <w:rsid w:val="003539DF"/>
@@ -15574,17 +15564,17 @@
       <w:spacing w:val="5"/>
     </w:rPr>
   </w:style>
-  <w:style w:type="character" w:styleId="ListParagraphChar" w:customStyle="1">
-    <w:name w:val="List Paragraph Char"/>
-    <w:basedOn w:val="DefaultParagraphFont"/>
-    <w:link w:val="ListParagraph"/>
+  <w:style w:type="character" w:customStyle="1" w:styleId="LijstalineaChar">
+    <w:name w:val="Lijstalinea Char"/>
+    <w:basedOn w:val="Standaardalinea-lettertype"/>
+    <w:link w:val="Lijstalinea"/>
     <w:uiPriority w:val="34"/>
     <w:qFormat/>
     <w:rsid w:val="00C22F06"/>
   </w:style>
-  <w:style w:type="table" w:styleId="TableGrid">
+  <w:style w:type="table" w:styleId="Tabelraster">
     <w:name w:val="Table Grid"/>
-    <w:basedOn w:val="TableNormal"/>
+    <w:basedOn w:val="Standaardtabel"/>
     <w:uiPriority w:val="39"/>
     <w:rsid w:val="00C22F06"/>
     <w:pPr>
@@ -15596,19 +15586,19 @@
     </w:rPr>
     <w:tblPr>
       <w:tblBorders>
-        <w:top w:val="single" w:color="auto" w:sz="4" w:space="0"/>
-        <w:left w:val="single" w:color="auto" w:sz="4" w:space="0"/>
-        <w:bottom w:val="single" w:color="auto" w:sz="4" w:space="0"/>
-        <w:right w:val="single" w:color="auto" w:sz="4" w:space="0"/>
-        <w:insideH w:val="single" w:color="auto" w:sz="4" w:space="0"/>
-        <w:insideV w:val="single" w:color="auto" w:sz="4" w:space="0"/>
+        <w:top w:val="single" w:sz="4" w:space="0" w:color="auto"/>
+        <w:left w:val="single" w:sz="4" w:space="0" w:color="auto"/>
+        <w:bottom w:val="single" w:sz="4" w:space="0" w:color="auto"/>
+        <w:right w:val="single" w:sz="4" w:space="0" w:color="auto"/>
+        <w:insideH w:val="single" w:sz="4" w:space="0" w:color="auto"/>
+        <w:insideV w:val="single" w:sz="4" w:space="0" w:color="auto"/>
       </w:tblBorders>
     </w:tblPr>
   </w:style>
-  <w:style w:type="paragraph" w:styleId="Header">
+  <w:style w:type="paragraph" w:styleId="Koptekst">
     <w:name w:val="header"/>
-    <w:basedOn w:val="Normal"/>
-    <w:link w:val="HeaderChar"/>
+    <w:basedOn w:val="Standaard"/>
+    <w:link w:val="KoptekstChar"/>
     <w:uiPriority w:val="99"/>
     <w:unhideWhenUsed/>
     <w:rsid w:val="00F65961"/>
@@ -15620,10 +15610,10 @@
       <w:spacing w:after="0" w:line="240" w:lineRule="auto"/>
     </w:pPr>
   </w:style>
-  <w:style w:type="character" w:styleId="HeaderChar" w:customStyle="1">
-    <w:name w:val="Header Char"/>
-    <w:basedOn w:val="DefaultParagraphFont"/>
-    <w:link w:val="Header"/>
+  <w:style w:type="character" w:customStyle="1" w:styleId="KoptekstChar">
+    <w:name w:val="Koptekst Char"/>
+    <w:basedOn w:val="Standaardalinea-lettertype"/>
+    <w:link w:val="Koptekst"/>
     <w:uiPriority w:val="99"/>
     <w:rsid w:val="00F65961"/>
     <w:rPr>
@@ -15632,10 +15622,10 @@
       <w:lang w:val="en-GB"/>
     </w:rPr>
   </w:style>
-  <w:style w:type="paragraph" w:styleId="Footer">
+  <w:style w:type="paragraph" w:styleId="Voettekst">
     <w:name w:val="footer"/>
-    <w:basedOn w:val="Normal"/>
-    <w:link w:val="FooterChar"/>
+    <w:basedOn w:val="Standaard"/>
+    <w:link w:val="VoettekstChar"/>
     <w:uiPriority w:val="99"/>
     <w:unhideWhenUsed/>
     <w:rsid w:val="00F65961"/>
@@ -15647,10 +15637,10 @@
       <w:spacing w:after="0" w:line="240" w:lineRule="auto"/>
     </w:pPr>
   </w:style>
-  <w:style w:type="character" w:styleId="FooterChar" w:customStyle="1">
-    <w:name w:val="Footer Char"/>
-    <w:basedOn w:val="DefaultParagraphFont"/>
-    <w:link w:val="Footer"/>
+  <w:style w:type="character" w:customStyle="1" w:styleId="VoettekstChar">
+    <w:name w:val="Voettekst Char"/>
+    <w:basedOn w:val="Standaardalinea-lettertype"/>
+    <w:link w:val="Voettekst"/>
     <w:uiPriority w:val="99"/>
     <w:rsid w:val="00F65961"/>
     <w:rPr>
@@ -15659,11 +15649,26 @@
       <w:lang w:val="en-GB"/>
     </w:rPr>
   </w:style>
+  <w:style w:type="paragraph" w:styleId="Revisie">
+    <w:name w:val="Revision"/>
+    <w:hidden/>
+    <w:uiPriority w:val="99"/>
+    <w:semiHidden/>
+    <w:rsid w:val="00B33D07"/>
+    <w:pPr>
+      <w:spacing w:after="0" w:line="240" w:lineRule="auto"/>
+    </w:pPr>
+    <w:rPr>
+      <w:rFonts w:ascii="Arial" w:eastAsia="Arial" w:hAnsi="Arial" w:cs="Arial"/>
+      <w:sz w:val="22"/>
+      <w:szCs w:val="22"/>
+    </w:rPr>
+  </w:style>
 </w:styles>
 </file>
 
 <file path=word/theme/theme1.xml><?xml version="1.0" encoding="utf-8"?>
-<a:theme xmlns:a="http://schemas.openxmlformats.org/drawingml/2006/main" xmlns:thm15="http://schemas.microsoft.com/office/thememl/2012/main" name="Office Theme">
+<a:theme xmlns:a="http://schemas.openxmlformats.org/drawingml/2006/main" name="Office Theme">
   <a:themeElements>
     <a:clrScheme name="Office">
       <a:dk1>
@@ -15978,6 +15983,15 @@
 </file>
 
 <file path=customXml/item1.xml><?xml version="1.0" encoding="utf-8"?>
+<?mso-contentType ?>
+<FormTemplates xmlns="http://schemas.microsoft.com/sharepoint/v3/contenttype/forms">
+  <Display>DocumentLibraryForm</Display>
+  <Edit>DocumentLibraryForm</Edit>
+  <New>DocumentLibraryForm</New>
+</FormTemplates>
+</file>
+
+<file path=customXml/item2.xml><?xml version="1.0" encoding="utf-8"?>
 <ct:contentTypeSchema xmlns:ct="http://schemas.microsoft.com/office/2006/metadata/contentType" xmlns:ma="http://schemas.microsoft.com/office/2006/metadata/properties/metaAttributes" ct:_="" ma:_="" ma:contentTypeName="Document" ma:contentTypeID="0x010100F1B33D7B57FFEC4BB77B5001C5B93838" ma:contentTypeVersion="6" ma:contentTypeDescription="Een nieuw document maken." ma:contentTypeScope="" ma:versionID="59579db12405a868ad0e92c5e4f74ae1">
   <xsd:schema xmlns:xsd="http://www.w3.org/2001/XMLSchema" xmlns:xs="http://www.w3.org/2001/XMLSchema" xmlns:p="http://schemas.microsoft.com/office/2006/metadata/properties" xmlns:ns2="f44e6bd5-09db-4117-8b15-adf399208dc6" targetNamespace="http://schemas.microsoft.com/office/2006/metadata/properties" ma:root="true" ma:fieldsID="98cf673e6ff17a9b7a889e3f7df574b2" ns2:_="">
     <xsd:import namespace="f44e6bd5-09db-4117-8b15-adf399208dc6"/>
@@ -16133,15 +16147,6 @@
 </ct:contentTypeSchema>
 </file>
 
-<file path=customXml/item2.xml><?xml version="1.0" encoding="utf-8"?>
-<?mso-contentType ?>
-<FormTemplates xmlns="http://schemas.microsoft.com/sharepoint/v3/contenttype/forms">
-  <Display>DocumentLibraryForm</Display>
-  <Edit>DocumentLibraryForm</Edit>
-  <New>DocumentLibraryForm</New>
-</FormTemplates>
-</file>
-
 <file path=customXml/item3.xml><?xml version="1.0" encoding="utf-8"?>
 <p:properties xmlns:p="http://schemas.microsoft.com/office/2006/metadata/properties" xmlns:xsi="http://www.w3.org/2001/XMLSchema-instance" xmlns:pc="http://schemas.microsoft.com/office/infopath/2007/PartnerControls">
   <documentManagement/>
@@ -16149,13 +16154,36 @@
 </file>
 
 <file path=customXml/itemProps1.xml><?xml version="1.0" encoding="utf-8"?>
-<ds:datastoreItem xmlns:ds="http://schemas.openxmlformats.org/officeDocument/2006/customXml" ds:itemID="{7F1E2489-D134-4CC9-9FE0-64B1F0F9D288}"/>
+<ds:datastoreItem xmlns:ds="http://schemas.openxmlformats.org/officeDocument/2006/customXml" ds:itemID="{FA9D3BFA-1C0A-4A10-9B48-5C33CD3198A0}">
+  <ds:schemaRefs>
+    <ds:schemaRef ds:uri="http://schemas.microsoft.com/sharepoint/v3/contenttype/forms"/>
+  </ds:schemaRefs>
+</ds:datastoreItem>
 </file>
 
 <file path=customXml/itemProps2.xml><?xml version="1.0" encoding="utf-8"?>
-<ds:datastoreItem xmlns:ds="http://schemas.openxmlformats.org/officeDocument/2006/customXml" ds:itemID="{FA9D3BFA-1C0A-4A10-9B48-5C33CD3198A0}"/>
+<ds:datastoreItem xmlns:ds="http://schemas.openxmlformats.org/officeDocument/2006/customXml" ds:itemID="{7F1E2489-D134-4CC9-9FE0-64B1F0F9D288}">
+  <ds:schemaRefs>
+    <ds:schemaRef ds:uri="http://schemas.microsoft.com/office/2006/metadata/contentType"/>
+    <ds:schemaRef ds:uri="http://schemas.microsoft.com/office/2006/metadata/properties/metaAttributes"/>
+    <ds:schemaRef ds:uri="http://www.w3.org/2001/XMLSchema"/>
+    <ds:schemaRef ds:uri="http://schemas.microsoft.com/office/2006/metadata/properties"/>
+    <ds:schemaRef ds:uri="f44e6bd5-09db-4117-8b15-adf399208dc6"/>
+    <ds:schemaRef ds:uri="http://schemas.microsoft.com/office/2006/documentManagement/types"/>
+    <ds:schemaRef ds:uri="http://schemas.microsoft.com/office/infopath/2007/PartnerControls"/>
+    <ds:schemaRef ds:uri="http://schemas.openxmlformats.org/package/2006/metadata/core-properties"/>
+    <ds:schemaRef ds:uri="http://purl.org/dc/elements/1.1/"/>
+    <ds:schemaRef ds:uri="http://purl.org/dc/terms/"/>
+    <ds:schemaRef ds:uri="http://schemas.microsoft.com/internal/obd"/>
+  </ds:schemaRefs>
+</ds:datastoreItem>
 </file>
 
 <file path=customXml/itemProps3.xml><?xml version="1.0" encoding="utf-8"?>
-<ds:datastoreItem xmlns:ds="http://schemas.openxmlformats.org/officeDocument/2006/customXml" ds:itemID="{C4A6588C-D91F-475D-974C-D2D7348CC3BE}"/>
+<ds:datastoreItem xmlns:ds="http://schemas.openxmlformats.org/officeDocument/2006/customXml" ds:itemID="{C4A6588C-D91F-475D-974C-D2D7348CC3BE}">
+  <ds:schemaRefs>
+    <ds:schemaRef ds:uri="http://schemas.microsoft.com/office/2006/metadata/properties"/>
+    <ds:schemaRef ds:uri="http://schemas.microsoft.com/office/infopath/2007/PartnerControls"/>
+  </ds:schemaRefs>
+</ds:datastoreItem>
 </file>